--- a/Task 1 Proposal.docx
+++ b/Task 1 Proposal.docx
@@ -1,11 +1,13 @@
 
 <file path=word/document.xml><?xml version="1.0" encoding="utf-8"?>
-<w:document xmlns:wpc="http://schemas.microsoft.com/office/word/2010/wordprocessingCanvas" xmlns:cx="http://schemas.microsoft.com/office/drawing/2014/chartex" xmlns:cx1="http://schemas.microsoft.com/office/drawing/2015/9/8/chartex" xmlns:cx2="http://schemas.microsoft.com/office/drawing/2015/10/21/chartex" xmlns:cx3="http://schemas.microsoft.com/office/drawing/2016/5/9/chartex" xmlns:cx4="http://schemas.microsoft.com/office/drawing/2016/5/10/chartex" xmlns:cx5="http://schemas.microsoft.com/office/drawing/2016/5/11/chartex" xmlns:cx6="http://schemas.microsoft.com/office/drawing/2016/5/12/chartex" xmlns:cx7="http://schemas.microsoft.com/office/drawing/2016/5/13/chartex" xmlns:cx8="http://schemas.microsoft.com/office/drawing/2016/5/14/chartex" xmlns:mc="http://schemas.openxmlformats.org/markup-compatibility/2006" xmlns:aink="http://schemas.microsoft.com/office/drawing/2016/ink" xmlns:am3d="http://schemas.microsoft.com/office/drawing/2017/model3d" xmlns:o="urn:schemas-microsoft-com:office:office" xmlns:r="http://schemas.openxmlformats.org/officeDocument/2006/relationships" xmlns:m="http://schemas.openxmlformats.org/officeDocument/2006/math" xmlns:v="urn:schemas-microsoft-com:vml" xmlns:wp14="http://schemas.microsoft.com/office/word/2010/wordprocessingDrawing" xmlns:wp="http://schemas.openxmlformats.org/drawingml/2006/wordprocessingDrawing" xmlns:w10="urn:schemas-microsoft-com:office:word" xmlns:w="http://schemas.openxmlformats.org/wordprocessingml/2006/main" xmlns:w14="http://schemas.microsoft.com/office/word/2010/wordml" xmlns:w15="http://schemas.microsoft.com/office/word/2012/wordml" xmlns:w16cex="http://schemas.microsoft.com/office/word/2018/wordml/cex" xmlns:w16cid="http://schemas.microsoft.com/office/word/2016/wordml/cid" xmlns:w16="http://schemas.microsoft.com/office/word/2018/wordml" xmlns:w16sdtdh="http://schemas.microsoft.com/office/word/2020/wordml/sdtdatahash" xmlns:w16se="http://schemas.microsoft.com/office/word/2015/wordml/symex" xmlns:wpg="http://schemas.microsoft.com/office/word/2010/wordprocessingGroup" xmlns:wpi="http://schemas.microsoft.com/office/word/2010/wordprocessingInk" xmlns:wne="http://schemas.microsoft.com/office/word/2006/wordml" xmlns:wps="http://schemas.microsoft.com/office/word/2010/wordprocessingShape" mc:Ignorable="w14 w15 w16se w16cid w16 w16cex w16sdtdh wp14">
+<w:document xmlns:wpc="http://schemas.microsoft.com/office/word/2010/wordprocessingCanvas" xmlns:cx="http://schemas.microsoft.com/office/drawing/2014/chartex" xmlns:cx1="http://schemas.microsoft.com/office/drawing/2015/9/8/chartex" xmlns:cx2="http://schemas.microsoft.com/office/drawing/2015/10/21/chartex" xmlns:cx3="http://schemas.microsoft.com/office/drawing/2016/5/9/chartex" xmlns:cx4="http://schemas.microsoft.com/office/drawing/2016/5/10/chartex" xmlns:cx5="http://schemas.microsoft.com/office/drawing/2016/5/11/chartex" xmlns:cx6="http://schemas.microsoft.com/office/drawing/2016/5/12/chartex" xmlns:cx7="http://schemas.microsoft.com/office/drawing/2016/5/13/chartex" xmlns:cx8="http://schemas.microsoft.com/office/drawing/2016/5/14/chartex" xmlns:mc="http://schemas.openxmlformats.org/markup-compatibility/2006" xmlns:aink="http://schemas.microsoft.com/office/drawing/2016/ink" xmlns:am3d="http://schemas.microsoft.com/office/drawing/2017/model3d" xmlns:o="urn:schemas-microsoft-com:office:office" xmlns:oel="http://schemas.microsoft.com/office/2019/extlst" xmlns:r="http://schemas.openxmlformats.org/officeDocument/2006/relationships" xmlns:m="http://schemas.openxmlformats.org/officeDocument/2006/math" xmlns:v="urn:schemas-microsoft-com:vml" xmlns:wp14="http://schemas.microsoft.com/office/word/2010/wordprocessingDrawing" xmlns:wp="http://schemas.openxmlformats.org/drawingml/2006/wordprocessingDrawing" xmlns:w10="urn:schemas-microsoft-com:office:word" xmlns:w="http://schemas.openxmlformats.org/wordprocessingml/2006/main" xmlns:w14="http://schemas.microsoft.com/office/word/2010/wordml" xmlns:w15="http://schemas.microsoft.com/office/word/2012/wordml" xmlns:w16cex="http://schemas.microsoft.com/office/word/2018/wordml/cex" xmlns:w16cid="http://schemas.microsoft.com/office/word/2016/wordml/cid" xmlns:w16="http://schemas.microsoft.com/office/word/2018/wordml" xmlns:w16du="http://schemas.microsoft.com/office/word/2023/wordml/word16du" xmlns:w16sdtdh="http://schemas.microsoft.com/office/word/2020/wordml/sdtdatahash" xmlns:w16sdtfl="http://schemas.microsoft.com/office/word/2024/wordml/sdtformatlock" xmlns:w16se="http://schemas.microsoft.com/office/word/2015/wordml/symex" xmlns:wpg="http://schemas.microsoft.com/office/word/2010/wordprocessingGroup" xmlns:wpi="http://schemas.microsoft.com/office/word/2010/wordprocessingInk" xmlns:wne="http://schemas.microsoft.com/office/word/2006/wordml" xmlns:wps="http://schemas.microsoft.com/office/word/2010/wordprocessingShape" mc:Ignorable="w14 w15 w16se w16cid w16 w16cex w16sdtdh w16sdtfl w16du wp14">
   <w:body>
     <w:sdt>
       <w:sdtPr>
         <w:rPr>
+          <w:rFonts w:eastAsiaTheme="minorHAnsi"/>
           <w:color w:val="4472C4" w:themeColor="accent1"/>
+          <w:lang w:eastAsia="en-US"/>
         </w:rPr>
         <w:id w:val="682563669"/>
         <w:docPartObj>
@@ -15,9 +17,7 @@
       </w:sdtPr>
       <w:sdtEndPr>
         <w:rPr>
-          <w:rFonts w:eastAsiaTheme="minorHAnsi"/>
           <w:color w:val="auto"/>
-          <w:lang w:eastAsia="en-US"/>
         </w:rPr>
       </w:sdtEndPr>
       <w:sdtContent>
@@ -290,7 +290,7 @@
                     <v:stroke joinstyle="miter"/>
                     <v:path gradientshapeok="t" o:connecttype="rect"/>
                   </v:shapetype>
-                  <v:shape id="Text Box 142" o:spid="_x0000_s1026" type="#_x0000_t202" style="position:absolute;left:0;text-align:left;margin-left:0;margin-top:0;width:516pt;height:43.9pt;z-index:251659264;visibility:visible;mso-wrap-style:square;mso-width-percent:1000;mso-height-percent:0;mso-top-percent:850;mso-wrap-distance-left:9pt;mso-wrap-distance-top:0;mso-wrap-distance-right:9pt;mso-wrap-distance-bottom:0;mso-position-horizontal:center;mso-position-horizontal-relative:margin;mso-position-vertical-relative:page;mso-width-percent:1000;mso-height-percent:0;mso-top-percent:850;mso-width-relative:margin;mso-height-relative:margin;v-text-anchor:bottom" o:gfxdata="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" filled="f" stroked="f" strokeweight=".5pt">
+                  <v:shape id="Text Box 142" o:spid="_x0000_s1026" type="#_x0000_t202" style="position:absolute;left:0;text-align:left;margin-left:0;margin-top:0;width:516pt;height:43.9pt;z-index:251659264;visibility:visible;mso-wrap-style:square;mso-width-percent:1000;mso-height-percent:0;mso-top-percent:850;mso-wrap-distance-left:9pt;mso-wrap-distance-top:0;mso-wrap-distance-right:9pt;mso-wrap-distance-bottom:0;mso-position-horizontal:center;mso-position-horizontal-relative:margin;mso-position-vertical-relative:page;mso-width-percent:1000;mso-height-percent:0;mso-top-percent:850;mso-width-relative:margin;mso-height-relative:margin;v-text-anchor:bottom" o:gfxdata="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" filled="f" stroked="f" strokeweight=".5pt">
                     <v:textbox style="mso-fit-shape-to-text:t" inset="0,0,0,0">
                       <w:txbxContent>
                         <w:p>
@@ -1576,23 +1576,7 @@
           <w:sz w:val="26"/>
           <w:szCs w:val="26"/>
         </w:rPr>
-        <w:t xml:space="preserve">. By providing information about the pricing and availability from the start saves both the time of the customers and the time of the sales team as interested customers can deduct whether or not the products </w:t>
-      </w:r>
-      <w:proofErr w:type="gramStart"/>
-      <w:r>
-        <w:rPr>
-          <w:sz w:val="26"/>
-          <w:szCs w:val="26"/>
-        </w:rPr>
-        <w:t>fits</w:t>
-      </w:r>
-      <w:proofErr w:type="gramEnd"/>
-      <w:r>
-        <w:rPr>
-          <w:sz w:val="26"/>
-          <w:szCs w:val="26"/>
-        </w:rPr>
-        <w:t xml:space="preserve"> their budget </w:t>
+        <w:t xml:space="preserve">. By providing information about the pricing and availability from the start saves both the time of the customers and the time of the sales team as interested customers can deduct whether or not the products fits their budget </w:t>
       </w:r>
       <w:r>
         <w:rPr>
@@ -1657,7 +1641,23 @@
           <w:sz w:val="32"/>
           <w:szCs w:val="32"/>
         </w:rPr>
-        <w:t xml:space="preserve"> Collection And Delivery</w:t>
+        <w:t xml:space="preserve"> Collection </w:t>
+      </w:r>
+      <w:proofErr w:type="gramStart"/>
+      <w:r>
+        <w:rPr>
+          <w:sz w:val="32"/>
+          <w:szCs w:val="32"/>
+        </w:rPr>
+        <w:t>And</w:t>
+      </w:r>
+      <w:proofErr w:type="gramEnd"/>
+      <w:r>
+        <w:rPr>
+          <w:sz w:val="32"/>
+          <w:szCs w:val="32"/>
+        </w:rPr>
+        <w:t xml:space="preserve"> Delivery</w:t>
       </w:r>
       <w:bookmarkEnd w:id="5"/>
     </w:p>
@@ -1808,21 +1808,7 @@
           <w:sz w:val="26"/>
           <w:szCs w:val="26"/>
         </w:rPr>
-        <w:t xml:space="preserve">The client has asked me to </w:t>
-      </w:r>
-      <w:r>
-        <w:rPr>
-          <w:sz w:val="26"/>
-          <w:szCs w:val="26"/>
-        </w:rPr>
-        <w:t>develop a digital solution that allows customers</w:t>
-      </w:r>
-      <w:r>
-        <w:rPr>
-          <w:sz w:val="26"/>
-          <w:szCs w:val="26"/>
-        </w:rPr>
-        <w:t xml:space="preserve"> to manage their accounts and view order history. </w:t>
+        <w:t xml:space="preserve">The client has asked me to develop a digital solution that allows customers to manage their accounts and view order history. </w:t>
       </w:r>
       <w:r>
         <w:rPr>
@@ -2028,6 +2014,75 @@
     </w:p>
     <w:p>
       <w:pPr>
+        <w:rPr>
+          <w:sz w:val="26"/>
+          <w:szCs w:val="26"/>
+        </w:rPr>
+      </w:pPr>
+      <w:r>
+        <w:rPr>
+          <w:sz w:val="26"/>
+          <w:szCs w:val="26"/>
+        </w:rPr>
+        <w:t>The client has asked me to incorporate order management, scheduling and tracking features into the digital platfor</w:t>
+      </w:r>
+      <w:r>
+        <w:rPr>
+          <w:sz w:val="26"/>
+          <w:szCs w:val="26"/>
+        </w:rPr>
+        <w:t>m</w:t>
+      </w:r>
+      <w:r>
+        <w:rPr>
+          <w:sz w:val="26"/>
+          <w:szCs w:val="26"/>
+        </w:rPr>
+        <w:t xml:space="preserve">. This benefits the clients as this improves operational efficiency because orders are w processed automatically instead of manually and Scheduling also ensures that all services are planned properly. This also </w:t>
+      </w:r>
+      <w:r>
+        <w:rPr>
+          <w:sz w:val="26"/>
+          <w:szCs w:val="26"/>
+        </w:rPr>
+        <w:lastRenderedPageBreak/>
+        <w:t xml:space="preserve">improves customer satisfaction as customers </w:t>
+      </w:r>
+      <w:proofErr w:type="gramStart"/>
+      <w:r>
+        <w:rPr>
+          <w:sz w:val="26"/>
+          <w:szCs w:val="26"/>
+        </w:rPr>
+        <w:t>are able to</w:t>
+      </w:r>
+      <w:proofErr w:type="gramEnd"/>
+      <w:r>
+        <w:rPr>
+          <w:sz w:val="26"/>
+          <w:szCs w:val="26"/>
+        </w:rPr>
+        <w:t xml:space="preserve"> know the </w:t>
+      </w:r>
+      <w:proofErr w:type="gramStart"/>
+      <w:r>
+        <w:rPr>
+          <w:sz w:val="26"/>
+          <w:szCs w:val="26"/>
+        </w:rPr>
+        <w:t>current status</w:t>
+      </w:r>
+      <w:proofErr w:type="gramEnd"/>
+      <w:r>
+        <w:rPr>
+          <w:sz w:val="26"/>
+          <w:szCs w:val="26"/>
+        </w:rPr>
+        <w:t xml:space="preserve"> of their order.</w:t>
+      </w:r>
+    </w:p>
+    <w:p>
+      <w:pPr>
         <w:pStyle w:val="Heading2"/>
         <w:rPr>
           <w:sz w:val="32"/>
@@ -2044,7 +2099,130 @@
       </w:r>
       <w:bookmarkEnd w:id="9"/>
     </w:p>
-    <w:p/>
+    <w:p>
+      <w:pPr>
+        <w:rPr>
+          <w:sz w:val="26"/>
+          <w:szCs w:val="26"/>
+        </w:rPr>
+      </w:pPr>
+      <w:r>
+        <w:rPr>
+          <w:sz w:val="26"/>
+          <w:szCs w:val="26"/>
+        </w:rPr>
+        <w:t xml:space="preserve">The client has asked me to create a customer loyalty scheme </w:t>
+      </w:r>
+      <w:r>
+        <w:rPr>
+          <w:sz w:val="26"/>
+          <w:szCs w:val="26"/>
+        </w:rPr>
+        <w:t>that provides discounts and special offers</w:t>
+      </w:r>
+      <w:r>
+        <w:rPr>
+          <w:sz w:val="26"/>
+          <w:szCs w:val="26"/>
+        </w:rPr>
+        <w:t>. This solves the problem of the low customer retention</w:t>
+      </w:r>
+      <w:r>
+        <w:rPr>
+          <w:sz w:val="26"/>
+          <w:szCs w:val="26"/>
+        </w:rPr>
+        <w:t xml:space="preserve"> b</w:t>
+      </w:r>
+      <w:r>
+        <w:rPr>
+          <w:sz w:val="26"/>
+          <w:szCs w:val="26"/>
+        </w:rPr>
+        <w:t xml:space="preserve">y rewarding frequent returning customers </w:t>
+      </w:r>
+      <w:r>
+        <w:rPr>
+          <w:sz w:val="26"/>
+          <w:szCs w:val="26"/>
+        </w:rPr>
+        <w:t>with discounts or free items through a digital loyalty scheme</w:t>
+      </w:r>
+      <w:r>
+        <w:rPr>
+          <w:sz w:val="26"/>
+          <w:szCs w:val="26"/>
+        </w:rPr>
+        <w:t xml:space="preserve"> thus benefiting the </w:t>
+      </w:r>
+      <w:r>
+        <w:rPr>
+          <w:sz w:val="26"/>
+          <w:szCs w:val="26"/>
+        </w:rPr>
+        <w:t xml:space="preserve">client as this will entice </w:t>
+      </w:r>
+      <w:proofErr w:type="gramStart"/>
+      <w:r>
+        <w:rPr>
+          <w:sz w:val="26"/>
+          <w:szCs w:val="26"/>
+        </w:rPr>
+        <w:t>new  customer</w:t>
+      </w:r>
+      <w:proofErr w:type="gramEnd"/>
+      <w:r>
+        <w:rPr>
+          <w:sz w:val="26"/>
+          <w:szCs w:val="26"/>
+        </w:rPr>
+        <w:t xml:space="preserve"> to become </w:t>
+      </w:r>
+      <w:proofErr w:type="gramStart"/>
+      <w:r>
+        <w:rPr>
+          <w:sz w:val="26"/>
+          <w:szCs w:val="26"/>
+        </w:rPr>
+        <w:t xml:space="preserve">frequent </w:t>
+      </w:r>
+      <w:r>
+        <w:rPr>
+          <w:sz w:val="26"/>
+          <w:szCs w:val="26"/>
+        </w:rPr>
+        <w:t xml:space="preserve"> </w:t>
+      </w:r>
+      <w:r>
+        <w:rPr>
+          <w:sz w:val="26"/>
+          <w:szCs w:val="26"/>
+        </w:rPr>
+        <w:t>customers</w:t>
+      </w:r>
+      <w:proofErr w:type="gramEnd"/>
+      <w:r>
+        <w:rPr>
+          <w:sz w:val="26"/>
+          <w:szCs w:val="26"/>
+        </w:rPr>
+        <w:t xml:space="preserve">. An increase in customer will also allow </w:t>
+      </w:r>
+      <w:r>
+        <w:rPr>
+          <w:sz w:val="26"/>
+          <w:szCs w:val="26"/>
+        </w:rPr>
+        <w:t>Greenfield Local Hub</w:t>
+      </w:r>
+      <w:r>
+        <w:rPr>
+          <w:sz w:val="26"/>
+          <w:szCs w:val="26"/>
+        </w:rPr>
+        <w:t xml:space="preserve"> to earn extra revenue on a consistent basis. Also offering rewards to frequent customers will create a better relationship with customers.</w:t>
+      </w:r>
+    </w:p>
     <w:p>
       <w:pPr>
         <w:pStyle w:val="Heading2"/>
@@ -2075,15 +2253,7 @@
           <w:sz w:val="26"/>
           <w:szCs w:val="26"/>
         </w:rPr>
-        <w:t xml:space="preserve">The client has asked me to create accessibility features to support a wide range of users. This would allow customers with disabilities to use the website with little to no </w:t>
-      </w:r>
-      <w:r>
-        <w:rPr>
-          <w:sz w:val="26"/>
-          <w:szCs w:val="26"/>
-        </w:rPr>
-        <w:lastRenderedPageBreak/>
-        <w:t>hindrance due to features like text to speech or feature to increase and decrease texts sizes. This would ultimately increase the user experience of the customer which would increase customer retention for the company.</w:t>
+        <w:t>The client has asked me to create accessibility features to support a wide range of users. This would allow customers with disabilities to use the website with little to no hindrance due to features like text to speech or feature to increase and decrease texts sizes. This would ultimately increase the user experience of the customer which would increase customer retention for the company.</w:t>
       </w:r>
     </w:p>
     <w:p>
@@ -2181,21 +2351,7 @@
           <w:sz w:val="26"/>
           <w:szCs w:val="26"/>
         </w:rPr>
-        <w:t>Allow customers to</w:t>
-      </w:r>
-      <w:r>
-        <w:rPr>
-          <w:sz w:val="26"/>
-          <w:szCs w:val="26"/>
-        </w:rPr>
-        <w:t xml:space="preserve"> v</w:t>
-      </w:r>
-      <w:r>
-        <w:rPr>
-          <w:sz w:val="26"/>
-          <w:szCs w:val="26"/>
-        </w:rPr>
-        <w:t>iew products with transparent pricing and availability</w:t>
+        <w:t>Allow customers to view products with transparent pricing and availability</w:t>
       </w:r>
     </w:p>
     <w:p>
@@ -2215,21 +2371,7 @@
           <w:sz w:val="26"/>
           <w:szCs w:val="26"/>
         </w:rPr>
-        <w:t>Allow customers to</w:t>
-      </w:r>
-      <w:r>
-        <w:rPr>
-          <w:sz w:val="26"/>
-          <w:szCs w:val="26"/>
-        </w:rPr>
-        <w:t xml:space="preserve"> p</w:t>
-      </w:r>
-      <w:r>
-        <w:rPr>
-          <w:sz w:val="26"/>
-          <w:szCs w:val="26"/>
-        </w:rPr>
-        <w:t>lace orders for collection and delivery</w:t>
+        <w:t>Allow customers to place orders for collection and delivery</w:t>
       </w:r>
     </w:p>
     <w:p>
@@ -2249,21 +2391,7 @@
           <w:sz w:val="26"/>
           <w:szCs w:val="26"/>
         </w:rPr>
-        <w:t>Allow customers</w:t>
-      </w:r>
-      <w:r>
-        <w:rPr>
-          <w:sz w:val="26"/>
-          <w:szCs w:val="26"/>
-        </w:rPr>
-        <w:t xml:space="preserve"> to m</w:t>
-      </w:r>
-      <w:r>
-        <w:rPr>
-          <w:sz w:val="26"/>
-          <w:szCs w:val="26"/>
-        </w:rPr>
-        <w:t>anage their accounts and view order history</w:t>
+        <w:t>Allow customers to manage their accounts and view order history</w:t>
       </w:r>
     </w:p>
     <w:p>
@@ -2283,21 +2411,7 @@
           <w:sz w:val="26"/>
           <w:szCs w:val="26"/>
         </w:rPr>
-        <w:t>Provide</w:t>
-      </w:r>
-      <w:r>
-        <w:rPr>
-          <w:sz w:val="26"/>
-          <w:szCs w:val="26"/>
-        </w:rPr>
-        <w:t>s</w:t>
-      </w:r>
-      <w:r>
-        <w:rPr>
-          <w:sz w:val="26"/>
-          <w:szCs w:val="26"/>
-        </w:rPr>
-        <w:t xml:space="preserve"> a dashboard to enable producers to manage stock levels, update product details and view orders.</w:t>
+        <w:t>Provides a dashboard to enable producers to manage stock levels, update product details and view orders.</w:t>
       </w:r>
     </w:p>
     <w:p>
@@ -2317,14 +2431,7 @@
           <w:sz w:val="26"/>
           <w:szCs w:val="26"/>
         </w:rPr>
-        <w:t>A system for o</w:t>
-      </w:r>
-      <w:r>
-        <w:rPr>
-          <w:sz w:val="26"/>
-          <w:szCs w:val="26"/>
-        </w:rPr>
-        <w:t>rder management, scheduling and Tracking features</w:t>
+        <w:t>A system for order management, scheduling and Tracking features</w:t>
       </w:r>
     </w:p>
     <w:p>
@@ -2402,6 +2509,7 @@
           <w:sz w:val="40"/>
           <w:szCs w:val="40"/>
         </w:rPr>
+        <w:lastRenderedPageBreak/>
         <w:t>Functional Requirements and User Acceptance Criteria</w:t>
       </w:r>
       <w:bookmarkEnd w:id="12"/>
@@ -2484,14 +2592,7 @@
           <w:sz w:val="26"/>
           <w:szCs w:val="26"/>
         </w:rPr>
-        <w:t xml:space="preserve">A producer for </w:t>
-      </w:r>
-      <w:r>
-        <w:rPr>
-          <w:sz w:val="26"/>
-          <w:szCs w:val="26"/>
-        </w:rPr>
-        <w:t>Greenfield Local Hub</w:t>
+        <w:t>A producer for Greenfield Local Hub</w:t>
       </w:r>
     </w:p>
     <w:p>
@@ -2671,7 +2772,6 @@
               </w:rPr>
             </w:pPr>
             <w:r>
-              <w:lastRenderedPageBreak/>
               <w:t>Users able to register</w:t>
             </w:r>
           </w:p>
@@ -2696,16 +2796,7 @@
               </w:rPr>
             </w:pPr>
             <w:r>
-              <w:t xml:space="preserve">As </w:t>
-            </w:r>
-            <w:r>
-              <w:t xml:space="preserve">Ellie, Clementine or Connor </w:t>
-            </w:r>
-            <w:r>
-              <w:t>I want to be able to register an account to access full features of the website</w:t>
-            </w:r>
-            <w:r>
-              <w:t>.</w:t>
+              <w:t>As Ellie, Clementine or Connor I want to be able to register an account to access full features of the website.</w:t>
             </w:r>
           </w:p>
         </w:tc>
@@ -2781,15 +2872,7 @@
               </w:rPr>
             </w:pPr>
             <w:r>
-              <w:t xml:space="preserve">The page must comply with the Web Accessibility Guidelines (WCAG) </w:t>
-            </w:r>
-            <w:proofErr w:type="gramStart"/>
-            <w:r>
-              <w:t>e.g.</w:t>
-            </w:r>
-            <w:proofErr w:type="gramEnd"/>
-            <w:r>
-              <w:t xml:space="preserve"> keyboard navigation, adjustable text size, high contrast mode.</w:t>
+              <w:t>The page must comply with the Web Accessibility Guidelines (WCAG) e.g. keyboard navigation, adjustable text size, high contrast mode.</w:t>
             </w:r>
           </w:p>
         </w:tc>
@@ -2831,15 +2914,15 @@
           <w:p>
             <w:pPr>
               <w:rPr>
-                <w:b/>
-                <w:bCs/>
-                <w:u w:val="single"/>
+                <w:rFonts w:eastAsiaTheme="minorHAnsi"/>
+                <w:lang w:eastAsia="en-US"/>
               </w:rPr>
             </w:pPr>
             <w:r>
-              <w:t>Users able to change their log in details</w:t>
+              <w:t>Users able to log in</w:t>
             </w:r>
           </w:p>
+          <w:p/>
         </w:tc>
         <w:tc>
           <w:tcPr>
@@ -2852,24 +2935,20 @@
             </w:tcBorders>
           </w:tcPr>
           <w:p>
-            <w:pPr>
-              <w:rPr>
-                <w:b/>
-                <w:bCs/>
-                <w:u w:val="single"/>
-              </w:rPr>
-            </w:pPr>
-            <w:r>
-              <w:t>As</w:t>
-            </w:r>
-            <w:r>
-              <w:t xml:space="preserve"> </w:t>
-            </w:r>
-            <w:r>
-              <w:t xml:space="preserve">Ellie, Clementine or Connor I </w:t>
-            </w:r>
-            <w:r>
-              <w:t>want to be able to change my log in details and set new log in details</w:t>
+            <w:r>
+              <w:t xml:space="preserve">As </w:t>
+            </w:r>
+            <w:r>
+              <w:t>Ellie, Clementine</w:t>
+            </w:r>
+            <w:r>
+              <w:t xml:space="preserve"> or </w:t>
+            </w:r>
+            <w:r>
+              <w:t xml:space="preserve">Connor </w:t>
+            </w:r>
+            <w:r>
+              <w:t>I want to be able log in to my account, so that I can access the features of the apps using my account data</w:t>
             </w:r>
           </w:p>
         </w:tc>
@@ -2916,7 +2995,7 @@
               </w:numPr>
             </w:pPr>
             <w:r>
-              <w:t xml:space="preserve">Interact with log in change button </w:t>
+              <w:t>Enter Account information</w:t>
             </w:r>
           </w:p>
           <w:p>
@@ -2928,7 +3007,16 @@
               </w:numPr>
             </w:pPr>
             <w:r>
-              <w:t xml:space="preserve">Enter new log in details </w:t>
+              <w:lastRenderedPageBreak/>
+              <w:t xml:space="preserve">Interact with </w:t>
+            </w:r>
+            <w:proofErr w:type="gramStart"/>
+            <w:r>
+              <w:t>the  Log</w:t>
+            </w:r>
+            <w:proofErr w:type="gramEnd"/>
+            <w:r>
+              <w:t xml:space="preserve"> in button then be redirected to the home page.</w:t>
             </w:r>
           </w:p>
           <w:p>
@@ -2940,36 +3028,7 @@
               </w:numPr>
             </w:pPr>
             <w:r>
-              <w:t>Interact with the confirm button to confirm log in information</w:t>
-            </w:r>
-          </w:p>
-          <w:p>
-            <w:pPr>
-              <w:pStyle w:val="ListParagraph"/>
-              <w:numPr>
-                <w:ilvl w:val="0"/>
-                <w:numId w:val="3"/>
-              </w:numPr>
-              <w:rPr>
-                <w:b/>
-                <w:bCs/>
-                <w:u w:val="single"/>
-              </w:rPr>
-            </w:pPr>
-            <w:r>
-              <w:t xml:space="preserve">The page must comply with the Web Accessibility Guidelines (WCAG) </w:t>
-            </w:r>
-            <w:proofErr w:type="gramStart"/>
-            <w:r>
-              <w:t>e.g.</w:t>
-            </w:r>
-            <w:proofErr w:type="gramEnd"/>
-            <w:r>
-              <w:t xml:space="preserve"> keyboard </w:t>
-            </w:r>
-            <w:r>
-              <w:lastRenderedPageBreak/>
-              <w:t>navigation, adjustable text size, high contrast mode.</w:t>
+              <w:t>The page must comply with the Web Accessibility Guidelines (WCAG) e.g. keyboard navigation, adjustable text size, high contrast mode.</w:t>
             </w:r>
           </w:p>
         </w:tc>
@@ -3009,8 +3068,15 @@
             </w:tcBorders>
           </w:tcPr>
           <w:p>
-            <w:r>
-              <w:t>Customers be able to view information about the producers</w:t>
+            <w:pPr>
+              <w:rPr>
+                <w:b/>
+                <w:bCs/>
+                <w:u w:val="single"/>
+              </w:rPr>
+            </w:pPr>
+            <w:r>
+              <w:t>Users able to change their log in details</w:t>
             </w:r>
           </w:p>
         </w:tc>
@@ -3025,17 +3091,167 @@
             </w:tcBorders>
           </w:tcPr>
           <w:p>
-            <w:r>
-              <w:t>As Ellie, Cleme</w:t>
-            </w:r>
-            <w:r>
-              <w:t>n</w:t>
-            </w:r>
-            <w:r>
-              <w:t xml:space="preserve">tine and </w:t>
-            </w:r>
-            <w:r>
-              <w:t>Connor I want to be able to view information about the producers, their methods and the benefits of buying locally.</w:t>
+            <w:pPr>
+              <w:rPr>
+                <w:b/>
+                <w:bCs/>
+                <w:u w:val="single"/>
+              </w:rPr>
+            </w:pPr>
+            <w:r>
+              <w:t>As</w:t>
+            </w:r>
+            <w:r>
+              <w:t xml:space="preserve"> Ellie, Clementine or Connor I want to be able to change my log in details and set new log in details</w:t>
+            </w:r>
+          </w:p>
+        </w:tc>
+        <w:tc>
+          <w:tcPr>
+            <w:tcW w:w="2145" w:type="dxa"/>
+            <w:tcBorders>
+              <w:top w:val="single" w:sz="4" w:space="0" w:color="auto"/>
+              <w:left w:val="single" w:sz="4" w:space="0" w:color="auto"/>
+              <w:bottom w:val="single" w:sz="4" w:space="0" w:color="auto"/>
+              <w:right w:val="single" w:sz="4" w:space="0" w:color="auto"/>
+            </w:tcBorders>
+          </w:tcPr>
+          <w:p>
+            <w:pPr>
+              <w:pStyle w:val="ListParagraph"/>
+              <w:numPr>
+                <w:ilvl w:val="0"/>
+                <w:numId w:val="3"/>
+              </w:numPr>
+            </w:pPr>
+            <w:r>
+              <w:t xml:space="preserve">Interact with a Log in button </w:t>
+            </w:r>
+          </w:p>
+          <w:p>
+            <w:pPr>
+              <w:pStyle w:val="ListParagraph"/>
+              <w:numPr>
+                <w:ilvl w:val="0"/>
+                <w:numId w:val="3"/>
+              </w:numPr>
+            </w:pPr>
+            <w:r>
+              <w:t xml:space="preserve">Navigate to the Log in page </w:t>
+            </w:r>
+          </w:p>
+          <w:p>
+            <w:pPr>
+              <w:pStyle w:val="ListParagraph"/>
+              <w:numPr>
+                <w:ilvl w:val="0"/>
+                <w:numId w:val="3"/>
+              </w:numPr>
+            </w:pPr>
+            <w:r>
+              <w:t xml:space="preserve">Interact with log in change button </w:t>
+            </w:r>
+          </w:p>
+          <w:p>
+            <w:pPr>
+              <w:pStyle w:val="ListParagraph"/>
+              <w:numPr>
+                <w:ilvl w:val="0"/>
+                <w:numId w:val="3"/>
+              </w:numPr>
+            </w:pPr>
+            <w:r>
+              <w:t xml:space="preserve">Enter new log in details </w:t>
+            </w:r>
+          </w:p>
+          <w:p>
+            <w:pPr>
+              <w:pStyle w:val="ListParagraph"/>
+              <w:numPr>
+                <w:ilvl w:val="0"/>
+                <w:numId w:val="3"/>
+              </w:numPr>
+            </w:pPr>
+            <w:r>
+              <w:t>Interact with the confirm button to confirm log in information</w:t>
+            </w:r>
+          </w:p>
+          <w:p>
+            <w:pPr>
+              <w:pStyle w:val="ListParagraph"/>
+              <w:numPr>
+                <w:ilvl w:val="0"/>
+                <w:numId w:val="3"/>
+              </w:numPr>
+              <w:rPr>
+                <w:b/>
+                <w:bCs/>
+                <w:u w:val="single"/>
+              </w:rPr>
+            </w:pPr>
+            <w:r>
+              <w:t>The page must comply with the Web Accessibility Guidelines (WCAG) e.g. keyboard navigation, adjustable text size, high contrast mode.</w:t>
+            </w:r>
+          </w:p>
+        </w:tc>
+        <w:tc>
+          <w:tcPr>
+            <w:tcW w:w="2145" w:type="dxa"/>
+            <w:tcBorders>
+              <w:top w:val="single" w:sz="4" w:space="0" w:color="auto"/>
+              <w:left w:val="single" w:sz="4" w:space="0" w:color="auto"/>
+              <w:bottom w:val="single" w:sz="4" w:space="0" w:color="auto"/>
+              <w:right w:val="single" w:sz="4" w:space="0" w:color="auto"/>
+            </w:tcBorders>
+          </w:tcPr>
+          <w:p>
+            <w:pPr>
+              <w:rPr>
+                <w:b/>
+                <w:bCs/>
+                <w:u w:val="single"/>
+              </w:rPr>
+            </w:pPr>
+          </w:p>
+        </w:tc>
+      </w:tr>
+      <w:tr>
+        <w:trPr>
+          <w:trHeight w:val="360"/>
+        </w:trPr>
+        <w:tc>
+          <w:tcPr>
+            <w:tcW w:w="2145" w:type="dxa"/>
+            <w:tcBorders>
+              <w:top w:val="single" w:sz="4" w:space="0" w:color="auto"/>
+              <w:left w:val="single" w:sz="4" w:space="0" w:color="auto"/>
+              <w:bottom w:val="single" w:sz="4" w:space="0" w:color="auto"/>
+              <w:right w:val="single" w:sz="4" w:space="0" w:color="auto"/>
+            </w:tcBorders>
+          </w:tcPr>
+          <w:p>
+            <w:r>
+              <w:t>Customers be able to view information about the producers</w:t>
+            </w:r>
+          </w:p>
+        </w:tc>
+        <w:tc>
+          <w:tcPr>
+            <w:tcW w:w="2145" w:type="dxa"/>
+            <w:tcBorders>
+              <w:top w:val="single" w:sz="4" w:space="0" w:color="auto"/>
+              <w:left w:val="single" w:sz="4" w:space="0" w:color="auto"/>
+              <w:bottom w:val="single" w:sz="4" w:space="0" w:color="auto"/>
+              <w:right w:val="single" w:sz="4" w:space="0" w:color="auto"/>
+            </w:tcBorders>
+          </w:tcPr>
+          <w:p>
+            <w:r>
+              <w:t xml:space="preserve">As Ellie, Clementine and Connor I want to be able to view information about </w:t>
+            </w:r>
+            <w:r>
+              <w:lastRenderedPageBreak/>
+              <w:t>the producers, their methods and the benefits of buying locally.</w:t>
             </w:r>
           </w:p>
         </w:tc>
@@ -3058,6 +3274,7 @@
               </w:numPr>
             </w:pPr>
             <w:r>
+              <w:lastRenderedPageBreak/>
               <w:t>Users can log in or register successfully</w:t>
             </w:r>
           </w:p>
@@ -3070,6 +3287,7 @@
               </w:numPr>
             </w:pPr>
             <w:r>
+              <w:lastRenderedPageBreak/>
               <w:t>Users can view home page after log in</w:t>
             </w:r>
           </w:p>
@@ -3305,7 +3523,7 @@
 </file>
 
 <file path=word/numbering.xml><?xml version="1.0" encoding="utf-8"?>
-<w:numbering xmlns:wpc="http://schemas.microsoft.com/office/word/2010/wordprocessingCanvas" xmlns:cx="http://schemas.microsoft.com/office/drawing/2014/chartex" xmlns:cx1="http://schemas.microsoft.com/office/drawing/2015/9/8/chartex" xmlns:cx2="http://schemas.microsoft.com/office/drawing/2015/10/21/chartex" xmlns:cx3="http://schemas.microsoft.com/office/drawing/2016/5/9/chartex" xmlns:cx4="http://schemas.microsoft.com/office/drawing/2016/5/10/chartex" xmlns:cx5="http://schemas.microsoft.com/office/drawing/2016/5/11/chartex" xmlns:cx6="http://schemas.microsoft.com/office/drawing/2016/5/12/chartex" xmlns:cx7="http://schemas.microsoft.com/office/drawing/2016/5/13/chartex" xmlns:cx8="http://schemas.microsoft.com/office/drawing/2016/5/14/chartex" xmlns:mc="http://schemas.openxmlformats.org/markup-compatibility/2006" xmlns:aink="http://schemas.microsoft.com/office/drawing/2016/ink" xmlns:am3d="http://schemas.microsoft.com/office/drawing/2017/model3d" xmlns:o="urn:schemas-microsoft-com:office:office" xmlns:r="http://schemas.openxmlformats.org/officeDocument/2006/relationships" xmlns:m="http://schemas.openxmlformats.org/officeDocument/2006/math" xmlns:v="urn:schemas-microsoft-com:vml" xmlns:wp14="http://schemas.microsoft.com/office/word/2010/wordprocessingDrawing" xmlns:wp="http://schemas.openxmlformats.org/drawingml/2006/wordprocessingDrawing" xmlns:w10="urn:schemas-microsoft-com:office:word" xmlns:w="http://schemas.openxmlformats.org/wordprocessingml/2006/main" xmlns:w14="http://schemas.microsoft.com/office/word/2010/wordml" xmlns:w15="http://schemas.microsoft.com/office/word/2012/wordml" xmlns:w16cex="http://schemas.microsoft.com/office/word/2018/wordml/cex" xmlns:w16cid="http://schemas.microsoft.com/office/word/2016/wordml/cid" xmlns:w16="http://schemas.microsoft.com/office/word/2018/wordml" xmlns:w16sdtdh="http://schemas.microsoft.com/office/word/2020/wordml/sdtdatahash" xmlns:w16se="http://schemas.microsoft.com/office/word/2015/wordml/symex" xmlns:wpg="http://schemas.microsoft.com/office/word/2010/wordprocessingGroup" xmlns:wpi="http://schemas.microsoft.com/office/word/2010/wordprocessingInk" xmlns:wne="http://schemas.microsoft.com/office/word/2006/wordml" xmlns:wps="http://schemas.microsoft.com/office/word/2010/wordprocessingShape" mc:Ignorable="w14 w15 w16se w16cid w16 w16cex w16sdtdh wp14">
+<w:numbering xmlns:wpc="http://schemas.microsoft.com/office/word/2010/wordprocessingCanvas" xmlns:cx="http://schemas.microsoft.com/office/drawing/2014/chartex" xmlns:cx1="http://schemas.microsoft.com/office/drawing/2015/9/8/chartex" xmlns:cx2="http://schemas.microsoft.com/office/drawing/2015/10/21/chartex" xmlns:cx3="http://schemas.microsoft.com/office/drawing/2016/5/9/chartex" xmlns:cx4="http://schemas.microsoft.com/office/drawing/2016/5/10/chartex" xmlns:cx5="http://schemas.microsoft.com/office/drawing/2016/5/11/chartex" xmlns:cx6="http://schemas.microsoft.com/office/drawing/2016/5/12/chartex" xmlns:cx7="http://schemas.microsoft.com/office/drawing/2016/5/13/chartex" xmlns:cx8="http://schemas.microsoft.com/office/drawing/2016/5/14/chartex" xmlns:mc="http://schemas.openxmlformats.org/markup-compatibility/2006" xmlns:aink="http://schemas.microsoft.com/office/drawing/2016/ink" xmlns:am3d="http://schemas.microsoft.com/office/drawing/2017/model3d" xmlns:o="urn:schemas-microsoft-com:office:office" xmlns:oel="http://schemas.microsoft.com/office/2019/extlst" xmlns:r="http://schemas.openxmlformats.org/officeDocument/2006/relationships" xmlns:m="http://schemas.openxmlformats.org/officeDocument/2006/math" xmlns:v="urn:schemas-microsoft-com:vml" xmlns:wp14="http://schemas.microsoft.com/office/word/2010/wordprocessingDrawing" xmlns:wp="http://schemas.openxmlformats.org/drawingml/2006/wordprocessingDrawing" xmlns:w10="urn:schemas-microsoft-com:office:word" xmlns:w="http://schemas.openxmlformats.org/wordprocessingml/2006/main" xmlns:w14="http://schemas.microsoft.com/office/word/2010/wordml" xmlns:w15="http://schemas.microsoft.com/office/word/2012/wordml" xmlns:w16cex="http://schemas.microsoft.com/office/word/2018/wordml/cex" xmlns:w16cid="http://schemas.microsoft.com/office/word/2016/wordml/cid" xmlns:w16="http://schemas.microsoft.com/office/word/2018/wordml" xmlns:w16du="http://schemas.microsoft.com/office/word/2023/wordml/word16du" xmlns:w16sdtdh="http://schemas.microsoft.com/office/word/2020/wordml/sdtdatahash" xmlns:w16sdtfl="http://schemas.microsoft.com/office/word/2024/wordml/sdtformatlock" xmlns:w16se="http://schemas.microsoft.com/office/word/2015/wordml/symex" xmlns:wpg="http://schemas.microsoft.com/office/word/2010/wordprocessingGroup" xmlns:wpi="http://schemas.microsoft.com/office/word/2010/wordprocessingInk" xmlns:wne="http://schemas.microsoft.com/office/word/2006/wordml" xmlns:wps="http://schemas.microsoft.com/office/word/2010/wordprocessingShape" mc:Ignorable="w14 w15 w16se w16cid w16 w16cex w16sdtdh w16sdtfl w16du wp14">
   <w:abstractNum w:abstractNumId="0" w15:restartNumberingAfterBreak="0">
     <w:nsid w:val="069D5F21"/>
     <w:multiLevelType w:val="hybridMultilevel"/>
@@ -3535,7 +3753,7 @@
   <w:abstractNum w:abstractNumId="2" w15:restartNumberingAfterBreak="0">
     <w:nsid w:val="348467CA"/>
     <w:multiLevelType w:val="hybridMultilevel"/>
-    <w:tmpl w:val="B38815F0"/>
+    <w:tmpl w:val="3F9809FA"/>
     <w:lvl w:ilvl="0" w:tplc="08090001">
       <w:start w:val="1"/>
       <w:numFmt w:val="bullet"/>
@@ -4210,35 +4428,35 @@
       </w:rPr>
     </w:lvl>
   </w:abstractNum>
-  <w:num w:numId="1">
+  <w:num w:numId="1" w16cid:durableId="670764842">
     <w:abstractNumId w:val="3"/>
   </w:num>
-  <w:num w:numId="2">
+  <w:num w:numId="2" w16cid:durableId="515583984">
     <w:abstractNumId w:val="7"/>
   </w:num>
-  <w:num w:numId="3">
+  <w:num w:numId="3" w16cid:durableId="1243837781">
     <w:abstractNumId w:val="2"/>
   </w:num>
-  <w:num w:numId="4">
+  <w:num w:numId="4" w16cid:durableId="1999846278">
     <w:abstractNumId w:val="0"/>
   </w:num>
-  <w:num w:numId="5">
+  <w:num w:numId="5" w16cid:durableId="2069299583">
     <w:abstractNumId w:val="5"/>
   </w:num>
-  <w:num w:numId="6">
+  <w:num w:numId="6" w16cid:durableId="84619458">
     <w:abstractNumId w:val="6"/>
   </w:num>
-  <w:num w:numId="7">
+  <w:num w:numId="7" w16cid:durableId="1346516705">
     <w:abstractNumId w:val="1"/>
   </w:num>
-  <w:num w:numId="8">
+  <w:num w:numId="8" w16cid:durableId="2047096013">
     <w:abstractNumId w:val="4"/>
   </w:num>
 </w:numbering>
 </file>
 
 <file path=word/styles.xml><?xml version="1.0" encoding="utf-8"?>
-<w:styles xmlns:mc="http://schemas.openxmlformats.org/markup-compatibility/2006" xmlns:r="http://schemas.openxmlformats.org/officeDocument/2006/relationships" xmlns:w="http://schemas.openxmlformats.org/wordprocessingml/2006/main" xmlns:w14="http://schemas.microsoft.com/office/word/2010/wordml" xmlns:w15="http://schemas.microsoft.com/office/word/2012/wordml" xmlns:w16cex="http://schemas.microsoft.com/office/word/2018/wordml/cex" xmlns:w16cid="http://schemas.microsoft.com/office/word/2016/wordml/cid" xmlns:w16="http://schemas.microsoft.com/office/word/2018/wordml" xmlns:w16sdtdh="http://schemas.microsoft.com/office/word/2020/wordml/sdtdatahash" xmlns:w16se="http://schemas.microsoft.com/office/word/2015/wordml/symex" mc:Ignorable="w14 w15 w16se w16cid w16 w16cex w16sdtdh">
+<w:styles xmlns:mc="http://schemas.openxmlformats.org/markup-compatibility/2006" xmlns:r="http://schemas.openxmlformats.org/officeDocument/2006/relationships" xmlns:w="http://schemas.openxmlformats.org/wordprocessingml/2006/main" xmlns:w14="http://schemas.microsoft.com/office/word/2010/wordml" xmlns:w15="http://schemas.microsoft.com/office/word/2012/wordml" xmlns:w16cex="http://schemas.microsoft.com/office/word/2018/wordml/cex" xmlns:w16cid="http://schemas.microsoft.com/office/word/2016/wordml/cid" xmlns:w16="http://schemas.microsoft.com/office/word/2018/wordml" xmlns:w16du="http://schemas.microsoft.com/office/word/2023/wordml/word16du" xmlns:w16sdtdh="http://schemas.microsoft.com/office/word/2020/wordml/sdtdatahash" xmlns:w16sdtfl="http://schemas.microsoft.com/office/word/2024/wordml/sdtformatlock" xmlns:w16se="http://schemas.microsoft.com/office/word/2015/wordml/symex" mc:Ignorable="w14 w15 w16se w16cid w16 w16cex w16sdtdh w16sdtfl w16du">
   <w:docDefaults>
     <w:rPrDefault>
       <w:rPr>
@@ -4703,7 +4921,6 @@
   <w:style w:type="character" w:default="1" w:styleId="DefaultParagraphFont">
     <w:name w:val="Default Paragraph Font"/>
     <w:uiPriority w:val="1"/>
-    <w:semiHidden/>
     <w:unhideWhenUsed/>
   </w:style>
   <w:style w:type="table" w:default="1" w:styleId="TableNormal">
@@ -4891,7 +5108,7 @@
 </file>
 
 <file path=word/glossary/document.xml><?xml version="1.0" encoding="utf-8"?>
-<w:glossaryDocument xmlns:wpc="http://schemas.microsoft.com/office/word/2010/wordprocessingCanvas" xmlns:cx="http://schemas.microsoft.com/office/drawing/2014/chartex" xmlns:cx1="http://schemas.microsoft.com/office/drawing/2015/9/8/chartex" xmlns:cx2="http://schemas.microsoft.com/office/drawing/2015/10/21/chartex" xmlns:cx3="http://schemas.microsoft.com/office/drawing/2016/5/9/chartex" xmlns:cx4="http://schemas.microsoft.com/office/drawing/2016/5/10/chartex" xmlns:cx5="http://schemas.microsoft.com/office/drawing/2016/5/11/chartex" xmlns:cx6="http://schemas.microsoft.com/office/drawing/2016/5/12/chartex" xmlns:cx7="http://schemas.microsoft.com/office/drawing/2016/5/13/chartex" xmlns:cx8="http://schemas.microsoft.com/office/drawing/2016/5/14/chartex" xmlns:mc="http://schemas.openxmlformats.org/markup-compatibility/2006" xmlns:aink="http://schemas.microsoft.com/office/drawing/2016/ink" xmlns:am3d="http://schemas.microsoft.com/office/drawing/2017/model3d" xmlns:o="urn:schemas-microsoft-com:office:office" xmlns:r="http://schemas.openxmlformats.org/officeDocument/2006/relationships" xmlns:m="http://schemas.openxmlformats.org/officeDocument/2006/math" xmlns:v="urn:schemas-microsoft-com:vml" xmlns:wp14="http://schemas.microsoft.com/office/word/2010/wordprocessingDrawing" xmlns:wp="http://schemas.openxmlformats.org/drawingml/2006/wordprocessingDrawing" xmlns:w10="urn:schemas-microsoft-com:office:word" xmlns:w="http://schemas.openxmlformats.org/wordprocessingml/2006/main" xmlns:w14="http://schemas.microsoft.com/office/word/2010/wordml" xmlns:w15="http://schemas.microsoft.com/office/word/2012/wordml" xmlns:w16cex="http://schemas.microsoft.com/office/word/2018/wordml/cex" xmlns:w16cid="http://schemas.microsoft.com/office/word/2016/wordml/cid" xmlns:w16="http://schemas.microsoft.com/office/word/2018/wordml" xmlns:w16sdtdh="http://schemas.microsoft.com/office/word/2020/wordml/sdtdatahash" xmlns:w16se="http://schemas.microsoft.com/office/word/2015/wordml/symex" xmlns:wpg="http://schemas.microsoft.com/office/word/2010/wordprocessingGroup" xmlns:wpi="http://schemas.microsoft.com/office/word/2010/wordprocessingInk" xmlns:wne="http://schemas.microsoft.com/office/word/2006/wordml" xmlns:wps="http://schemas.microsoft.com/office/word/2010/wordprocessingShape" mc:Ignorable="w14 w15 w16se w16cid w16 w16cex w16sdtdh wp14">
+<w:glossaryDocument xmlns:wpc="http://schemas.microsoft.com/office/word/2010/wordprocessingCanvas" xmlns:cx="http://schemas.microsoft.com/office/drawing/2014/chartex" xmlns:cx1="http://schemas.microsoft.com/office/drawing/2015/9/8/chartex" xmlns:cx2="http://schemas.microsoft.com/office/drawing/2015/10/21/chartex" xmlns:cx3="http://schemas.microsoft.com/office/drawing/2016/5/9/chartex" xmlns:cx4="http://schemas.microsoft.com/office/drawing/2016/5/10/chartex" xmlns:cx5="http://schemas.microsoft.com/office/drawing/2016/5/11/chartex" xmlns:cx6="http://schemas.microsoft.com/office/drawing/2016/5/12/chartex" xmlns:cx7="http://schemas.microsoft.com/office/drawing/2016/5/13/chartex" xmlns:cx8="http://schemas.microsoft.com/office/drawing/2016/5/14/chartex" xmlns:mc="http://schemas.openxmlformats.org/markup-compatibility/2006" xmlns:aink="http://schemas.microsoft.com/office/drawing/2016/ink" xmlns:am3d="http://schemas.microsoft.com/office/drawing/2017/model3d" xmlns:o="urn:schemas-microsoft-com:office:office" xmlns:oel="http://schemas.microsoft.com/office/2019/extlst" xmlns:r="http://schemas.openxmlformats.org/officeDocument/2006/relationships" xmlns:m="http://schemas.openxmlformats.org/officeDocument/2006/math" xmlns:v="urn:schemas-microsoft-com:vml" xmlns:wp14="http://schemas.microsoft.com/office/word/2010/wordprocessingDrawing" xmlns:wp="http://schemas.openxmlformats.org/drawingml/2006/wordprocessingDrawing" xmlns:w10="urn:schemas-microsoft-com:office:word" xmlns:w="http://schemas.openxmlformats.org/wordprocessingml/2006/main" xmlns:w14="http://schemas.microsoft.com/office/word/2010/wordml" xmlns:w15="http://schemas.microsoft.com/office/word/2012/wordml" xmlns:w16cex="http://schemas.microsoft.com/office/word/2018/wordml/cex" xmlns:w16cid="http://schemas.microsoft.com/office/word/2016/wordml/cid" xmlns:w16="http://schemas.microsoft.com/office/word/2018/wordml" xmlns:w16du="http://schemas.microsoft.com/office/word/2023/wordml/word16du" xmlns:w16sdtdh="http://schemas.microsoft.com/office/word/2020/wordml/sdtdatahash" xmlns:w16sdtfl="http://schemas.microsoft.com/office/word/2024/wordml/sdtformatlock" xmlns:w16se="http://schemas.microsoft.com/office/word/2015/wordml/symex" xmlns:wpg="http://schemas.microsoft.com/office/word/2010/wordprocessingGroup" xmlns:wpi="http://schemas.microsoft.com/office/word/2010/wordprocessingInk" xmlns:wne="http://schemas.microsoft.com/office/word/2006/wordml" xmlns:wps="http://schemas.microsoft.com/office/word/2010/wordprocessingShape" mc:Ignorable="w14 w15 w16se w16cid w16 w16cex w16sdtdh w16sdtfl w16du wp14">
   <w:docParts>
     <w:docPart>
       <w:docPartPr>
@@ -4917,7 +5134,7 @@
             <w:rPr>
               <w:rFonts w:asciiTheme="majorHAnsi" w:eastAsiaTheme="majorEastAsia" w:hAnsiTheme="majorHAnsi" w:cstheme="majorBidi"/>
               <w:caps/>
-              <w:color w:val="4472C4" w:themeColor="accent1"/>
+              <w:color w:val="156082" w:themeColor="accent1"/>
               <w:sz w:val="80"/>
               <w:szCs w:val="80"/>
             </w:rPr>
@@ -4948,7 +5165,7 @@
           </w:pPr>
           <w:r>
             <w:rPr>
-              <w:color w:val="4472C4" w:themeColor="accent1"/>
+              <w:color w:val="156082" w:themeColor="accent1"/>
               <w:sz w:val="28"/>
               <w:szCs w:val="28"/>
             </w:rPr>
@@ -4962,7 +5179,7 @@
 </file>
 
 <file path=word/glossary/fontTable.xml><?xml version="1.0" encoding="utf-8"?>
-<w:fonts xmlns:mc="http://schemas.openxmlformats.org/markup-compatibility/2006" xmlns:r="http://schemas.openxmlformats.org/officeDocument/2006/relationships" xmlns:w="http://schemas.openxmlformats.org/wordprocessingml/2006/main" xmlns:w14="http://schemas.microsoft.com/office/word/2010/wordml" xmlns:w15="http://schemas.microsoft.com/office/word/2012/wordml" xmlns:w16cex="http://schemas.microsoft.com/office/word/2018/wordml/cex" xmlns:w16cid="http://schemas.microsoft.com/office/word/2016/wordml/cid" xmlns:w16="http://schemas.microsoft.com/office/word/2018/wordml" xmlns:w16sdtdh="http://schemas.microsoft.com/office/word/2020/wordml/sdtdatahash" xmlns:w16se="http://schemas.microsoft.com/office/word/2015/wordml/symex" mc:Ignorable="w14 w15 w16se w16cid w16 w16cex w16sdtdh">
+<w:fonts xmlns:mc="http://schemas.openxmlformats.org/markup-compatibility/2006" xmlns:r="http://schemas.openxmlformats.org/officeDocument/2006/relationships" xmlns:w="http://schemas.openxmlformats.org/wordprocessingml/2006/main" xmlns:w14="http://schemas.microsoft.com/office/word/2010/wordml" xmlns:w15="http://schemas.microsoft.com/office/word/2012/wordml" xmlns:w16cex="http://schemas.microsoft.com/office/word/2018/wordml/cex" xmlns:w16cid="http://schemas.microsoft.com/office/word/2016/wordml/cid" xmlns:w16="http://schemas.microsoft.com/office/word/2018/wordml" xmlns:w16du="http://schemas.microsoft.com/office/word/2023/wordml/word16du" xmlns:w16sdtdh="http://schemas.microsoft.com/office/word/2020/wordml/sdtdatahash" xmlns:w16sdtfl="http://schemas.microsoft.com/office/word/2024/wordml/sdtformatlock" xmlns:w16se="http://schemas.microsoft.com/office/word/2015/wordml/symex" mc:Ignorable="w14 w15 w16se w16cid w16 w16cex w16sdtdh w16sdtfl w16du">
   <w:font w:name="Symbol">
     <w:panose1 w:val="05050102010706020507"/>
     <w:charset w:val="02"/>
@@ -5005,11 +5222,23 @@
     <w:pitch w:val="variable"/>
     <w:sig w:usb0="E4002EFF" w:usb1="C200247B" w:usb2="00000009" w:usb3="00000000" w:csb0="000001FF" w:csb1="00000000"/>
   </w:font>
+  <w:font w:name="Aptos">
+    <w:charset w:val="00"/>
+    <w:family w:val="swiss"/>
+    <w:pitch w:val="variable"/>
+    <w:sig w:usb0="20000287" w:usb1="00000003" w:usb2="00000000" w:usb3="00000000" w:csb0="0000019F" w:csb1="00000000"/>
+  </w:font>
+  <w:font w:name="Aptos Display">
+    <w:charset w:val="00"/>
+    <w:family w:val="swiss"/>
+    <w:pitch w:val="variable"/>
+    <w:sig w:usb0="20000287" w:usb1="00000003" w:usb2="00000000" w:usb3="00000000" w:csb0="0000019F" w:csb1="00000000"/>
+  </w:font>
 </w:fonts>
 </file>
 
 <file path=word/glossary/settings.xml><?xml version="1.0" encoding="utf-8"?>
-<w:settings xmlns:mc="http://schemas.openxmlformats.org/markup-compatibility/2006" xmlns:o="urn:schemas-microsoft-com:office:office" xmlns:r="http://schemas.openxmlformats.org/officeDocument/2006/relationships" xmlns:m="http://schemas.openxmlformats.org/officeDocument/2006/math" xmlns:v="urn:schemas-microsoft-com:vml" xmlns:w10="urn:schemas-microsoft-com:office:word" xmlns:w="http://schemas.openxmlformats.org/wordprocessingml/2006/main" xmlns:w14="http://schemas.microsoft.com/office/word/2010/wordml" xmlns:w15="http://schemas.microsoft.com/office/word/2012/wordml" xmlns:w16cex="http://schemas.microsoft.com/office/word/2018/wordml/cex" xmlns:w16cid="http://schemas.microsoft.com/office/word/2016/wordml/cid" xmlns:w16="http://schemas.microsoft.com/office/word/2018/wordml" xmlns:w16sdtdh="http://schemas.microsoft.com/office/word/2020/wordml/sdtdatahash" xmlns:w16se="http://schemas.microsoft.com/office/word/2015/wordml/symex" xmlns:sl="http://schemas.openxmlformats.org/schemaLibrary/2006/main" mc:Ignorable="w14 w15 w16se w16cid w16 w16cex w16sdtdh">
+<w:settings xmlns:mc="http://schemas.openxmlformats.org/markup-compatibility/2006" xmlns:o="urn:schemas-microsoft-com:office:office" xmlns:r="http://schemas.openxmlformats.org/officeDocument/2006/relationships" xmlns:m="http://schemas.openxmlformats.org/officeDocument/2006/math" xmlns:v="urn:schemas-microsoft-com:vml" xmlns:w10="urn:schemas-microsoft-com:office:word" xmlns:w="http://schemas.openxmlformats.org/wordprocessingml/2006/main" xmlns:w14="http://schemas.microsoft.com/office/word/2010/wordml" xmlns:w15="http://schemas.microsoft.com/office/word/2012/wordml" xmlns:w16cex="http://schemas.microsoft.com/office/word/2018/wordml/cex" xmlns:w16cid="http://schemas.microsoft.com/office/word/2016/wordml/cid" xmlns:w16="http://schemas.microsoft.com/office/word/2018/wordml" xmlns:w16du="http://schemas.microsoft.com/office/word/2023/wordml/word16du" xmlns:w16sdtdh="http://schemas.microsoft.com/office/word/2020/wordml/sdtdatahash" xmlns:w16sdtfl="http://schemas.microsoft.com/office/word/2024/wordml/sdtformatlock" xmlns:w16se="http://schemas.microsoft.com/office/word/2015/wordml/symex" xmlns:sl="http://schemas.openxmlformats.org/schemaLibrary/2006/main" mc:Ignorable="w14 w15 w16se w16cid w16 w16cex w16sdtdh w16sdtfl w16du">
   <w:view w:val="normal"/>
   <w:defaultTabStop w:val="720"/>
   <w:characterSpacingControl w:val="doNotCompress"/>
@@ -5024,6 +5253,9 @@
   </w:compat>
   <w:rsids>
     <w:rsidRoot w:val="00A77C9B"/>
+    <w:rsid w:val="00007AC8"/>
+    <w:rsid w:val="00365E21"/>
+    <w:rsid w:val="004A16C5"/>
     <w:rsid w:val="009966EF"/>
     <w:rsid w:val="00A77C9B"/>
   </w:rsids>
@@ -5049,7 +5281,7 @@
 </file>
 
 <file path=word/glossary/styles.xml><?xml version="1.0" encoding="utf-8"?>
-<w:styles xmlns:mc="http://schemas.openxmlformats.org/markup-compatibility/2006" xmlns:r="http://schemas.openxmlformats.org/officeDocument/2006/relationships" xmlns:w="http://schemas.openxmlformats.org/wordprocessingml/2006/main" xmlns:w14="http://schemas.microsoft.com/office/word/2010/wordml" xmlns:w15="http://schemas.microsoft.com/office/word/2012/wordml" xmlns:w16cex="http://schemas.microsoft.com/office/word/2018/wordml/cex" xmlns:w16cid="http://schemas.microsoft.com/office/word/2016/wordml/cid" xmlns:w16="http://schemas.microsoft.com/office/word/2018/wordml" xmlns:w16sdtdh="http://schemas.microsoft.com/office/word/2020/wordml/sdtdatahash" xmlns:w16se="http://schemas.microsoft.com/office/word/2015/wordml/symex" mc:Ignorable="w14 w15 w16se w16cid w16 w16cex w16sdtdh">
+<w:styles xmlns:mc="http://schemas.openxmlformats.org/markup-compatibility/2006" xmlns:r="http://schemas.openxmlformats.org/officeDocument/2006/relationships" xmlns:w="http://schemas.openxmlformats.org/wordprocessingml/2006/main" xmlns:w14="http://schemas.microsoft.com/office/word/2010/wordml" xmlns:w15="http://schemas.microsoft.com/office/word/2012/wordml" xmlns:w16cex="http://schemas.microsoft.com/office/word/2018/wordml/cex" xmlns:w16cid="http://schemas.microsoft.com/office/word/2016/wordml/cid" xmlns:w16="http://schemas.microsoft.com/office/word/2018/wordml" xmlns:w16du="http://schemas.microsoft.com/office/word/2023/wordml/word16du" xmlns:w16sdtdh="http://schemas.microsoft.com/office/word/2020/wordml/sdtdatahash" xmlns:w16sdtfl="http://schemas.microsoft.com/office/word/2024/wordml/sdtformatlock" xmlns:w16se="http://schemas.microsoft.com/office/word/2015/wordml/symex" mc:Ignorable="w14 w15 w16se w16cid w16 w16cex w16sdtdh w16sdtfl w16du">
   <w:docDefaults>
     <w:rPrDefault>
       <w:rPr>
@@ -5486,7 +5718,7 @@
 </file>
 
 <file path=word/glossary/webSettings.xml><?xml version="1.0" encoding="utf-8"?>
-<w:webSettings xmlns:mc="http://schemas.openxmlformats.org/markup-compatibility/2006" xmlns:r="http://schemas.openxmlformats.org/officeDocument/2006/relationships" xmlns:w="http://schemas.openxmlformats.org/wordprocessingml/2006/main" xmlns:w14="http://schemas.microsoft.com/office/word/2010/wordml" xmlns:w15="http://schemas.microsoft.com/office/word/2012/wordml" xmlns:w16cex="http://schemas.microsoft.com/office/word/2018/wordml/cex" xmlns:w16cid="http://schemas.microsoft.com/office/word/2016/wordml/cid" xmlns:w16="http://schemas.microsoft.com/office/word/2018/wordml" xmlns:w16sdtdh="http://schemas.microsoft.com/office/word/2020/wordml/sdtdatahash" xmlns:w16se="http://schemas.microsoft.com/office/word/2015/wordml/symex" mc:Ignorable="w14 w15 w16se w16cid w16 w16cex w16sdtdh">
+<w:webSettings xmlns:mc="http://schemas.openxmlformats.org/markup-compatibility/2006" xmlns:r="http://schemas.openxmlformats.org/officeDocument/2006/relationships" xmlns:w="http://schemas.openxmlformats.org/wordprocessingml/2006/main" xmlns:w14="http://schemas.microsoft.com/office/word/2010/wordml" xmlns:w15="http://schemas.microsoft.com/office/word/2012/wordml" xmlns:w16cex="http://schemas.microsoft.com/office/word/2018/wordml/cex" xmlns:w16cid="http://schemas.microsoft.com/office/word/2016/wordml/cid" xmlns:w16="http://schemas.microsoft.com/office/word/2018/wordml" xmlns:w16du="http://schemas.microsoft.com/office/word/2023/wordml/word16du" xmlns:w16sdtdh="http://schemas.microsoft.com/office/word/2020/wordml/sdtdatahash" xmlns:w16sdtfl="http://schemas.microsoft.com/office/word/2024/wordml/sdtformatlock" xmlns:w16se="http://schemas.microsoft.com/office/word/2015/wordml/symex" mc:Ignorable="w14 w15 w16se w16cid w16 w16cex w16sdtdh w16sdtfl w16du">
   <w:optimizeForBrowser/>
   <w:allowPNG/>
 </w:webSettings>

--- a/Task 1 Proposal.docx
+++ b/Task 1 Proposal.docx
@@ -1,6 +1,6 @@
 
 <file path=word/document.xml><?xml version="1.0" encoding="utf-8"?>
-<w:document xmlns:wpc="http://schemas.microsoft.com/office/word/2010/wordprocessingCanvas" xmlns:cx="http://schemas.microsoft.com/office/drawing/2014/chartex" xmlns:cx1="http://schemas.microsoft.com/office/drawing/2015/9/8/chartex" xmlns:cx2="http://schemas.microsoft.com/office/drawing/2015/10/21/chartex" xmlns:cx3="http://schemas.microsoft.com/office/drawing/2016/5/9/chartex" xmlns:cx4="http://schemas.microsoft.com/office/drawing/2016/5/10/chartex" xmlns:cx5="http://schemas.microsoft.com/office/drawing/2016/5/11/chartex" xmlns:cx6="http://schemas.microsoft.com/office/drawing/2016/5/12/chartex" xmlns:cx7="http://schemas.microsoft.com/office/drawing/2016/5/13/chartex" xmlns:cx8="http://schemas.microsoft.com/office/drawing/2016/5/14/chartex" xmlns:mc="http://schemas.openxmlformats.org/markup-compatibility/2006" xmlns:aink="http://schemas.microsoft.com/office/drawing/2016/ink" xmlns:am3d="http://schemas.microsoft.com/office/drawing/2017/model3d" xmlns:o="urn:schemas-microsoft-com:office:office" xmlns:oel="http://schemas.microsoft.com/office/2019/extlst" xmlns:r="http://schemas.openxmlformats.org/officeDocument/2006/relationships" xmlns:m="http://schemas.openxmlformats.org/officeDocument/2006/math" xmlns:v="urn:schemas-microsoft-com:vml" xmlns:wp14="http://schemas.microsoft.com/office/word/2010/wordprocessingDrawing" xmlns:wp="http://schemas.openxmlformats.org/drawingml/2006/wordprocessingDrawing" xmlns:w10="urn:schemas-microsoft-com:office:word" xmlns:w="http://schemas.openxmlformats.org/wordprocessingml/2006/main" xmlns:w14="http://schemas.microsoft.com/office/word/2010/wordml" xmlns:w15="http://schemas.microsoft.com/office/word/2012/wordml" xmlns:w16cex="http://schemas.microsoft.com/office/word/2018/wordml/cex" xmlns:w16cid="http://schemas.microsoft.com/office/word/2016/wordml/cid" xmlns:w16="http://schemas.microsoft.com/office/word/2018/wordml" xmlns:w16du="http://schemas.microsoft.com/office/word/2023/wordml/word16du" xmlns:w16sdtdh="http://schemas.microsoft.com/office/word/2020/wordml/sdtdatahash" xmlns:w16sdtfl="http://schemas.microsoft.com/office/word/2024/wordml/sdtformatlock" xmlns:w16se="http://schemas.microsoft.com/office/word/2015/wordml/symex" xmlns:wpg="http://schemas.microsoft.com/office/word/2010/wordprocessingGroup" xmlns:wpi="http://schemas.microsoft.com/office/word/2010/wordprocessingInk" xmlns:wne="http://schemas.microsoft.com/office/word/2006/wordml" xmlns:wps="http://schemas.microsoft.com/office/word/2010/wordprocessingShape" mc:Ignorable="w14 w15 w16se w16cid w16 w16cex w16sdtdh w16sdtfl w16du wp14">
+<w:document xmlns:wpc="http://schemas.microsoft.com/office/word/2010/wordprocessingCanvas" xmlns:cx="http://schemas.microsoft.com/office/drawing/2014/chartex" xmlns:cx1="http://schemas.microsoft.com/office/drawing/2015/9/8/chartex" xmlns:cx2="http://schemas.microsoft.com/office/drawing/2015/10/21/chartex" xmlns:cx3="http://schemas.microsoft.com/office/drawing/2016/5/9/chartex" xmlns:cx4="http://schemas.microsoft.com/office/drawing/2016/5/10/chartex" xmlns:cx5="http://schemas.microsoft.com/office/drawing/2016/5/11/chartex" xmlns:cx6="http://schemas.microsoft.com/office/drawing/2016/5/12/chartex" xmlns:cx7="http://schemas.microsoft.com/office/drawing/2016/5/13/chartex" xmlns:cx8="http://schemas.microsoft.com/office/drawing/2016/5/14/chartex" xmlns:mc="http://schemas.openxmlformats.org/markup-compatibility/2006" xmlns:aink="http://schemas.microsoft.com/office/drawing/2016/ink" xmlns:am3d="http://schemas.microsoft.com/office/drawing/2017/model3d" xmlns:o="urn:schemas-microsoft-com:office:office" xmlns:r="http://schemas.openxmlformats.org/officeDocument/2006/relationships" xmlns:m="http://schemas.openxmlformats.org/officeDocument/2006/math" xmlns:v="urn:schemas-microsoft-com:vml" xmlns:wp14="http://schemas.microsoft.com/office/word/2010/wordprocessingDrawing" xmlns:wp="http://schemas.openxmlformats.org/drawingml/2006/wordprocessingDrawing" xmlns:w10="urn:schemas-microsoft-com:office:word" xmlns:w="http://schemas.openxmlformats.org/wordprocessingml/2006/main" xmlns:w14="http://schemas.microsoft.com/office/word/2010/wordml" xmlns:w15="http://schemas.microsoft.com/office/word/2012/wordml" xmlns:w16cex="http://schemas.microsoft.com/office/word/2018/wordml/cex" xmlns:w16cid="http://schemas.microsoft.com/office/word/2016/wordml/cid" xmlns:w16="http://schemas.microsoft.com/office/word/2018/wordml" xmlns:w16sdtdh="http://schemas.microsoft.com/office/word/2020/wordml/sdtdatahash" xmlns:w16se="http://schemas.microsoft.com/office/word/2015/wordml/symex" xmlns:wpg="http://schemas.microsoft.com/office/word/2010/wordprocessingGroup" xmlns:wpi="http://schemas.microsoft.com/office/word/2010/wordprocessingInk" xmlns:wne="http://schemas.microsoft.com/office/word/2006/wordml" xmlns:wps="http://schemas.microsoft.com/office/word/2010/wordprocessingShape" mc:Ignorable="w14 w15 w16se w16cid w16 w16cex w16sdtdh wp14">
   <w:body>
     <w:sdt>
       <w:sdtPr>
@@ -160,6 +160,7 @@
             <w:dataBinding w:prefixMappings="xmlns:ns0='http://purl.org/dc/elements/1.1/' xmlns:ns1='http://schemas.openxmlformats.org/package/2006/metadata/core-properties' " w:xpath="/ns1:coreProperties[1]/ns0:subject[1]" w:storeItemID="{6C3C8BC8-F283-45AE-878A-BAB7291924A1}"/>
             <w:text/>
           </w:sdtPr>
+          <w:sdtEndPr/>
           <w:sdtContent>
             <w:p>
               <w:pPr>
@@ -290,7 +291,7 @@
                     <v:stroke joinstyle="miter"/>
                     <v:path gradientshapeok="t" o:connecttype="rect"/>
                   </v:shapetype>
-                  <v:shape id="Text Box 142" o:spid="_x0000_s1026" type="#_x0000_t202" style="position:absolute;left:0;text-align:left;margin-left:0;margin-top:0;width:516pt;height:43.9pt;z-index:251659264;visibility:visible;mso-wrap-style:square;mso-width-percent:1000;mso-height-percent:0;mso-top-percent:850;mso-wrap-distance-left:9pt;mso-wrap-distance-top:0;mso-wrap-distance-right:9pt;mso-wrap-distance-bottom:0;mso-position-horizontal:center;mso-position-horizontal-relative:margin;mso-position-vertical-relative:page;mso-width-percent:1000;mso-height-percent:0;mso-top-percent:850;mso-width-relative:margin;mso-height-relative:margin;v-text-anchor:bottom" o:gfxdata="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" filled="f" stroked="f" strokeweight=".5pt">
+                  <v:shape id="Text Box 142" o:spid="_x0000_s1026" type="#_x0000_t202" style="position:absolute;left:0;text-align:left;margin-left:0;margin-top:0;width:516pt;height:43.9pt;z-index:251659264;visibility:visible;mso-wrap-style:square;mso-width-percent:1000;mso-height-percent:0;mso-top-percent:850;mso-wrap-distance-left:9pt;mso-wrap-distance-top:0;mso-wrap-distance-right:9pt;mso-wrap-distance-bottom:0;mso-position-horizontal:center;mso-position-horizontal-relative:margin;mso-position-vertical-relative:page;mso-width-percent:1000;mso-height-percent:0;mso-top-percent:850;mso-width-relative:margin;mso-height-relative:margin;v-text-anchor:bottom" o:gfxdata="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" filled="f" stroked="f" strokeweight=".5pt">
                     <v:textbox style="mso-fit-shape-to-text:t" inset="0,0,0,0">
                       <w:txbxContent>
                         <w:p>
@@ -410,8 +411,6 @@
             </w:tabs>
             <w:rPr>
               <w:noProof/>
-              <w:sz w:val="26"/>
-              <w:szCs w:val="26"/>
               <w:lang w:eastAsia="en-GB"/>
             </w:rPr>
           </w:pPr>
@@ -424,13 +423,11 @@
           <w:r>
             <w:fldChar w:fldCharType="separate"/>
           </w:r>
-          <w:hyperlink w:anchor="_Toc223962918" w:history="1">
+          <w:hyperlink w:anchor="_Toc224034027" w:history="1">
             <w:r>
               <w:rPr>
                 <w:rStyle w:val="Hyperlink"/>
                 <w:noProof/>
-                <w:sz w:val="26"/>
-                <w:szCs w:val="26"/>
               </w:rPr>
               <w:t>Business Context</w:t>
             </w:r>
@@ -438,8 +435,6 @@
               <w:rPr>
                 <w:noProof/>
                 <w:webHidden/>
-                <w:sz w:val="26"/>
-                <w:szCs w:val="26"/>
               </w:rPr>
               <w:tab/>
             </w:r>
@@ -447,8 +442,6 @@
               <w:rPr>
                 <w:noProof/>
                 <w:webHidden/>
-                <w:sz w:val="26"/>
-                <w:szCs w:val="26"/>
               </w:rPr>
               <w:fldChar w:fldCharType="begin"/>
             </w:r>
@@ -456,25 +449,19 @@
               <w:rPr>
                 <w:noProof/>
                 <w:webHidden/>
-                <w:sz w:val="26"/>
-                <w:szCs w:val="26"/>
-              </w:rPr>
-              <w:instrText xml:space="preserve"> PAGEREF _Toc223962918 \h </w:instrText>
-            </w:r>
-            <w:r>
-              <w:rPr>
-                <w:noProof/>
-                <w:webHidden/>
-                <w:sz w:val="26"/>
-                <w:szCs w:val="26"/>
-              </w:rPr>
-            </w:r>
-            <w:r>
-              <w:rPr>
-                <w:noProof/>
-                <w:webHidden/>
-                <w:sz w:val="26"/>
-                <w:szCs w:val="26"/>
+              </w:rPr>
+              <w:instrText xml:space="preserve"> PAGEREF _Toc224034027 \h </w:instrText>
+            </w:r>
+            <w:r>
+              <w:rPr>
+                <w:noProof/>
+                <w:webHidden/>
+              </w:rPr>
+            </w:r>
+            <w:r>
+              <w:rPr>
+                <w:noProof/>
+                <w:webHidden/>
               </w:rPr>
               <w:fldChar w:fldCharType="separate"/>
             </w:r>
@@ -482,8 +469,6 @@
               <w:rPr>
                 <w:noProof/>
                 <w:webHidden/>
-                <w:sz w:val="26"/>
-                <w:szCs w:val="26"/>
               </w:rPr>
               <w:t>1</w:t>
             </w:r>
@@ -491,8 +476,6 @@
               <w:rPr>
                 <w:noProof/>
                 <w:webHidden/>
-                <w:sz w:val="26"/>
-                <w:szCs w:val="26"/>
               </w:rPr>
               <w:fldChar w:fldCharType="end"/>
             </w:r>
@@ -506,18 +489,14 @@
             </w:tabs>
             <w:rPr>
               <w:noProof/>
-              <w:sz w:val="26"/>
-              <w:szCs w:val="26"/>
               <w:lang w:eastAsia="en-GB"/>
             </w:rPr>
           </w:pPr>
-          <w:hyperlink w:anchor="_Toc223962919" w:history="1">
+          <w:hyperlink w:anchor="_Toc224034028" w:history="1">
             <w:r>
               <w:rPr>
                 <w:rStyle w:val="Hyperlink"/>
                 <w:noProof/>
-                <w:sz w:val="26"/>
-                <w:szCs w:val="26"/>
               </w:rPr>
               <w:t>Information About Local Producers</w:t>
             </w:r>
@@ -525,8 +504,6 @@
               <w:rPr>
                 <w:noProof/>
                 <w:webHidden/>
-                <w:sz w:val="26"/>
-                <w:szCs w:val="26"/>
               </w:rPr>
               <w:tab/>
             </w:r>
@@ -534,8 +511,6 @@
               <w:rPr>
                 <w:noProof/>
                 <w:webHidden/>
-                <w:sz w:val="26"/>
-                <w:szCs w:val="26"/>
               </w:rPr>
               <w:fldChar w:fldCharType="begin"/>
             </w:r>
@@ -543,25 +518,19 @@
               <w:rPr>
                 <w:noProof/>
                 <w:webHidden/>
-                <w:sz w:val="26"/>
-                <w:szCs w:val="26"/>
-              </w:rPr>
-              <w:instrText xml:space="preserve"> PAGEREF _Toc223962919 \h </w:instrText>
-            </w:r>
-            <w:r>
-              <w:rPr>
-                <w:noProof/>
-                <w:webHidden/>
-                <w:sz w:val="26"/>
-                <w:szCs w:val="26"/>
-              </w:rPr>
-            </w:r>
-            <w:r>
-              <w:rPr>
-                <w:noProof/>
-                <w:webHidden/>
-                <w:sz w:val="26"/>
-                <w:szCs w:val="26"/>
+              </w:rPr>
+              <w:instrText xml:space="preserve"> PAGEREF _Toc224034028 \h </w:instrText>
+            </w:r>
+            <w:r>
+              <w:rPr>
+                <w:noProof/>
+                <w:webHidden/>
+              </w:rPr>
+            </w:r>
+            <w:r>
+              <w:rPr>
+                <w:noProof/>
+                <w:webHidden/>
               </w:rPr>
               <w:fldChar w:fldCharType="separate"/>
             </w:r>
@@ -569,8 +538,6 @@
               <w:rPr>
                 <w:noProof/>
                 <w:webHidden/>
-                <w:sz w:val="26"/>
-                <w:szCs w:val="26"/>
               </w:rPr>
               <w:t>1</w:t>
             </w:r>
@@ -578,8 +545,6 @@
               <w:rPr>
                 <w:noProof/>
                 <w:webHidden/>
-                <w:sz w:val="26"/>
-                <w:szCs w:val="26"/>
               </w:rPr>
               <w:fldChar w:fldCharType="end"/>
             </w:r>
@@ -593,18 +558,14 @@
             </w:tabs>
             <w:rPr>
               <w:noProof/>
-              <w:sz w:val="26"/>
-              <w:szCs w:val="26"/>
               <w:lang w:eastAsia="en-GB"/>
             </w:rPr>
           </w:pPr>
-          <w:hyperlink w:anchor="_Toc223962920" w:history="1">
+          <w:hyperlink w:anchor="_Toc224034029" w:history="1">
             <w:r>
               <w:rPr>
                 <w:rStyle w:val="Hyperlink"/>
                 <w:noProof/>
-                <w:sz w:val="26"/>
-                <w:szCs w:val="26"/>
               </w:rPr>
               <w:t>Transparency Of Product Pricing And Availability</w:t>
             </w:r>
@@ -612,8 +573,6 @@
               <w:rPr>
                 <w:noProof/>
                 <w:webHidden/>
-                <w:sz w:val="26"/>
-                <w:szCs w:val="26"/>
               </w:rPr>
               <w:tab/>
             </w:r>
@@ -621,8 +580,6 @@
               <w:rPr>
                 <w:noProof/>
                 <w:webHidden/>
-                <w:sz w:val="26"/>
-                <w:szCs w:val="26"/>
               </w:rPr>
               <w:fldChar w:fldCharType="begin"/>
             </w:r>
@@ -630,25 +587,19 @@
               <w:rPr>
                 <w:noProof/>
                 <w:webHidden/>
-                <w:sz w:val="26"/>
-                <w:szCs w:val="26"/>
-              </w:rPr>
-              <w:instrText xml:space="preserve"> PAGEREF _Toc223962920 \h </w:instrText>
-            </w:r>
-            <w:r>
-              <w:rPr>
-                <w:noProof/>
-                <w:webHidden/>
-                <w:sz w:val="26"/>
-                <w:szCs w:val="26"/>
-              </w:rPr>
-            </w:r>
-            <w:r>
-              <w:rPr>
-                <w:noProof/>
-                <w:webHidden/>
-                <w:sz w:val="26"/>
-                <w:szCs w:val="26"/>
+              </w:rPr>
+              <w:instrText xml:space="preserve"> PAGEREF _Toc224034029 \h </w:instrText>
+            </w:r>
+            <w:r>
+              <w:rPr>
+                <w:noProof/>
+                <w:webHidden/>
+              </w:rPr>
+            </w:r>
+            <w:r>
+              <w:rPr>
+                <w:noProof/>
+                <w:webHidden/>
               </w:rPr>
               <w:fldChar w:fldCharType="separate"/>
             </w:r>
@@ -656,8 +607,6 @@
               <w:rPr>
                 <w:noProof/>
                 <w:webHidden/>
-                <w:sz w:val="26"/>
-                <w:szCs w:val="26"/>
               </w:rPr>
               <w:t>1</w:t>
             </w:r>
@@ -665,8 +614,6 @@
               <w:rPr>
                 <w:noProof/>
                 <w:webHidden/>
-                <w:sz w:val="26"/>
-                <w:szCs w:val="26"/>
               </w:rPr>
               <w:fldChar w:fldCharType="end"/>
             </w:r>
@@ -680,18 +627,14 @@
             </w:tabs>
             <w:rPr>
               <w:noProof/>
-              <w:sz w:val="26"/>
-              <w:szCs w:val="26"/>
               <w:lang w:eastAsia="en-GB"/>
             </w:rPr>
           </w:pPr>
-          <w:hyperlink w:anchor="_Toc223962921" w:history="1">
+          <w:hyperlink w:anchor="_Toc224034030" w:history="1">
             <w:r>
               <w:rPr>
                 <w:rStyle w:val="Hyperlink"/>
                 <w:noProof/>
-                <w:sz w:val="26"/>
-                <w:szCs w:val="26"/>
               </w:rPr>
               <w:t>Place Orders For Collection And Delivery</w:t>
             </w:r>
@@ -699,8 +642,6 @@
               <w:rPr>
                 <w:noProof/>
                 <w:webHidden/>
-                <w:sz w:val="26"/>
-                <w:szCs w:val="26"/>
               </w:rPr>
               <w:tab/>
             </w:r>
@@ -708,8 +649,6 @@
               <w:rPr>
                 <w:noProof/>
                 <w:webHidden/>
-                <w:sz w:val="26"/>
-                <w:szCs w:val="26"/>
               </w:rPr>
               <w:fldChar w:fldCharType="begin"/>
             </w:r>
@@ -717,25 +656,19 @@
               <w:rPr>
                 <w:noProof/>
                 <w:webHidden/>
-                <w:sz w:val="26"/>
-                <w:szCs w:val="26"/>
-              </w:rPr>
-              <w:instrText xml:space="preserve"> PAGEREF _Toc223962921 \h </w:instrText>
-            </w:r>
-            <w:r>
-              <w:rPr>
-                <w:noProof/>
-                <w:webHidden/>
-                <w:sz w:val="26"/>
-                <w:szCs w:val="26"/>
-              </w:rPr>
-            </w:r>
-            <w:r>
-              <w:rPr>
-                <w:noProof/>
-                <w:webHidden/>
-                <w:sz w:val="26"/>
-                <w:szCs w:val="26"/>
+              </w:rPr>
+              <w:instrText xml:space="preserve"> PAGEREF _Toc224034030 \h </w:instrText>
+            </w:r>
+            <w:r>
+              <w:rPr>
+                <w:noProof/>
+                <w:webHidden/>
+              </w:rPr>
+            </w:r>
+            <w:r>
+              <w:rPr>
+                <w:noProof/>
+                <w:webHidden/>
               </w:rPr>
               <w:fldChar w:fldCharType="separate"/>
             </w:r>
@@ -743,17 +676,13 @@
               <w:rPr>
                 <w:noProof/>
                 <w:webHidden/>
-                <w:sz w:val="26"/>
-                <w:szCs w:val="26"/>
-              </w:rPr>
-              <w:t>1</w:t>
-            </w:r>
-            <w:r>
-              <w:rPr>
-                <w:noProof/>
-                <w:webHidden/>
-                <w:sz w:val="26"/>
-                <w:szCs w:val="26"/>
+              </w:rPr>
+              <w:t>2</w:t>
+            </w:r>
+            <w:r>
+              <w:rPr>
+                <w:noProof/>
+                <w:webHidden/>
               </w:rPr>
               <w:fldChar w:fldCharType="end"/>
             </w:r>
@@ -767,18 +696,14 @@
             </w:tabs>
             <w:rPr>
               <w:noProof/>
-              <w:sz w:val="26"/>
-              <w:szCs w:val="26"/>
               <w:lang w:eastAsia="en-GB"/>
             </w:rPr>
           </w:pPr>
-          <w:hyperlink w:anchor="_Toc223962922" w:history="1">
+          <w:hyperlink w:anchor="_Toc224034031" w:history="1">
             <w:r>
               <w:rPr>
                 <w:rStyle w:val="Hyperlink"/>
                 <w:noProof/>
-                <w:sz w:val="26"/>
-                <w:szCs w:val="26"/>
               </w:rPr>
               <w:t>Manage Accounts And Order History</w:t>
             </w:r>
@@ -786,8 +711,6 @@
               <w:rPr>
                 <w:noProof/>
                 <w:webHidden/>
-                <w:sz w:val="26"/>
-                <w:szCs w:val="26"/>
               </w:rPr>
               <w:tab/>
             </w:r>
@@ -795,8 +718,6 @@
               <w:rPr>
                 <w:noProof/>
                 <w:webHidden/>
-                <w:sz w:val="26"/>
-                <w:szCs w:val="26"/>
               </w:rPr>
               <w:fldChar w:fldCharType="begin"/>
             </w:r>
@@ -804,25 +725,19 @@
               <w:rPr>
                 <w:noProof/>
                 <w:webHidden/>
-                <w:sz w:val="26"/>
-                <w:szCs w:val="26"/>
-              </w:rPr>
-              <w:instrText xml:space="preserve"> PAGEREF _Toc223962922 \h </w:instrText>
-            </w:r>
-            <w:r>
-              <w:rPr>
-                <w:noProof/>
-                <w:webHidden/>
-                <w:sz w:val="26"/>
-                <w:szCs w:val="26"/>
-              </w:rPr>
-            </w:r>
-            <w:r>
-              <w:rPr>
-                <w:noProof/>
-                <w:webHidden/>
-                <w:sz w:val="26"/>
-                <w:szCs w:val="26"/>
+              </w:rPr>
+              <w:instrText xml:space="preserve"> PAGEREF _Toc224034031 \h </w:instrText>
+            </w:r>
+            <w:r>
+              <w:rPr>
+                <w:noProof/>
+                <w:webHidden/>
+              </w:rPr>
+            </w:r>
+            <w:r>
+              <w:rPr>
+                <w:noProof/>
+                <w:webHidden/>
               </w:rPr>
               <w:fldChar w:fldCharType="separate"/>
             </w:r>
@@ -830,8 +745,6 @@
               <w:rPr>
                 <w:noProof/>
                 <w:webHidden/>
-                <w:sz w:val="26"/>
-                <w:szCs w:val="26"/>
               </w:rPr>
               <w:t>2</w:t>
             </w:r>
@@ -839,8 +752,6 @@
               <w:rPr>
                 <w:noProof/>
                 <w:webHidden/>
-                <w:sz w:val="26"/>
-                <w:szCs w:val="26"/>
               </w:rPr>
               <w:fldChar w:fldCharType="end"/>
             </w:r>
@@ -854,18 +765,14 @@
             </w:tabs>
             <w:rPr>
               <w:noProof/>
-              <w:sz w:val="26"/>
-              <w:szCs w:val="26"/>
               <w:lang w:eastAsia="en-GB"/>
             </w:rPr>
           </w:pPr>
-          <w:hyperlink w:anchor="_Toc223962923" w:history="1">
+          <w:hyperlink w:anchor="_Toc224034032" w:history="1">
             <w:r>
               <w:rPr>
                 <w:rStyle w:val="Hyperlink"/>
                 <w:noProof/>
-                <w:sz w:val="26"/>
-                <w:szCs w:val="26"/>
               </w:rPr>
               <w:t>Producer Stock and Order Management Dashboard</w:t>
             </w:r>
@@ -873,8 +780,6 @@
               <w:rPr>
                 <w:noProof/>
                 <w:webHidden/>
-                <w:sz w:val="26"/>
-                <w:szCs w:val="26"/>
               </w:rPr>
               <w:tab/>
             </w:r>
@@ -882,8 +787,6 @@
               <w:rPr>
                 <w:noProof/>
                 <w:webHidden/>
-                <w:sz w:val="26"/>
-                <w:szCs w:val="26"/>
               </w:rPr>
               <w:fldChar w:fldCharType="begin"/>
             </w:r>
@@ -891,25 +794,19 @@
               <w:rPr>
                 <w:noProof/>
                 <w:webHidden/>
-                <w:sz w:val="26"/>
-                <w:szCs w:val="26"/>
-              </w:rPr>
-              <w:instrText xml:space="preserve"> PAGEREF _Toc223962923 \h </w:instrText>
-            </w:r>
-            <w:r>
-              <w:rPr>
-                <w:noProof/>
-                <w:webHidden/>
-                <w:sz w:val="26"/>
-                <w:szCs w:val="26"/>
-              </w:rPr>
-            </w:r>
-            <w:r>
-              <w:rPr>
-                <w:noProof/>
-                <w:webHidden/>
-                <w:sz w:val="26"/>
-                <w:szCs w:val="26"/>
+              </w:rPr>
+              <w:instrText xml:space="preserve"> PAGEREF _Toc224034032 \h </w:instrText>
+            </w:r>
+            <w:r>
+              <w:rPr>
+                <w:noProof/>
+                <w:webHidden/>
+              </w:rPr>
+            </w:r>
+            <w:r>
+              <w:rPr>
+                <w:noProof/>
+                <w:webHidden/>
               </w:rPr>
               <w:fldChar w:fldCharType="separate"/>
             </w:r>
@@ -917,8 +814,6 @@
               <w:rPr>
                 <w:noProof/>
                 <w:webHidden/>
-                <w:sz w:val="26"/>
-                <w:szCs w:val="26"/>
               </w:rPr>
               <w:t>2</w:t>
             </w:r>
@@ -926,8 +821,6 @@
               <w:rPr>
                 <w:noProof/>
                 <w:webHidden/>
-                <w:sz w:val="26"/>
-                <w:szCs w:val="26"/>
               </w:rPr>
               <w:fldChar w:fldCharType="end"/>
             </w:r>
@@ -941,18 +834,14 @@
             </w:tabs>
             <w:rPr>
               <w:noProof/>
-              <w:sz w:val="26"/>
-              <w:szCs w:val="26"/>
               <w:lang w:eastAsia="en-GB"/>
             </w:rPr>
           </w:pPr>
-          <w:hyperlink w:anchor="_Toc223962924" w:history="1">
+          <w:hyperlink w:anchor="_Toc224034033" w:history="1">
             <w:r>
               <w:rPr>
                 <w:rStyle w:val="Hyperlink"/>
                 <w:noProof/>
-                <w:sz w:val="26"/>
-                <w:szCs w:val="26"/>
               </w:rPr>
               <w:t>Order Management, Scheduling and Tracking</w:t>
             </w:r>
@@ -960,8 +849,6 @@
               <w:rPr>
                 <w:noProof/>
                 <w:webHidden/>
-                <w:sz w:val="26"/>
-                <w:szCs w:val="26"/>
               </w:rPr>
               <w:tab/>
             </w:r>
@@ -969,8 +856,6 @@
               <w:rPr>
                 <w:noProof/>
                 <w:webHidden/>
-                <w:sz w:val="26"/>
-                <w:szCs w:val="26"/>
               </w:rPr>
               <w:fldChar w:fldCharType="begin"/>
             </w:r>
@@ -978,25 +863,19 @@
               <w:rPr>
                 <w:noProof/>
                 <w:webHidden/>
-                <w:sz w:val="26"/>
-                <w:szCs w:val="26"/>
-              </w:rPr>
-              <w:instrText xml:space="preserve"> PAGEREF _Toc223962924 \h </w:instrText>
-            </w:r>
-            <w:r>
-              <w:rPr>
-                <w:noProof/>
-                <w:webHidden/>
-                <w:sz w:val="26"/>
-                <w:szCs w:val="26"/>
-              </w:rPr>
-            </w:r>
-            <w:r>
-              <w:rPr>
-                <w:noProof/>
-                <w:webHidden/>
-                <w:sz w:val="26"/>
-                <w:szCs w:val="26"/>
+              </w:rPr>
+              <w:instrText xml:space="preserve"> PAGEREF _Toc224034033 \h </w:instrText>
+            </w:r>
+            <w:r>
+              <w:rPr>
+                <w:noProof/>
+                <w:webHidden/>
+              </w:rPr>
+            </w:r>
+            <w:r>
+              <w:rPr>
+                <w:noProof/>
+                <w:webHidden/>
               </w:rPr>
               <w:fldChar w:fldCharType="separate"/>
             </w:r>
@@ -1004,8 +883,6 @@
               <w:rPr>
                 <w:noProof/>
                 <w:webHidden/>
-                <w:sz w:val="26"/>
-                <w:szCs w:val="26"/>
               </w:rPr>
               <w:t>2</w:t>
             </w:r>
@@ -1013,8 +890,6 @@
               <w:rPr>
                 <w:noProof/>
                 <w:webHidden/>
-                <w:sz w:val="26"/>
-                <w:szCs w:val="26"/>
               </w:rPr>
               <w:fldChar w:fldCharType="end"/>
             </w:r>
@@ -1028,18 +903,14 @@
             </w:tabs>
             <w:rPr>
               <w:noProof/>
-              <w:sz w:val="26"/>
-              <w:szCs w:val="26"/>
               <w:lang w:eastAsia="en-GB"/>
             </w:rPr>
           </w:pPr>
-          <w:hyperlink w:anchor="_Toc223962925" w:history="1">
+          <w:hyperlink w:anchor="_Toc224034034" w:history="1">
             <w:r>
               <w:rPr>
                 <w:rStyle w:val="Hyperlink"/>
                 <w:noProof/>
-                <w:sz w:val="26"/>
-                <w:szCs w:val="26"/>
               </w:rPr>
               <w:t>Customer Loyalty Scheme</w:t>
             </w:r>
@@ -1047,8 +918,6 @@
               <w:rPr>
                 <w:noProof/>
                 <w:webHidden/>
-                <w:sz w:val="26"/>
-                <w:szCs w:val="26"/>
               </w:rPr>
               <w:tab/>
             </w:r>
@@ -1056,8 +925,6 @@
               <w:rPr>
                 <w:noProof/>
                 <w:webHidden/>
-                <w:sz w:val="26"/>
-                <w:szCs w:val="26"/>
               </w:rPr>
               <w:fldChar w:fldCharType="begin"/>
             </w:r>
@@ -1065,25 +932,19 @@
               <w:rPr>
                 <w:noProof/>
                 <w:webHidden/>
-                <w:sz w:val="26"/>
-                <w:szCs w:val="26"/>
-              </w:rPr>
-              <w:instrText xml:space="preserve"> PAGEREF _Toc223962925 \h </w:instrText>
-            </w:r>
-            <w:r>
-              <w:rPr>
-                <w:noProof/>
-                <w:webHidden/>
-                <w:sz w:val="26"/>
-                <w:szCs w:val="26"/>
-              </w:rPr>
-            </w:r>
-            <w:r>
-              <w:rPr>
-                <w:noProof/>
-                <w:webHidden/>
-                <w:sz w:val="26"/>
-                <w:szCs w:val="26"/>
+              </w:rPr>
+              <w:instrText xml:space="preserve"> PAGEREF _Toc224034034 \h </w:instrText>
+            </w:r>
+            <w:r>
+              <w:rPr>
+                <w:noProof/>
+                <w:webHidden/>
+              </w:rPr>
+            </w:r>
+            <w:r>
+              <w:rPr>
+                <w:noProof/>
+                <w:webHidden/>
               </w:rPr>
               <w:fldChar w:fldCharType="separate"/>
             </w:r>
@@ -1091,17 +952,13 @@
               <w:rPr>
                 <w:noProof/>
                 <w:webHidden/>
-                <w:sz w:val="26"/>
-                <w:szCs w:val="26"/>
-              </w:rPr>
-              <w:t>2</w:t>
-            </w:r>
-            <w:r>
-              <w:rPr>
-                <w:noProof/>
-                <w:webHidden/>
-                <w:sz w:val="26"/>
-                <w:szCs w:val="26"/>
+              </w:rPr>
+              <w:t>3</w:t>
+            </w:r>
+            <w:r>
+              <w:rPr>
+                <w:noProof/>
+                <w:webHidden/>
               </w:rPr>
               <w:fldChar w:fldCharType="end"/>
             </w:r>
@@ -1115,18 +972,14 @@
             </w:tabs>
             <w:rPr>
               <w:noProof/>
-              <w:sz w:val="26"/>
-              <w:szCs w:val="26"/>
               <w:lang w:eastAsia="en-GB"/>
             </w:rPr>
           </w:pPr>
-          <w:hyperlink w:anchor="_Toc223962926" w:history="1">
+          <w:hyperlink w:anchor="_Toc224034035" w:history="1">
             <w:r>
               <w:rPr>
                 <w:rStyle w:val="Hyperlink"/>
                 <w:noProof/>
-                <w:sz w:val="26"/>
-                <w:szCs w:val="26"/>
               </w:rPr>
               <w:t>Accessibility Features</w:t>
             </w:r>
@@ -1134,8 +987,6 @@
               <w:rPr>
                 <w:noProof/>
                 <w:webHidden/>
-                <w:sz w:val="26"/>
-                <w:szCs w:val="26"/>
               </w:rPr>
               <w:tab/>
             </w:r>
@@ -1143,8 +994,6 @@
               <w:rPr>
                 <w:noProof/>
                 <w:webHidden/>
-                <w:sz w:val="26"/>
-                <w:szCs w:val="26"/>
               </w:rPr>
               <w:fldChar w:fldCharType="begin"/>
             </w:r>
@@ -1152,25 +1001,19 @@
               <w:rPr>
                 <w:noProof/>
                 <w:webHidden/>
-                <w:sz w:val="26"/>
-                <w:szCs w:val="26"/>
-              </w:rPr>
-              <w:instrText xml:space="preserve"> PAGEREF _Toc223962926 \h </w:instrText>
-            </w:r>
-            <w:r>
-              <w:rPr>
-                <w:noProof/>
-                <w:webHidden/>
-                <w:sz w:val="26"/>
-                <w:szCs w:val="26"/>
-              </w:rPr>
-            </w:r>
-            <w:r>
-              <w:rPr>
-                <w:noProof/>
-                <w:webHidden/>
-                <w:sz w:val="26"/>
-                <w:szCs w:val="26"/>
+              </w:rPr>
+              <w:instrText xml:space="preserve"> PAGEREF _Toc224034035 \h </w:instrText>
+            </w:r>
+            <w:r>
+              <w:rPr>
+                <w:noProof/>
+                <w:webHidden/>
+              </w:rPr>
+            </w:r>
+            <w:r>
+              <w:rPr>
+                <w:noProof/>
+                <w:webHidden/>
               </w:rPr>
               <w:fldChar w:fldCharType="separate"/>
             </w:r>
@@ -1178,104 +1021,13 @@
               <w:rPr>
                 <w:noProof/>
                 <w:webHidden/>
-                <w:sz w:val="26"/>
-                <w:szCs w:val="26"/>
-              </w:rPr>
-              <w:t>2</w:t>
-            </w:r>
-            <w:r>
-              <w:rPr>
-                <w:noProof/>
-                <w:webHidden/>
-                <w:sz w:val="26"/>
-                <w:szCs w:val="26"/>
-              </w:rPr>
-              <w:fldChar w:fldCharType="end"/>
-            </w:r>
-          </w:hyperlink>
-        </w:p>
-        <w:p>
-          <w:pPr>
-            <w:pStyle w:val="TOC1"/>
-            <w:tabs>
-              <w:tab w:val="right" w:leader="dot" w:pos="9016"/>
-            </w:tabs>
-            <w:rPr>
-              <w:noProof/>
-              <w:sz w:val="26"/>
-              <w:szCs w:val="26"/>
-              <w:lang w:eastAsia="en-GB"/>
-            </w:rPr>
-          </w:pPr>
-          <w:hyperlink w:anchor="_Toc223962927" w:history="1">
-            <w:r>
-              <w:rPr>
-                <w:rStyle w:val="Hyperlink"/>
-                <w:noProof/>
-                <w:sz w:val="26"/>
-                <w:szCs w:val="26"/>
-              </w:rPr>
-              <w:t>Project Aim</w:t>
-            </w:r>
-            <w:r>
-              <w:rPr>
-                <w:noProof/>
-                <w:webHidden/>
-                <w:sz w:val="26"/>
-                <w:szCs w:val="26"/>
-              </w:rPr>
-              <w:tab/>
-            </w:r>
-            <w:r>
-              <w:rPr>
-                <w:noProof/>
-                <w:webHidden/>
-                <w:sz w:val="26"/>
-                <w:szCs w:val="26"/>
-              </w:rPr>
-              <w:fldChar w:fldCharType="begin"/>
-            </w:r>
-            <w:r>
-              <w:rPr>
-                <w:noProof/>
-                <w:webHidden/>
-                <w:sz w:val="26"/>
-                <w:szCs w:val="26"/>
-              </w:rPr>
-              <w:instrText xml:space="preserve"> PAGEREF _Toc223962927 \h </w:instrText>
-            </w:r>
-            <w:r>
-              <w:rPr>
-                <w:noProof/>
-                <w:webHidden/>
-                <w:sz w:val="26"/>
-                <w:szCs w:val="26"/>
-              </w:rPr>
-            </w:r>
-            <w:r>
-              <w:rPr>
-                <w:noProof/>
-                <w:webHidden/>
-                <w:sz w:val="26"/>
-                <w:szCs w:val="26"/>
-              </w:rPr>
-              <w:fldChar w:fldCharType="separate"/>
-            </w:r>
-            <w:r>
-              <w:rPr>
-                <w:noProof/>
-                <w:webHidden/>
-                <w:sz w:val="26"/>
-                <w:szCs w:val="26"/>
-              </w:rPr>
-              <w:t>2</w:t>
-            </w:r>
-            <w:r>
-              <w:rPr>
-                <w:noProof/>
-                <w:webHidden/>
-                <w:sz w:val="26"/>
-                <w:szCs w:val="26"/>
+              </w:rPr>
+              <w:t>3</w:t>
+            </w:r>
+            <w:r>
+              <w:rPr>
+                <w:noProof/>
+                <w:webHidden/>
               </w:rPr>
               <w:fldChar w:fldCharType="end"/>
             </w:r>
@@ -1292,13 +1044,80 @@
               <w:lang w:eastAsia="en-GB"/>
             </w:rPr>
           </w:pPr>
-          <w:hyperlink w:anchor="_Toc223962928" w:history="1">
+          <w:hyperlink w:anchor="_Toc224034036" w:history="1">
             <w:r>
               <w:rPr>
                 <w:rStyle w:val="Hyperlink"/>
                 <w:noProof/>
-                <w:sz w:val="26"/>
-                <w:szCs w:val="26"/>
+              </w:rPr>
+              <w:t>Project Aim</w:t>
+            </w:r>
+            <w:r>
+              <w:rPr>
+                <w:noProof/>
+                <w:webHidden/>
+              </w:rPr>
+              <w:tab/>
+            </w:r>
+            <w:r>
+              <w:rPr>
+                <w:noProof/>
+                <w:webHidden/>
+              </w:rPr>
+              <w:fldChar w:fldCharType="begin"/>
+            </w:r>
+            <w:r>
+              <w:rPr>
+                <w:noProof/>
+                <w:webHidden/>
+              </w:rPr>
+              <w:instrText xml:space="preserve"> PAGEREF _Toc224034036 \h </w:instrText>
+            </w:r>
+            <w:r>
+              <w:rPr>
+                <w:noProof/>
+                <w:webHidden/>
+              </w:rPr>
+            </w:r>
+            <w:r>
+              <w:rPr>
+                <w:noProof/>
+                <w:webHidden/>
+              </w:rPr>
+              <w:fldChar w:fldCharType="separate"/>
+            </w:r>
+            <w:r>
+              <w:rPr>
+                <w:noProof/>
+                <w:webHidden/>
+              </w:rPr>
+              <w:t>3</w:t>
+            </w:r>
+            <w:r>
+              <w:rPr>
+                <w:noProof/>
+                <w:webHidden/>
+              </w:rPr>
+              <w:fldChar w:fldCharType="end"/>
+            </w:r>
+          </w:hyperlink>
+        </w:p>
+        <w:p>
+          <w:pPr>
+            <w:pStyle w:val="TOC1"/>
+            <w:tabs>
+              <w:tab w:val="right" w:leader="dot" w:pos="9016"/>
+            </w:tabs>
+            <w:rPr>
+              <w:noProof/>
+              <w:lang w:eastAsia="en-GB"/>
+            </w:rPr>
+          </w:pPr>
+          <w:hyperlink w:anchor="_Toc224034037" w:history="1">
+            <w:r>
+              <w:rPr>
+                <w:rStyle w:val="Hyperlink"/>
+                <w:noProof/>
               </w:rPr>
               <w:t>Functional Requirements and User Acceptance Criteria</w:t>
             </w:r>
@@ -1306,8 +1125,6 @@
               <w:rPr>
                 <w:noProof/>
                 <w:webHidden/>
-                <w:sz w:val="26"/>
-                <w:szCs w:val="26"/>
               </w:rPr>
               <w:tab/>
             </w:r>
@@ -1315,8 +1132,6 @@
               <w:rPr>
                 <w:noProof/>
                 <w:webHidden/>
-                <w:sz w:val="26"/>
-                <w:szCs w:val="26"/>
               </w:rPr>
               <w:fldChar w:fldCharType="begin"/>
             </w:r>
@@ -1324,25 +1139,19 @@
               <w:rPr>
                 <w:noProof/>
                 <w:webHidden/>
-                <w:sz w:val="26"/>
-                <w:szCs w:val="26"/>
-              </w:rPr>
-              <w:instrText xml:space="preserve"> PAGEREF _Toc223962928 \h </w:instrText>
-            </w:r>
-            <w:r>
-              <w:rPr>
-                <w:noProof/>
-                <w:webHidden/>
-                <w:sz w:val="26"/>
-                <w:szCs w:val="26"/>
-              </w:rPr>
-            </w:r>
-            <w:r>
-              <w:rPr>
-                <w:noProof/>
-                <w:webHidden/>
-                <w:sz w:val="26"/>
-                <w:szCs w:val="26"/>
+              </w:rPr>
+              <w:instrText xml:space="preserve"> PAGEREF _Toc224034037 \h </w:instrText>
+            </w:r>
+            <w:r>
+              <w:rPr>
+                <w:noProof/>
+                <w:webHidden/>
+              </w:rPr>
+            </w:r>
+            <w:r>
+              <w:rPr>
+                <w:noProof/>
+                <w:webHidden/>
               </w:rPr>
               <w:fldChar w:fldCharType="separate"/>
             </w:r>
@@ -1350,17 +1159,151 @@
               <w:rPr>
                 <w:noProof/>
                 <w:webHidden/>
-                <w:sz w:val="26"/>
-                <w:szCs w:val="26"/>
-              </w:rPr>
-              <w:t>3</w:t>
-            </w:r>
-            <w:r>
-              <w:rPr>
-                <w:noProof/>
-                <w:webHidden/>
-                <w:sz w:val="26"/>
-                <w:szCs w:val="26"/>
+              </w:rPr>
+              <w:t>4</w:t>
+            </w:r>
+            <w:r>
+              <w:rPr>
+                <w:noProof/>
+                <w:webHidden/>
+              </w:rPr>
+              <w:fldChar w:fldCharType="end"/>
+            </w:r>
+          </w:hyperlink>
+        </w:p>
+        <w:p>
+          <w:pPr>
+            <w:pStyle w:val="TOC2"/>
+            <w:tabs>
+              <w:tab w:val="right" w:leader="dot" w:pos="9016"/>
+            </w:tabs>
+            <w:rPr>
+              <w:noProof/>
+              <w:lang w:eastAsia="en-GB"/>
+            </w:rPr>
+          </w:pPr>
+          <w:hyperlink w:anchor="_Toc224034038" w:history="1">
+            <w:r>
+              <w:rPr>
+                <w:rStyle w:val="Hyperlink"/>
+                <w:noProof/>
+              </w:rPr>
+              <w:t>Users’ Personas</w:t>
+            </w:r>
+            <w:r>
+              <w:rPr>
+                <w:noProof/>
+                <w:webHidden/>
+              </w:rPr>
+              <w:tab/>
+            </w:r>
+            <w:r>
+              <w:rPr>
+                <w:noProof/>
+                <w:webHidden/>
+              </w:rPr>
+              <w:fldChar w:fldCharType="begin"/>
+            </w:r>
+            <w:r>
+              <w:rPr>
+                <w:noProof/>
+                <w:webHidden/>
+              </w:rPr>
+              <w:instrText xml:space="preserve"> PAGEREF _Toc224034038 \h </w:instrText>
+            </w:r>
+            <w:r>
+              <w:rPr>
+                <w:noProof/>
+                <w:webHidden/>
+              </w:rPr>
+            </w:r>
+            <w:r>
+              <w:rPr>
+                <w:noProof/>
+                <w:webHidden/>
+              </w:rPr>
+              <w:fldChar w:fldCharType="separate"/>
+            </w:r>
+            <w:r>
+              <w:rPr>
+                <w:noProof/>
+                <w:webHidden/>
+              </w:rPr>
+              <w:t>4</w:t>
+            </w:r>
+            <w:r>
+              <w:rPr>
+                <w:noProof/>
+                <w:webHidden/>
+              </w:rPr>
+              <w:fldChar w:fldCharType="end"/>
+            </w:r>
+          </w:hyperlink>
+        </w:p>
+        <w:p>
+          <w:pPr>
+            <w:pStyle w:val="TOC2"/>
+            <w:tabs>
+              <w:tab w:val="right" w:leader="dot" w:pos="9016"/>
+            </w:tabs>
+            <w:rPr>
+              <w:noProof/>
+              <w:lang w:eastAsia="en-GB"/>
+            </w:rPr>
+          </w:pPr>
+          <w:hyperlink w:anchor="_Toc224034039" w:history="1">
+            <w:r>
+              <w:rPr>
+                <w:rStyle w:val="Hyperlink"/>
+                <w:noProof/>
+              </w:rPr>
+              <w:t>Functional Requirements Table</w:t>
+            </w:r>
+            <w:r>
+              <w:rPr>
+                <w:noProof/>
+                <w:webHidden/>
+              </w:rPr>
+              <w:tab/>
+            </w:r>
+            <w:r>
+              <w:rPr>
+                <w:noProof/>
+                <w:webHidden/>
+              </w:rPr>
+              <w:fldChar w:fldCharType="begin"/>
+            </w:r>
+            <w:r>
+              <w:rPr>
+                <w:noProof/>
+                <w:webHidden/>
+              </w:rPr>
+              <w:instrText xml:space="preserve"> PAGEREF _Toc224034039 \h </w:instrText>
+            </w:r>
+            <w:r>
+              <w:rPr>
+                <w:noProof/>
+                <w:webHidden/>
+              </w:rPr>
+            </w:r>
+            <w:r>
+              <w:rPr>
+                <w:noProof/>
+                <w:webHidden/>
+              </w:rPr>
+              <w:fldChar w:fldCharType="separate"/>
+            </w:r>
+            <w:r>
+              <w:rPr>
+                <w:noProof/>
+                <w:webHidden/>
+              </w:rPr>
+              <w:t>4</w:t>
+            </w:r>
+            <w:r>
+              <w:rPr>
+                <w:noProof/>
+                <w:webHidden/>
               </w:rPr>
               <w:fldChar w:fldCharType="end"/>
             </w:r>
@@ -1398,7 +1341,7 @@
       </w:pPr>
       <w:bookmarkStart w:id="0" w:name="_Toc217133010"/>
       <w:bookmarkStart w:id="1" w:name="_Toc220378505"/>
-      <w:bookmarkStart w:id="2" w:name="_Toc223962918"/>
+      <w:bookmarkStart w:id="2" w:name="_Toc224034027"/>
       <w:r>
         <w:rPr>
           <w:sz w:val="40"/>
@@ -1418,7 +1361,7 @@
           <w:szCs w:val="32"/>
         </w:rPr>
       </w:pPr>
-      <w:bookmarkStart w:id="3" w:name="_Toc223962919"/>
+      <w:bookmarkStart w:id="3" w:name="_Toc224034028"/>
       <w:r>
         <w:rPr>
           <w:sz w:val="32"/>
@@ -1493,7 +1436,7 @@
           <w:szCs w:val="32"/>
         </w:rPr>
       </w:pPr>
-      <w:bookmarkStart w:id="4" w:name="_Toc223962920"/>
+      <w:bookmarkStart w:id="4" w:name="_Toc224034029"/>
       <w:r>
         <w:rPr>
           <w:sz w:val="32"/>
@@ -1583,7 +1526,15 @@
           <w:sz w:val="26"/>
           <w:szCs w:val="26"/>
         </w:rPr>
-        <w:t>and is available for purchase and the sales team can focus more on meaningful customer service instead of answering multiple questions regarding the pricing and availability of a product</w:t>
+        <w:t xml:space="preserve">and is available for purchase and the sales team can focus </w:t>
+      </w:r>
+      <w:r>
+        <w:rPr>
+          <w:sz w:val="26"/>
+          <w:szCs w:val="26"/>
+        </w:rPr>
+        <w:lastRenderedPageBreak/>
+        <w:t>more on meaningful customer service instead of answering multiple questions regarding the pricing and availability of a product</w:t>
       </w:r>
       <w:r>
         <w:t>.</w:t>
@@ -1597,13 +1548,12 @@
           <w:szCs w:val="32"/>
         </w:rPr>
       </w:pPr>
-      <w:bookmarkStart w:id="5" w:name="_Toc223962921"/>
+      <w:bookmarkStart w:id="5" w:name="_Toc224034030"/>
       <w:r>
         <w:rPr>
           <w:sz w:val="32"/>
           <w:szCs w:val="32"/>
         </w:rPr>
-        <w:lastRenderedPageBreak/>
         <w:t>Plac</w:t>
       </w:r>
       <w:r>
@@ -1641,23 +1591,7 @@
           <w:sz w:val="32"/>
           <w:szCs w:val="32"/>
         </w:rPr>
-        <w:t xml:space="preserve"> Collection </w:t>
-      </w:r>
-      <w:proofErr w:type="gramStart"/>
-      <w:r>
-        <w:rPr>
-          <w:sz w:val="32"/>
-          <w:szCs w:val="32"/>
-        </w:rPr>
-        <w:t>And</w:t>
-      </w:r>
-      <w:proofErr w:type="gramEnd"/>
-      <w:r>
-        <w:rPr>
-          <w:sz w:val="32"/>
-          <w:szCs w:val="32"/>
-        </w:rPr>
-        <w:t xml:space="preserve"> Delivery</w:t>
+        <w:t xml:space="preserve"> Collection And Delivery</w:t>
       </w:r>
       <w:bookmarkEnd w:id="5"/>
     </w:p>
@@ -1763,7 +1697,7 @@
           <w:szCs w:val="32"/>
         </w:rPr>
       </w:pPr>
-      <w:bookmarkStart w:id="6" w:name="_Toc223962922"/>
+      <w:bookmarkStart w:id="6" w:name="_Toc224034031"/>
       <w:r>
         <w:rPr>
           <w:sz w:val="32"/>
@@ -1882,7 +1816,7 @@
           <w:szCs w:val="32"/>
         </w:rPr>
       </w:pPr>
-      <w:bookmarkStart w:id="7" w:name="_Toc223962923"/>
+      <w:bookmarkStart w:id="7" w:name="_Toc224034032"/>
       <w:r>
         <w:rPr>
           <w:sz w:val="32"/>
@@ -2002,7 +1936,7 @@
           <w:szCs w:val="32"/>
         </w:rPr>
       </w:pPr>
-      <w:bookmarkStart w:id="8" w:name="_Toc223962924"/>
+      <w:bookmarkStart w:id="8" w:name="_Toc224034033"/>
       <w:r>
         <w:rPr>
           <w:sz w:val="32"/>
@@ -2038,7 +1972,7 @@
           <w:sz w:val="26"/>
           <w:szCs w:val="26"/>
         </w:rPr>
-        <w:t xml:space="preserve">. This benefits the clients as this improves operational efficiency because orders are w processed automatically instead of manually and Scheduling also ensures that all services are planned properly. This also </w:t>
+        <w:t xml:space="preserve">. This benefits the clients as this improves </w:t>
       </w:r>
       <w:r>
         <w:rPr>
@@ -2046,39 +1980,7 @@
           <w:szCs w:val="26"/>
         </w:rPr>
         <w:lastRenderedPageBreak/>
-        <w:t xml:space="preserve">improves customer satisfaction as customers </w:t>
-      </w:r>
-      <w:proofErr w:type="gramStart"/>
-      <w:r>
-        <w:rPr>
-          <w:sz w:val="26"/>
-          <w:szCs w:val="26"/>
-        </w:rPr>
-        <w:t>are able to</w:t>
-      </w:r>
-      <w:proofErr w:type="gramEnd"/>
-      <w:r>
-        <w:rPr>
-          <w:sz w:val="26"/>
-          <w:szCs w:val="26"/>
-        </w:rPr>
-        <w:t xml:space="preserve"> know the </w:t>
-      </w:r>
-      <w:proofErr w:type="gramStart"/>
-      <w:r>
-        <w:rPr>
-          <w:sz w:val="26"/>
-          <w:szCs w:val="26"/>
-        </w:rPr>
-        <w:t>current status</w:t>
-      </w:r>
-      <w:proofErr w:type="gramEnd"/>
-      <w:r>
-        <w:rPr>
-          <w:sz w:val="26"/>
-          <w:szCs w:val="26"/>
-        </w:rPr>
-        <w:t xml:space="preserve"> of their order.</w:t>
+        <w:t>operational efficiency because orders are w processed automatically instead of manually and Scheduling also ensures that all services are planned properly. This also improves customer satisfaction as customers are able to know the current status of their order.</w:t>
       </w:r>
     </w:p>
     <w:p>
@@ -2089,7 +1991,7 @@
           <w:szCs w:val="32"/>
         </w:rPr>
       </w:pPr>
-      <w:bookmarkStart w:id="9" w:name="_Toc223962925"/>
+      <w:bookmarkStart w:id="9" w:name="_Toc224034034"/>
       <w:r>
         <w:rPr>
           <w:sz w:val="32"/>
@@ -2176,15 +2078,7 @@
           <w:sz w:val="26"/>
           <w:szCs w:val="26"/>
         </w:rPr>
-        <w:t xml:space="preserve"> to become </w:t>
-      </w:r>
-      <w:proofErr w:type="gramStart"/>
-      <w:r>
-        <w:rPr>
-          <w:sz w:val="26"/>
-          <w:szCs w:val="26"/>
-        </w:rPr>
-        <w:t xml:space="preserve">frequent </w:t>
+        <w:t xml:space="preserve"> to become frequent </w:t>
       </w:r>
       <w:r>
         <w:rPr>
@@ -2198,29 +2092,7 @@
           <w:sz w:val="26"/>
           <w:szCs w:val="26"/>
         </w:rPr>
-        <w:t>customers</w:t>
-      </w:r>
-      <w:proofErr w:type="gramEnd"/>
-      <w:r>
-        <w:rPr>
-          <w:sz w:val="26"/>
-          <w:szCs w:val="26"/>
-        </w:rPr>
-        <w:t xml:space="preserve">. An increase in customer will also allow </w:t>
-      </w:r>
-      <w:r>
-        <w:rPr>
-          <w:sz w:val="26"/>
-          <w:szCs w:val="26"/>
-        </w:rPr>
-        <w:t>Greenfield Local Hub</w:t>
-      </w:r>
-      <w:r>
-        <w:rPr>
-          <w:sz w:val="26"/>
-          <w:szCs w:val="26"/>
-        </w:rPr>
-        <w:t xml:space="preserve"> to earn extra revenue on a consistent basis. Also offering rewards to frequent customers will create a better relationship with customers.</w:t>
+        <w:t>customers. An increase in customer will also allow Greenfield Local Hub to earn extra revenue on a consistent basis. Also offering rewards to frequent customers will create a better relationship with customers.</w:t>
       </w:r>
     </w:p>
     <w:p>
@@ -2231,7 +2103,7 @@
           <w:szCs w:val="32"/>
         </w:rPr>
       </w:pPr>
-      <w:bookmarkStart w:id="10" w:name="_Toc223962926"/>
+      <w:bookmarkStart w:id="10" w:name="_Toc224034035"/>
       <w:r>
         <w:rPr>
           <w:sz w:val="32"/>
@@ -2275,7 +2147,7 @@
           <w:szCs w:val="40"/>
         </w:rPr>
       </w:pPr>
-      <w:bookmarkStart w:id="11" w:name="_Toc223962927"/>
+      <w:bookmarkStart w:id="11" w:name="_Toc224034036"/>
       <w:r>
         <w:rPr>
           <w:sz w:val="40"/>
@@ -2503,13 +2375,12 @@
       </w:pPr>
       <w:bookmarkStart w:id="12" w:name="_Toc217133017"/>
       <w:bookmarkStart w:id="13" w:name="_Toc220378514"/>
-      <w:bookmarkStart w:id="14" w:name="_Toc223962928"/>
+      <w:bookmarkStart w:id="14" w:name="_Toc224034037"/>
       <w:r>
         <w:rPr>
           <w:sz w:val="40"/>
           <w:szCs w:val="40"/>
         </w:rPr>
-        <w:lastRenderedPageBreak/>
         <w:t>Functional Requirements and User Acceptance Criteria</w:t>
       </w:r>
       <w:bookmarkEnd w:id="12"/>
@@ -2526,6 +2397,7 @@
       </w:pPr>
       <w:bookmarkStart w:id="15" w:name="_Toc217133018"/>
       <w:bookmarkStart w:id="16" w:name="_Toc220378515"/>
+      <w:bookmarkStart w:id="17" w:name="_Toc224034038"/>
       <w:r>
         <w:rPr>
           <w:sz w:val="32"/>
@@ -2535,6 +2407,7 @@
       </w:r>
       <w:bookmarkEnd w:id="15"/>
       <w:bookmarkEnd w:id="16"/>
+      <w:bookmarkEnd w:id="17"/>
     </w:p>
     <w:p>
       <w:pPr>
@@ -2548,7 +2421,7 @@
           <w:sz w:val="26"/>
           <w:szCs w:val="26"/>
         </w:rPr>
-        <w:t>Ellie</w:t>
+        <w:t>Clementine</w:t>
       </w:r>
       <w:r>
         <w:rPr>
@@ -2570,7 +2443,14 @@
           <w:sz w:val="26"/>
           <w:szCs w:val="26"/>
         </w:rPr>
-        <w:t>Clementine- A new customer of Greenfield Local Hub</w:t>
+        <w:t>Ellie</w:t>
+      </w:r>
+      <w:r>
+        <w:rPr>
+          <w:sz w:val="26"/>
+          <w:szCs w:val="26"/>
+        </w:rPr>
+        <w:t>- A new customer of Greenfield Local Hub</w:t>
       </w:r>
     </w:p>
     <w:p>
@@ -2585,26 +2465,64 @@
           <w:sz w:val="26"/>
           <w:szCs w:val="26"/>
         </w:rPr>
-        <w:t xml:space="preserve">Connor- </w:t>
-      </w:r>
-      <w:r>
-        <w:rPr>
-          <w:sz w:val="26"/>
-          <w:szCs w:val="26"/>
-        </w:rPr>
-        <w:t>A producer for Greenfield Local Hub</w:t>
+        <w:t>Lee- A customer with Vis</w:t>
+      </w:r>
+      <w:r>
+        <w:rPr>
+          <w:sz w:val="26"/>
+          <w:szCs w:val="26"/>
+        </w:rPr>
+        <w:t xml:space="preserve">ual impairment </w:t>
       </w:r>
     </w:p>
     <w:p>
       <w:pPr>
+        <w:rPr>
+          <w:sz w:val="26"/>
+          <w:szCs w:val="26"/>
+        </w:rPr>
+      </w:pPr>
+      <w:r>
+        <w:rPr>
+          <w:sz w:val="26"/>
+          <w:szCs w:val="26"/>
+        </w:rPr>
+        <w:t xml:space="preserve">Connor- </w:t>
+      </w:r>
+      <w:r>
+        <w:rPr>
+          <w:sz w:val="26"/>
+          <w:szCs w:val="26"/>
+        </w:rPr>
+        <w:t xml:space="preserve">A producer </w:t>
+      </w:r>
+      <w:r>
+        <w:rPr>
+          <w:sz w:val="26"/>
+          <w:szCs w:val="26"/>
+        </w:rPr>
+        <w:t>who manages stock levels and updates product details</w:t>
+      </w:r>
+    </w:p>
+    <w:p>
+      <w:pPr>
+        <w:rPr>
+          <w:sz w:val="26"/>
+          <w:szCs w:val="26"/>
+        </w:rPr>
+      </w:pPr>
+    </w:p>
+    <w:p>
+      <w:pPr>
         <w:pStyle w:val="Heading2"/>
         <w:rPr>
           <w:sz w:val="32"/>
           <w:szCs w:val="32"/>
         </w:rPr>
       </w:pPr>
-      <w:bookmarkStart w:id="17" w:name="_Toc217133019"/>
-      <w:bookmarkStart w:id="18" w:name="_Toc220378516"/>
+      <w:bookmarkStart w:id="18" w:name="_Toc217133019"/>
+      <w:bookmarkStart w:id="19" w:name="_Toc220378516"/>
+      <w:bookmarkStart w:id="20" w:name="_Toc224034039"/>
       <w:r>
         <w:rPr>
           <w:sz w:val="32"/>
@@ -2612,8 +2530,9 @@
         </w:rPr>
         <w:t>Functional Requirements Table</w:t>
       </w:r>
-      <w:bookmarkEnd w:id="17"/>
       <w:bookmarkEnd w:id="18"/>
+      <w:bookmarkEnd w:id="19"/>
+      <w:bookmarkEnd w:id="20"/>
     </w:p>
     <w:p>
       <w:pPr>
@@ -2631,10 +2550,10 @@
         <w:tblLook w:val="04A0" w:firstRow="1" w:lastRow="0" w:firstColumn="1" w:lastColumn="0" w:noHBand="0" w:noVBand="1"/>
       </w:tblPr>
       <w:tblGrid>
-        <w:gridCol w:w="2145"/>
-        <w:gridCol w:w="2145"/>
-        <w:gridCol w:w="2145"/>
-        <w:gridCol w:w="2145"/>
+        <w:gridCol w:w="1963"/>
+        <w:gridCol w:w="1932"/>
+        <w:gridCol w:w="2720"/>
+        <w:gridCol w:w="1965"/>
       </w:tblGrid>
       <w:tr>
         <w:trPr>
@@ -2642,7 +2561,7 @@
         </w:trPr>
         <w:tc>
           <w:tcPr>
-            <w:tcW w:w="2145" w:type="dxa"/>
+            <w:tcW w:w="1963" w:type="dxa"/>
             <w:tcBorders>
               <w:top w:val="single" w:sz="4" w:space="0" w:color="auto"/>
               <w:left w:val="single" w:sz="4" w:space="0" w:color="auto"/>
@@ -2669,7 +2588,7 @@
         </w:tc>
         <w:tc>
           <w:tcPr>
-            <w:tcW w:w="2145" w:type="dxa"/>
+            <w:tcW w:w="1932" w:type="dxa"/>
             <w:tcBorders>
               <w:top w:val="single" w:sz="4" w:space="0" w:color="auto"/>
               <w:left w:val="single" w:sz="4" w:space="0" w:color="auto"/>
@@ -2696,7 +2615,7 @@
         </w:tc>
         <w:tc>
           <w:tcPr>
-            <w:tcW w:w="2145" w:type="dxa"/>
+            <w:tcW w:w="2720" w:type="dxa"/>
             <w:tcBorders>
               <w:top w:val="single" w:sz="4" w:space="0" w:color="auto"/>
               <w:left w:val="single" w:sz="4" w:space="0" w:color="auto"/>
@@ -2723,7 +2642,7 @@
         </w:tc>
         <w:tc>
           <w:tcPr>
-            <w:tcW w:w="2145" w:type="dxa"/>
+            <w:tcW w:w="1965" w:type="dxa"/>
             <w:tcBorders>
               <w:top w:val="single" w:sz="4" w:space="0" w:color="auto"/>
               <w:left w:val="single" w:sz="4" w:space="0" w:color="auto"/>
@@ -2755,7 +2674,7 @@
         </w:trPr>
         <w:tc>
           <w:tcPr>
-            <w:tcW w:w="2145" w:type="dxa"/>
+            <w:tcW w:w="1963" w:type="dxa"/>
             <w:tcBorders>
               <w:top w:val="single" w:sz="4" w:space="0" w:color="auto"/>
               <w:left w:val="single" w:sz="4" w:space="0" w:color="auto"/>
@@ -2778,7 +2697,7 @@
         </w:tc>
         <w:tc>
           <w:tcPr>
-            <w:tcW w:w="2145" w:type="dxa"/>
+            <w:tcW w:w="1932" w:type="dxa"/>
             <w:tcBorders>
               <w:top w:val="single" w:sz="4" w:space="0" w:color="auto"/>
               <w:left w:val="single" w:sz="4" w:space="0" w:color="auto"/>
@@ -2802,7 +2721,7 @@
         </w:tc>
         <w:tc>
           <w:tcPr>
-            <w:tcW w:w="2145" w:type="dxa"/>
+            <w:tcW w:w="2720" w:type="dxa"/>
             <w:tcBorders>
               <w:top w:val="single" w:sz="4" w:space="0" w:color="auto"/>
               <w:left w:val="single" w:sz="4" w:space="0" w:color="auto"/>
@@ -2878,7 +2797,7 @@
         </w:tc>
         <w:tc>
           <w:tcPr>
-            <w:tcW w:w="2145" w:type="dxa"/>
+            <w:tcW w:w="1965" w:type="dxa"/>
             <w:tcBorders>
               <w:top w:val="single" w:sz="4" w:space="0" w:color="auto"/>
               <w:left w:val="single" w:sz="4" w:space="0" w:color="auto"/>
@@ -2887,13 +2806,29 @@
             </w:tcBorders>
           </w:tcPr>
           <w:p>
-            <w:pPr>
-              <w:rPr>
-                <w:b/>
-                <w:bCs/>
-                <w:u w:val="single"/>
-              </w:rPr>
-            </w:pPr>
+            <w:r>
+              <w:t>By being able to register an account users have clear access to personalised features the website provides</w:t>
+            </w:r>
+            <w:r>
+              <w:t xml:space="preserve"> tailored specifically for the </w:t>
+            </w:r>
+            <w:proofErr w:type="gramStart"/>
+            <w:r>
+              <w:t xml:space="preserve">user </w:t>
+            </w:r>
+            <w:r>
+              <w:t xml:space="preserve"> and</w:t>
+            </w:r>
+            <w:proofErr w:type="gramEnd"/>
+            <w:r>
+              <w:t xml:space="preserve"> also they can securely log in to their account using a username and password which protects</w:t>
+            </w:r>
+            <w:r>
+              <w:t xml:space="preserve"> their</w:t>
+            </w:r>
+            <w:r>
+              <w:t xml:space="preserve"> personal information as well as their order history</w:t>
+            </w:r>
           </w:p>
         </w:tc>
       </w:tr>
@@ -2903,7 +2838,7 @@
         </w:trPr>
         <w:tc>
           <w:tcPr>
-            <w:tcW w:w="2145" w:type="dxa"/>
+            <w:tcW w:w="1963" w:type="dxa"/>
             <w:tcBorders>
               <w:top w:val="single" w:sz="4" w:space="0" w:color="auto"/>
               <w:left w:val="single" w:sz="4" w:space="0" w:color="auto"/>
@@ -2926,7 +2861,7 @@
         </w:tc>
         <w:tc>
           <w:tcPr>
-            <w:tcW w:w="2145" w:type="dxa"/>
+            <w:tcW w:w="1932" w:type="dxa"/>
             <w:tcBorders>
               <w:top w:val="single" w:sz="4" w:space="0" w:color="auto"/>
               <w:left w:val="single" w:sz="4" w:space="0" w:color="auto"/>
@@ -2954,7 +2889,7 @@
         </w:tc>
         <w:tc>
           <w:tcPr>
-            <w:tcW w:w="2145" w:type="dxa"/>
+            <w:tcW w:w="2720" w:type="dxa"/>
             <w:tcBorders>
               <w:top w:val="single" w:sz="4" w:space="0" w:color="auto"/>
               <w:left w:val="single" w:sz="4" w:space="0" w:color="auto"/>
@@ -3007,16 +2942,19 @@
               </w:numPr>
             </w:pPr>
             <w:r>
+              <w:t xml:space="preserve">Interact with </w:t>
+            </w:r>
+            <w:proofErr w:type="gramStart"/>
+            <w:r>
+              <w:t>the  Log</w:t>
+            </w:r>
+            <w:proofErr w:type="gramEnd"/>
+            <w:r>
+              <w:t xml:space="preserve"> in button then </w:t>
+            </w:r>
+            <w:r>
               <w:lastRenderedPageBreak/>
-              <w:t xml:space="preserve">Interact with </w:t>
-            </w:r>
-            <w:proofErr w:type="gramStart"/>
-            <w:r>
-              <w:t>the  Log</w:t>
-            </w:r>
-            <w:proofErr w:type="gramEnd"/>
-            <w:r>
-              <w:t xml:space="preserve"> in button then be redirected to the home page.</w:t>
+              <w:t>be redirected to the home page.</w:t>
             </w:r>
           </w:p>
           <w:p>
@@ -3034,7 +2972,7 @@
         </w:tc>
         <w:tc>
           <w:tcPr>
-            <w:tcW w:w="2145" w:type="dxa"/>
+            <w:tcW w:w="1965" w:type="dxa"/>
             <w:tcBorders>
               <w:top w:val="single" w:sz="4" w:space="0" w:color="auto"/>
               <w:left w:val="single" w:sz="4" w:space="0" w:color="auto"/>
@@ -3043,13 +2981,17 @@
             </w:tcBorders>
           </w:tcPr>
           <w:p>
-            <w:pPr>
-              <w:rPr>
-                <w:b/>
-                <w:bCs/>
-                <w:u w:val="single"/>
-              </w:rPr>
-            </w:pPr>
+            <w:r>
+              <w:lastRenderedPageBreak/>
+              <w:t xml:space="preserve">The ability to log in </w:t>
+            </w:r>
+            <w:r>
+              <w:t xml:space="preserve">grants users secure access to their personal data as only the owner and rightful user of the account can access their account information. It also </w:t>
+            </w:r>
+            <w:r>
+              <w:lastRenderedPageBreak/>
+              <w:t>allows for a personalised user experience.</w:t>
+            </w:r>
           </w:p>
         </w:tc>
       </w:tr>
@@ -3059,7 +3001,7 @@
         </w:trPr>
         <w:tc>
           <w:tcPr>
-            <w:tcW w:w="2145" w:type="dxa"/>
+            <w:tcW w:w="1963" w:type="dxa"/>
             <w:tcBorders>
               <w:top w:val="single" w:sz="4" w:space="0" w:color="auto"/>
               <w:left w:val="single" w:sz="4" w:space="0" w:color="auto"/>
@@ -3082,7 +3024,7 @@
         </w:tc>
         <w:tc>
           <w:tcPr>
-            <w:tcW w:w="2145" w:type="dxa"/>
+            <w:tcW w:w="1932" w:type="dxa"/>
             <w:tcBorders>
               <w:top w:val="single" w:sz="4" w:space="0" w:color="auto"/>
               <w:left w:val="single" w:sz="4" w:space="0" w:color="auto"/>
@@ -3108,7 +3050,7 @@
         </w:tc>
         <w:tc>
           <w:tcPr>
-            <w:tcW w:w="2145" w:type="dxa"/>
+            <w:tcW w:w="2720" w:type="dxa"/>
             <w:tcBorders>
               <w:top w:val="single" w:sz="4" w:space="0" w:color="auto"/>
               <w:left w:val="single" w:sz="4" w:space="0" w:color="auto"/>
@@ -3196,7 +3138,7 @@
         </w:tc>
         <w:tc>
           <w:tcPr>
-            <w:tcW w:w="2145" w:type="dxa"/>
+            <w:tcW w:w="1965" w:type="dxa"/>
             <w:tcBorders>
               <w:top w:val="single" w:sz="4" w:space="0" w:color="auto"/>
               <w:left w:val="single" w:sz="4" w:space="0" w:color="auto"/>
@@ -3205,14 +3147,28 @@
             </w:tcBorders>
           </w:tcPr>
           <w:p>
-            <w:pPr>
-              <w:rPr>
-                <w:b/>
-                <w:bCs/>
-                <w:u w:val="single"/>
-              </w:rPr>
-            </w:pPr>
-          </w:p>
+            <w:r>
+              <w:t>This feature enhances security as users can effectively change their password if there is to be a breach in security which mitigates the risk of una</w:t>
+            </w:r>
+            <w:r>
+              <w:t>u</w:t>
+            </w:r>
+            <w:r>
+              <w:t>thorised access</w:t>
+            </w:r>
+            <w:r>
+              <w:t xml:space="preserve">. This feature also allows for user to recover their accounts if log in details </w:t>
+            </w:r>
+            <w:proofErr w:type="gramStart"/>
+            <w:r>
+              <w:t>are</w:t>
+            </w:r>
+            <w:proofErr w:type="gramEnd"/>
+            <w:r>
+              <w:t xml:space="preserve"> forgotten</w:t>
+            </w:r>
+          </w:p>
+          <w:p/>
         </w:tc>
       </w:tr>
       <w:tr>
@@ -3221,7 +3177,7 @@
         </w:trPr>
         <w:tc>
           <w:tcPr>
-            <w:tcW w:w="2145" w:type="dxa"/>
+            <w:tcW w:w="1963" w:type="dxa"/>
             <w:tcBorders>
               <w:top w:val="single" w:sz="4" w:space="0" w:color="auto"/>
               <w:left w:val="single" w:sz="4" w:space="0" w:color="auto"/>
@@ -3237,7 +3193,7 @@
         </w:tc>
         <w:tc>
           <w:tcPr>
-            <w:tcW w:w="2145" w:type="dxa"/>
+            <w:tcW w:w="1932" w:type="dxa"/>
             <w:tcBorders>
               <w:top w:val="single" w:sz="4" w:space="0" w:color="auto"/>
               <w:left w:val="single" w:sz="4" w:space="0" w:color="auto"/>
@@ -3247,17 +3203,27 @@
           </w:tcPr>
           <w:p>
             <w:r>
-              <w:t xml:space="preserve">As Ellie, Clementine and Connor I want to be able to view information about </w:t>
-            </w:r>
-            <w:r>
-              <w:lastRenderedPageBreak/>
-              <w:t>the producers, their methods and the benefits of buying locally.</w:t>
-            </w:r>
-          </w:p>
-        </w:tc>
-        <w:tc>
-          <w:tcPr>
-            <w:tcW w:w="2145" w:type="dxa"/>
+              <w:t>As Ellie</w:t>
+            </w:r>
+            <w:r>
+              <w:t xml:space="preserve"> and </w:t>
+            </w:r>
+            <w:proofErr w:type="gramStart"/>
+            <w:r>
+              <w:t>Clementine</w:t>
+            </w:r>
+            <w:proofErr w:type="gramEnd"/>
+            <w:r>
+              <w:t xml:space="preserve"> I want to be able to view information about the producers, their methods and the benefits of buying locally</w:t>
+            </w:r>
+            <w:r>
+              <w:t xml:space="preserve"> so that I can feel confident in the products quality and safety</w:t>
+            </w:r>
+          </w:p>
+        </w:tc>
+        <w:tc>
+          <w:tcPr>
+            <w:tcW w:w="2720" w:type="dxa"/>
             <w:tcBorders>
               <w:top w:val="single" w:sz="4" w:space="0" w:color="auto"/>
               <w:left w:val="single" w:sz="4" w:space="0" w:color="auto"/>
@@ -3274,7 +3240,6 @@
               </w:numPr>
             </w:pPr>
             <w:r>
-              <w:lastRenderedPageBreak/>
               <w:t>Users can log in or register successfully</w:t>
             </w:r>
           </w:p>
@@ -3287,7 +3252,6 @@
               </w:numPr>
             </w:pPr>
             <w:r>
-              <w:lastRenderedPageBreak/>
               <w:t>Users can view home page after log in</w:t>
             </w:r>
           </w:p>
@@ -3356,6 +3320,7 @@
               </w:numPr>
             </w:pPr>
             <w:r>
+              <w:lastRenderedPageBreak/>
               <w:t>Users can return to the homepage or previous section easily</w:t>
             </w:r>
           </w:p>
@@ -3382,7 +3347,7 @@
         </w:tc>
         <w:tc>
           <w:tcPr>
-            <w:tcW w:w="2145" w:type="dxa"/>
+            <w:tcW w:w="1965" w:type="dxa"/>
             <w:tcBorders>
               <w:top w:val="single" w:sz="4" w:space="0" w:color="auto"/>
               <w:left w:val="single" w:sz="4" w:space="0" w:color="auto"/>
@@ -3390,7 +3355,12 @@
               <w:right w:val="single" w:sz="4" w:space="0" w:color="auto"/>
             </w:tcBorders>
           </w:tcPr>
-          <w:p/>
+          <w:p>
+            <w:r>
+              <w:lastRenderedPageBreak/>
+              <w:t xml:space="preserve">This </w:t>
+            </w:r>
+          </w:p>
         </w:tc>
       </w:tr>
       <w:tr>
@@ -3399,7 +3369,7 @@
         </w:trPr>
         <w:tc>
           <w:tcPr>
-            <w:tcW w:w="2145" w:type="dxa"/>
+            <w:tcW w:w="1963" w:type="dxa"/>
             <w:tcBorders>
               <w:top w:val="single" w:sz="4" w:space="0" w:color="auto"/>
               <w:left w:val="single" w:sz="4" w:space="0" w:color="auto"/>
@@ -3407,11 +3377,15 @@
               <w:right w:val="single" w:sz="4" w:space="0" w:color="auto"/>
             </w:tcBorders>
           </w:tcPr>
-          <w:p/>
-        </w:tc>
-        <w:tc>
-          <w:tcPr>
-            <w:tcW w:w="2145" w:type="dxa"/>
+          <w:p>
+            <w:r>
+              <w:t>Customers be able to view all products prices and availability</w:t>
+            </w:r>
+          </w:p>
+        </w:tc>
+        <w:tc>
+          <w:tcPr>
+            <w:tcW w:w="1932" w:type="dxa"/>
             <w:tcBorders>
               <w:top w:val="single" w:sz="4" w:space="0" w:color="auto"/>
               <w:left w:val="single" w:sz="4" w:space="0" w:color="auto"/>
@@ -3419,11 +3393,26 @@
               <w:right w:val="single" w:sz="4" w:space="0" w:color="auto"/>
             </w:tcBorders>
           </w:tcPr>
-          <w:p/>
-        </w:tc>
-        <w:tc>
-          <w:tcPr>
-            <w:tcW w:w="2145" w:type="dxa"/>
+          <w:p>
+            <w:r>
+              <w:t xml:space="preserve">As Clementine and </w:t>
+            </w:r>
+            <w:proofErr w:type="gramStart"/>
+            <w:r>
+              <w:t>Ellie</w:t>
+            </w:r>
+            <w:proofErr w:type="gramEnd"/>
+            <w:r>
+              <w:t xml:space="preserve"> I want to be bale to view all products prices and availability </w:t>
+            </w:r>
+            <w:r>
+              <w:t>to make an informed decision before buying</w:t>
+            </w:r>
+          </w:p>
+        </w:tc>
+        <w:tc>
+          <w:tcPr>
+            <w:tcW w:w="2720" w:type="dxa"/>
             <w:tcBorders>
               <w:top w:val="single" w:sz="4" w:space="0" w:color="auto"/>
               <w:left w:val="single" w:sz="4" w:space="0" w:color="auto"/>
@@ -3431,11 +3420,107 @@
               <w:right w:val="single" w:sz="4" w:space="0" w:color="auto"/>
             </w:tcBorders>
           </w:tcPr>
-          <w:p/>
-        </w:tc>
-        <w:tc>
-          <w:tcPr>
-            <w:tcW w:w="2145" w:type="dxa"/>
+          <w:p>
+            <w:pPr>
+              <w:pStyle w:val="ListParagraph"/>
+              <w:numPr>
+                <w:ilvl w:val="0"/>
+                <w:numId w:val="9"/>
+              </w:numPr>
+            </w:pPr>
+            <w:r>
+              <w:t>Log in or Register</w:t>
+            </w:r>
+          </w:p>
+          <w:p>
+            <w:pPr>
+              <w:pStyle w:val="ListParagraph"/>
+              <w:numPr>
+                <w:ilvl w:val="0"/>
+                <w:numId w:val="9"/>
+              </w:numPr>
+            </w:pPr>
+            <w:r>
+              <w:t>View home page</w:t>
+            </w:r>
+          </w:p>
+          <w:p>
+            <w:pPr>
+              <w:pStyle w:val="ListParagraph"/>
+              <w:numPr>
+                <w:ilvl w:val="0"/>
+                <w:numId w:val="9"/>
+              </w:numPr>
+            </w:pPr>
+            <w:r>
+              <w:t>View the Product section on the homepage</w:t>
+            </w:r>
+          </w:p>
+          <w:p>
+            <w:pPr>
+              <w:pStyle w:val="ListParagraph"/>
+              <w:numPr>
+                <w:ilvl w:val="0"/>
+                <w:numId w:val="9"/>
+              </w:numPr>
+            </w:pPr>
+            <w:r>
+              <w:t>View Product details</w:t>
+            </w:r>
+          </w:p>
+          <w:p>
+            <w:pPr>
+              <w:pStyle w:val="ListParagraph"/>
+              <w:numPr>
+                <w:ilvl w:val="0"/>
+                <w:numId w:val="9"/>
+              </w:numPr>
+            </w:pPr>
+            <w:r>
+              <w:t>View Product Pricing and availability</w:t>
+            </w:r>
+          </w:p>
+          <w:p>
+            <w:pPr>
+              <w:pStyle w:val="ListParagraph"/>
+              <w:numPr>
+                <w:ilvl w:val="0"/>
+                <w:numId w:val="9"/>
+              </w:numPr>
+            </w:pPr>
+            <w:r>
+              <w:t>Users can easily navigate between Categories</w:t>
+            </w:r>
+          </w:p>
+          <w:p>
+            <w:pPr>
+              <w:pStyle w:val="ListParagraph"/>
+              <w:numPr>
+                <w:ilvl w:val="0"/>
+                <w:numId w:val="9"/>
+              </w:numPr>
+            </w:pPr>
+            <w:r>
+              <w:t xml:space="preserve">The page must comply with the Web Accessibility Guidelines (WCAG) </w:t>
+            </w:r>
+            <w:proofErr w:type="spellStart"/>
+            <w:r>
+              <w:t>e.g</w:t>
+            </w:r>
+            <w:proofErr w:type="spellEnd"/>
+            <w:r>
+              <w:t xml:space="preserve"> keyboard navigation, adjustable text size, high contrast mode.</w:t>
+            </w:r>
+          </w:p>
+          <w:p>
+            <w:pPr>
+              <w:pStyle w:val="ListParagraph"/>
+            </w:pPr>
+          </w:p>
+        </w:tc>
+        <w:tc>
+          <w:tcPr>
+            <w:tcW w:w="1965" w:type="dxa"/>
             <w:tcBorders>
               <w:top w:val="single" w:sz="4" w:space="0" w:color="auto"/>
               <w:left w:val="single" w:sz="4" w:space="0" w:color="auto"/>
@@ -3452,7 +3537,7 @@
         </w:trPr>
         <w:tc>
           <w:tcPr>
-            <w:tcW w:w="2145" w:type="dxa"/>
+            <w:tcW w:w="1963" w:type="dxa"/>
             <w:tcBorders>
               <w:top w:val="single" w:sz="4" w:space="0" w:color="auto"/>
               <w:left w:val="single" w:sz="4" w:space="0" w:color="auto"/>
@@ -3460,11 +3545,15 @@
               <w:right w:val="single" w:sz="4" w:space="0" w:color="auto"/>
             </w:tcBorders>
           </w:tcPr>
-          <w:p/>
-        </w:tc>
-        <w:tc>
-          <w:tcPr>
-            <w:tcW w:w="2145" w:type="dxa"/>
+          <w:p>
+            <w:r>
+              <w:t>Allow Customers to be able to place orders for collection and for delivery</w:t>
+            </w:r>
+          </w:p>
+        </w:tc>
+        <w:tc>
+          <w:tcPr>
+            <w:tcW w:w="1932" w:type="dxa"/>
             <w:tcBorders>
               <w:top w:val="single" w:sz="4" w:space="0" w:color="auto"/>
               <w:left w:val="single" w:sz="4" w:space="0" w:color="auto"/>
@@ -3472,11 +3561,26 @@
               <w:right w:val="single" w:sz="4" w:space="0" w:color="auto"/>
             </w:tcBorders>
           </w:tcPr>
-          <w:p/>
-        </w:tc>
-        <w:tc>
-          <w:tcPr>
-            <w:tcW w:w="2145" w:type="dxa"/>
+          <w:p>
+            <w:r>
+              <w:t xml:space="preserve">As Ellie and </w:t>
+            </w:r>
+            <w:proofErr w:type="gramStart"/>
+            <w:r>
+              <w:t>Clementine</w:t>
+            </w:r>
+            <w:proofErr w:type="gramEnd"/>
+            <w:r>
+              <w:t xml:space="preserve"> I want to be able to place orders and choose either collection or delivery so that I can </w:t>
+            </w:r>
+            <w:r>
+              <w:t>choose how I’d like to receive the product</w:t>
+            </w:r>
+          </w:p>
+        </w:tc>
+        <w:tc>
+          <w:tcPr>
+            <w:tcW w:w="2720" w:type="dxa"/>
             <w:tcBorders>
               <w:top w:val="single" w:sz="4" w:space="0" w:color="auto"/>
               <w:left w:val="single" w:sz="4" w:space="0" w:color="auto"/>
@@ -3484,11 +3588,171 @@
               <w:right w:val="single" w:sz="4" w:space="0" w:color="auto"/>
             </w:tcBorders>
           </w:tcPr>
-          <w:p/>
-        </w:tc>
-        <w:tc>
-          <w:tcPr>
-            <w:tcW w:w="2145" w:type="dxa"/>
+          <w:p>
+            <w:pPr>
+              <w:pStyle w:val="ListParagraph"/>
+              <w:numPr>
+                <w:ilvl w:val="0"/>
+                <w:numId w:val="10"/>
+              </w:numPr>
+            </w:pPr>
+            <w:r>
+              <w:t xml:space="preserve">Log in or Register </w:t>
+            </w:r>
+          </w:p>
+          <w:p>
+            <w:pPr>
+              <w:pStyle w:val="ListParagraph"/>
+              <w:numPr>
+                <w:ilvl w:val="0"/>
+                <w:numId w:val="10"/>
+              </w:numPr>
+            </w:pPr>
+            <w:r>
+              <w:t>View homepage</w:t>
+            </w:r>
+          </w:p>
+          <w:p>
+            <w:pPr>
+              <w:pStyle w:val="ListParagraph"/>
+              <w:numPr>
+                <w:ilvl w:val="0"/>
+                <w:numId w:val="10"/>
+              </w:numPr>
+            </w:pPr>
+            <w:r>
+              <w:t>View Product section</w:t>
+            </w:r>
+          </w:p>
+          <w:p>
+            <w:pPr>
+              <w:pStyle w:val="ListParagraph"/>
+              <w:numPr>
+                <w:ilvl w:val="0"/>
+                <w:numId w:val="10"/>
+              </w:numPr>
+            </w:pPr>
+            <w:r>
+              <w:t>View the products on the product section</w:t>
+            </w:r>
+          </w:p>
+          <w:p>
+            <w:pPr>
+              <w:pStyle w:val="ListParagraph"/>
+              <w:numPr>
+                <w:ilvl w:val="0"/>
+                <w:numId w:val="10"/>
+              </w:numPr>
+            </w:pPr>
+            <w:r>
+              <w:t>View the products details</w:t>
+            </w:r>
+          </w:p>
+          <w:p>
+            <w:pPr>
+              <w:pStyle w:val="ListParagraph"/>
+              <w:numPr>
+                <w:ilvl w:val="0"/>
+                <w:numId w:val="10"/>
+              </w:numPr>
+            </w:pPr>
+            <w:r>
+              <w:t>View Order button for each product</w:t>
+            </w:r>
+          </w:p>
+          <w:p>
+            <w:pPr>
+              <w:pStyle w:val="ListParagraph"/>
+              <w:numPr>
+                <w:ilvl w:val="0"/>
+                <w:numId w:val="10"/>
+              </w:numPr>
+            </w:pPr>
+            <w:r>
+              <w:t>Interact with the order button which redirects the user to the order page</w:t>
+            </w:r>
+          </w:p>
+          <w:p>
+            <w:pPr>
+              <w:pStyle w:val="ListParagraph"/>
+              <w:numPr>
+                <w:ilvl w:val="0"/>
+                <w:numId w:val="10"/>
+              </w:numPr>
+            </w:pPr>
+            <w:r>
+              <w:lastRenderedPageBreak/>
+              <w:t xml:space="preserve">View </w:t>
+            </w:r>
+            <w:r>
+              <w:t>all products details in the ordering page.</w:t>
+            </w:r>
+          </w:p>
+          <w:p>
+            <w:pPr>
+              <w:pStyle w:val="ListParagraph"/>
+              <w:numPr>
+                <w:ilvl w:val="0"/>
+                <w:numId w:val="10"/>
+              </w:numPr>
+            </w:pPr>
+            <w:r>
+              <w:t>Select delivery type and special requests</w:t>
+            </w:r>
+          </w:p>
+          <w:p>
+            <w:pPr>
+              <w:pStyle w:val="ListParagraph"/>
+              <w:numPr>
+                <w:ilvl w:val="0"/>
+                <w:numId w:val="10"/>
+              </w:numPr>
+            </w:pPr>
+            <w:r>
+              <w:t xml:space="preserve">Fill in the payment details </w:t>
+            </w:r>
+          </w:p>
+          <w:p>
+            <w:pPr>
+              <w:pStyle w:val="ListParagraph"/>
+              <w:numPr>
+                <w:ilvl w:val="0"/>
+                <w:numId w:val="10"/>
+              </w:numPr>
+            </w:pPr>
+            <w:r>
+              <w:t>View and interact with the finish button to process the order</w:t>
+            </w:r>
+          </w:p>
+          <w:p>
+            <w:pPr>
+              <w:pStyle w:val="ListParagraph"/>
+              <w:numPr>
+                <w:ilvl w:val="0"/>
+                <w:numId w:val="10"/>
+              </w:numPr>
+            </w:pPr>
+            <w:r>
+              <w:t xml:space="preserve">The page must comply with the Web Accessibility Guidelines (WCAG) </w:t>
+            </w:r>
+            <w:proofErr w:type="spellStart"/>
+            <w:r>
+              <w:t>e.g</w:t>
+            </w:r>
+            <w:proofErr w:type="spellEnd"/>
+            <w:r>
+              <w:t xml:space="preserve"> keyboard navigation, adjustable text size, high contrast mode.</w:t>
+            </w:r>
+          </w:p>
+          <w:p>
+            <w:pPr>
+              <w:pStyle w:val="ListParagraph"/>
+            </w:pPr>
+          </w:p>
+        </w:tc>
+        <w:tc>
+          <w:tcPr>
+            <w:tcW w:w="1965" w:type="dxa"/>
             <w:tcBorders>
               <w:top w:val="single" w:sz="4" w:space="0" w:color="auto"/>
               <w:left w:val="single" w:sz="4" w:space="0" w:color="auto"/>
@@ -3499,10 +3763,2354 @@
           <w:p/>
         </w:tc>
       </w:tr>
+      <w:tr>
+        <w:trPr>
+          <w:trHeight w:val="360"/>
+        </w:trPr>
+        <w:tc>
+          <w:tcPr>
+            <w:tcW w:w="1963" w:type="dxa"/>
+            <w:tcBorders>
+              <w:top w:val="single" w:sz="4" w:space="0" w:color="auto"/>
+              <w:left w:val="single" w:sz="4" w:space="0" w:color="auto"/>
+              <w:bottom w:val="single" w:sz="4" w:space="0" w:color="auto"/>
+              <w:right w:val="single" w:sz="4" w:space="0" w:color="auto"/>
+            </w:tcBorders>
+          </w:tcPr>
+          <w:p>
+            <w:r>
+              <w:t>Allow customers to</w:t>
+            </w:r>
+            <w:r>
+              <w:t xml:space="preserve"> be able to manage their accounts and view order history</w:t>
+            </w:r>
+          </w:p>
+        </w:tc>
+        <w:tc>
+          <w:tcPr>
+            <w:tcW w:w="1932" w:type="dxa"/>
+            <w:tcBorders>
+              <w:top w:val="single" w:sz="4" w:space="0" w:color="auto"/>
+              <w:left w:val="single" w:sz="4" w:space="0" w:color="auto"/>
+              <w:bottom w:val="single" w:sz="4" w:space="0" w:color="auto"/>
+              <w:right w:val="single" w:sz="4" w:space="0" w:color="auto"/>
+            </w:tcBorders>
+          </w:tcPr>
+          <w:p>
+            <w:r>
+              <w:t xml:space="preserve">As Clementine and </w:t>
+            </w:r>
+            <w:proofErr w:type="gramStart"/>
+            <w:r>
+              <w:t>Ellie</w:t>
+            </w:r>
+            <w:proofErr w:type="gramEnd"/>
+            <w:r>
+              <w:t xml:space="preserve"> I want to be able to be able to </w:t>
+            </w:r>
+            <w:r>
+              <w:t xml:space="preserve">manage my account by being able to </w:t>
+            </w:r>
+            <w:r>
+              <w:t xml:space="preserve">view my account details, update personal info as well as be able to view my order history </w:t>
+            </w:r>
+            <w:r>
+              <w:t xml:space="preserve">so that I can </w:t>
+            </w:r>
+            <w:r>
+              <w:t>be confident all personal details are accurate and also have a faster experience when ordering a product previously purchased</w:t>
+            </w:r>
+          </w:p>
+        </w:tc>
+        <w:tc>
+          <w:tcPr>
+            <w:tcW w:w="2720" w:type="dxa"/>
+            <w:tcBorders>
+              <w:top w:val="single" w:sz="4" w:space="0" w:color="auto"/>
+              <w:left w:val="single" w:sz="4" w:space="0" w:color="auto"/>
+              <w:bottom w:val="single" w:sz="4" w:space="0" w:color="auto"/>
+              <w:right w:val="single" w:sz="4" w:space="0" w:color="auto"/>
+            </w:tcBorders>
+          </w:tcPr>
+          <w:p>
+            <w:pPr>
+              <w:pStyle w:val="ListParagraph"/>
+              <w:numPr>
+                <w:ilvl w:val="0"/>
+                <w:numId w:val="10"/>
+              </w:numPr>
+            </w:pPr>
+            <w:r>
+              <w:t>Log in or Register</w:t>
+            </w:r>
+          </w:p>
+          <w:p>
+            <w:pPr>
+              <w:pStyle w:val="ListParagraph"/>
+              <w:numPr>
+                <w:ilvl w:val="0"/>
+                <w:numId w:val="10"/>
+              </w:numPr>
+            </w:pPr>
+            <w:r>
+              <w:t xml:space="preserve">View homepage </w:t>
+            </w:r>
+          </w:p>
+          <w:p>
+            <w:pPr>
+              <w:pStyle w:val="ListParagraph"/>
+              <w:numPr>
+                <w:ilvl w:val="0"/>
+                <w:numId w:val="10"/>
+              </w:numPr>
+            </w:pPr>
+            <w:r>
+              <w:t>View Account</w:t>
+            </w:r>
+            <w:r>
+              <w:t xml:space="preserve"> / Profile </w:t>
+            </w:r>
+            <w:r>
+              <w:t>Navigation button</w:t>
+            </w:r>
+          </w:p>
+          <w:p>
+            <w:pPr>
+              <w:pStyle w:val="ListParagraph"/>
+              <w:numPr>
+                <w:ilvl w:val="0"/>
+                <w:numId w:val="10"/>
+              </w:numPr>
+            </w:pPr>
+            <w:r>
+              <w:t xml:space="preserve">Interact with the </w:t>
+            </w:r>
+            <w:r>
+              <w:t>Account / Profile Navigation button</w:t>
+            </w:r>
+          </w:p>
+          <w:p>
+            <w:pPr>
+              <w:pStyle w:val="ListParagraph"/>
+              <w:numPr>
+                <w:ilvl w:val="0"/>
+                <w:numId w:val="10"/>
+              </w:numPr>
+            </w:pPr>
+            <w:r>
+              <w:t>View account settings</w:t>
+            </w:r>
+          </w:p>
+          <w:p>
+            <w:pPr>
+              <w:pStyle w:val="ListParagraph"/>
+              <w:numPr>
+                <w:ilvl w:val="0"/>
+                <w:numId w:val="10"/>
+              </w:numPr>
+            </w:pPr>
+            <w:r>
+              <w:t xml:space="preserve">Interact with account settings </w:t>
+            </w:r>
+          </w:p>
+          <w:p>
+            <w:pPr>
+              <w:pStyle w:val="ListParagraph"/>
+              <w:numPr>
+                <w:ilvl w:val="0"/>
+                <w:numId w:val="10"/>
+              </w:numPr>
+            </w:pPr>
+            <w:r>
+              <w:t xml:space="preserve">View Manage Account </w:t>
+            </w:r>
+            <w:r>
+              <w:t>section</w:t>
+            </w:r>
+          </w:p>
+          <w:p>
+            <w:pPr>
+              <w:pStyle w:val="ListParagraph"/>
+              <w:numPr>
+                <w:ilvl w:val="0"/>
+                <w:numId w:val="10"/>
+              </w:numPr>
+            </w:pPr>
+            <w:proofErr w:type="gramStart"/>
+            <w:r>
+              <w:t>Users  should</w:t>
+            </w:r>
+            <w:proofErr w:type="gramEnd"/>
+            <w:r>
+              <w:t xml:space="preserve"> be able to make changes to their account such as changing their password </w:t>
+            </w:r>
+          </w:p>
+          <w:p>
+            <w:pPr>
+              <w:pStyle w:val="ListParagraph"/>
+              <w:numPr>
+                <w:ilvl w:val="0"/>
+                <w:numId w:val="10"/>
+              </w:numPr>
+            </w:pPr>
+            <w:r>
+              <w:t>Users can choose save changes</w:t>
+            </w:r>
+          </w:p>
+          <w:p>
+            <w:pPr>
+              <w:pStyle w:val="ListParagraph"/>
+              <w:numPr>
+                <w:ilvl w:val="0"/>
+                <w:numId w:val="10"/>
+              </w:numPr>
+            </w:pPr>
+            <w:r>
+              <w:t>Whilst on the Account page Users should be able to view Order history section</w:t>
+            </w:r>
+          </w:p>
+          <w:p>
+            <w:pPr>
+              <w:pStyle w:val="ListParagraph"/>
+              <w:numPr>
+                <w:ilvl w:val="0"/>
+                <w:numId w:val="10"/>
+              </w:numPr>
+            </w:pPr>
+            <w:r>
+              <w:lastRenderedPageBreak/>
+              <w:t>Interact with the order history section</w:t>
+            </w:r>
+          </w:p>
+          <w:p>
+            <w:pPr>
+              <w:pStyle w:val="ListParagraph"/>
+              <w:numPr>
+                <w:ilvl w:val="0"/>
+                <w:numId w:val="10"/>
+              </w:numPr>
+            </w:pPr>
+            <w:r>
+              <w:t xml:space="preserve">View all the details of pervious orders </w:t>
+            </w:r>
+          </w:p>
+          <w:p>
+            <w:pPr>
+              <w:pStyle w:val="ListParagraph"/>
+              <w:numPr>
+                <w:ilvl w:val="0"/>
+                <w:numId w:val="10"/>
+              </w:numPr>
+            </w:pPr>
+            <w:r>
+              <w:t xml:space="preserve">The page must comply with the Web Accessibility Guidelines (WCAG) </w:t>
+            </w:r>
+            <w:proofErr w:type="gramStart"/>
+            <w:r>
+              <w:t>e.g.</w:t>
+            </w:r>
+            <w:proofErr w:type="gramEnd"/>
+            <w:r>
+              <w:t xml:space="preserve"> keyboard navigation, adjustable</w:t>
+            </w:r>
+            <w:r>
+              <w:t xml:space="preserve"> </w:t>
+            </w:r>
+            <w:r>
+              <w:t>text size, high contrast mode.</w:t>
+            </w:r>
+          </w:p>
+        </w:tc>
+        <w:tc>
+          <w:tcPr>
+            <w:tcW w:w="1965" w:type="dxa"/>
+            <w:tcBorders>
+              <w:top w:val="single" w:sz="4" w:space="0" w:color="auto"/>
+              <w:left w:val="single" w:sz="4" w:space="0" w:color="auto"/>
+              <w:bottom w:val="single" w:sz="4" w:space="0" w:color="auto"/>
+              <w:right w:val="single" w:sz="4" w:space="0" w:color="auto"/>
+            </w:tcBorders>
+          </w:tcPr>
+          <w:p/>
+        </w:tc>
+      </w:tr>
+      <w:tr>
+        <w:trPr>
+          <w:trHeight w:val="360"/>
+        </w:trPr>
+        <w:tc>
+          <w:tcPr>
+            <w:tcW w:w="1963" w:type="dxa"/>
+            <w:tcBorders>
+              <w:top w:val="single" w:sz="4" w:space="0" w:color="auto"/>
+              <w:left w:val="single" w:sz="4" w:space="0" w:color="auto"/>
+              <w:bottom w:val="single" w:sz="4" w:space="0" w:color="auto"/>
+              <w:right w:val="single" w:sz="4" w:space="0" w:color="auto"/>
+            </w:tcBorders>
+          </w:tcPr>
+          <w:p>
+            <w:r>
+              <w:t>Producers able to Manage stock levels, update product details and view orders</w:t>
+            </w:r>
+          </w:p>
+        </w:tc>
+        <w:tc>
+          <w:tcPr>
+            <w:tcW w:w="1932" w:type="dxa"/>
+            <w:tcBorders>
+              <w:top w:val="single" w:sz="4" w:space="0" w:color="auto"/>
+              <w:left w:val="single" w:sz="4" w:space="0" w:color="auto"/>
+              <w:bottom w:val="single" w:sz="4" w:space="0" w:color="auto"/>
+              <w:right w:val="single" w:sz="4" w:space="0" w:color="auto"/>
+            </w:tcBorders>
+          </w:tcPr>
+          <w:p>
+            <w:r>
+              <w:t xml:space="preserve">As Connor I want to be able to manage </w:t>
+            </w:r>
+            <w:r>
+              <w:t>stock levels, update product details and view orders</w:t>
+            </w:r>
+            <w:r>
+              <w:t xml:space="preserve"> to prevent running out of popular items and make sure customers see accurate </w:t>
+            </w:r>
+            <w:r>
+              <w:t>current</w:t>
+            </w:r>
+            <w:r>
+              <w:t xml:space="preserve"> information</w:t>
+            </w:r>
+          </w:p>
+        </w:tc>
+        <w:tc>
+          <w:tcPr>
+            <w:tcW w:w="2720" w:type="dxa"/>
+            <w:tcBorders>
+              <w:top w:val="single" w:sz="4" w:space="0" w:color="auto"/>
+              <w:left w:val="single" w:sz="4" w:space="0" w:color="auto"/>
+              <w:bottom w:val="single" w:sz="4" w:space="0" w:color="auto"/>
+              <w:right w:val="single" w:sz="4" w:space="0" w:color="auto"/>
+            </w:tcBorders>
+          </w:tcPr>
+          <w:p>
+            <w:pPr>
+              <w:pStyle w:val="ListParagraph"/>
+              <w:numPr>
+                <w:ilvl w:val="0"/>
+                <w:numId w:val="10"/>
+              </w:numPr>
+            </w:pPr>
+            <w:r>
+              <w:t>Log in</w:t>
+            </w:r>
+          </w:p>
+          <w:p>
+            <w:pPr>
+              <w:pStyle w:val="ListParagraph"/>
+              <w:numPr>
+                <w:ilvl w:val="0"/>
+                <w:numId w:val="10"/>
+              </w:numPr>
+            </w:pPr>
+            <w:r>
+              <w:t>Interact with the Account/Dashboard button</w:t>
+            </w:r>
+          </w:p>
+          <w:p>
+            <w:pPr>
+              <w:pStyle w:val="ListParagraph"/>
+              <w:numPr>
+                <w:ilvl w:val="0"/>
+                <w:numId w:val="10"/>
+              </w:numPr>
+            </w:pPr>
+            <w:r>
+              <w:t>Navigate to Product section</w:t>
+            </w:r>
+          </w:p>
+          <w:p>
+            <w:pPr>
+              <w:pStyle w:val="ListParagraph"/>
+              <w:numPr>
+                <w:ilvl w:val="0"/>
+                <w:numId w:val="10"/>
+              </w:numPr>
+            </w:pPr>
+            <w:r>
+              <w:t>View list of Products</w:t>
+            </w:r>
+          </w:p>
+          <w:p>
+            <w:pPr>
+              <w:pStyle w:val="ListParagraph"/>
+              <w:numPr>
+                <w:ilvl w:val="0"/>
+                <w:numId w:val="10"/>
+              </w:numPr>
+            </w:pPr>
+            <w:r>
+              <w:t>View the current stock for each product</w:t>
+            </w:r>
+          </w:p>
+          <w:p>
+            <w:pPr>
+              <w:pStyle w:val="ListParagraph"/>
+              <w:numPr>
+                <w:ilvl w:val="0"/>
+                <w:numId w:val="10"/>
+              </w:numPr>
+            </w:pPr>
+            <w:r>
+              <w:t xml:space="preserve">Update stock </w:t>
+            </w:r>
+          </w:p>
+          <w:p>
+            <w:pPr>
+              <w:pStyle w:val="ListParagraph"/>
+              <w:numPr>
+                <w:ilvl w:val="0"/>
+                <w:numId w:val="10"/>
+              </w:numPr>
+            </w:pPr>
+            <w:r>
+              <w:t>Save changes</w:t>
+            </w:r>
+          </w:p>
+          <w:p>
+            <w:pPr>
+              <w:pStyle w:val="ListParagraph"/>
+              <w:numPr>
+                <w:ilvl w:val="0"/>
+                <w:numId w:val="10"/>
+              </w:numPr>
+            </w:pPr>
+            <w:r>
+              <w:t>Interact with the Product details button to edit</w:t>
+            </w:r>
+          </w:p>
+          <w:p>
+            <w:pPr>
+              <w:pStyle w:val="ListParagraph"/>
+              <w:numPr>
+                <w:ilvl w:val="0"/>
+                <w:numId w:val="10"/>
+              </w:numPr>
+            </w:pPr>
+            <w:r>
+              <w:t>Update products</w:t>
+            </w:r>
+          </w:p>
+          <w:p>
+            <w:pPr>
+              <w:pStyle w:val="ListParagraph"/>
+              <w:numPr>
+                <w:ilvl w:val="0"/>
+                <w:numId w:val="10"/>
+              </w:numPr>
+            </w:pPr>
+            <w:r>
+              <w:t>Double check updates for accuracy</w:t>
+            </w:r>
+          </w:p>
+          <w:p>
+            <w:pPr>
+              <w:pStyle w:val="ListParagraph"/>
+              <w:numPr>
+                <w:ilvl w:val="0"/>
+                <w:numId w:val="10"/>
+              </w:numPr>
+            </w:pPr>
+            <w:r>
+              <w:t>Interact with the save updates button</w:t>
+            </w:r>
+          </w:p>
+          <w:p>
+            <w:pPr>
+              <w:pStyle w:val="ListParagraph"/>
+              <w:numPr>
+                <w:ilvl w:val="0"/>
+                <w:numId w:val="10"/>
+              </w:numPr>
+            </w:pPr>
+            <w:r>
+              <w:t>Navigate to order section in the dashboard</w:t>
+            </w:r>
+          </w:p>
+          <w:p>
+            <w:pPr>
+              <w:pStyle w:val="ListParagraph"/>
+              <w:numPr>
+                <w:ilvl w:val="0"/>
+                <w:numId w:val="10"/>
+              </w:numPr>
+            </w:pPr>
+            <w:r>
+              <w:t>View list of all orders</w:t>
+            </w:r>
+          </w:p>
+          <w:p>
+            <w:pPr>
+              <w:pStyle w:val="ListParagraph"/>
+              <w:numPr>
+                <w:ilvl w:val="0"/>
+                <w:numId w:val="10"/>
+              </w:numPr>
+            </w:pPr>
+            <w:r>
+              <w:t>Interact with the order to view full details</w:t>
+            </w:r>
+          </w:p>
+          <w:p>
+            <w:pPr>
+              <w:pStyle w:val="ListParagraph"/>
+              <w:numPr>
+                <w:ilvl w:val="0"/>
+                <w:numId w:val="10"/>
+              </w:numPr>
+            </w:pPr>
+            <w:r>
+              <w:t xml:space="preserve">The page must comply with the Web Accessibility Guidelines (WCAG) </w:t>
+            </w:r>
+            <w:proofErr w:type="gramStart"/>
+            <w:r>
+              <w:t>e.g.</w:t>
+            </w:r>
+            <w:proofErr w:type="gramEnd"/>
+            <w:r>
+              <w:t xml:space="preserve"> keyboard navigation, </w:t>
+            </w:r>
+            <w:r>
+              <w:lastRenderedPageBreak/>
+              <w:t>adjustable text size, high contrast mode.</w:t>
+            </w:r>
+          </w:p>
+          <w:p>
+            <w:pPr>
+              <w:pStyle w:val="ListParagraph"/>
+            </w:pPr>
+          </w:p>
+        </w:tc>
+        <w:tc>
+          <w:tcPr>
+            <w:tcW w:w="1965" w:type="dxa"/>
+            <w:tcBorders>
+              <w:top w:val="single" w:sz="4" w:space="0" w:color="auto"/>
+              <w:left w:val="single" w:sz="4" w:space="0" w:color="auto"/>
+              <w:bottom w:val="single" w:sz="4" w:space="0" w:color="auto"/>
+              <w:right w:val="single" w:sz="4" w:space="0" w:color="auto"/>
+            </w:tcBorders>
+          </w:tcPr>
+          <w:p/>
+        </w:tc>
+      </w:tr>
+      <w:tr>
+        <w:trPr>
+          <w:trHeight w:val="360"/>
+        </w:trPr>
+        <w:tc>
+          <w:tcPr>
+            <w:tcW w:w="1963" w:type="dxa"/>
+            <w:tcBorders>
+              <w:top w:val="single" w:sz="4" w:space="0" w:color="auto"/>
+              <w:left w:val="single" w:sz="4" w:space="0" w:color="auto"/>
+              <w:bottom w:val="single" w:sz="4" w:space="0" w:color="auto"/>
+              <w:right w:val="single" w:sz="4" w:space="0" w:color="auto"/>
+            </w:tcBorders>
+          </w:tcPr>
+          <w:p>
+            <w:r>
+              <w:t xml:space="preserve">Allow customers to be able to manage their orders, schedule their orders and </w:t>
+            </w:r>
+            <w:proofErr w:type="gramStart"/>
+            <w:r>
+              <w:t>Track</w:t>
+            </w:r>
+            <w:proofErr w:type="gramEnd"/>
+            <w:r>
+              <w:t xml:space="preserve"> their orders </w:t>
+            </w:r>
+          </w:p>
+        </w:tc>
+        <w:tc>
+          <w:tcPr>
+            <w:tcW w:w="1932" w:type="dxa"/>
+            <w:tcBorders>
+              <w:top w:val="single" w:sz="4" w:space="0" w:color="auto"/>
+              <w:left w:val="single" w:sz="4" w:space="0" w:color="auto"/>
+              <w:bottom w:val="single" w:sz="4" w:space="0" w:color="auto"/>
+              <w:right w:val="single" w:sz="4" w:space="0" w:color="auto"/>
+            </w:tcBorders>
+          </w:tcPr>
+          <w:p/>
+        </w:tc>
+        <w:tc>
+          <w:tcPr>
+            <w:tcW w:w="2720" w:type="dxa"/>
+            <w:tcBorders>
+              <w:top w:val="single" w:sz="4" w:space="0" w:color="auto"/>
+              <w:left w:val="single" w:sz="4" w:space="0" w:color="auto"/>
+              <w:bottom w:val="single" w:sz="4" w:space="0" w:color="auto"/>
+              <w:right w:val="single" w:sz="4" w:space="0" w:color="auto"/>
+            </w:tcBorders>
+          </w:tcPr>
+          <w:p>
+            <w:pPr>
+              <w:pStyle w:val="ListParagraph"/>
+              <w:numPr>
+                <w:ilvl w:val="0"/>
+                <w:numId w:val="10"/>
+              </w:numPr>
+            </w:pPr>
+          </w:p>
+        </w:tc>
+        <w:tc>
+          <w:tcPr>
+            <w:tcW w:w="1965" w:type="dxa"/>
+            <w:tcBorders>
+              <w:top w:val="single" w:sz="4" w:space="0" w:color="auto"/>
+              <w:left w:val="single" w:sz="4" w:space="0" w:color="auto"/>
+              <w:bottom w:val="single" w:sz="4" w:space="0" w:color="auto"/>
+              <w:right w:val="single" w:sz="4" w:space="0" w:color="auto"/>
+            </w:tcBorders>
+          </w:tcPr>
+          <w:p/>
+        </w:tc>
+      </w:tr>
+      <w:tr>
+        <w:trPr>
+          <w:trHeight w:val="360"/>
+        </w:trPr>
+        <w:tc>
+          <w:tcPr>
+            <w:tcW w:w="1963" w:type="dxa"/>
+            <w:tcBorders>
+              <w:top w:val="single" w:sz="4" w:space="0" w:color="auto"/>
+              <w:left w:val="single" w:sz="4" w:space="0" w:color="auto"/>
+              <w:bottom w:val="single" w:sz="4" w:space="0" w:color="auto"/>
+              <w:right w:val="single" w:sz="4" w:space="0" w:color="auto"/>
+            </w:tcBorders>
+          </w:tcPr>
+          <w:p>
+            <w:r>
+              <w:t xml:space="preserve">Provide discounts or rewards to frequent customers </w:t>
+            </w:r>
+          </w:p>
+        </w:tc>
+        <w:tc>
+          <w:tcPr>
+            <w:tcW w:w="1932" w:type="dxa"/>
+            <w:tcBorders>
+              <w:top w:val="single" w:sz="4" w:space="0" w:color="auto"/>
+              <w:left w:val="single" w:sz="4" w:space="0" w:color="auto"/>
+              <w:bottom w:val="single" w:sz="4" w:space="0" w:color="auto"/>
+              <w:right w:val="single" w:sz="4" w:space="0" w:color="auto"/>
+            </w:tcBorders>
+          </w:tcPr>
+          <w:p>
+            <w:r>
+              <w:t xml:space="preserve">As Clementine I want to be able to get rewards for being a frequent customer, so that I feel appreciated and valued </w:t>
+            </w:r>
+            <w:r>
+              <w:t xml:space="preserve">as a </w:t>
+            </w:r>
+            <w:proofErr w:type="spellStart"/>
+            <w:r>
+              <w:t>frequesnt</w:t>
+            </w:r>
+            <w:proofErr w:type="spellEnd"/>
+            <w:r>
+              <w:t xml:space="preserve"> customer as well as save money on my orders</w:t>
+            </w:r>
+          </w:p>
+        </w:tc>
+        <w:tc>
+          <w:tcPr>
+            <w:tcW w:w="2720" w:type="dxa"/>
+            <w:tcBorders>
+              <w:top w:val="single" w:sz="4" w:space="0" w:color="auto"/>
+              <w:left w:val="single" w:sz="4" w:space="0" w:color="auto"/>
+              <w:bottom w:val="single" w:sz="4" w:space="0" w:color="auto"/>
+              <w:right w:val="single" w:sz="4" w:space="0" w:color="auto"/>
+            </w:tcBorders>
+          </w:tcPr>
+          <w:p>
+            <w:pPr>
+              <w:pStyle w:val="ListParagraph"/>
+              <w:numPr>
+                <w:ilvl w:val="0"/>
+                <w:numId w:val="10"/>
+              </w:numPr>
+            </w:pPr>
+            <w:r>
+              <w:t>Log in</w:t>
+            </w:r>
+          </w:p>
+          <w:p>
+            <w:pPr>
+              <w:pStyle w:val="ListParagraph"/>
+              <w:numPr>
+                <w:ilvl w:val="0"/>
+                <w:numId w:val="10"/>
+              </w:numPr>
+            </w:pPr>
+            <w:r>
+              <w:t>View homepage</w:t>
+            </w:r>
+          </w:p>
+          <w:p>
+            <w:pPr>
+              <w:pStyle w:val="ListParagraph"/>
+              <w:numPr>
+                <w:ilvl w:val="0"/>
+                <w:numId w:val="10"/>
+              </w:numPr>
+            </w:pPr>
+            <w:r>
+              <w:t xml:space="preserve">View Product section </w:t>
+            </w:r>
+          </w:p>
+          <w:p>
+            <w:pPr>
+              <w:pStyle w:val="ListParagraph"/>
+              <w:numPr>
+                <w:ilvl w:val="0"/>
+                <w:numId w:val="10"/>
+              </w:numPr>
+            </w:pPr>
+            <w:r>
+              <w:t>View Products on the Products section</w:t>
+            </w:r>
+          </w:p>
+          <w:p>
+            <w:pPr>
+              <w:pStyle w:val="ListParagraph"/>
+              <w:numPr>
+                <w:ilvl w:val="0"/>
+                <w:numId w:val="10"/>
+              </w:numPr>
+            </w:pPr>
+            <w:r>
+              <w:t>View Discount or free gifts on certain products</w:t>
+            </w:r>
+          </w:p>
+          <w:p>
+            <w:pPr>
+              <w:pStyle w:val="ListParagraph"/>
+              <w:numPr>
+                <w:ilvl w:val="0"/>
+                <w:numId w:val="10"/>
+              </w:numPr>
+            </w:pPr>
+            <w:r>
+              <w:t>View discounted price on the ordering page</w:t>
+            </w:r>
+          </w:p>
+          <w:p>
+            <w:pPr>
+              <w:pStyle w:val="ListParagraph"/>
+              <w:numPr>
+                <w:ilvl w:val="0"/>
+                <w:numId w:val="10"/>
+              </w:numPr>
+            </w:pPr>
+            <w:r>
+              <w:t>Interact with the purchase button and purchase with discounted price</w:t>
+            </w:r>
+          </w:p>
+          <w:p>
+            <w:pPr>
+              <w:pStyle w:val="ListParagraph"/>
+              <w:numPr>
+                <w:ilvl w:val="0"/>
+                <w:numId w:val="10"/>
+              </w:numPr>
+            </w:pPr>
+            <w:r>
+              <w:t xml:space="preserve">The page must comply with the Web Accessibility Guidelines (WCAG) </w:t>
+            </w:r>
+            <w:proofErr w:type="gramStart"/>
+            <w:r>
+              <w:t>e.g.</w:t>
+            </w:r>
+            <w:proofErr w:type="gramEnd"/>
+            <w:r>
+              <w:t xml:space="preserve"> keyboard navigation, adjustable text size, high contrast mode.</w:t>
+            </w:r>
+          </w:p>
+        </w:tc>
+        <w:tc>
+          <w:tcPr>
+            <w:tcW w:w="1965" w:type="dxa"/>
+            <w:tcBorders>
+              <w:top w:val="single" w:sz="4" w:space="0" w:color="auto"/>
+              <w:left w:val="single" w:sz="4" w:space="0" w:color="auto"/>
+              <w:bottom w:val="single" w:sz="4" w:space="0" w:color="auto"/>
+              <w:right w:val="single" w:sz="4" w:space="0" w:color="auto"/>
+            </w:tcBorders>
+          </w:tcPr>
+          <w:p/>
+        </w:tc>
+      </w:tr>
+      <w:tr>
+        <w:trPr>
+          <w:trHeight w:val="360"/>
+        </w:trPr>
+        <w:tc>
+          <w:tcPr>
+            <w:tcW w:w="1963" w:type="dxa"/>
+            <w:tcBorders>
+              <w:top w:val="single" w:sz="4" w:space="0" w:color="auto"/>
+              <w:left w:val="single" w:sz="4" w:space="0" w:color="auto"/>
+              <w:bottom w:val="single" w:sz="4" w:space="0" w:color="auto"/>
+              <w:right w:val="single" w:sz="4" w:space="0" w:color="auto"/>
+            </w:tcBorders>
+          </w:tcPr>
+          <w:p>
+            <w:r>
+              <w:t>Provision of accessibility features to support a wide range of users.</w:t>
+            </w:r>
+          </w:p>
+        </w:tc>
+        <w:tc>
+          <w:tcPr>
+            <w:tcW w:w="1932" w:type="dxa"/>
+            <w:tcBorders>
+              <w:top w:val="single" w:sz="4" w:space="0" w:color="auto"/>
+              <w:left w:val="single" w:sz="4" w:space="0" w:color="auto"/>
+              <w:bottom w:val="single" w:sz="4" w:space="0" w:color="auto"/>
+              <w:right w:val="single" w:sz="4" w:space="0" w:color="auto"/>
+            </w:tcBorders>
+          </w:tcPr>
+          <w:p>
+            <w:r>
+              <w:t>As Lee I want to be able to acc</w:t>
+            </w:r>
+            <w:r>
+              <w:t xml:space="preserve">ess the accessibility features so I can use the website efficiently despite my visual impairment </w:t>
+            </w:r>
+          </w:p>
+        </w:tc>
+        <w:tc>
+          <w:tcPr>
+            <w:tcW w:w="2720" w:type="dxa"/>
+            <w:tcBorders>
+              <w:top w:val="single" w:sz="4" w:space="0" w:color="auto"/>
+              <w:left w:val="single" w:sz="4" w:space="0" w:color="auto"/>
+              <w:bottom w:val="single" w:sz="4" w:space="0" w:color="auto"/>
+              <w:right w:val="single" w:sz="4" w:space="0" w:color="auto"/>
+            </w:tcBorders>
+          </w:tcPr>
+          <w:p>
+            <w:pPr>
+              <w:pStyle w:val="ListParagraph"/>
+              <w:numPr>
+                <w:ilvl w:val="0"/>
+                <w:numId w:val="10"/>
+              </w:numPr>
+            </w:pPr>
+            <w:r>
+              <w:t>Log in</w:t>
+            </w:r>
+          </w:p>
+          <w:p>
+            <w:pPr>
+              <w:pStyle w:val="ListParagraph"/>
+              <w:numPr>
+                <w:ilvl w:val="0"/>
+                <w:numId w:val="10"/>
+              </w:numPr>
+            </w:pPr>
+            <w:r>
+              <w:t>Navigate to Account settings</w:t>
+            </w:r>
+          </w:p>
+          <w:p>
+            <w:pPr>
+              <w:pStyle w:val="ListParagraph"/>
+              <w:numPr>
+                <w:ilvl w:val="0"/>
+                <w:numId w:val="10"/>
+              </w:numPr>
+            </w:pPr>
+            <w:r>
+              <w:t xml:space="preserve">Interact with the screen reader button on any web page to read out </w:t>
+            </w:r>
+            <w:proofErr w:type="spellStart"/>
+            <w:r>
+              <w:t>te</w:t>
+            </w:r>
+            <w:proofErr w:type="spellEnd"/>
+            <w:r>
+              <w:t xml:space="preserve"> details of the webpage.</w:t>
+            </w:r>
+          </w:p>
+        </w:tc>
+        <w:tc>
+          <w:tcPr>
+            <w:tcW w:w="1965" w:type="dxa"/>
+            <w:tcBorders>
+              <w:top w:val="single" w:sz="4" w:space="0" w:color="auto"/>
+              <w:left w:val="single" w:sz="4" w:space="0" w:color="auto"/>
+              <w:bottom w:val="single" w:sz="4" w:space="0" w:color="auto"/>
+              <w:right w:val="single" w:sz="4" w:space="0" w:color="auto"/>
+            </w:tcBorders>
+          </w:tcPr>
+          <w:p/>
+        </w:tc>
+      </w:tr>
+      <w:tr>
+        <w:trPr>
+          <w:trHeight w:val="360"/>
+        </w:trPr>
+        <w:tc>
+          <w:tcPr>
+            <w:tcW w:w="1963" w:type="dxa"/>
+            <w:tcBorders>
+              <w:top w:val="single" w:sz="4" w:space="0" w:color="auto"/>
+              <w:left w:val="single" w:sz="4" w:space="0" w:color="auto"/>
+              <w:bottom w:val="single" w:sz="4" w:space="0" w:color="auto"/>
+              <w:right w:val="single" w:sz="4" w:space="0" w:color="auto"/>
+            </w:tcBorders>
+          </w:tcPr>
+          <w:p>
+            <w:r>
+              <w:t>Provision of access control</w:t>
+            </w:r>
+          </w:p>
+        </w:tc>
+        <w:tc>
+          <w:tcPr>
+            <w:tcW w:w="1932" w:type="dxa"/>
+            <w:tcBorders>
+              <w:top w:val="single" w:sz="4" w:space="0" w:color="auto"/>
+              <w:left w:val="single" w:sz="4" w:space="0" w:color="auto"/>
+              <w:bottom w:val="single" w:sz="4" w:space="0" w:color="auto"/>
+              <w:right w:val="single" w:sz="4" w:space="0" w:color="auto"/>
+            </w:tcBorders>
+          </w:tcPr>
+          <w:p/>
+        </w:tc>
+        <w:tc>
+          <w:tcPr>
+            <w:tcW w:w="2720" w:type="dxa"/>
+            <w:tcBorders>
+              <w:top w:val="single" w:sz="4" w:space="0" w:color="auto"/>
+              <w:left w:val="single" w:sz="4" w:space="0" w:color="auto"/>
+              <w:bottom w:val="single" w:sz="4" w:space="0" w:color="auto"/>
+              <w:right w:val="single" w:sz="4" w:space="0" w:color="auto"/>
+            </w:tcBorders>
+          </w:tcPr>
+          <w:p>
+            <w:pPr>
+              <w:pStyle w:val="ListParagraph"/>
+              <w:numPr>
+                <w:ilvl w:val="0"/>
+                <w:numId w:val="10"/>
+              </w:numPr>
+            </w:pPr>
+          </w:p>
+        </w:tc>
+        <w:tc>
+          <w:tcPr>
+            <w:tcW w:w="1965" w:type="dxa"/>
+            <w:tcBorders>
+              <w:top w:val="single" w:sz="4" w:space="0" w:color="auto"/>
+              <w:left w:val="single" w:sz="4" w:space="0" w:color="auto"/>
+              <w:bottom w:val="single" w:sz="4" w:space="0" w:color="auto"/>
+              <w:right w:val="single" w:sz="4" w:space="0" w:color="auto"/>
+            </w:tcBorders>
+          </w:tcPr>
+          <w:p/>
+        </w:tc>
+      </w:tr>
+      <w:tr>
+        <w:trPr>
+          <w:trHeight w:val="360"/>
+        </w:trPr>
+        <w:tc>
+          <w:tcPr>
+            <w:tcW w:w="1963" w:type="dxa"/>
+            <w:tcBorders>
+              <w:top w:val="single" w:sz="4" w:space="0" w:color="auto"/>
+              <w:left w:val="single" w:sz="4" w:space="0" w:color="auto"/>
+              <w:bottom w:val="single" w:sz="4" w:space="0" w:color="auto"/>
+              <w:right w:val="single" w:sz="4" w:space="0" w:color="auto"/>
+            </w:tcBorders>
+          </w:tcPr>
+          <w:p/>
+        </w:tc>
+        <w:tc>
+          <w:tcPr>
+            <w:tcW w:w="1932" w:type="dxa"/>
+            <w:tcBorders>
+              <w:top w:val="single" w:sz="4" w:space="0" w:color="auto"/>
+              <w:left w:val="single" w:sz="4" w:space="0" w:color="auto"/>
+              <w:bottom w:val="single" w:sz="4" w:space="0" w:color="auto"/>
+              <w:right w:val="single" w:sz="4" w:space="0" w:color="auto"/>
+            </w:tcBorders>
+          </w:tcPr>
+          <w:p/>
+        </w:tc>
+        <w:tc>
+          <w:tcPr>
+            <w:tcW w:w="2720" w:type="dxa"/>
+            <w:tcBorders>
+              <w:top w:val="single" w:sz="4" w:space="0" w:color="auto"/>
+              <w:left w:val="single" w:sz="4" w:space="0" w:color="auto"/>
+              <w:bottom w:val="single" w:sz="4" w:space="0" w:color="auto"/>
+              <w:right w:val="single" w:sz="4" w:space="0" w:color="auto"/>
+            </w:tcBorders>
+          </w:tcPr>
+          <w:p>
+            <w:pPr>
+              <w:pStyle w:val="ListParagraph"/>
+              <w:numPr>
+                <w:ilvl w:val="0"/>
+                <w:numId w:val="10"/>
+              </w:numPr>
+            </w:pPr>
+          </w:p>
+        </w:tc>
+        <w:tc>
+          <w:tcPr>
+            <w:tcW w:w="1965" w:type="dxa"/>
+            <w:tcBorders>
+              <w:top w:val="single" w:sz="4" w:space="0" w:color="auto"/>
+              <w:left w:val="single" w:sz="4" w:space="0" w:color="auto"/>
+              <w:bottom w:val="single" w:sz="4" w:space="0" w:color="auto"/>
+              <w:right w:val="single" w:sz="4" w:space="0" w:color="auto"/>
+            </w:tcBorders>
+          </w:tcPr>
+          <w:p/>
+        </w:tc>
+      </w:tr>
+      <w:tr>
+        <w:trPr>
+          <w:trHeight w:val="360"/>
+        </w:trPr>
+        <w:tc>
+          <w:tcPr>
+            <w:tcW w:w="1963" w:type="dxa"/>
+            <w:tcBorders>
+              <w:top w:val="single" w:sz="4" w:space="0" w:color="auto"/>
+              <w:left w:val="single" w:sz="4" w:space="0" w:color="auto"/>
+              <w:bottom w:val="single" w:sz="4" w:space="0" w:color="auto"/>
+              <w:right w:val="single" w:sz="4" w:space="0" w:color="auto"/>
+            </w:tcBorders>
+          </w:tcPr>
+          <w:p/>
+        </w:tc>
+        <w:tc>
+          <w:tcPr>
+            <w:tcW w:w="1932" w:type="dxa"/>
+            <w:tcBorders>
+              <w:top w:val="single" w:sz="4" w:space="0" w:color="auto"/>
+              <w:left w:val="single" w:sz="4" w:space="0" w:color="auto"/>
+              <w:bottom w:val="single" w:sz="4" w:space="0" w:color="auto"/>
+              <w:right w:val="single" w:sz="4" w:space="0" w:color="auto"/>
+            </w:tcBorders>
+          </w:tcPr>
+          <w:p/>
+        </w:tc>
+        <w:tc>
+          <w:tcPr>
+            <w:tcW w:w="2720" w:type="dxa"/>
+            <w:tcBorders>
+              <w:top w:val="single" w:sz="4" w:space="0" w:color="auto"/>
+              <w:left w:val="single" w:sz="4" w:space="0" w:color="auto"/>
+              <w:bottom w:val="single" w:sz="4" w:space="0" w:color="auto"/>
+              <w:right w:val="single" w:sz="4" w:space="0" w:color="auto"/>
+            </w:tcBorders>
+          </w:tcPr>
+          <w:p>
+            <w:pPr>
+              <w:pStyle w:val="ListParagraph"/>
+              <w:numPr>
+                <w:ilvl w:val="0"/>
+                <w:numId w:val="10"/>
+              </w:numPr>
+            </w:pPr>
+          </w:p>
+        </w:tc>
+        <w:tc>
+          <w:tcPr>
+            <w:tcW w:w="1965" w:type="dxa"/>
+            <w:tcBorders>
+              <w:top w:val="single" w:sz="4" w:space="0" w:color="auto"/>
+              <w:left w:val="single" w:sz="4" w:space="0" w:color="auto"/>
+              <w:bottom w:val="single" w:sz="4" w:space="0" w:color="auto"/>
+              <w:right w:val="single" w:sz="4" w:space="0" w:color="auto"/>
+            </w:tcBorders>
+          </w:tcPr>
+          <w:p/>
+        </w:tc>
+      </w:tr>
+      <w:tr>
+        <w:trPr>
+          <w:trHeight w:val="360"/>
+        </w:trPr>
+        <w:tc>
+          <w:tcPr>
+            <w:tcW w:w="1963" w:type="dxa"/>
+            <w:tcBorders>
+              <w:top w:val="single" w:sz="4" w:space="0" w:color="auto"/>
+              <w:left w:val="single" w:sz="4" w:space="0" w:color="auto"/>
+              <w:bottom w:val="single" w:sz="4" w:space="0" w:color="auto"/>
+              <w:right w:val="single" w:sz="4" w:space="0" w:color="auto"/>
+            </w:tcBorders>
+          </w:tcPr>
+          <w:p/>
+        </w:tc>
+        <w:tc>
+          <w:tcPr>
+            <w:tcW w:w="1932" w:type="dxa"/>
+            <w:tcBorders>
+              <w:top w:val="single" w:sz="4" w:space="0" w:color="auto"/>
+              <w:left w:val="single" w:sz="4" w:space="0" w:color="auto"/>
+              <w:bottom w:val="single" w:sz="4" w:space="0" w:color="auto"/>
+              <w:right w:val="single" w:sz="4" w:space="0" w:color="auto"/>
+            </w:tcBorders>
+          </w:tcPr>
+          <w:p/>
+        </w:tc>
+        <w:tc>
+          <w:tcPr>
+            <w:tcW w:w="2720" w:type="dxa"/>
+            <w:tcBorders>
+              <w:top w:val="single" w:sz="4" w:space="0" w:color="auto"/>
+              <w:left w:val="single" w:sz="4" w:space="0" w:color="auto"/>
+              <w:bottom w:val="single" w:sz="4" w:space="0" w:color="auto"/>
+              <w:right w:val="single" w:sz="4" w:space="0" w:color="auto"/>
+            </w:tcBorders>
+          </w:tcPr>
+          <w:p>
+            <w:pPr>
+              <w:pStyle w:val="ListParagraph"/>
+              <w:numPr>
+                <w:ilvl w:val="0"/>
+                <w:numId w:val="10"/>
+              </w:numPr>
+            </w:pPr>
+          </w:p>
+        </w:tc>
+        <w:tc>
+          <w:tcPr>
+            <w:tcW w:w="1965" w:type="dxa"/>
+            <w:tcBorders>
+              <w:top w:val="single" w:sz="4" w:space="0" w:color="auto"/>
+              <w:left w:val="single" w:sz="4" w:space="0" w:color="auto"/>
+              <w:bottom w:val="single" w:sz="4" w:space="0" w:color="auto"/>
+              <w:right w:val="single" w:sz="4" w:space="0" w:color="auto"/>
+            </w:tcBorders>
+          </w:tcPr>
+          <w:p/>
+        </w:tc>
+      </w:tr>
+    </w:tbl>
+    <w:p>
+      <w:pPr>
+        <w:pStyle w:val="Heading1"/>
+        <w:rPr>
+          <w:sz w:val="40"/>
+          <w:szCs w:val="40"/>
+        </w:rPr>
+      </w:pPr>
+      <w:proofErr w:type="gramStart"/>
+      <w:r>
+        <w:rPr>
+          <w:sz w:val="40"/>
+          <w:szCs w:val="40"/>
+        </w:rPr>
+        <w:lastRenderedPageBreak/>
+        <w:t xml:space="preserve">Non </w:t>
+      </w:r>
+      <w:r>
+        <w:rPr>
+          <w:sz w:val="40"/>
+          <w:szCs w:val="40"/>
+        </w:rPr>
+        <w:t>Functional</w:t>
+      </w:r>
+      <w:proofErr w:type="gramEnd"/>
+      <w:r>
+        <w:rPr>
+          <w:sz w:val="40"/>
+          <w:szCs w:val="40"/>
+        </w:rPr>
+        <w:t xml:space="preserve"> Requirements </w:t>
+      </w:r>
+    </w:p>
+    <w:p>
+      <w:pPr>
+        <w:pStyle w:val="Heading2"/>
+      </w:pPr>
+      <w:bookmarkStart w:id="21" w:name="_Toc217133021"/>
+      <w:bookmarkStart w:id="22" w:name="_Toc220378518"/>
+      <w:r>
+        <w:t>Performance</w:t>
+      </w:r>
+      <w:bookmarkEnd w:id="21"/>
+      <w:bookmarkEnd w:id="22"/>
+    </w:p>
+    <w:p/>
+    <w:tbl>
+      <w:tblPr>
+        <w:tblStyle w:val="TableGrid"/>
+        <w:tblW w:w="0" w:type="auto"/>
+        <w:tblInd w:w="0" w:type="dxa"/>
+        <w:tblLook w:val="04A0" w:firstRow="1" w:lastRow="0" w:firstColumn="1" w:lastColumn="0" w:noHBand="0" w:noVBand="1"/>
+      </w:tblPr>
+      <w:tblGrid>
+        <w:gridCol w:w="3005"/>
+        <w:gridCol w:w="3005"/>
+        <w:gridCol w:w="3006"/>
+      </w:tblGrid>
+      <w:tr>
+        <w:tc>
+          <w:tcPr>
+            <w:tcW w:w="3005" w:type="dxa"/>
+          </w:tcPr>
+          <w:p>
+            <w:pPr>
+              <w:rPr>
+                <w:b/>
+                <w:bCs/>
+              </w:rPr>
+            </w:pPr>
+            <w:r>
+              <w:rPr>
+                <w:b/>
+                <w:bCs/>
+              </w:rPr>
+              <w:t>Requirement</w:t>
+            </w:r>
+          </w:p>
+        </w:tc>
+        <w:tc>
+          <w:tcPr>
+            <w:tcW w:w="3005" w:type="dxa"/>
+          </w:tcPr>
+          <w:p>
+            <w:pPr>
+              <w:rPr>
+                <w:b/>
+                <w:bCs/>
+              </w:rPr>
+            </w:pPr>
+            <w:r>
+              <w:rPr>
+                <w:b/>
+                <w:bCs/>
+              </w:rPr>
+              <w:t>Justification</w:t>
+            </w:r>
+          </w:p>
+        </w:tc>
+        <w:tc>
+          <w:tcPr>
+            <w:tcW w:w="3006" w:type="dxa"/>
+          </w:tcPr>
+          <w:p>
+            <w:pPr>
+              <w:rPr>
+                <w:b/>
+                <w:bCs/>
+              </w:rPr>
+            </w:pPr>
+            <w:r>
+              <w:rPr>
+                <w:b/>
+                <w:bCs/>
+              </w:rPr>
+              <w:t>KPI</w:t>
+            </w:r>
+          </w:p>
+        </w:tc>
+      </w:tr>
+      <w:tr>
+        <w:tc>
+          <w:tcPr>
+            <w:tcW w:w="3005" w:type="dxa"/>
+          </w:tcPr>
+          <w:p>
+            <w:r>
+              <w:t>The webpages must load in industry standard time.</w:t>
+            </w:r>
+          </w:p>
+        </w:tc>
+        <w:tc>
+          <w:tcPr>
+            <w:tcW w:w="3005" w:type="dxa"/>
+          </w:tcPr>
+          <w:p>
+            <w:r>
+              <w:t>This will allow a good user experience and customer retention if webpages are loaded quickly</w:t>
+            </w:r>
+          </w:p>
+        </w:tc>
+        <w:tc>
+          <w:tcPr>
+            <w:tcW w:w="3006" w:type="dxa"/>
+          </w:tcPr>
+          <w:p>
+            <w:r>
+              <w:t>Webpages should load fully within 15 milliseconds.</w:t>
+            </w:r>
+          </w:p>
+        </w:tc>
+      </w:tr>
+      <w:tr>
+        <w:tc>
+          <w:tcPr>
+            <w:tcW w:w="3005" w:type="dxa"/>
+          </w:tcPr>
+          <w:p>
+            <w:r>
+              <w:t>The system must handle a specific number of requests without degradation.</w:t>
+            </w:r>
+          </w:p>
+        </w:tc>
+        <w:tc>
+          <w:tcPr>
+            <w:tcW w:w="3005" w:type="dxa"/>
+          </w:tcPr>
+          <w:p>
+            <w:r>
+              <w:t>This will ensure the core function of the website will still work at a busy day without slowing down website significantly.</w:t>
+            </w:r>
+          </w:p>
+        </w:tc>
+        <w:tc>
+          <w:tcPr>
+            <w:tcW w:w="3006" w:type="dxa"/>
+          </w:tcPr>
+          <w:p>
+            <w:r>
+              <w:t>On average the system should handle 30 requests per second without degradation.</w:t>
+            </w:r>
+          </w:p>
+        </w:tc>
+      </w:tr>
+      <w:tr>
+        <w:tc>
+          <w:tcPr>
+            <w:tcW w:w="3005" w:type="dxa"/>
+          </w:tcPr>
+          <w:p>
+            <w:r>
+              <w:t xml:space="preserve">The website should offer fast performance across all platforms especially mobile networks </w:t>
+            </w:r>
+          </w:p>
+        </w:tc>
+        <w:tc>
+          <w:tcPr>
+            <w:tcW w:w="3005" w:type="dxa"/>
+          </w:tcPr>
+          <w:p>
+            <w:r>
+              <w:t>Mobile traffic is increasingly important, and mobile users often face slower internet speeds. Ensuring fast load times on mobile is essential for good user experience.</w:t>
+            </w:r>
+          </w:p>
+        </w:tc>
+        <w:tc>
+          <w:tcPr>
+            <w:tcW w:w="3006" w:type="dxa"/>
+          </w:tcPr>
+          <w:p>
+            <w:r>
+              <w:t xml:space="preserve">Website should load in under 3 seconds on mobile devices </w:t>
+            </w:r>
+          </w:p>
+        </w:tc>
+      </w:tr>
+      <w:tr>
+        <w:tc>
+          <w:tcPr>
+            <w:tcW w:w="3005" w:type="dxa"/>
+          </w:tcPr>
+          <w:p>
+            <w:r>
+              <w:t>The server should respond promptly to user requests without delays.</w:t>
+            </w:r>
+          </w:p>
+        </w:tc>
+        <w:tc>
+          <w:tcPr>
+            <w:tcW w:w="3005" w:type="dxa"/>
+          </w:tcPr>
+          <w:p>
+            <w:r>
+              <w:t>Quick server responses ensure that users don’t experience delays while waiting for content to load. This improves perceived performance and user engagement.</w:t>
+            </w:r>
+          </w:p>
+        </w:tc>
+        <w:tc>
+          <w:tcPr>
+            <w:tcW w:w="3006" w:type="dxa"/>
+          </w:tcPr>
+          <w:p>
+            <w:r>
+              <w:t>Server response time should be under 200 milliseconds.</w:t>
+            </w:r>
+          </w:p>
+        </w:tc>
+      </w:tr>
+      <w:tr>
+        <w:tc>
+          <w:tcPr>
+            <w:tcW w:w="3005" w:type="dxa"/>
+          </w:tcPr>
+          <w:p>
+            <w:r>
+              <w:t xml:space="preserve">The website should be responsive and quick to react to user actions, such as clicks and scrolling </w:t>
+            </w:r>
+          </w:p>
+        </w:tc>
+        <w:tc>
+          <w:tcPr>
+            <w:tcW w:w="3005" w:type="dxa"/>
+          </w:tcPr>
+          <w:p>
+            <w:r>
+              <w:t xml:space="preserve">Delays in user interactions can frustrate users and lead to user dissatisfaction. Fast response times ensure a more interactive experience. </w:t>
+            </w:r>
+          </w:p>
+        </w:tc>
+        <w:tc>
+          <w:tcPr>
+            <w:tcW w:w="3006" w:type="dxa"/>
+          </w:tcPr>
+          <w:p>
+            <w:r>
+              <w:t>Input delay should be at or under 100 milliseconds.</w:t>
+            </w:r>
+          </w:p>
+        </w:tc>
+      </w:tr>
+      <w:tr>
+        <w:tc>
+          <w:tcPr>
+            <w:tcW w:w="3005" w:type="dxa"/>
+          </w:tcPr>
+          <w:p>
+            <w:r>
+              <w:t>Payment should be processed quickly.</w:t>
+            </w:r>
+          </w:p>
+        </w:tc>
+        <w:tc>
+          <w:tcPr>
+            <w:tcW w:w="3005" w:type="dxa"/>
+          </w:tcPr>
+          <w:p>
+            <w:r>
+              <w:t>This will allow the customers to feel like that the website is responsive as it will not take long to process the payment.</w:t>
+            </w:r>
+          </w:p>
+        </w:tc>
+        <w:tc>
+          <w:tcPr>
+            <w:tcW w:w="3006" w:type="dxa"/>
+          </w:tcPr>
+          <w:p>
+            <w:r>
+              <w:t>The payment should be at an industry standard.</w:t>
+            </w:r>
+          </w:p>
+        </w:tc>
+      </w:tr>
     </w:tbl>
     <w:p/>
+    <w:p>
+      <w:pPr>
+        <w:pStyle w:val="Heading2"/>
+      </w:pPr>
+      <w:bookmarkStart w:id="23" w:name="_Toc217133022"/>
+      <w:bookmarkStart w:id="24" w:name="_Toc220378519"/>
+      <w:r>
+        <w:t>Security</w:t>
+      </w:r>
+      <w:bookmarkEnd w:id="23"/>
+      <w:bookmarkEnd w:id="24"/>
+    </w:p>
+    <w:tbl>
+      <w:tblPr>
+        <w:tblStyle w:val="TableGrid"/>
+        <w:tblW w:w="0" w:type="auto"/>
+        <w:tblInd w:w="0" w:type="dxa"/>
+        <w:tblLook w:val="04A0" w:firstRow="1" w:lastRow="0" w:firstColumn="1" w:lastColumn="0" w:noHBand="0" w:noVBand="1"/>
+      </w:tblPr>
+      <w:tblGrid>
+        <w:gridCol w:w="3005"/>
+        <w:gridCol w:w="3005"/>
+        <w:gridCol w:w="3006"/>
+      </w:tblGrid>
+      <w:tr>
+        <w:tc>
+          <w:tcPr>
+            <w:tcW w:w="3005" w:type="dxa"/>
+          </w:tcPr>
+          <w:p>
+            <w:pPr>
+              <w:rPr>
+                <w:b/>
+                <w:bCs/>
+              </w:rPr>
+            </w:pPr>
+            <w:r>
+              <w:rPr>
+                <w:b/>
+                <w:bCs/>
+              </w:rPr>
+              <w:t>Requirement</w:t>
+            </w:r>
+          </w:p>
+        </w:tc>
+        <w:tc>
+          <w:tcPr>
+            <w:tcW w:w="3005" w:type="dxa"/>
+          </w:tcPr>
+          <w:p>
+            <w:pPr>
+              <w:rPr>
+                <w:b/>
+                <w:bCs/>
+              </w:rPr>
+            </w:pPr>
+            <w:r>
+              <w:rPr>
+                <w:b/>
+                <w:bCs/>
+              </w:rPr>
+              <w:t>Justification</w:t>
+            </w:r>
+          </w:p>
+        </w:tc>
+        <w:tc>
+          <w:tcPr>
+            <w:tcW w:w="3006" w:type="dxa"/>
+          </w:tcPr>
+          <w:p>
+            <w:pPr>
+              <w:rPr>
+                <w:b/>
+                <w:bCs/>
+              </w:rPr>
+            </w:pPr>
+            <w:r>
+              <w:rPr>
+                <w:b/>
+                <w:bCs/>
+              </w:rPr>
+              <w:t>KPI</w:t>
+            </w:r>
+          </w:p>
+        </w:tc>
+      </w:tr>
+      <w:tr>
+        <w:tc>
+          <w:tcPr>
+            <w:tcW w:w="3005" w:type="dxa"/>
+          </w:tcPr>
+          <w:p>
+            <w:r>
+              <w:t>All sensitive data should be encrypted both in transit and at rest</w:t>
+            </w:r>
+          </w:p>
+        </w:tc>
+        <w:tc>
+          <w:tcPr>
+            <w:tcW w:w="3005" w:type="dxa"/>
+          </w:tcPr>
+          <w:p>
+            <w:r>
+              <w:t xml:space="preserve">This ensures that user data </w:t>
+            </w:r>
+            <w:r>
+              <w:t>is protected from unauthorised access which is essential for building trust</w:t>
+            </w:r>
+          </w:p>
+        </w:tc>
+        <w:tc>
+          <w:tcPr>
+            <w:tcW w:w="3006" w:type="dxa"/>
+          </w:tcPr>
+          <w:p>
+            <w:r>
+              <w:t>100% of sensitive data should be encrypted using SSL/TLS while stored</w:t>
+            </w:r>
+          </w:p>
+        </w:tc>
+      </w:tr>
+      <w:tr>
+        <w:tc>
+          <w:tcPr>
+            <w:tcW w:w="3005" w:type="dxa"/>
+          </w:tcPr>
+          <w:p>
+            <w:r>
+              <w:t>All User accounts should have a strong, multi-factor authentication</w:t>
+            </w:r>
+          </w:p>
+        </w:tc>
+        <w:tc>
+          <w:tcPr>
+            <w:tcW w:w="3005" w:type="dxa"/>
+          </w:tcPr>
+          <w:p>
+            <w:r>
+              <w:t>MFA provides an extra layer of security, reducing the risk of unauthorized access due to weak or compromised passwords.</w:t>
+            </w:r>
+          </w:p>
+        </w:tc>
+        <w:tc>
+          <w:tcPr>
+            <w:tcW w:w="3006" w:type="dxa"/>
+          </w:tcPr>
+          <w:p>
+            <w:r>
+              <w:t>95% of should have MFA enabled.</w:t>
+            </w:r>
+          </w:p>
+        </w:tc>
+      </w:tr>
+      <w:tr>
+        <w:tc>
+          <w:tcPr>
+            <w:tcW w:w="3005" w:type="dxa"/>
+          </w:tcPr>
+          <w:p>
+            <w:r>
+              <w:t>Th</w:t>
+            </w:r>
+            <w:r>
+              <w:t xml:space="preserve">e website should undergo regular security assessments, </w:t>
+            </w:r>
+            <w:r>
+              <w:lastRenderedPageBreak/>
+              <w:t>including vulnerability scans and penetration tests, to identify and mitigate security risks.</w:t>
+            </w:r>
+          </w:p>
+        </w:tc>
+        <w:tc>
+          <w:tcPr>
+            <w:tcW w:w="3005" w:type="dxa"/>
+          </w:tcPr>
+          <w:p>
+            <w:r>
+              <w:lastRenderedPageBreak/>
+              <w:t xml:space="preserve">Regular scans and tests help identify security flaws before </w:t>
+            </w:r>
+            <w:r>
+              <w:lastRenderedPageBreak/>
+              <w:t>they can be exploited by attackers.</w:t>
+            </w:r>
+          </w:p>
+        </w:tc>
+        <w:tc>
+          <w:tcPr>
+            <w:tcW w:w="3006" w:type="dxa"/>
+          </w:tcPr>
+          <w:p>
+            <w:r>
+              <w:lastRenderedPageBreak/>
+              <w:t>Critical vulnerabilities should be fixed within 72 hours</w:t>
+            </w:r>
+          </w:p>
+        </w:tc>
+      </w:tr>
+      <w:tr>
+        <w:tc>
+          <w:tcPr>
+            <w:tcW w:w="3005" w:type="dxa"/>
+          </w:tcPr>
+          <w:p>
+            <w:r>
+              <w:t>The website must continuously monitor for security threats and leverage threat intelligence to protect against evolving attack vectors.</w:t>
+            </w:r>
+          </w:p>
+        </w:tc>
+        <w:tc>
+          <w:tcPr>
+            <w:tcW w:w="3005" w:type="dxa"/>
+          </w:tcPr>
+          <w:p>
+            <w:r>
+              <w:t>Continuous monitoring helps detect and mitigate attacks before they can cause significant damage.</w:t>
+            </w:r>
+          </w:p>
+        </w:tc>
+        <w:tc>
+          <w:tcPr>
+            <w:tcW w:w="3006" w:type="dxa"/>
+          </w:tcPr>
+          <w:p>
+            <w:r>
+              <w:t>100% of critical systems should be actively monitored.</w:t>
+            </w:r>
+          </w:p>
+        </w:tc>
+      </w:tr>
+    </w:tbl>
+    <w:p/>
+    <w:p>
+      <w:pPr>
+        <w:pStyle w:val="Heading2"/>
+      </w:pPr>
+      <w:bookmarkStart w:id="25" w:name="_Toc220378520"/>
+      <w:r>
+        <w:t>Capacity</w:t>
+      </w:r>
+      <w:bookmarkEnd w:id="25"/>
+    </w:p>
+    <w:tbl>
+      <w:tblPr>
+        <w:tblStyle w:val="TableGrid"/>
+        <w:tblW w:w="0" w:type="auto"/>
+        <w:tblInd w:w="0" w:type="dxa"/>
+        <w:tblLook w:val="04A0" w:firstRow="1" w:lastRow="0" w:firstColumn="1" w:lastColumn="0" w:noHBand="0" w:noVBand="1"/>
+      </w:tblPr>
+      <w:tblGrid>
+        <w:gridCol w:w="3005"/>
+        <w:gridCol w:w="3005"/>
+        <w:gridCol w:w="3006"/>
+      </w:tblGrid>
+      <w:tr>
+        <w:tc>
+          <w:tcPr>
+            <w:tcW w:w="3005" w:type="dxa"/>
+          </w:tcPr>
+          <w:p>
+            <w:pPr>
+              <w:rPr>
+                <w:b/>
+                <w:bCs/>
+              </w:rPr>
+            </w:pPr>
+            <w:r>
+              <w:rPr>
+                <w:b/>
+                <w:bCs/>
+              </w:rPr>
+              <w:t>Requirement</w:t>
+            </w:r>
+          </w:p>
+        </w:tc>
+        <w:tc>
+          <w:tcPr>
+            <w:tcW w:w="3005" w:type="dxa"/>
+          </w:tcPr>
+          <w:p>
+            <w:pPr>
+              <w:rPr>
+                <w:b/>
+                <w:bCs/>
+              </w:rPr>
+            </w:pPr>
+            <w:r>
+              <w:rPr>
+                <w:b/>
+                <w:bCs/>
+              </w:rPr>
+              <w:t>Justification</w:t>
+            </w:r>
+          </w:p>
+        </w:tc>
+        <w:tc>
+          <w:tcPr>
+            <w:tcW w:w="3006" w:type="dxa"/>
+          </w:tcPr>
+          <w:p>
+            <w:pPr>
+              <w:rPr>
+                <w:b/>
+                <w:bCs/>
+              </w:rPr>
+            </w:pPr>
+            <w:r>
+              <w:rPr>
+                <w:b/>
+                <w:bCs/>
+              </w:rPr>
+              <w:t>KPI</w:t>
+            </w:r>
+          </w:p>
+        </w:tc>
+      </w:tr>
+      <w:tr>
+        <w:tc>
+          <w:tcPr>
+            <w:tcW w:w="3005" w:type="dxa"/>
+          </w:tcPr>
+          <w:p>
+            <w:r>
+              <w:t>The system shall support a minimum of 10,000 concurrent users without degradation.</w:t>
+            </w:r>
+          </w:p>
+        </w:tc>
+        <w:tc>
+          <w:tcPr>
+            <w:tcW w:w="3005" w:type="dxa"/>
+          </w:tcPr>
+          <w:p>
+            <w:r>
+              <w:t>Ensures system reliability during peak usage and prevents service outages.</w:t>
+            </w:r>
+          </w:p>
+        </w:tc>
+        <w:tc>
+          <w:tcPr>
+            <w:tcW w:w="3006" w:type="dxa"/>
+          </w:tcPr>
+          <w:p>
+            <w:r>
+              <w:t>Average response time ≤ 2 seconds with 10,000 concurrent users</w:t>
+            </w:r>
+          </w:p>
+        </w:tc>
+      </w:tr>
+      <w:tr>
+        <w:tc>
+          <w:tcPr>
+            <w:tcW w:w="3005" w:type="dxa"/>
+          </w:tcPr>
+          <w:p>
+            <w:r>
+              <w:t>The system shall process a minimum of 2,000 transactions per second (TPS) during peak hours.</w:t>
+            </w:r>
+          </w:p>
+        </w:tc>
+        <w:tc>
+          <w:tcPr>
+            <w:tcW w:w="3005" w:type="dxa"/>
+          </w:tcPr>
+          <w:p>
+            <w:r>
+              <w:t>Maintains business continuity under heavy transaction loads.</w:t>
+            </w:r>
+          </w:p>
+        </w:tc>
+        <w:tc>
+          <w:tcPr>
+            <w:tcW w:w="3006" w:type="dxa"/>
+          </w:tcPr>
+          <w:p>
+            <w:r>
+              <w:t>Sustained throughput of 2,000 TPS during peak testing</w:t>
+            </w:r>
+          </w:p>
+        </w:tc>
+      </w:tr>
+      <w:tr>
+        <w:tc>
+          <w:tcPr>
+            <w:tcW w:w="3005" w:type="dxa"/>
+          </w:tcPr>
+          <w:p>
+            <w:r>
+              <w:t>The website should be able to store data of many customers without overwriting previous data of other customers.</w:t>
+            </w:r>
+          </w:p>
+        </w:tc>
+        <w:tc>
+          <w:tcPr>
+            <w:tcW w:w="3005" w:type="dxa"/>
+          </w:tcPr>
+          <w:p>
+            <w:r>
+              <w:t>This will allow the website to handle the storage customers’ details and orders, without cost the constant need to upgrade the storage. Additionally, it will avoid customers getting frustrated if they website cannot store their details or orders.</w:t>
+            </w:r>
+          </w:p>
+        </w:tc>
+        <w:tc>
+          <w:tcPr>
+            <w:tcW w:w="3006" w:type="dxa"/>
+          </w:tcPr>
+          <w:p>
+            <w:r>
+              <w:t>The website should be able to store up to 100TB of data.</w:t>
+            </w:r>
+          </w:p>
+        </w:tc>
+      </w:tr>
+    </w:tbl>
+    <w:p>
+      <w:r>
+        <w:t xml:space="preserve"> </w:t>
+      </w:r>
+    </w:p>
     <w:p/>
     <w:p/>
+    <w:p>
+      <w:pPr>
+        <w:pStyle w:val="Heading2"/>
+      </w:pPr>
+      <w:bookmarkStart w:id="26" w:name="_Toc217133024"/>
+      <w:bookmarkStart w:id="27" w:name="_Toc220378521"/>
+      <w:r>
+        <w:t>Scalability</w:t>
+      </w:r>
+      <w:bookmarkEnd w:id="26"/>
+      <w:bookmarkEnd w:id="27"/>
+    </w:p>
+    <w:tbl>
+      <w:tblPr>
+        <w:tblStyle w:val="TableGrid"/>
+        <w:tblW w:w="0" w:type="auto"/>
+        <w:tblInd w:w="0" w:type="dxa"/>
+        <w:tblLook w:val="04A0" w:firstRow="1" w:lastRow="0" w:firstColumn="1" w:lastColumn="0" w:noHBand="0" w:noVBand="1"/>
+      </w:tblPr>
+      <w:tblGrid>
+        <w:gridCol w:w="3005"/>
+        <w:gridCol w:w="3005"/>
+        <w:gridCol w:w="3006"/>
+      </w:tblGrid>
+      <w:tr>
+        <w:tc>
+          <w:tcPr>
+            <w:tcW w:w="3005" w:type="dxa"/>
+          </w:tcPr>
+          <w:p>
+            <w:pPr>
+              <w:rPr>
+                <w:b/>
+                <w:bCs/>
+              </w:rPr>
+            </w:pPr>
+            <w:r>
+              <w:rPr>
+                <w:b/>
+                <w:bCs/>
+              </w:rPr>
+              <w:t>Requirement</w:t>
+            </w:r>
+          </w:p>
+        </w:tc>
+        <w:tc>
+          <w:tcPr>
+            <w:tcW w:w="3005" w:type="dxa"/>
+          </w:tcPr>
+          <w:p>
+            <w:pPr>
+              <w:rPr>
+                <w:b/>
+                <w:bCs/>
+              </w:rPr>
+            </w:pPr>
+            <w:r>
+              <w:rPr>
+                <w:b/>
+                <w:bCs/>
+              </w:rPr>
+              <w:t>Justification</w:t>
+            </w:r>
+          </w:p>
+        </w:tc>
+        <w:tc>
+          <w:tcPr>
+            <w:tcW w:w="3006" w:type="dxa"/>
+          </w:tcPr>
+          <w:p>
+            <w:pPr>
+              <w:rPr>
+                <w:b/>
+                <w:bCs/>
+              </w:rPr>
+            </w:pPr>
+            <w:r>
+              <w:rPr>
+                <w:b/>
+                <w:bCs/>
+              </w:rPr>
+              <w:t>KPI</w:t>
+            </w:r>
+          </w:p>
+        </w:tc>
+      </w:tr>
+      <w:tr>
+        <w:tc>
+          <w:tcPr>
+            <w:tcW w:w="3005" w:type="dxa"/>
+          </w:tcPr>
+          <w:p>
+            <w:r>
+              <w:t>The system sh</w:t>
+            </w:r>
+            <w:r>
+              <w:t xml:space="preserve">ould </w:t>
+            </w:r>
+            <w:r>
+              <w:t>support scaling by adding instances without downtime.</w:t>
+            </w:r>
+          </w:p>
+        </w:tc>
+        <w:tc>
+          <w:tcPr>
+            <w:tcW w:w="3005" w:type="dxa"/>
+          </w:tcPr>
+          <w:p>
+            <w:r>
+              <w:t>Allows growth without disrupting active users.</w:t>
+            </w:r>
+          </w:p>
+        </w:tc>
+        <w:tc>
+          <w:tcPr>
+            <w:tcW w:w="3006" w:type="dxa"/>
+          </w:tcPr>
+          <w:p>
+            <w:r>
+              <w:t>Zero service downtime during horizontal scaling</w:t>
+            </w:r>
+          </w:p>
+        </w:tc>
+      </w:tr>
+      <w:tr>
+        <w:tc>
+          <w:tcPr>
+            <w:tcW w:w="3005" w:type="dxa"/>
+          </w:tcPr>
+          <w:p>
+            <w:r>
+              <w:t>The system shall support scaling of CPU, memory, and storage resources.</w:t>
+            </w:r>
+          </w:p>
+        </w:tc>
+        <w:tc>
+          <w:tcPr>
+            <w:tcW w:w="3005" w:type="dxa"/>
+          </w:tcPr>
+          <w:p>
+            <w:r>
+              <w:t>Provides flexibility for performance optimization.</w:t>
+            </w:r>
+          </w:p>
+        </w:tc>
+        <w:tc>
+          <w:tcPr>
+            <w:tcW w:w="3006" w:type="dxa"/>
+          </w:tcPr>
+          <w:p>
+            <w:r>
+              <w:t>Performance improvement ≥ 30% after vertical scaling</w:t>
+            </w:r>
+          </w:p>
+        </w:tc>
+      </w:tr>
+      <w:tr>
+        <w:tc>
+          <w:tcPr>
+            <w:tcW w:w="3005" w:type="dxa"/>
+          </w:tcPr>
+          <w:p>
+            <w:r>
+              <w:t>The code should be easily maintained and understandable by others.</w:t>
+            </w:r>
+          </w:p>
+        </w:tc>
+        <w:tc>
+          <w:tcPr>
+            <w:tcW w:w="3005" w:type="dxa"/>
+          </w:tcPr>
+          <w:p>
+            <w:r>
+              <w:t>This will allow the website to get more features more efficiently as other developers can understand the code easily.</w:t>
+            </w:r>
+          </w:p>
+        </w:tc>
+        <w:tc>
+          <w:tcPr>
+            <w:tcW w:w="3006" w:type="dxa"/>
+          </w:tcPr>
+          <w:p>
+            <w:r>
+              <w:t>A third party should be able to understand the coding conventions and logic being used in the solution and edit the code easily after a week of reviewing.</w:t>
+            </w:r>
+          </w:p>
+        </w:tc>
+      </w:tr>
+    </w:tbl>
+    <w:p/>
+    <w:p>
+      <w:pPr>
+        <w:pStyle w:val="Heading2"/>
+      </w:pPr>
+      <w:bookmarkStart w:id="28" w:name="_Toc217133025"/>
+      <w:bookmarkStart w:id="29" w:name="_Toc220378522"/>
+      <w:r>
+        <w:lastRenderedPageBreak/>
+        <w:t>Usability and Accessibility</w:t>
+      </w:r>
+      <w:bookmarkEnd w:id="28"/>
+      <w:bookmarkEnd w:id="29"/>
+    </w:p>
+    <w:tbl>
+      <w:tblPr>
+        <w:tblStyle w:val="TableGrid"/>
+        <w:tblW w:w="0" w:type="auto"/>
+        <w:tblInd w:w="0" w:type="dxa"/>
+        <w:tblLook w:val="04A0" w:firstRow="1" w:lastRow="0" w:firstColumn="1" w:lastColumn="0" w:noHBand="0" w:noVBand="1"/>
+      </w:tblPr>
+      <w:tblGrid>
+        <w:gridCol w:w="3005"/>
+        <w:gridCol w:w="3005"/>
+        <w:gridCol w:w="3006"/>
+      </w:tblGrid>
+      <w:tr>
+        <w:tc>
+          <w:tcPr>
+            <w:tcW w:w="3005" w:type="dxa"/>
+          </w:tcPr>
+          <w:p>
+            <w:pPr>
+              <w:rPr>
+                <w:b/>
+                <w:bCs/>
+              </w:rPr>
+            </w:pPr>
+            <w:r>
+              <w:rPr>
+                <w:b/>
+                <w:bCs/>
+              </w:rPr>
+              <w:t>Requirement</w:t>
+            </w:r>
+          </w:p>
+        </w:tc>
+        <w:tc>
+          <w:tcPr>
+            <w:tcW w:w="3005" w:type="dxa"/>
+          </w:tcPr>
+          <w:p>
+            <w:pPr>
+              <w:rPr>
+                <w:b/>
+                <w:bCs/>
+              </w:rPr>
+            </w:pPr>
+            <w:r>
+              <w:rPr>
+                <w:b/>
+                <w:bCs/>
+              </w:rPr>
+              <w:t>Justification</w:t>
+            </w:r>
+          </w:p>
+        </w:tc>
+        <w:tc>
+          <w:tcPr>
+            <w:tcW w:w="3006" w:type="dxa"/>
+          </w:tcPr>
+          <w:p>
+            <w:pPr>
+              <w:rPr>
+                <w:b/>
+                <w:bCs/>
+              </w:rPr>
+            </w:pPr>
+            <w:r>
+              <w:rPr>
+                <w:b/>
+                <w:bCs/>
+              </w:rPr>
+              <w:t>KPI</w:t>
+            </w:r>
+          </w:p>
+        </w:tc>
+      </w:tr>
+      <w:tr>
+        <w:trPr>
+          <w:trHeight w:val="935"/>
+        </w:trPr>
+        <w:tc>
+          <w:tcPr>
+            <w:tcW w:w="3005" w:type="dxa"/>
+          </w:tcPr>
+          <w:p>
+            <w:r>
+              <w:t>The system sh</w:t>
+            </w:r>
+            <w:r>
+              <w:t>ould</w:t>
+            </w:r>
+            <w:r>
+              <w:t xml:space="preserve"> maintain consistent design across all interfaces.</w:t>
+            </w:r>
+          </w:p>
+        </w:tc>
+        <w:tc>
+          <w:tcPr>
+            <w:tcW w:w="3005" w:type="dxa"/>
+          </w:tcPr>
+          <w:p>
+            <w:r>
+              <w:t>Reduces cognitive load and user confusion.</w:t>
+            </w:r>
+          </w:p>
+        </w:tc>
+        <w:tc>
+          <w:tcPr>
+            <w:tcW w:w="3006" w:type="dxa"/>
+          </w:tcPr>
+          <w:p>
+            <w:r>
+              <w:t>UI consistency score ≥ 90% in design review</w:t>
+            </w:r>
+          </w:p>
+        </w:tc>
+      </w:tr>
+      <w:tr>
+        <w:trPr>
+          <w:trHeight w:val="935"/>
+        </w:trPr>
+        <w:tc>
+          <w:tcPr>
+            <w:tcW w:w="3005" w:type="dxa"/>
+          </w:tcPr>
+          <w:p>
+            <w:r>
+              <w:t>Website should have intuitive and consistent navigation</w:t>
+            </w:r>
+          </w:p>
+        </w:tc>
+        <w:tc>
+          <w:tcPr>
+            <w:tcW w:w="3005" w:type="dxa"/>
+          </w:tcPr>
+          <w:p>
+            <w:r>
+              <w:t>This ensures user can easily find the right content and reduces frustration, which reduce drop-off rates of the website.</w:t>
+            </w:r>
+          </w:p>
+        </w:tc>
+        <w:tc>
+          <w:tcPr>
+            <w:tcW w:w="3006" w:type="dxa"/>
+          </w:tcPr>
+          <w:p>
+            <w:r>
+              <w:t>Any page should be able to be reached within 3 clicks from the homepage.</w:t>
+            </w:r>
+          </w:p>
+          <w:p>
+            <w:r>
+              <w:t>Frequently used pages should have link on the navigation bar to be clicked on.</w:t>
+            </w:r>
+          </w:p>
+        </w:tc>
+      </w:tr>
+      <w:tr>
+        <w:trPr>
+          <w:trHeight w:val="935"/>
+        </w:trPr>
+        <w:tc>
+          <w:tcPr>
+            <w:tcW w:w="3005" w:type="dxa"/>
+          </w:tcPr>
+          <w:p>
+            <w:r>
+              <w:t>The system sh</w:t>
+            </w:r>
+            <w:r>
+              <w:t xml:space="preserve">ould </w:t>
+            </w:r>
+            <w:r>
+              <w:t>support keyboard navigation and assistive technologies.</w:t>
+            </w:r>
+          </w:p>
+        </w:tc>
+        <w:tc>
+          <w:tcPr>
+            <w:tcW w:w="3005" w:type="dxa"/>
+          </w:tcPr>
+          <w:p>
+            <w:r>
+              <w:t>Enables access for users with disabilities.</w:t>
+            </w:r>
+          </w:p>
+        </w:tc>
+        <w:tc>
+          <w:tcPr>
+            <w:tcW w:w="3006" w:type="dxa"/>
+          </w:tcPr>
+          <w:p>
+            <w:r>
+              <w:t>100% keyboard navigation coverage for core features</w:t>
+            </w:r>
+          </w:p>
+        </w:tc>
+      </w:tr>
+      <w:tr>
+        <w:trPr>
+          <w:trHeight w:val="935"/>
+        </w:trPr>
+        <w:tc>
+          <w:tcPr>
+            <w:tcW w:w="3005" w:type="dxa"/>
+          </w:tcPr>
+          <w:p>
+            <w:r>
+              <w:t>Should have maintain consistent visual design and content tone throughout all pages</w:t>
+            </w:r>
+          </w:p>
+        </w:tc>
+        <w:tc>
+          <w:tcPr>
+            <w:tcW w:w="3005" w:type="dxa"/>
+          </w:tcPr>
+          <w:p>
+            <w:r>
+              <w:t>This will allow for better brand recognition and build trust for customers, due to consistency in the visual design.</w:t>
+            </w:r>
+          </w:p>
+        </w:tc>
+        <w:tc>
+          <w:tcPr>
+            <w:tcW w:w="3006" w:type="dxa"/>
+          </w:tcPr>
+          <w:p>
+            <w:r>
+              <w:t>All pages should fully adhere to the design document of the website.</w:t>
+            </w:r>
+          </w:p>
+        </w:tc>
+      </w:tr>
+      <w:tr>
+        <w:trPr>
+          <w:trHeight w:val="935"/>
+        </w:trPr>
+        <w:tc>
+          <w:tcPr>
+            <w:tcW w:w="3005" w:type="dxa"/>
+          </w:tcPr>
+          <w:p>
+            <w:r>
+              <w:t>The system shall provide clear error messages and recovery guidance.</w:t>
+            </w:r>
+          </w:p>
+        </w:tc>
+        <w:tc>
+          <w:tcPr>
+            <w:tcW w:w="3005" w:type="dxa"/>
+          </w:tcPr>
+          <w:p>
+            <w:r>
+              <w:t>Minimizes user frustration and task failure.</w:t>
+            </w:r>
+          </w:p>
+        </w:tc>
+        <w:tc>
+          <w:tcPr>
+            <w:tcW w:w="3006" w:type="dxa"/>
+          </w:tcPr>
+          <w:p>
+            <w:r>
+              <w:t>≥ 90% successful task recovery rate</w:t>
+            </w:r>
+          </w:p>
+        </w:tc>
+      </w:tr>
+    </w:tbl>
     <w:p/>
     <w:p/>
     <w:p/>
@@ -3523,7 +6131,7 @@
 </file>
 
 <file path=word/numbering.xml><?xml version="1.0" encoding="utf-8"?>
-<w:numbering xmlns:wpc="http://schemas.microsoft.com/office/word/2010/wordprocessingCanvas" xmlns:cx="http://schemas.microsoft.com/office/drawing/2014/chartex" xmlns:cx1="http://schemas.microsoft.com/office/drawing/2015/9/8/chartex" xmlns:cx2="http://schemas.microsoft.com/office/drawing/2015/10/21/chartex" xmlns:cx3="http://schemas.microsoft.com/office/drawing/2016/5/9/chartex" xmlns:cx4="http://schemas.microsoft.com/office/drawing/2016/5/10/chartex" xmlns:cx5="http://schemas.microsoft.com/office/drawing/2016/5/11/chartex" xmlns:cx6="http://schemas.microsoft.com/office/drawing/2016/5/12/chartex" xmlns:cx7="http://schemas.microsoft.com/office/drawing/2016/5/13/chartex" xmlns:cx8="http://schemas.microsoft.com/office/drawing/2016/5/14/chartex" xmlns:mc="http://schemas.openxmlformats.org/markup-compatibility/2006" xmlns:aink="http://schemas.microsoft.com/office/drawing/2016/ink" xmlns:am3d="http://schemas.microsoft.com/office/drawing/2017/model3d" xmlns:o="urn:schemas-microsoft-com:office:office" xmlns:oel="http://schemas.microsoft.com/office/2019/extlst" xmlns:r="http://schemas.openxmlformats.org/officeDocument/2006/relationships" xmlns:m="http://schemas.openxmlformats.org/officeDocument/2006/math" xmlns:v="urn:schemas-microsoft-com:vml" xmlns:wp14="http://schemas.microsoft.com/office/word/2010/wordprocessingDrawing" xmlns:wp="http://schemas.openxmlformats.org/drawingml/2006/wordprocessingDrawing" xmlns:w10="urn:schemas-microsoft-com:office:word" xmlns:w="http://schemas.openxmlformats.org/wordprocessingml/2006/main" xmlns:w14="http://schemas.microsoft.com/office/word/2010/wordml" xmlns:w15="http://schemas.microsoft.com/office/word/2012/wordml" xmlns:w16cex="http://schemas.microsoft.com/office/word/2018/wordml/cex" xmlns:w16cid="http://schemas.microsoft.com/office/word/2016/wordml/cid" xmlns:w16="http://schemas.microsoft.com/office/word/2018/wordml" xmlns:w16du="http://schemas.microsoft.com/office/word/2023/wordml/word16du" xmlns:w16sdtdh="http://schemas.microsoft.com/office/word/2020/wordml/sdtdatahash" xmlns:w16sdtfl="http://schemas.microsoft.com/office/word/2024/wordml/sdtformatlock" xmlns:w16se="http://schemas.microsoft.com/office/word/2015/wordml/symex" xmlns:wpg="http://schemas.microsoft.com/office/word/2010/wordprocessingGroup" xmlns:wpi="http://schemas.microsoft.com/office/word/2010/wordprocessingInk" xmlns:wne="http://schemas.microsoft.com/office/word/2006/wordml" xmlns:wps="http://schemas.microsoft.com/office/word/2010/wordprocessingShape" mc:Ignorable="w14 w15 w16se w16cid w16 w16cex w16sdtdh w16sdtfl w16du wp14">
+<w:numbering xmlns:wpc="http://schemas.microsoft.com/office/word/2010/wordprocessingCanvas" xmlns:cx="http://schemas.microsoft.com/office/drawing/2014/chartex" xmlns:cx1="http://schemas.microsoft.com/office/drawing/2015/9/8/chartex" xmlns:cx2="http://schemas.microsoft.com/office/drawing/2015/10/21/chartex" xmlns:cx3="http://schemas.microsoft.com/office/drawing/2016/5/9/chartex" xmlns:cx4="http://schemas.microsoft.com/office/drawing/2016/5/10/chartex" xmlns:cx5="http://schemas.microsoft.com/office/drawing/2016/5/11/chartex" xmlns:cx6="http://schemas.microsoft.com/office/drawing/2016/5/12/chartex" xmlns:cx7="http://schemas.microsoft.com/office/drawing/2016/5/13/chartex" xmlns:cx8="http://schemas.microsoft.com/office/drawing/2016/5/14/chartex" xmlns:mc="http://schemas.openxmlformats.org/markup-compatibility/2006" xmlns:aink="http://schemas.microsoft.com/office/drawing/2016/ink" xmlns:am3d="http://schemas.microsoft.com/office/drawing/2017/model3d" xmlns:o="urn:schemas-microsoft-com:office:office" xmlns:r="http://schemas.openxmlformats.org/officeDocument/2006/relationships" xmlns:m="http://schemas.openxmlformats.org/officeDocument/2006/math" xmlns:v="urn:schemas-microsoft-com:vml" xmlns:wp14="http://schemas.microsoft.com/office/word/2010/wordprocessingDrawing" xmlns:wp="http://schemas.openxmlformats.org/drawingml/2006/wordprocessingDrawing" xmlns:w10="urn:schemas-microsoft-com:office:word" xmlns:w="http://schemas.openxmlformats.org/wordprocessingml/2006/main" xmlns:w14="http://schemas.microsoft.com/office/word/2010/wordml" xmlns:w15="http://schemas.microsoft.com/office/word/2012/wordml" xmlns:w16cex="http://schemas.microsoft.com/office/word/2018/wordml/cex" xmlns:w16cid="http://schemas.microsoft.com/office/word/2016/wordml/cid" xmlns:w16="http://schemas.microsoft.com/office/word/2018/wordml" xmlns:w16sdtdh="http://schemas.microsoft.com/office/word/2020/wordml/sdtdatahash" xmlns:w16se="http://schemas.microsoft.com/office/word/2015/wordml/symex" xmlns:wpg="http://schemas.microsoft.com/office/word/2010/wordprocessingGroup" xmlns:wpi="http://schemas.microsoft.com/office/word/2010/wordprocessingInk" xmlns:wne="http://schemas.microsoft.com/office/word/2006/wordml" xmlns:wps="http://schemas.microsoft.com/office/word/2010/wordprocessingShape" mc:Ignorable="w14 w15 w16se w16cid w16 w16cex w16sdtdh wp14">
   <w:abstractNum w:abstractNumId="0" w15:restartNumberingAfterBreak="0">
     <w:nsid w:val="069D5F21"/>
     <w:multiLevelType w:val="hybridMultilevel"/>
@@ -4090,6 +6698,119 @@
     </w:lvl>
   </w:abstractNum>
   <w:abstractNum w:abstractNumId="5" w15:restartNumberingAfterBreak="0">
+    <w:nsid w:val="52B53F85"/>
+    <w:multiLevelType w:val="hybridMultilevel"/>
+    <w:tmpl w:val="2F46082A"/>
+    <w:lvl w:ilvl="0" w:tplc="08090001">
+      <w:start w:val="1"/>
+      <w:numFmt w:val="bullet"/>
+      <w:lvlText w:val=""/>
+      <w:lvlJc w:val="left"/>
+      <w:pPr>
+        <w:ind w:left="720" w:hanging="360"/>
+      </w:pPr>
+      <w:rPr>
+        <w:rFonts w:ascii="Symbol" w:hAnsi="Symbol" w:hint="default"/>
+      </w:rPr>
+    </w:lvl>
+    <w:lvl w:ilvl="1" w:tplc="08090003" w:tentative="1">
+      <w:start w:val="1"/>
+      <w:numFmt w:val="bullet"/>
+      <w:lvlText w:val="o"/>
+      <w:lvlJc w:val="left"/>
+      <w:pPr>
+        <w:ind w:left="1440" w:hanging="360"/>
+      </w:pPr>
+      <w:rPr>
+        <w:rFonts w:ascii="Courier New" w:hAnsi="Courier New" w:cs="Courier New" w:hint="default"/>
+      </w:rPr>
+    </w:lvl>
+    <w:lvl w:ilvl="2" w:tplc="08090005" w:tentative="1">
+      <w:start w:val="1"/>
+      <w:numFmt w:val="bullet"/>
+      <w:lvlText w:val=""/>
+      <w:lvlJc w:val="left"/>
+      <w:pPr>
+        <w:ind w:left="2160" w:hanging="360"/>
+      </w:pPr>
+      <w:rPr>
+        <w:rFonts w:ascii="Wingdings" w:hAnsi="Wingdings" w:hint="default"/>
+      </w:rPr>
+    </w:lvl>
+    <w:lvl w:ilvl="3" w:tplc="08090001" w:tentative="1">
+      <w:start w:val="1"/>
+      <w:numFmt w:val="bullet"/>
+      <w:lvlText w:val=""/>
+      <w:lvlJc w:val="left"/>
+      <w:pPr>
+        <w:ind w:left="2880" w:hanging="360"/>
+      </w:pPr>
+      <w:rPr>
+        <w:rFonts w:ascii="Symbol" w:hAnsi="Symbol" w:hint="default"/>
+      </w:rPr>
+    </w:lvl>
+    <w:lvl w:ilvl="4" w:tplc="08090003" w:tentative="1">
+      <w:start w:val="1"/>
+      <w:numFmt w:val="bullet"/>
+      <w:lvlText w:val="o"/>
+      <w:lvlJc w:val="left"/>
+      <w:pPr>
+        <w:ind w:left="3600" w:hanging="360"/>
+      </w:pPr>
+      <w:rPr>
+        <w:rFonts w:ascii="Courier New" w:hAnsi="Courier New" w:cs="Courier New" w:hint="default"/>
+      </w:rPr>
+    </w:lvl>
+    <w:lvl w:ilvl="5" w:tplc="08090005" w:tentative="1">
+      <w:start w:val="1"/>
+      <w:numFmt w:val="bullet"/>
+      <w:lvlText w:val=""/>
+      <w:lvlJc w:val="left"/>
+      <w:pPr>
+        <w:ind w:left="4320" w:hanging="360"/>
+      </w:pPr>
+      <w:rPr>
+        <w:rFonts w:ascii="Wingdings" w:hAnsi="Wingdings" w:hint="default"/>
+      </w:rPr>
+    </w:lvl>
+    <w:lvl w:ilvl="6" w:tplc="08090001" w:tentative="1">
+      <w:start w:val="1"/>
+      <w:numFmt w:val="bullet"/>
+      <w:lvlText w:val=""/>
+      <w:lvlJc w:val="left"/>
+      <w:pPr>
+        <w:ind w:left="5040" w:hanging="360"/>
+      </w:pPr>
+      <w:rPr>
+        <w:rFonts w:ascii="Symbol" w:hAnsi="Symbol" w:hint="default"/>
+      </w:rPr>
+    </w:lvl>
+    <w:lvl w:ilvl="7" w:tplc="08090003" w:tentative="1">
+      <w:start w:val="1"/>
+      <w:numFmt w:val="bullet"/>
+      <w:lvlText w:val="o"/>
+      <w:lvlJc w:val="left"/>
+      <w:pPr>
+        <w:ind w:left="5760" w:hanging="360"/>
+      </w:pPr>
+      <w:rPr>
+        <w:rFonts w:ascii="Courier New" w:hAnsi="Courier New" w:cs="Courier New" w:hint="default"/>
+      </w:rPr>
+    </w:lvl>
+    <w:lvl w:ilvl="8" w:tplc="08090005" w:tentative="1">
+      <w:start w:val="1"/>
+      <w:numFmt w:val="bullet"/>
+      <w:lvlText w:val=""/>
+      <w:lvlJc w:val="left"/>
+      <w:pPr>
+        <w:ind w:left="6480" w:hanging="360"/>
+      </w:pPr>
+      <w:rPr>
+        <w:rFonts w:ascii="Wingdings" w:hAnsi="Wingdings" w:hint="default"/>
+      </w:rPr>
+    </w:lvl>
+  </w:abstractNum>
+  <w:abstractNum w:abstractNumId="6" w15:restartNumberingAfterBreak="0">
     <w:nsid w:val="5F6C7C67"/>
     <w:multiLevelType w:val="hybridMultilevel"/>
     <w:tmpl w:val="788C2584"/>
@@ -4202,7 +6923,120 @@
       </w:rPr>
     </w:lvl>
   </w:abstractNum>
-  <w:abstractNum w:abstractNumId="6" w15:restartNumberingAfterBreak="0">
+  <w:abstractNum w:abstractNumId="7" w15:restartNumberingAfterBreak="0">
+    <w:nsid w:val="6BCA75CE"/>
+    <w:multiLevelType w:val="hybridMultilevel"/>
+    <w:tmpl w:val="44D408C2"/>
+    <w:lvl w:ilvl="0" w:tplc="08090001">
+      <w:start w:val="1"/>
+      <w:numFmt w:val="bullet"/>
+      <w:lvlText w:val=""/>
+      <w:lvlJc w:val="left"/>
+      <w:pPr>
+        <w:ind w:left="720" w:hanging="360"/>
+      </w:pPr>
+      <w:rPr>
+        <w:rFonts w:ascii="Symbol" w:hAnsi="Symbol" w:hint="default"/>
+      </w:rPr>
+    </w:lvl>
+    <w:lvl w:ilvl="1" w:tplc="08090003" w:tentative="1">
+      <w:start w:val="1"/>
+      <w:numFmt w:val="bullet"/>
+      <w:lvlText w:val="o"/>
+      <w:lvlJc w:val="left"/>
+      <w:pPr>
+        <w:ind w:left="1440" w:hanging="360"/>
+      </w:pPr>
+      <w:rPr>
+        <w:rFonts w:ascii="Courier New" w:hAnsi="Courier New" w:cs="Courier New" w:hint="default"/>
+      </w:rPr>
+    </w:lvl>
+    <w:lvl w:ilvl="2" w:tplc="08090005" w:tentative="1">
+      <w:start w:val="1"/>
+      <w:numFmt w:val="bullet"/>
+      <w:lvlText w:val=""/>
+      <w:lvlJc w:val="left"/>
+      <w:pPr>
+        <w:ind w:left="2160" w:hanging="360"/>
+      </w:pPr>
+      <w:rPr>
+        <w:rFonts w:ascii="Wingdings" w:hAnsi="Wingdings" w:hint="default"/>
+      </w:rPr>
+    </w:lvl>
+    <w:lvl w:ilvl="3" w:tplc="08090001" w:tentative="1">
+      <w:start w:val="1"/>
+      <w:numFmt w:val="bullet"/>
+      <w:lvlText w:val=""/>
+      <w:lvlJc w:val="left"/>
+      <w:pPr>
+        <w:ind w:left="2880" w:hanging="360"/>
+      </w:pPr>
+      <w:rPr>
+        <w:rFonts w:ascii="Symbol" w:hAnsi="Symbol" w:hint="default"/>
+      </w:rPr>
+    </w:lvl>
+    <w:lvl w:ilvl="4" w:tplc="08090003" w:tentative="1">
+      <w:start w:val="1"/>
+      <w:numFmt w:val="bullet"/>
+      <w:lvlText w:val="o"/>
+      <w:lvlJc w:val="left"/>
+      <w:pPr>
+        <w:ind w:left="3600" w:hanging="360"/>
+      </w:pPr>
+      <w:rPr>
+        <w:rFonts w:ascii="Courier New" w:hAnsi="Courier New" w:cs="Courier New" w:hint="default"/>
+      </w:rPr>
+    </w:lvl>
+    <w:lvl w:ilvl="5" w:tplc="08090005" w:tentative="1">
+      <w:start w:val="1"/>
+      <w:numFmt w:val="bullet"/>
+      <w:lvlText w:val=""/>
+      <w:lvlJc w:val="left"/>
+      <w:pPr>
+        <w:ind w:left="4320" w:hanging="360"/>
+      </w:pPr>
+      <w:rPr>
+        <w:rFonts w:ascii="Wingdings" w:hAnsi="Wingdings" w:hint="default"/>
+      </w:rPr>
+    </w:lvl>
+    <w:lvl w:ilvl="6" w:tplc="08090001" w:tentative="1">
+      <w:start w:val="1"/>
+      <w:numFmt w:val="bullet"/>
+      <w:lvlText w:val=""/>
+      <w:lvlJc w:val="left"/>
+      <w:pPr>
+        <w:ind w:left="5040" w:hanging="360"/>
+      </w:pPr>
+      <w:rPr>
+        <w:rFonts w:ascii="Symbol" w:hAnsi="Symbol" w:hint="default"/>
+      </w:rPr>
+    </w:lvl>
+    <w:lvl w:ilvl="7" w:tplc="08090003" w:tentative="1">
+      <w:start w:val="1"/>
+      <w:numFmt w:val="bullet"/>
+      <w:lvlText w:val="o"/>
+      <w:lvlJc w:val="left"/>
+      <w:pPr>
+        <w:ind w:left="5760" w:hanging="360"/>
+      </w:pPr>
+      <w:rPr>
+        <w:rFonts w:ascii="Courier New" w:hAnsi="Courier New" w:cs="Courier New" w:hint="default"/>
+      </w:rPr>
+    </w:lvl>
+    <w:lvl w:ilvl="8" w:tplc="08090005" w:tentative="1">
+      <w:start w:val="1"/>
+      <w:numFmt w:val="bullet"/>
+      <w:lvlText w:val=""/>
+      <w:lvlJc w:val="left"/>
+      <w:pPr>
+        <w:ind w:left="6480" w:hanging="360"/>
+      </w:pPr>
+      <w:rPr>
+        <w:rFonts w:ascii="Wingdings" w:hAnsi="Wingdings" w:hint="default"/>
+      </w:rPr>
+    </w:lvl>
+  </w:abstractNum>
+  <w:abstractNum w:abstractNumId="8" w15:restartNumberingAfterBreak="0">
     <w:nsid w:val="7BB511B5"/>
     <w:multiLevelType w:val="hybridMultilevel"/>
     <w:tmpl w:val="0A84A94C"/>
@@ -4315,7 +7149,7 @@
       </w:rPr>
     </w:lvl>
   </w:abstractNum>
-  <w:abstractNum w:abstractNumId="7" w15:restartNumberingAfterBreak="0">
+  <w:abstractNum w:abstractNumId="9" w15:restartNumberingAfterBreak="0">
     <w:nsid w:val="7E72268B"/>
     <w:multiLevelType w:val="hybridMultilevel"/>
     <w:tmpl w:val="CA863506"/>
@@ -4428,35 +7262,41 @@
       </w:rPr>
     </w:lvl>
   </w:abstractNum>
-  <w:num w:numId="1" w16cid:durableId="670764842">
+  <w:num w:numId="1">
     <w:abstractNumId w:val="3"/>
   </w:num>
-  <w:num w:numId="2" w16cid:durableId="515583984">
-    <w:abstractNumId w:val="7"/>
+  <w:num w:numId="2">
+    <w:abstractNumId w:val="9"/>
   </w:num>
-  <w:num w:numId="3" w16cid:durableId="1243837781">
+  <w:num w:numId="3">
     <w:abstractNumId w:val="2"/>
   </w:num>
-  <w:num w:numId="4" w16cid:durableId="1999846278">
+  <w:num w:numId="4">
     <w:abstractNumId w:val="0"/>
   </w:num>
-  <w:num w:numId="5" w16cid:durableId="2069299583">
+  <w:num w:numId="5">
+    <w:abstractNumId w:val="6"/>
+  </w:num>
+  <w:num w:numId="6">
+    <w:abstractNumId w:val="8"/>
+  </w:num>
+  <w:num w:numId="7">
+    <w:abstractNumId w:val="1"/>
+  </w:num>
+  <w:num w:numId="8">
+    <w:abstractNumId w:val="4"/>
+  </w:num>
+  <w:num w:numId="9">
     <w:abstractNumId w:val="5"/>
   </w:num>
-  <w:num w:numId="6" w16cid:durableId="84619458">
-    <w:abstractNumId w:val="6"/>
-  </w:num>
-  <w:num w:numId="7" w16cid:durableId="1346516705">
-    <w:abstractNumId w:val="1"/>
-  </w:num>
-  <w:num w:numId="8" w16cid:durableId="2047096013">
-    <w:abstractNumId w:val="4"/>
+  <w:num w:numId="10">
+    <w:abstractNumId w:val="7"/>
   </w:num>
 </w:numbering>
 </file>
 
 <file path=word/styles.xml><?xml version="1.0" encoding="utf-8"?>
-<w:styles xmlns:mc="http://schemas.openxmlformats.org/markup-compatibility/2006" xmlns:r="http://schemas.openxmlformats.org/officeDocument/2006/relationships" xmlns:w="http://schemas.openxmlformats.org/wordprocessingml/2006/main" xmlns:w14="http://schemas.microsoft.com/office/word/2010/wordml" xmlns:w15="http://schemas.microsoft.com/office/word/2012/wordml" xmlns:w16cex="http://schemas.microsoft.com/office/word/2018/wordml/cex" xmlns:w16cid="http://schemas.microsoft.com/office/word/2016/wordml/cid" xmlns:w16="http://schemas.microsoft.com/office/word/2018/wordml" xmlns:w16du="http://schemas.microsoft.com/office/word/2023/wordml/word16du" xmlns:w16sdtdh="http://schemas.microsoft.com/office/word/2020/wordml/sdtdatahash" xmlns:w16sdtfl="http://schemas.microsoft.com/office/word/2024/wordml/sdtformatlock" xmlns:w16se="http://schemas.microsoft.com/office/word/2015/wordml/symex" mc:Ignorable="w14 w15 w16se w16cid w16 w16cex w16sdtdh w16sdtfl w16du">
+<w:styles xmlns:mc="http://schemas.openxmlformats.org/markup-compatibility/2006" xmlns:r="http://schemas.openxmlformats.org/officeDocument/2006/relationships" xmlns:w="http://schemas.openxmlformats.org/wordprocessingml/2006/main" xmlns:w14="http://schemas.microsoft.com/office/word/2010/wordml" xmlns:w15="http://schemas.microsoft.com/office/word/2012/wordml" xmlns:w16cex="http://schemas.microsoft.com/office/word/2018/wordml/cex" xmlns:w16cid="http://schemas.microsoft.com/office/word/2016/wordml/cid" xmlns:w16="http://schemas.microsoft.com/office/word/2018/wordml" xmlns:w16sdtdh="http://schemas.microsoft.com/office/word/2020/wordml/sdtdatahash" xmlns:w16se="http://schemas.microsoft.com/office/word/2015/wordml/symex" mc:Ignorable="w14 w15 w16se w16cid w16 w16cex w16sdtdh">
   <w:docDefaults>
     <w:rPrDefault>
       <w:rPr>
@@ -4921,6 +7761,7 @@
   <w:style w:type="character" w:default="1" w:styleId="DefaultParagraphFont">
     <w:name w:val="Default Paragraph Font"/>
     <w:uiPriority w:val="1"/>
+    <w:semiHidden/>
     <w:unhideWhenUsed/>
   </w:style>
   <w:style w:type="table" w:default="1" w:styleId="TableNormal">
@@ -5108,7 +7949,7 @@
 </file>
 
 <file path=word/glossary/document.xml><?xml version="1.0" encoding="utf-8"?>
-<w:glossaryDocument xmlns:wpc="http://schemas.microsoft.com/office/word/2010/wordprocessingCanvas" xmlns:cx="http://schemas.microsoft.com/office/drawing/2014/chartex" xmlns:cx1="http://schemas.microsoft.com/office/drawing/2015/9/8/chartex" xmlns:cx2="http://schemas.microsoft.com/office/drawing/2015/10/21/chartex" xmlns:cx3="http://schemas.microsoft.com/office/drawing/2016/5/9/chartex" xmlns:cx4="http://schemas.microsoft.com/office/drawing/2016/5/10/chartex" xmlns:cx5="http://schemas.microsoft.com/office/drawing/2016/5/11/chartex" xmlns:cx6="http://schemas.microsoft.com/office/drawing/2016/5/12/chartex" xmlns:cx7="http://schemas.microsoft.com/office/drawing/2016/5/13/chartex" xmlns:cx8="http://schemas.microsoft.com/office/drawing/2016/5/14/chartex" xmlns:mc="http://schemas.openxmlformats.org/markup-compatibility/2006" xmlns:aink="http://schemas.microsoft.com/office/drawing/2016/ink" xmlns:am3d="http://schemas.microsoft.com/office/drawing/2017/model3d" xmlns:o="urn:schemas-microsoft-com:office:office" xmlns:oel="http://schemas.microsoft.com/office/2019/extlst" xmlns:r="http://schemas.openxmlformats.org/officeDocument/2006/relationships" xmlns:m="http://schemas.openxmlformats.org/officeDocument/2006/math" xmlns:v="urn:schemas-microsoft-com:vml" xmlns:wp14="http://schemas.microsoft.com/office/word/2010/wordprocessingDrawing" xmlns:wp="http://schemas.openxmlformats.org/drawingml/2006/wordprocessingDrawing" xmlns:w10="urn:schemas-microsoft-com:office:word" xmlns:w="http://schemas.openxmlformats.org/wordprocessingml/2006/main" xmlns:w14="http://schemas.microsoft.com/office/word/2010/wordml" xmlns:w15="http://schemas.microsoft.com/office/word/2012/wordml" xmlns:w16cex="http://schemas.microsoft.com/office/word/2018/wordml/cex" xmlns:w16cid="http://schemas.microsoft.com/office/word/2016/wordml/cid" xmlns:w16="http://schemas.microsoft.com/office/word/2018/wordml" xmlns:w16du="http://schemas.microsoft.com/office/word/2023/wordml/word16du" xmlns:w16sdtdh="http://schemas.microsoft.com/office/word/2020/wordml/sdtdatahash" xmlns:w16sdtfl="http://schemas.microsoft.com/office/word/2024/wordml/sdtformatlock" xmlns:w16se="http://schemas.microsoft.com/office/word/2015/wordml/symex" xmlns:wpg="http://schemas.microsoft.com/office/word/2010/wordprocessingGroup" xmlns:wpi="http://schemas.microsoft.com/office/word/2010/wordprocessingInk" xmlns:wne="http://schemas.microsoft.com/office/word/2006/wordml" xmlns:wps="http://schemas.microsoft.com/office/word/2010/wordprocessingShape" mc:Ignorable="w14 w15 w16se w16cid w16 w16cex w16sdtdh w16sdtfl w16du wp14">
+<w:glossaryDocument xmlns:wpc="http://schemas.microsoft.com/office/word/2010/wordprocessingCanvas" xmlns:cx="http://schemas.microsoft.com/office/drawing/2014/chartex" xmlns:cx1="http://schemas.microsoft.com/office/drawing/2015/9/8/chartex" xmlns:cx2="http://schemas.microsoft.com/office/drawing/2015/10/21/chartex" xmlns:cx3="http://schemas.microsoft.com/office/drawing/2016/5/9/chartex" xmlns:cx4="http://schemas.microsoft.com/office/drawing/2016/5/10/chartex" xmlns:cx5="http://schemas.microsoft.com/office/drawing/2016/5/11/chartex" xmlns:cx6="http://schemas.microsoft.com/office/drawing/2016/5/12/chartex" xmlns:cx7="http://schemas.microsoft.com/office/drawing/2016/5/13/chartex" xmlns:cx8="http://schemas.microsoft.com/office/drawing/2016/5/14/chartex" xmlns:mc="http://schemas.openxmlformats.org/markup-compatibility/2006" xmlns:aink="http://schemas.microsoft.com/office/drawing/2016/ink" xmlns:am3d="http://schemas.microsoft.com/office/drawing/2017/model3d" xmlns:o="urn:schemas-microsoft-com:office:office" xmlns:r="http://schemas.openxmlformats.org/officeDocument/2006/relationships" xmlns:m="http://schemas.openxmlformats.org/officeDocument/2006/math" xmlns:v="urn:schemas-microsoft-com:vml" xmlns:wp14="http://schemas.microsoft.com/office/word/2010/wordprocessingDrawing" xmlns:wp="http://schemas.openxmlformats.org/drawingml/2006/wordprocessingDrawing" xmlns:w10="urn:schemas-microsoft-com:office:word" xmlns:w="http://schemas.openxmlformats.org/wordprocessingml/2006/main" xmlns:w14="http://schemas.microsoft.com/office/word/2010/wordml" xmlns:w15="http://schemas.microsoft.com/office/word/2012/wordml" xmlns:w16cex="http://schemas.microsoft.com/office/word/2018/wordml/cex" xmlns:w16cid="http://schemas.microsoft.com/office/word/2016/wordml/cid" xmlns:w16="http://schemas.microsoft.com/office/word/2018/wordml" xmlns:w16sdtdh="http://schemas.microsoft.com/office/word/2020/wordml/sdtdatahash" xmlns:w16se="http://schemas.microsoft.com/office/word/2015/wordml/symex" xmlns:wpg="http://schemas.microsoft.com/office/word/2010/wordprocessingGroup" xmlns:wpi="http://schemas.microsoft.com/office/word/2010/wordprocessingInk" xmlns:wne="http://schemas.microsoft.com/office/word/2006/wordml" xmlns:wps="http://schemas.microsoft.com/office/word/2010/wordprocessingShape" mc:Ignorable="w14 w15 w16se w16cid w16 w16cex w16sdtdh wp14">
   <w:docParts>
     <w:docPart>
       <w:docPartPr>
@@ -5134,7 +7975,7 @@
             <w:rPr>
               <w:rFonts w:asciiTheme="majorHAnsi" w:eastAsiaTheme="majorEastAsia" w:hAnsiTheme="majorHAnsi" w:cstheme="majorBidi"/>
               <w:caps/>
-              <w:color w:val="156082" w:themeColor="accent1"/>
+              <w:color w:val="4472C4" w:themeColor="accent1"/>
               <w:sz w:val="80"/>
               <w:szCs w:val="80"/>
             </w:rPr>
@@ -5165,7 +8006,7 @@
           </w:pPr>
           <w:r>
             <w:rPr>
-              <w:color w:val="156082" w:themeColor="accent1"/>
+              <w:color w:val="4472C4" w:themeColor="accent1"/>
               <w:sz w:val="28"/>
               <w:szCs w:val="28"/>
             </w:rPr>
@@ -5179,7 +8020,7 @@
 </file>
 
 <file path=word/glossary/fontTable.xml><?xml version="1.0" encoding="utf-8"?>
-<w:fonts xmlns:mc="http://schemas.openxmlformats.org/markup-compatibility/2006" xmlns:r="http://schemas.openxmlformats.org/officeDocument/2006/relationships" xmlns:w="http://schemas.openxmlformats.org/wordprocessingml/2006/main" xmlns:w14="http://schemas.microsoft.com/office/word/2010/wordml" xmlns:w15="http://schemas.microsoft.com/office/word/2012/wordml" xmlns:w16cex="http://schemas.microsoft.com/office/word/2018/wordml/cex" xmlns:w16cid="http://schemas.microsoft.com/office/word/2016/wordml/cid" xmlns:w16="http://schemas.microsoft.com/office/word/2018/wordml" xmlns:w16du="http://schemas.microsoft.com/office/word/2023/wordml/word16du" xmlns:w16sdtdh="http://schemas.microsoft.com/office/word/2020/wordml/sdtdatahash" xmlns:w16sdtfl="http://schemas.microsoft.com/office/word/2024/wordml/sdtformatlock" xmlns:w16se="http://schemas.microsoft.com/office/word/2015/wordml/symex" mc:Ignorable="w14 w15 w16se w16cid w16 w16cex w16sdtdh w16sdtfl w16du">
+<w:fonts xmlns:mc="http://schemas.openxmlformats.org/markup-compatibility/2006" xmlns:r="http://schemas.openxmlformats.org/officeDocument/2006/relationships" xmlns:w="http://schemas.openxmlformats.org/wordprocessingml/2006/main" xmlns:w14="http://schemas.microsoft.com/office/word/2010/wordml" xmlns:w15="http://schemas.microsoft.com/office/word/2012/wordml" xmlns:w16cex="http://schemas.microsoft.com/office/word/2018/wordml/cex" xmlns:w16cid="http://schemas.microsoft.com/office/word/2016/wordml/cid" xmlns:w16="http://schemas.microsoft.com/office/word/2018/wordml" xmlns:w16sdtdh="http://schemas.microsoft.com/office/word/2020/wordml/sdtdatahash" xmlns:w16se="http://schemas.microsoft.com/office/word/2015/wordml/symex" mc:Ignorable="w14 w15 w16se w16cid w16 w16cex w16sdtdh">
   <w:font w:name="Symbol">
     <w:panose1 w:val="05050102010706020507"/>
     <w:charset w:val="02"/>
@@ -5222,23 +8063,11 @@
     <w:pitch w:val="variable"/>
     <w:sig w:usb0="E4002EFF" w:usb1="C200247B" w:usb2="00000009" w:usb3="00000000" w:csb0="000001FF" w:csb1="00000000"/>
   </w:font>
-  <w:font w:name="Aptos">
-    <w:charset w:val="00"/>
-    <w:family w:val="swiss"/>
-    <w:pitch w:val="variable"/>
-    <w:sig w:usb0="20000287" w:usb1="00000003" w:usb2="00000000" w:usb3="00000000" w:csb0="0000019F" w:csb1="00000000"/>
-  </w:font>
-  <w:font w:name="Aptos Display">
-    <w:charset w:val="00"/>
-    <w:family w:val="swiss"/>
-    <w:pitch w:val="variable"/>
-    <w:sig w:usb0="20000287" w:usb1="00000003" w:usb2="00000000" w:usb3="00000000" w:csb0="0000019F" w:csb1="00000000"/>
-  </w:font>
 </w:fonts>
 </file>
 
 <file path=word/glossary/settings.xml><?xml version="1.0" encoding="utf-8"?>
-<w:settings xmlns:mc="http://schemas.openxmlformats.org/markup-compatibility/2006" xmlns:o="urn:schemas-microsoft-com:office:office" xmlns:r="http://schemas.openxmlformats.org/officeDocument/2006/relationships" xmlns:m="http://schemas.openxmlformats.org/officeDocument/2006/math" xmlns:v="urn:schemas-microsoft-com:vml" xmlns:w10="urn:schemas-microsoft-com:office:word" xmlns:w="http://schemas.openxmlformats.org/wordprocessingml/2006/main" xmlns:w14="http://schemas.microsoft.com/office/word/2010/wordml" xmlns:w15="http://schemas.microsoft.com/office/word/2012/wordml" xmlns:w16cex="http://schemas.microsoft.com/office/word/2018/wordml/cex" xmlns:w16cid="http://schemas.microsoft.com/office/word/2016/wordml/cid" xmlns:w16="http://schemas.microsoft.com/office/word/2018/wordml" xmlns:w16du="http://schemas.microsoft.com/office/word/2023/wordml/word16du" xmlns:w16sdtdh="http://schemas.microsoft.com/office/word/2020/wordml/sdtdatahash" xmlns:w16sdtfl="http://schemas.microsoft.com/office/word/2024/wordml/sdtformatlock" xmlns:w16se="http://schemas.microsoft.com/office/word/2015/wordml/symex" xmlns:sl="http://schemas.openxmlformats.org/schemaLibrary/2006/main" mc:Ignorable="w14 w15 w16se w16cid w16 w16cex w16sdtdh w16sdtfl w16du">
+<w:settings xmlns:mc="http://schemas.openxmlformats.org/markup-compatibility/2006" xmlns:o="urn:schemas-microsoft-com:office:office" xmlns:r="http://schemas.openxmlformats.org/officeDocument/2006/relationships" xmlns:m="http://schemas.openxmlformats.org/officeDocument/2006/math" xmlns:v="urn:schemas-microsoft-com:vml" xmlns:w10="urn:schemas-microsoft-com:office:word" xmlns:w="http://schemas.openxmlformats.org/wordprocessingml/2006/main" xmlns:w14="http://schemas.microsoft.com/office/word/2010/wordml" xmlns:w15="http://schemas.microsoft.com/office/word/2012/wordml" xmlns:w16cex="http://schemas.microsoft.com/office/word/2018/wordml/cex" xmlns:w16cid="http://schemas.microsoft.com/office/word/2016/wordml/cid" xmlns:w16="http://schemas.microsoft.com/office/word/2018/wordml" xmlns:w16sdtdh="http://schemas.microsoft.com/office/word/2020/wordml/sdtdatahash" xmlns:w16se="http://schemas.microsoft.com/office/word/2015/wordml/symex" xmlns:sl="http://schemas.openxmlformats.org/schemaLibrary/2006/main" mc:Ignorable="w14 w15 w16se w16cid w16 w16cex w16sdtdh">
   <w:view w:val="normal"/>
   <w:defaultTabStop w:val="720"/>
   <w:characterSpacingControl w:val="doNotCompress"/>
@@ -5257,7 +8086,9 @@
     <w:rsid w:val="00365E21"/>
     <w:rsid w:val="004A16C5"/>
     <w:rsid w:val="009966EF"/>
+    <w:rsid w:val="00A305AF"/>
     <w:rsid w:val="00A77C9B"/>
+    <w:rsid w:val="00F528DC"/>
   </w:rsids>
   <m:mathPr>
     <m:mathFont m:val="Cambria Math"/>
@@ -5281,7 +8112,7 @@
 </file>
 
 <file path=word/glossary/styles.xml><?xml version="1.0" encoding="utf-8"?>
-<w:styles xmlns:mc="http://schemas.openxmlformats.org/markup-compatibility/2006" xmlns:r="http://schemas.openxmlformats.org/officeDocument/2006/relationships" xmlns:w="http://schemas.openxmlformats.org/wordprocessingml/2006/main" xmlns:w14="http://schemas.microsoft.com/office/word/2010/wordml" xmlns:w15="http://schemas.microsoft.com/office/word/2012/wordml" xmlns:w16cex="http://schemas.microsoft.com/office/word/2018/wordml/cex" xmlns:w16cid="http://schemas.microsoft.com/office/word/2016/wordml/cid" xmlns:w16="http://schemas.microsoft.com/office/word/2018/wordml" xmlns:w16du="http://schemas.microsoft.com/office/word/2023/wordml/word16du" xmlns:w16sdtdh="http://schemas.microsoft.com/office/word/2020/wordml/sdtdatahash" xmlns:w16sdtfl="http://schemas.microsoft.com/office/word/2024/wordml/sdtformatlock" xmlns:w16se="http://schemas.microsoft.com/office/word/2015/wordml/symex" mc:Ignorable="w14 w15 w16se w16cid w16 w16cex w16sdtdh w16sdtfl w16du">
+<w:styles xmlns:mc="http://schemas.openxmlformats.org/markup-compatibility/2006" xmlns:r="http://schemas.openxmlformats.org/officeDocument/2006/relationships" xmlns:w="http://schemas.openxmlformats.org/wordprocessingml/2006/main" xmlns:w14="http://schemas.microsoft.com/office/word/2010/wordml" xmlns:w15="http://schemas.microsoft.com/office/word/2012/wordml" xmlns:w16cex="http://schemas.microsoft.com/office/word/2018/wordml/cex" xmlns:w16cid="http://schemas.microsoft.com/office/word/2016/wordml/cid" xmlns:w16="http://schemas.microsoft.com/office/word/2018/wordml" xmlns:w16sdtdh="http://schemas.microsoft.com/office/word/2020/wordml/sdtdatahash" xmlns:w16se="http://schemas.microsoft.com/office/word/2015/wordml/symex" mc:Ignorable="w14 w15 w16se w16cid w16 w16cex w16sdtdh">
   <w:docDefaults>
     <w:rPrDefault>
       <w:rPr>
@@ -5718,7 +8549,7 @@
 </file>
 
 <file path=word/glossary/webSettings.xml><?xml version="1.0" encoding="utf-8"?>
-<w:webSettings xmlns:mc="http://schemas.openxmlformats.org/markup-compatibility/2006" xmlns:r="http://schemas.openxmlformats.org/officeDocument/2006/relationships" xmlns:w="http://schemas.openxmlformats.org/wordprocessingml/2006/main" xmlns:w14="http://schemas.microsoft.com/office/word/2010/wordml" xmlns:w15="http://schemas.microsoft.com/office/word/2012/wordml" xmlns:w16cex="http://schemas.microsoft.com/office/word/2018/wordml/cex" xmlns:w16cid="http://schemas.microsoft.com/office/word/2016/wordml/cid" xmlns:w16="http://schemas.microsoft.com/office/word/2018/wordml" xmlns:w16du="http://schemas.microsoft.com/office/word/2023/wordml/word16du" xmlns:w16sdtdh="http://schemas.microsoft.com/office/word/2020/wordml/sdtdatahash" xmlns:w16sdtfl="http://schemas.microsoft.com/office/word/2024/wordml/sdtformatlock" xmlns:w16se="http://schemas.microsoft.com/office/word/2015/wordml/symex" mc:Ignorable="w14 w15 w16se w16cid w16 w16cex w16sdtdh w16sdtfl w16du">
+<w:webSettings xmlns:mc="http://schemas.openxmlformats.org/markup-compatibility/2006" xmlns:r="http://schemas.openxmlformats.org/officeDocument/2006/relationships" xmlns:w="http://schemas.openxmlformats.org/wordprocessingml/2006/main" xmlns:w14="http://schemas.microsoft.com/office/word/2010/wordml" xmlns:w15="http://schemas.microsoft.com/office/word/2012/wordml" xmlns:w16cex="http://schemas.microsoft.com/office/word/2018/wordml/cex" xmlns:w16cid="http://schemas.microsoft.com/office/word/2016/wordml/cid" xmlns:w16="http://schemas.microsoft.com/office/word/2018/wordml" xmlns:w16sdtdh="http://schemas.microsoft.com/office/word/2020/wordml/sdtdatahash" xmlns:w16se="http://schemas.microsoft.com/office/word/2015/wordml/symex" mc:Ignorable="w14 w15 w16se w16cid w16 w16cex w16sdtdh">
   <w:optimizeForBrowser/>
   <w:allowPNG/>
 </w:webSettings>

--- a/Task 1 Proposal.docx
+++ b/Task 1 Proposal.docx
@@ -1,6 +1,6 @@
 
 <file path=word/document.xml><?xml version="1.0" encoding="utf-8"?>
-<w:document xmlns:wpc="http://schemas.microsoft.com/office/word/2010/wordprocessingCanvas" xmlns:cx="http://schemas.microsoft.com/office/drawing/2014/chartex" xmlns:cx1="http://schemas.microsoft.com/office/drawing/2015/9/8/chartex" xmlns:cx2="http://schemas.microsoft.com/office/drawing/2015/10/21/chartex" xmlns:cx3="http://schemas.microsoft.com/office/drawing/2016/5/9/chartex" xmlns:cx4="http://schemas.microsoft.com/office/drawing/2016/5/10/chartex" xmlns:cx5="http://schemas.microsoft.com/office/drawing/2016/5/11/chartex" xmlns:cx6="http://schemas.microsoft.com/office/drawing/2016/5/12/chartex" xmlns:cx7="http://schemas.microsoft.com/office/drawing/2016/5/13/chartex" xmlns:cx8="http://schemas.microsoft.com/office/drawing/2016/5/14/chartex" xmlns:mc="http://schemas.openxmlformats.org/markup-compatibility/2006" xmlns:aink="http://schemas.microsoft.com/office/drawing/2016/ink" xmlns:am3d="http://schemas.microsoft.com/office/drawing/2017/model3d" xmlns:o="urn:schemas-microsoft-com:office:office" xmlns:oel="http://schemas.microsoft.com/office/2019/extlst" xmlns:r="http://schemas.openxmlformats.org/officeDocument/2006/relationships" xmlns:m="http://schemas.openxmlformats.org/officeDocument/2006/math" xmlns:v="urn:schemas-microsoft-com:vml" xmlns:wp14="http://schemas.microsoft.com/office/word/2010/wordprocessingDrawing" xmlns:wp="http://schemas.openxmlformats.org/drawingml/2006/wordprocessingDrawing" xmlns:w10="urn:schemas-microsoft-com:office:word" xmlns:w="http://schemas.openxmlformats.org/wordprocessingml/2006/main" xmlns:w14="http://schemas.microsoft.com/office/word/2010/wordml" xmlns:w15="http://schemas.microsoft.com/office/word/2012/wordml" xmlns:w16cex="http://schemas.microsoft.com/office/word/2018/wordml/cex" xmlns:w16cid="http://schemas.microsoft.com/office/word/2016/wordml/cid" xmlns:w16="http://schemas.microsoft.com/office/word/2018/wordml" xmlns:w16du="http://schemas.microsoft.com/office/word/2023/wordml/word16du" xmlns:w16sdtdh="http://schemas.microsoft.com/office/word/2020/wordml/sdtdatahash" xmlns:w16sdtfl="http://schemas.microsoft.com/office/word/2024/wordml/sdtformatlock" xmlns:w16se="http://schemas.microsoft.com/office/word/2015/wordml/symex" xmlns:wpg="http://schemas.microsoft.com/office/word/2010/wordprocessingGroup" xmlns:wpi="http://schemas.microsoft.com/office/word/2010/wordprocessingInk" xmlns:wne="http://schemas.microsoft.com/office/word/2006/wordml" xmlns:wps="http://schemas.microsoft.com/office/word/2010/wordprocessingShape" mc:Ignorable="w14 w15 w16se w16cid w16 w16cex w16sdtdh w16sdtfl w16du wp14">
+<w:document xmlns:wpc="http://schemas.microsoft.com/office/word/2010/wordprocessingCanvas" xmlns:cx="http://schemas.microsoft.com/office/drawing/2014/chartex" xmlns:cx1="http://schemas.microsoft.com/office/drawing/2015/9/8/chartex" xmlns:cx2="http://schemas.microsoft.com/office/drawing/2015/10/21/chartex" xmlns:cx3="http://schemas.microsoft.com/office/drawing/2016/5/9/chartex" xmlns:cx4="http://schemas.microsoft.com/office/drawing/2016/5/10/chartex" xmlns:cx5="http://schemas.microsoft.com/office/drawing/2016/5/11/chartex" xmlns:cx6="http://schemas.microsoft.com/office/drawing/2016/5/12/chartex" xmlns:cx7="http://schemas.microsoft.com/office/drawing/2016/5/13/chartex" xmlns:cx8="http://schemas.microsoft.com/office/drawing/2016/5/14/chartex" xmlns:mc="http://schemas.openxmlformats.org/markup-compatibility/2006" xmlns:aink="http://schemas.microsoft.com/office/drawing/2016/ink" xmlns:am3d="http://schemas.microsoft.com/office/drawing/2017/model3d" xmlns:o="urn:schemas-microsoft-com:office:office" xmlns:r="http://schemas.openxmlformats.org/officeDocument/2006/relationships" xmlns:m="http://schemas.openxmlformats.org/officeDocument/2006/math" xmlns:v="urn:schemas-microsoft-com:vml" xmlns:wp14="http://schemas.microsoft.com/office/word/2010/wordprocessingDrawing" xmlns:wp="http://schemas.openxmlformats.org/drawingml/2006/wordprocessingDrawing" xmlns:w10="urn:schemas-microsoft-com:office:word" xmlns:w="http://schemas.openxmlformats.org/wordprocessingml/2006/main" xmlns:w14="http://schemas.microsoft.com/office/word/2010/wordml" xmlns:w15="http://schemas.microsoft.com/office/word/2012/wordml" xmlns:w16cex="http://schemas.microsoft.com/office/word/2018/wordml/cex" xmlns:w16cid="http://schemas.microsoft.com/office/word/2016/wordml/cid" xmlns:w16="http://schemas.microsoft.com/office/word/2018/wordml" xmlns:w16sdtdh="http://schemas.microsoft.com/office/word/2020/wordml/sdtdatahash" xmlns:w16se="http://schemas.microsoft.com/office/word/2015/wordml/symex" xmlns:wpg="http://schemas.microsoft.com/office/word/2010/wordprocessingGroup" xmlns:wpi="http://schemas.microsoft.com/office/word/2010/wordprocessingInk" xmlns:wne="http://schemas.microsoft.com/office/word/2006/wordml" xmlns:wps="http://schemas.microsoft.com/office/word/2010/wordprocessingShape" mc:Ignorable="w14 w15 w16se w16cid w16 w16cex w16sdtdh wp14">
   <w:body>
     <w:sdt>
       <w:sdtPr>
@@ -160,6 +160,7 @@
             <w:dataBinding w:prefixMappings="xmlns:ns0='http://purl.org/dc/elements/1.1/' xmlns:ns1='http://schemas.openxmlformats.org/package/2006/metadata/core-properties' " w:xpath="/ns1:coreProperties[1]/ns0:subject[1]" w:storeItemID="{6C3C8BC8-F283-45AE-878A-BAB7291924A1}"/>
             <w:text/>
           </w:sdtPr>
+          <w:sdtEndPr/>
           <w:sdtContent>
             <w:p>
               <w:pPr>
@@ -290,7 +291,7 @@
                     <v:stroke joinstyle="miter"/>
                     <v:path gradientshapeok="t" o:connecttype="rect"/>
                   </v:shapetype>
-                  <v:shape id="Text Box 142" o:spid="_x0000_s1026" type="#_x0000_t202" style="position:absolute;left:0;text-align:left;margin-left:0;margin-top:0;width:516pt;height:43.9pt;z-index:251659264;visibility:visible;mso-wrap-style:square;mso-width-percent:1000;mso-height-percent:0;mso-top-percent:850;mso-wrap-distance-left:9pt;mso-wrap-distance-top:0;mso-wrap-distance-right:9pt;mso-wrap-distance-bottom:0;mso-position-horizontal:center;mso-position-horizontal-relative:margin;mso-position-vertical-relative:page;mso-width-percent:1000;mso-height-percent:0;mso-top-percent:850;mso-width-relative:margin;mso-height-relative:margin;v-text-anchor:bottom" o:gfxdata="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" filled="f" stroked="f" strokeweight=".5pt">
+                  <v:shape id="Text Box 142" o:spid="_x0000_s1026" type="#_x0000_t202" style="position:absolute;left:0;text-align:left;margin-left:0;margin-top:0;width:516pt;height:43.9pt;z-index:251659264;visibility:visible;mso-wrap-style:square;mso-width-percent:1000;mso-height-percent:0;mso-top-percent:850;mso-wrap-distance-left:9pt;mso-wrap-distance-top:0;mso-wrap-distance-right:9pt;mso-wrap-distance-bottom:0;mso-position-horizontal:center;mso-position-horizontal-relative:margin;mso-position-vertical-relative:page;mso-width-percent:1000;mso-height-percent:0;mso-top-percent:850;mso-width-relative:margin;mso-height-relative:margin;v-text-anchor:bottom" o:gfxdata="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" filled="f" stroked="f" strokeweight=".5pt">
                     <v:textbox style="mso-fit-shape-to-text:t" inset="0,0,0,0">
                       <w:txbxContent>
                         <w:p>
@@ -410,11 +411,7 @@
             </w:tabs>
             <w:rPr>
               <w:noProof/>
-              <w:kern w:val="2"/>
-              <w:sz w:val="24"/>
-              <w:szCs w:val="24"/>
               <w:lang w:eastAsia="en-GB"/>
-              <w14:ligatures w14:val="standardContextual"/>
             </w:rPr>
           </w:pPr>
           <w:r>
@@ -426,7 +423,7 @@
           <w:r>
             <w:fldChar w:fldCharType="separate"/>
           </w:r>
-          <w:hyperlink w:anchor="_Toc224261931" w:history="1">
+          <w:hyperlink w:anchor="_Toc224295587" w:history="1">
             <w:r>
               <w:rPr>
                 <w:rStyle w:val="Hyperlink"/>
@@ -453,7 +450,7 @@
                 <w:noProof/>
                 <w:webHidden/>
               </w:rPr>
-              <w:instrText xml:space="preserve"> PAGEREF _Toc224261931 \h </w:instrText>
+              <w:instrText xml:space="preserve"> PAGEREF _Toc224295587 \h </w:instrText>
             </w:r>
             <w:r>
               <w:rPr>
@@ -492,14 +489,10 @@
             </w:tabs>
             <w:rPr>
               <w:noProof/>
-              <w:kern w:val="2"/>
-              <w:sz w:val="24"/>
-              <w:szCs w:val="24"/>
               <w:lang w:eastAsia="en-GB"/>
-              <w14:ligatures w14:val="standardContextual"/>
             </w:rPr>
           </w:pPr>
-          <w:hyperlink w:anchor="_Toc224261932" w:history="1">
+          <w:hyperlink w:anchor="_Toc224295588" w:history="1">
             <w:r>
               <w:rPr>
                 <w:rStyle w:val="Hyperlink"/>
@@ -526,7 +519,7 @@
                 <w:noProof/>
                 <w:webHidden/>
               </w:rPr>
-              <w:instrText xml:space="preserve"> PAGEREF _Toc224261932 \h </w:instrText>
+              <w:instrText xml:space="preserve"> PAGEREF _Toc224295588 \h </w:instrText>
             </w:r>
             <w:r>
               <w:rPr>
@@ -565,14 +558,10 @@
             </w:tabs>
             <w:rPr>
               <w:noProof/>
-              <w:kern w:val="2"/>
-              <w:sz w:val="24"/>
-              <w:szCs w:val="24"/>
               <w:lang w:eastAsia="en-GB"/>
-              <w14:ligatures w14:val="standardContextual"/>
             </w:rPr>
           </w:pPr>
-          <w:hyperlink w:anchor="_Toc224261933" w:history="1">
+          <w:hyperlink w:anchor="_Toc224295589" w:history="1">
             <w:r>
               <w:rPr>
                 <w:rStyle w:val="Hyperlink"/>
@@ -599,7 +588,7 @@
                 <w:noProof/>
                 <w:webHidden/>
               </w:rPr>
-              <w:instrText xml:space="preserve"> PAGEREF _Toc224261933 \h </w:instrText>
+              <w:instrText xml:space="preserve"> PAGEREF _Toc224295589 \h </w:instrText>
             </w:r>
             <w:r>
               <w:rPr>
@@ -638,14 +627,10 @@
             </w:tabs>
             <w:rPr>
               <w:noProof/>
-              <w:kern w:val="2"/>
-              <w:sz w:val="24"/>
-              <w:szCs w:val="24"/>
               <w:lang w:eastAsia="en-GB"/>
-              <w14:ligatures w14:val="standardContextual"/>
             </w:rPr>
           </w:pPr>
-          <w:hyperlink w:anchor="_Toc224261934" w:history="1">
+          <w:hyperlink w:anchor="_Toc224295590" w:history="1">
             <w:r>
               <w:rPr>
                 <w:rStyle w:val="Hyperlink"/>
@@ -672,7 +657,7 @@
                 <w:noProof/>
                 <w:webHidden/>
               </w:rPr>
-              <w:instrText xml:space="preserve"> PAGEREF _Toc224261934 \h </w:instrText>
+              <w:instrText xml:space="preserve"> PAGEREF _Toc224295590 \h </w:instrText>
             </w:r>
             <w:r>
               <w:rPr>
@@ -711,14 +696,10 @@
             </w:tabs>
             <w:rPr>
               <w:noProof/>
-              <w:kern w:val="2"/>
-              <w:sz w:val="24"/>
-              <w:szCs w:val="24"/>
               <w:lang w:eastAsia="en-GB"/>
-              <w14:ligatures w14:val="standardContextual"/>
             </w:rPr>
           </w:pPr>
-          <w:hyperlink w:anchor="_Toc224261935" w:history="1">
+          <w:hyperlink w:anchor="_Toc224295591" w:history="1">
             <w:r>
               <w:rPr>
                 <w:rStyle w:val="Hyperlink"/>
@@ -745,7 +726,7 @@
                 <w:noProof/>
                 <w:webHidden/>
               </w:rPr>
-              <w:instrText xml:space="preserve"> PAGEREF _Toc224261935 \h </w:instrText>
+              <w:instrText xml:space="preserve"> PAGEREF _Toc224295591 \h </w:instrText>
             </w:r>
             <w:r>
               <w:rPr>
@@ -784,14 +765,10 @@
             </w:tabs>
             <w:rPr>
               <w:noProof/>
-              <w:kern w:val="2"/>
-              <w:sz w:val="24"/>
-              <w:szCs w:val="24"/>
               <w:lang w:eastAsia="en-GB"/>
-              <w14:ligatures w14:val="standardContextual"/>
             </w:rPr>
           </w:pPr>
-          <w:hyperlink w:anchor="_Toc224261936" w:history="1">
+          <w:hyperlink w:anchor="_Toc224295592" w:history="1">
             <w:r>
               <w:rPr>
                 <w:rStyle w:val="Hyperlink"/>
@@ -818,7 +795,7 @@
                 <w:noProof/>
                 <w:webHidden/>
               </w:rPr>
-              <w:instrText xml:space="preserve"> PAGEREF _Toc224261936 \h </w:instrText>
+              <w:instrText xml:space="preserve"> PAGEREF _Toc224295592 \h </w:instrText>
             </w:r>
             <w:r>
               <w:rPr>
@@ -857,14 +834,10 @@
             </w:tabs>
             <w:rPr>
               <w:noProof/>
-              <w:kern w:val="2"/>
-              <w:sz w:val="24"/>
-              <w:szCs w:val="24"/>
               <w:lang w:eastAsia="en-GB"/>
-              <w14:ligatures w14:val="standardContextual"/>
             </w:rPr>
           </w:pPr>
-          <w:hyperlink w:anchor="_Toc224261937" w:history="1">
+          <w:hyperlink w:anchor="_Toc224295593" w:history="1">
             <w:r>
               <w:rPr>
                 <w:rStyle w:val="Hyperlink"/>
@@ -891,7 +864,7 @@
                 <w:noProof/>
                 <w:webHidden/>
               </w:rPr>
-              <w:instrText xml:space="preserve"> PAGEREF _Toc224261937 \h </w:instrText>
+              <w:instrText xml:space="preserve"> PAGEREF _Toc224295593 \h </w:instrText>
             </w:r>
             <w:r>
               <w:rPr>
@@ -930,14 +903,10 @@
             </w:tabs>
             <w:rPr>
               <w:noProof/>
-              <w:kern w:val="2"/>
-              <w:sz w:val="24"/>
-              <w:szCs w:val="24"/>
               <w:lang w:eastAsia="en-GB"/>
-              <w14:ligatures w14:val="standardContextual"/>
             </w:rPr>
           </w:pPr>
-          <w:hyperlink w:anchor="_Toc224261938" w:history="1">
+          <w:hyperlink w:anchor="_Toc224295594" w:history="1">
             <w:r>
               <w:rPr>
                 <w:rStyle w:val="Hyperlink"/>
@@ -964,7 +933,7 @@
                 <w:noProof/>
                 <w:webHidden/>
               </w:rPr>
-              <w:instrText xml:space="preserve"> PAGEREF _Toc224261938 \h </w:instrText>
+              <w:instrText xml:space="preserve"> PAGEREF _Toc224295594 \h </w:instrText>
             </w:r>
             <w:r>
               <w:rPr>
@@ -1003,14 +972,10 @@
             </w:tabs>
             <w:rPr>
               <w:noProof/>
-              <w:kern w:val="2"/>
-              <w:sz w:val="24"/>
-              <w:szCs w:val="24"/>
               <w:lang w:eastAsia="en-GB"/>
-              <w14:ligatures w14:val="standardContextual"/>
             </w:rPr>
           </w:pPr>
-          <w:hyperlink w:anchor="_Toc224261939" w:history="1">
+          <w:hyperlink w:anchor="_Toc224295595" w:history="1">
             <w:r>
               <w:rPr>
                 <w:rStyle w:val="Hyperlink"/>
@@ -1037,7 +1002,7 @@
                 <w:noProof/>
                 <w:webHidden/>
               </w:rPr>
-              <w:instrText xml:space="preserve"> PAGEREF _Toc224261939 \h </w:instrText>
+              <w:instrText xml:space="preserve"> PAGEREF _Toc224295595 \h </w:instrText>
             </w:r>
             <w:r>
               <w:rPr>
@@ -1076,14 +1041,10 @@
             </w:tabs>
             <w:rPr>
               <w:noProof/>
-              <w:kern w:val="2"/>
-              <w:sz w:val="24"/>
-              <w:szCs w:val="24"/>
               <w:lang w:eastAsia="en-GB"/>
-              <w14:ligatures w14:val="standardContextual"/>
             </w:rPr>
           </w:pPr>
-          <w:hyperlink w:anchor="_Toc224261940" w:history="1">
+          <w:hyperlink w:anchor="_Toc224295596" w:history="1">
             <w:r>
               <w:rPr>
                 <w:rStyle w:val="Hyperlink"/>
@@ -1110,7 +1071,7 @@
                 <w:noProof/>
                 <w:webHidden/>
               </w:rPr>
-              <w:instrText xml:space="preserve"> PAGEREF _Toc224261940 \h </w:instrText>
+              <w:instrText xml:space="preserve"> PAGEREF _Toc224295596 \h </w:instrText>
             </w:r>
             <w:r>
               <w:rPr>
@@ -1130,7 +1091,7 @@
                 <w:noProof/>
                 <w:webHidden/>
               </w:rPr>
-              <w:t>3</w:t>
+              <w:t>4</w:t>
             </w:r>
             <w:r>
               <w:rPr>
@@ -1149,14 +1110,10 @@
             </w:tabs>
             <w:rPr>
               <w:noProof/>
-              <w:kern w:val="2"/>
-              <w:sz w:val="24"/>
-              <w:szCs w:val="24"/>
               <w:lang w:eastAsia="en-GB"/>
-              <w14:ligatures w14:val="standardContextual"/>
             </w:rPr>
           </w:pPr>
-          <w:hyperlink w:anchor="_Toc224261941" w:history="1">
+          <w:hyperlink w:anchor="_Toc224295597" w:history="1">
             <w:r>
               <w:rPr>
                 <w:rStyle w:val="Hyperlink"/>
@@ -1183,7 +1140,7 @@
                 <w:noProof/>
                 <w:webHidden/>
               </w:rPr>
-              <w:instrText xml:space="preserve"> PAGEREF _Toc224261941 \h </w:instrText>
+              <w:instrText xml:space="preserve"> PAGEREF _Toc224295597 \h </w:instrText>
             </w:r>
             <w:r>
               <w:rPr>
@@ -1222,14 +1179,10 @@
             </w:tabs>
             <w:rPr>
               <w:noProof/>
-              <w:kern w:val="2"/>
-              <w:sz w:val="24"/>
-              <w:szCs w:val="24"/>
               <w:lang w:eastAsia="en-GB"/>
-              <w14:ligatures w14:val="standardContextual"/>
             </w:rPr>
           </w:pPr>
-          <w:hyperlink w:anchor="_Toc224261942" w:history="1">
+          <w:hyperlink w:anchor="_Toc224295598" w:history="1">
             <w:r>
               <w:rPr>
                 <w:rStyle w:val="Hyperlink"/>
@@ -1256,7 +1209,7 @@
                 <w:noProof/>
                 <w:webHidden/>
               </w:rPr>
-              <w:instrText xml:space="preserve"> PAGEREF _Toc224261942 \h </w:instrText>
+              <w:instrText xml:space="preserve"> PAGEREF _Toc224295598 \h </w:instrText>
             </w:r>
             <w:r>
               <w:rPr>
@@ -1295,14 +1248,10 @@
             </w:tabs>
             <w:rPr>
               <w:noProof/>
-              <w:kern w:val="2"/>
-              <w:sz w:val="24"/>
-              <w:szCs w:val="24"/>
               <w:lang w:eastAsia="en-GB"/>
-              <w14:ligatures w14:val="standardContextual"/>
             </w:rPr>
           </w:pPr>
-          <w:hyperlink w:anchor="_Toc224261943" w:history="1">
+          <w:hyperlink w:anchor="_Toc224295599" w:history="1">
             <w:r>
               <w:rPr>
                 <w:rStyle w:val="Hyperlink"/>
@@ -1329,7 +1278,7 @@
                 <w:noProof/>
                 <w:webHidden/>
               </w:rPr>
-              <w:instrText xml:space="preserve"> PAGEREF _Toc224261943 \h </w:instrText>
+              <w:instrText xml:space="preserve"> PAGEREF _Toc224295599 \h </w:instrText>
             </w:r>
             <w:r>
               <w:rPr>
@@ -1368,14 +1317,10 @@
             </w:tabs>
             <w:rPr>
               <w:noProof/>
-              <w:kern w:val="2"/>
-              <w:sz w:val="24"/>
-              <w:szCs w:val="24"/>
               <w:lang w:eastAsia="en-GB"/>
-              <w14:ligatures w14:val="standardContextual"/>
             </w:rPr>
           </w:pPr>
-          <w:hyperlink w:anchor="_Toc224261944" w:history="1">
+          <w:hyperlink w:anchor="_Toc224295600" w:history="1">
             <w:r>
               <w:rPr>
                 <w:rStyle w:val="Hyperlink"/>
@@ -1402,7 +1347,7 @@
                 <w:noProof/>
                 <w:webHidden/>
               </w:rPr>
-              <w:instrText xml:space="preserve"> PAGEREF _Toc224261944 \h </w:instrText>
+              <w:instrText xml:space="preserve"> PAGEREF _Toc224295600 \h </w:instrText>
             </w:r>
             <w:r>
               <w:rPr>
@@ -1441,14 +1386,10 @@
             </w:tabs>
             <w:rPr>
               <w:noProof/>
-              <w:kern w:val="2"/>
-              <w:sz w:val="24"/>
-              <w:szCs w:val="24"/>
               <w:lang w:eastAsia="en-GB"/>
-              <w14:ligatures w14:val="standardContextual"/>
             </w:rPr>
           </w:pPr>
-          <w:hyperlink w:anchor="_Toc224261945" w:history="1">
+          <w:hyperlink w:anchor="_Toc224295601" w:history="1">
             <w:r>
               <w:rPr>
                 <w:rStyle w:val="Hyperlink"/>
@@ -1475,7 +1416,7 @@
                 <w:noProof/>
                 <w:webHidden/>
               </w:rPr>
-              <w:instrText xml:space="preserve"> PAGEREF _Toc224261945 \h </w:instrText>
+              <w:instrText xml:space="preserve"> PAGEREF _Toc224295601 \h </w:instrText>
             </w:r>
             <w:r>
               <w:rPr>
@@ -1514,14 +1455,10 @@
             </w:tabs>
             <w:rPr>
               <w:noProof/>
-              <w:kern w:val="2"/>
-              <w:sz w:val="24"/>
-              <w:szCs w:val="24"/>
               <w:lang w:eastAsia="en-GB"/>
-              <w14:ligatures w14:val="standardContextual"/>
             </w:rPr>
           </w:pPr>
-          <w:hyperlink w:anchor="_Toc224261946" w:history="1">
+          <w:hyperlink w:anchor="_Toc224295602" w:history="1">
             <w:r>
               <w:rPr>
                 <w:rStyle w:val="Hyperlink"/>
@@ -1548,7 +1485,7 @@
                 <w:noProof/>
                 <w:webHidden/>
               </w:rPr>
-              <w:instrText xml:space="preserve"> PAGEREF _Toc224261946 \h </w:instrText>
+              <w:instrText xml:space="preserve"> PAGEREF _Toc224295602 \h </w:instrText>
             </w:r>
             <w:r>
               <w:rPr>
@@ -1587,14 +1524,10 @@
             </w:tabs>
             <w:rPr>
               <w:noProof/>
-              <w:kern w:val="2"/>
-              <w:sz w:val="24"/>
-              <w:szCs w:val="24"/>
               <w:lang w:eastAsia="en-GB"/>
-              <w14:ligatures w14:val="standardContextual"/>
             </w:rPr>
           </w:pPr>
-          <w:hyperlink w:anchor="_Toc224261947" w:history="1">
+          <w:hyperlink w:anchor="_Toc224295603" w:history="1">
             <w:r>
               <w:rPr>
                 <w:rStyle w:val="Hyperlink"/>
@@ -1621,7 +1554,7 @@
                 <w:noProof/>
                 <w:webHidden/>
               </w:rPr>
-              <w:instrText xml:space="preserve"> PAGEREF _Toc224261947 \h </w:instrText>
+              <w:instrText xml:space="preserve"> PAGEREF _Toc224295603 \h </w:instrText>
             </w:r>
             <w:r>
               <w:rPr>
@@ -1660,14 +1593,10 @@
             </w:tabs>
             <w:rPr>
               <w:noProof/>
-              <w:kern w:val="2"/>
-              <w:sz w:val="24"/>
-              <w:szCs w:val="24"/>
               <w:lang w:eastAsia="en-GB"/>
-              <w14:ligatures w14:val="standardContextual"/>
             </w:rPr>
           </w:pPr>
-          <w:hyperlink w:anchor="_Toc224261948" w:history="1">
+          <w:hyperlink w:anchor="_Toc224295604" w:history="1">
             <w:r>
               <w:rPr>
                 <w:rStyle w:val="Hyperlink"/>
@@ -1694,7 +1623,7 @@
                 <w:noProof/>
                 <w:webHidden/>
               </w:rPr>
-              <w:instrText xml:space="preserve"> PAGEREF _Toc224261948 \h </w:instrText>
+              <w:instrText xml:space="preserve"> PAGEREF _Toc224295604 \h </w:instrText>
             </w:r>
             <w:r>
               <w:rPr>
@@ -1714,7 +1643,7 @@
                 <w:noProof/>
                 <w:webHidden/>
               </w:rPr>
-              <w:t>12</w:t>
+              <w:t>13</w:t>
             </w:r>
             <w:r>
               <w:rPr>
@@ -1733,14 +1662,10 @@
             </w:tabs>
             <w:rPr>
               <w:noProof/>
-              <w:kern w:val="2"/>
-              <w:sz w:val="24"/>
-              <w:szCs w:val="24"/>
               <w:lang w:eastAsia="en-GB"/>
-              <w14:ligatures w14:val="standardContextual"/>
             </w:rPr>
           </w:pPr>
-          <w:hyperlink w:anchor="_Toc224261949" w:history="1">
+          <w:hyperlink w:anchor="_Toc224295605" w:history="1">
             <w:r>
               <w:rPr>
                 <w:rStyle w:val="Hyperlink"/>
@@ -1767,7 +1692,7 @@
                 <w:noProof/>
                 <w:webHidden/>
               </w:rPr>
-              <w:instrText xml:space="preserve"> PAGEREF _Toc224261949 \h </w:instrText>
+              <w:instrText xml:space="preserve"> PAGEREF _Toc224295605 \h </w:instrText>
             </w:r>
             <w:r>
               <w:rPr>
@@ -1806,14 +1731,10 @@
             </w:tabs>
             <w:rPr>
               <w:noProof/>
-              <w:kern w:val="2"/>
-              <w:sz w:val="24"/>
-              <w:szCs w:val="24"/>
               <w:lang w:eastAsia="en-GB"/>
-              <w14:ligatures w14:val="standardContextual"/>
             </w:rPr>
           </w:pPr>
-          <w:hyperlink w:anchor="_Toc224261950" w:history="1">
+          <w:hyperlink w:anchor="_Toc224295606" w:history="1">
             <w:r>
               <w:rPr>
                 <w:rStyle w:val="Hyperlink"/>
@@ -1840,7 +1761,7 @@
                 <w:noProof/>
                 <w:webHidden/>
               </w:rPr>
-              <w:instrText xml:space="preserve"> PAGEREF _Toc224261950 \h </w:instrText>
+              <w:instrText xml:space="preserve"> PAGEREF _Toc224295606 \h </w:instrText>
             </w:r>
             <w:r>
               <w:rPr>
@@ -1879,20 +1800,16 @@
             </w:tabs>
             <w:rPr>
               <w:noProof/>
-              <w:kern w:val="2"/>
-              <w:sz w:val="24"/>
-              <w:szCs w:val="24"/>
               <w:lang w:eastAsia="en-GB"/>
-              <w14:ligatures w14:val="standardContextual"/>
             </w:rPr>
           </w:pPr>
-          <w:hyperlink w:anchor="_Toc224261951" w:history="1">
+          <w:hyperlink w:anchor="_Toc224295607" w:history="1">
             <w:r>
               <w:rPr>
                 <w:rStyle w:val="Hyperlink"/>
                 <w:noProof/>
               </w:rPr>
-              <w:t>Hierarchy Diagram</w:t>
+              <w:t>Risk Management</w:t>
             </w:r>
             <w:r>
               <w:rPr>
@@ -1913,7 +1830,7 @@
                 <w:noProof/>
                 <w:webHidden/>
               </w:rPr>
-              <w:instrText xml:space="preserve"> PAGEREF _Toc224261951 \h </w:instrText>
+              <w:instrText xml:space="preserve"> PAGEREF _Toc224295607 \h </w:instrText>
             </w:r>
             <w:r>
               <w:rPr>
@@ -1934,6 +1851,351 @@
                 <w:webHidden/>
               </w:rPr>
               <w:t>15</w:t>
+            </w:r>
+            <w:r>
+              <w:rPr>
+                <w:noProof/>
+                <w:webHidden/>
+              </w:rPr>
+              <w:fldChar w:fldCharType="end"/>
+            </w:r>
+          </w:hyperlink>
+        </w:p>
+        <w:p>
+          <w:pPr>
+            <w:pStyle w:val="TOC2"/>
+            <w:tabs>
+              <w:tab w:val="right" w:leader="dot" w:pos="9016"/>
+            </w:tabs>
+            <w:rPr>
+              <w:noProof/>
+              <w:lang w:eastAsia="en-GB"/>
+            </w:rPr>
+          </w:pPr>
+          <w:hyperlink w:anchor="_Toc224295608" w:history="1">
+            <w:r>
+              <w:rPr>
+                <w:rStyle w:val="Hyperlink"/>
+                <w:noProof/>
+              </w:rPr>
+              <w:t>General Project Risks (GPR)</w:t>
+            </w:r>
+            <w:r>
+              <w:rPr>
+                <w:noProof/>
+                <w:webHidden/>
+              </w:rPr>
+              <w:tab/>
+            </w:r>
+            <w:r>
+              <w:rPr>
+                <w:noProof/>
+                <w:webHidden/>
+              </w:rPr>
+              <w:fldChar w:fldCharType="begin"/>
+            </w:r>
+            <w:r>
+              <w:rPr>
+                <w:noProof/>
+                <w:webHidden/>
+              </w:rPr>
+              <w:instrText xml:space="preserve"> PAGEREF _Toc224295608 \h </w:instrText>
+            </w:r>
+            <w:r>
+              <w:rPr>
+                <w:noProof/>
+                <w:webHidden/>
+              </w:rPr>
+            </w:r>
+            <w:r>
+              <w:rPr>
+                <w:noProof/>
+                <w:webHidden/>
+              </w:rPr>
+              <w:fldChar w:fldCharType="separate"/>
+            </w:r>
+            <w:r>
+              <w:rPr>
+                <w:noProof/>
+                <w:webHidden/>
+              </w:rPr>
+              <w:t>15</w:t>
+            </w:r>
+            <w:r>
+              <w:rPr>
+                <w:noProof/>
+                <w:webHidden/>
+              </w:rPr>
+              <w:fldChar w:fldCharType="end"/>
+            </w:r>
+          </w:hyperlink>
+        </w:p>
+        <w:p>
+          <w:pPr>
+            <w:pStyle w:val="TOC2"/>
+            <w:tabs>
+              <w:tab w:val="right" w:leader="dot" w:pos="9016"/>
+            </w:tabs>
+            <w:rPr>
+              <w:noProof/>
+              <w:lang w:eastAsia="en-GB"/>
+            </w:rPr>
+          </w:pPr>
+          <w:hyperlink w:anchor="_Toc224295609" w:history="1">
+            <w:r>
+              <w:rPr>
+                <w:rStyle w:val="Hyperlink"/>
+                <w:noProof/>
+              </w:rPr>
+              <w:t>General Technical Risks (GTR)</w:t>
+            </w:r>
+            <w:r>
+              <w:rPr>
+                <w:noProof/>
+                <w:webHidden/>
+              </w:rPr>
+              <w:tab/>
+            </w:r>
+            <w:r>
+              <w:rPr>
+                <w:noProof/>
+                <w:webHidden/>
+              </w:rPr>
+              <w:fldChar w:fldCharType="begin"/>
+            </w:r>
+            <w:r>
+              <w:rPr>
+                <w:noProof/>
+                <w:webHidden/>
+              </w:rPr>
+              <w:instrText xml:space="preserve"> PAGEREF _Toc224295609 \h </w:instrText>
+            </w:r>
+            <w:r>
+              <w:rPr>
+                <w:noProof/>
+                <w:webHidden/>
+              </w:rPr>
+            </w:r>
+            <w:r>
+              <w:rPr>
+                <w:noProof/>
+                <w:webHidden/>
+              </w:rPr>
+              <w:fldChar w:fldCharType="separate"/>
+            </w:r>
+            <w:r>
+              <w:rPr>
+                <w:noProof/>
+                <w:webHidden/>
+              </w:rPr>
+              <w:t>15</w:t>
+            </w:r>
+            <w:r>
+              <w:rPr>
+                <w:noProof/>
+                <w:webHidden/>
+              </w:rPr>
+              <w:fldChar w:fldCharType="end"/>
+            </w:r>
+          </w:hyperlink>
+        </w:p>
+        <w:p>
+          <w:pPr>
+            <w:pStyle w:val="TOC2"/>
+            <w:tabs>
+              <w:tab w:val="right" w:leader="dot" w:pos="9016"/>
+            </w:tabs>
+            <w:rPr>
+              <w:noProof/>
+              <w:lang w:eastAsia="en-GB"/>
+            </w:rPr>
+          </w:pPr>
+          <w:hyperlink w:anchor="_Toc224295610" w:history="1">
+            <w:r>
+              <w:rPr>
+                <w:rStyle w:val="Hyperlink"/>
+                <w:noProof/>
+              </w:rPr>
+              <w:t>Project-Based Risks (PBR)</w:t>
+            </w:r>
+            <w:r>
+              <w:rPr>
+                <w:noProof/>
+                <w:webHidden/>
+              </w:rPr>
+              <w:tab/>
+            </w:r>
+            <w:r>
+              <w:rPr>
+                <w:noProof/>
+                <w:webHidden/>
+              </w:rPr>
+              <w:fldChar w:fldCharType="begin"/>
+            </w:r>
+            <w:r>
+              <w:rPr>
+                <w:noProof/>
+                <w:webHidden/>
+              </w:rPr>
+              <w:instrText xml:space="preserve"> PAGEREF _Toc224295610 \h </w:instrText>
+            </w:r>
+            <w:r>
+              <w:rPr>
+                <w:noProof/>
+                <w:webHidden/>
+              </w:rPr>
+            </w:r>
+            <w:r>
+              <w:rPr>
+                <w:noProof/>
+                <w:webHidden/>
+              </w:rPr>
+              <w:fldChar w:fldCharType="separate"/>
+            </w:r>
+            <w:r>
+              <w:rPr>
+                <w:noProof/>
+                <w:webHidden/>
+              </w:rPr>
+              <w:t>15</w:t>
+            </w:r>
+            <w:r>
+              <w:rPr>
+                <w:noProof/>
+                <w:webHidden/>
+              </w:rPr>
+              <w:fldChar w:fldCharType="end"/>
+            </w:r>
+          </w:hyperlink>
+        </w:p>
+        <w:p>
+          <w:pPr>
+            <w:pStyle w:val="TOC2"/>
+            <w:tabs>
+              <w:tab w:val="right" w:leader="dot" w:pos="9016"/>
+            </w:tabs>
+            <w:rPr>
+              <w:noProof/>
+              <w:lang w:eastAsia="en-GB"/>
+            </w:rPr>
+          </w:pPr>
+          <w:hyperlink w:anchor="_Toc224295611" w:history="1">
+            <w:r>
+              <w:rPr>
+                <w:rStyle w:val="Hyperlink"/>
+                <w:noProof/>
+              </w:rPr>
+              <w:t>Risk Matrix</w:t>
+            </w:r>
+            <w:r>
+              <w:rPr>
+                <w:noProof/>
+                <w:webHidden/>
+              </w:rPr>
+              <w:tab/>
+            </w:r>
+            <w:r>
+              <w:rPr>
+                <w:noProof/>
+                <w:webHidden/>
+              </w:rPr>
+              <w:fldChar w:fldCharType="begin"/>
+            </w:r>
+            <w:r>
+              <w:rPr>
+                <w:noProof/>
+                <w:webHidden/>
+              </w:rPr>
+              <w:instrText xml:space="preserve"> PAGEREF _Toc224295611 \h </w:instrText>
+            </w:r>
+            <w:r>
+              <w:rPr>
+                <w:noProof/>
+                <w:webHidden/>
+              </w:rPr>
+            </w:r>
+            <w:r>
+              <w:rPr>
+                <w:noProof/>
+                <w:webHidden/>
+              </w:rPr>
+              <w:fldChar w:fldCharType="separate"/>
+            </w:r>
+            <w:r>
+              <w:rPr>
+                <w:noProof/>
+                <w:webHidden/>
+              </w:rPr>
+              <w:t>16</w:t>
+            </w:r>
+            <w:r>
+              <w:rPr>
+                <w:noProof/>
+                <w:webHidden/>
+              </w:rPr>
+              <w:fldChar w:fldCharType="end"/>
+            </w:r>
+          </w:hyperlink>
+        </w:p>
+        <w:p>
+          <w:pPr>
+            <w:pStyle w:val="TOC2"/>
+            <w:tabs>
+              <w:tab w:val="right" w:leader="dot" w:pos="9016"/>
+            </w:tabs>
+            <w:rPr>
+              <w:noProof/>
+              <w:lang w:eastAsia="en-GB"/>
+            </w:rPr>
+          </w:pPr>
+          <w:hyperlink w:anchor="_Toc224295612" w:history="1">
+            <w:r>
+              <w:rPr>
+                <w:rStyle w:val="Hyperlink"/>
+                <w:noProof/>
+              </w:rPr>
+              <w:t>Risk Mitigation</w:t>
+            </w:r>
+            <w:r>
+              <w:rPr>
+                <w:noProof/>
+                <w:webHidden/>
+              </w:rPr>
+              <w:tab/>
+            </w:r>
+            <w:r>
+              <w:rPr>
+                <w:noProof/>
+                <w:webHidden/>
+              </w:rPr>
+              <w:fldChar w:fldCharType="begin"/>
+            </w:r>
+            <w:r>
+              <w:rPr>
+                <w:noProof/>
+                <w:webHidden/>
+              </w:rPr>
+              <w:instrText xml:space="preserve"> PAGEREF _Toc224295612 \h </w:instrText>
+            </w:r>
+            <w:r>
+              <w:rPr>
+                <w:noProof/>
+                <w:webHidden/>
+              </w:rPr>
+            </w:r>
+            <w:r>
+              <w:rPr>
+                <w:noProof/>
+                <w:webHidden/>
+              </w:rPr>
+              <w:fldChar w:fldCharType="separate"/>
+            </w:r>
+            <w:r>
+              <w:rPr>
+                <w:noProof/>
+                <w:webHidden/>
+              </w:rPr>
+              <w:t>16</w:t>
             </w:r>
             <w:r>
               <w:rPr>
@@ -1959,13 +2221,40 @@
             <w:fldChar w:fldCharType="end"/>
           </w:r>
         </w:p>
+        <w:p>
+          <w:pPr>
+            <w:rPr>
+              <w:b/>
+              <w:bCs/>
+            </w:rPr>
+          </w:pPr>
+        </w:p>
+        <w:p>
+          <w:pPr>
+            <w:rPr>
+              <w:b/>
+              <w:bCs/>
+            </w:rPr>
+          </w:pPr>
+        </w:p>
+        <w:p>
+          <w:pPr>
+            <w:rPr>
+              <w:b/>
+              <w:bCs/>
+            </w:rPr>
+          </w:pPr>
+        </w:p>
+        <w:p>
+          <w:pPr>
+            <w:rPr>
+              <w:b/>
+              <w:bCs/>
+            </w:rPr>
+          </w:pPr>
+        </w:p>
       </w:sdtContent>
     </w:sdt>
-    <w:p>
-      <w:pPr>
-        <w:pStyle w:val="Heading1"/>
-      </w:pPr>
-    </w:p>
     <w:p>
       <w:pPr>
         <w:pStyle w:val="Heading1"/>
@@ -1976,12 +2265,13 @@
       </w:pPr>
       <w:bookmarkStart w:id="0" w:name="_Toc217133010"/>
       <w:bookmarkStart w:id="1" w:name="_Toc220378505"/>
-      <w:bookmarkStart w:id="2" w:name="_Toc224261931"/>
+      <w:bookmarkStart w:id="2" w:name="_Toc224295587"/>
       <w:r>
         <w:rPr>
           <w:sz w:val="40"/>
           <w:szCs w:val="40"/>
         </w:rPr>
+        <w:lastRenderedPageBreak/>
         <w:t>Business Context</w:t>
       </w:r>
       <w:bookmarkEnd w:id="0"/>
@@ -1996,7 +2286,7 @@
           <w:szCs w:val="32"/>
         </w:rPr>
       </w:pPr>
-      <w:bookmarkStart w:id="3" w:name="_Toc224261932"/>
+      <w:bookmarkStart w:id="3" w:name="_Toc224295588"/>
       <w:r>
         <w:rPr>
           <w:sz w:val="32"/>
@@ -2071,13 +2361,12 @@
           <w:szCs w:val="32"/>
         </w:rPr>
       </w:pPr>
-      <w:bookmarkStart w:id="4" w:name="_Toc224261933"/>
+      <w:bookmarkStart w:id="4" w:name="_Toc224295589"/>
       <w:r>
         <w:rPr>
           <w:sz w:val="32"/>
           <w:szCs w:val="32"/>
         </w:rPr>
-        <w:lastRenderedPageBreak/>
         <w:t>Transparency Of Product Pricing And Availability</w:t>
       </w:r>
       <w:bookmarkEnd w:id="4"/>
@@ -2144,7 +2433,7 @@
           <w:szCs w:val="32"/>
         </w:rPr>
       </w:pPr>
-      <w:bookmarkStart w:id="5" w:name="_Toc224261934"/>
+      <w:bookmarkStart w:id="5" w:name="_Toc224295590"/>
       <w:r>
         <w:rPr>
           <w:sz w:val="32"/>
@@ -2261,7 +2550,7 @@
           <w:szCs w:val="32"/>
         </w:rPr>
       </w:pPr>
-      <w:bookmarkStart w:id="6" w:name="_Toc224261935"/>
+      <w:bookmarkStart w:id="6" w:name="_Toc224295591"/>
       <w:r>
         <w:rPr>
           <w:sz w:val="32"/>
@@ -2318,7 +2607,15 @@
           <w:sz w:val="26"/>
           <w:szCs w:val="26"/>
         </w:rPr>
-        <w:t xml:space="preserve">This feature improves the user experience of the customer as they are able to seamlessly manage their personal data </w:t>
+        <w:t xml:space="preserve">This feature improves the user experience of the customer as they are able to seamlessly manage </w:t>
+      </w:r>
+      <w:r>
+        <w:rPr>
+          <w:sz w:val="26"/>
+          <w:szCs w:val="26"/>
+        </w:rPr>
+        <w:lastRenderedPageBreak/>
+        <w:t xml:space="preserve">their personal data </w:t>
       </w:r>
       <w:r>
         <w:rPr>
@@ -2364,7 +2661,7 @@
           <w:szCs w:val="32"/>
         </w:rPr>
       </w:pPr>
-      <w:bookmarkStart w:id="7" w:name="_Toc224261936"/>
+      <w:bookmarkStart w:id="7" w:name="_Toc224295592"/>
       <w:r>
         <w:rPr>
           <w:sz w:val="32"/>
@@ -2421,15 +2718,7 @@
           <w:sz w:val="26"/>
           <w:szCs w:val="26"/>
         </w:rPr>
-        <w:t xml:space="preserve">from the dashboard allowing them to ready </w:t>
-      </w:r>
-      <w:r>
-        <w:rPr>
-          <w:sz w:val="26"/>
-          <w:szCs w:val="26"/>
-        </w:rPr>
-        <w:lastRenderedPageBreak/>
-        <w:t>products faster. Through this feature the producers can quickly update the product details ensuring the website is always up to date wit</w:t>
+        <w:t>from the dashboard allowing them to ready products faster. Through this feature the producers can quickly update the product details ensuring the website is always up to date wit</w:t>
       </w:r>
       <w:r>
         <w:rPr>
@@ -2476,7 +2765,7 @@
           <w:szCs w:val="32"/>
         </w:rPr>
       </w:pPr>
-      <w:bookmarkStart w:id="8" w:name="_Toc224261937"/>
+      <w:bookmarkStart w:id="8" w:name="_Toc224295593"/>
       <w:r>
         <w:rPr>
           <w:sz w:val="32"/>
@@ -2523,7 +2812,7 @@
           <w:szCs w:val="32"/>
         </w:rPr>
       </w:pPr>
-      <w:bookmarkStart w:id="9" w:name="_Toc224261938"/>
+      <w:bookmarkStart w:id="9" w:name="_Toc224295594"/>
       <w:r>
         <w:rPr>
           <w:sz w:val="32"/>
@@ -2619,7 +2908,7 @@
           <w:szCs w:val="32"/>
         </w:rPr>
       </w:pPr>
-      <w:bookmarkStart w:id="10" w:name="_Toc224261939"/>
+      <w:bookmarkStart w:id="10" w:name="_Toc224295595"/>
       <w:r>
         <w:rPr>
           <w:sz w:val="32"/>
@@ -2663,7 +2952,7 @@
           <w:szCs w:val="40"/>
         </w:rPr>
       </w:pPr>
-      <w:bookmarkStart w:id="11" w:name="_Toc224261940"/>
+      <w:bookmarkStart w:id="11" w:name="_Toc224295596"/>
       <w:r>
         <w:rPr>
           <w:sz w:val="40"/>
@@ -2759,7 +3048,6 @@
           <w:sz w:val="26"/>
           <w:szCs w:val="26"/>
         </w:rPr>
-        <w:lastRenderedPageBreak/>
         <w:t>Allow customers to place orders for collection and delivery</w:t>
       </w:r>
     </w:p>
@@ -2892,7 +3180,7 @@
       </w:pPr>
       <w:bookmarkStart w:id="12" w:name="_Toc217133017"/>
       <w:bookmarkStart w:id="13" w:name="_Toc220378514"/>
-      <w:bookmarkStart w:id="14" w:name="_Toc224261941"/>
+      <w:bookmarkStart w:id="14" w:name="_Toc224295597"/>
       <w:r>
         <w:rPr>
           <w:sz w:val="40"/>
@@ -2914,7 +3202,7 @@
       </w:pPr>
       <w:bookmarkStart w:id="15" w:name="_Toc217133018"/>
       <w:bookmarkStart w:id="16" w:name="_Toc220378515"/>
-      <w:bookmarkStart w:id="17" w:name="_Toc224261942"/>
+      <w:bookmarkStart w:id="17" w:name="_Toc224295598"/>
       <w:r>
         <w:rPr>
           <w:sz w:val="32"/>
@@ -3024,7 +3312,7 @@
       </w:pPr>
       <w:bookmarkStart w:id="18" w:name="_Toc217133019"/>
       <w:bookmarkStart w:id="19" w:name="_Toc220378516"/>
-      <w:bookmarkStart w:id="20" w:name="_Toc224261943"/>
+      <w:bookmarkStart w:id="20" w:name="_Toc224295599"/>
       <w:r>
         <w:rPr>
           <w:sz w:val="32"/>
@@ -3217,7 +3505,11 @@
               </w:rPr>
             </w:pPr>
             <w:r>
-              <w:t>As Ellie, Clementine or Connor I want to be able to register an account to access full features of the website.</w:t>
+              <w:t xml:space="preserve">As Ellie, Clementine or Connor I want to be able to register an account to </w:t>
+            </w:r>
+            <w:r>
+              <w:lastRenderedPageBreak/>
+              <w:t>access full features of the website.</w:t>
             </w:r>
           </w:p>
         </w:tc>
@@ -3240,6 +3532,7 @@
               </w:numPr>
             </w:pPr>
             <w:r>
+              <w:lastRenderedPageBreak/>
               <w:t xml:space="preserve">Interact with a register button </w:t>
             </w:r>
           </w:p>
@@ -3276,6 +3569,7 @@
               </w:numPr>
             </w:pPr>
             <w:r>
+              <w:lastRenderedPageBreak/>
               <w:t>Interact with the create button then be redirected to the home page.</w:t>
             </w:r>
           </w:p>
@@ -3309,7 +3603,12 @@
           </w:tcPr>
           <w:p>
             <w:r>
-              <w:t>By being able to register an account users have clear access to personalised features the website provides</w:t>
+              <w:lastRenderedPageBreak/>
+              <w:t xml:space="preserve">By being able to register an account users have clear access to personalised features the </w:t>
+            </w:r>
+            <w:r>
+              <w:lastRenderedPageBreak/>
+              <w:t>website provides</w:t>
             </w:r>
             <w:r>
               <w:t xml:space="preserve"> tailored specifically for the user </w:t>
@@ -3682,7 +3981,11 @@
               <w:t>Clementine I want to be able to view information about the producers, their methods and the benefits of buying locally</w:t>
             </w:r>
             <w:r>
-              <w:t xml:space="preserve"> so that I can feel confident in the products quality and safety</w:t>
+              <w:t xml:space="preserve"> so that I can feel </w:t>
+            </w:r>
+            <w:r>
+              <w:lastRenderedPageBreak/>
+              <w:t>confident in the products quality and safety</w:t>
             </w:r>
           </w:p>
         </w:tc>
@@ -3705,6 +4008,7 @@
               </w:numPr>
             </w:pPr>
             <w:r>
+              <w:lastRenderedPageBreak/>
               <w:t>Users can log in or register successfully</w:t>
             </w:r>
           </w:p>
@@ -3741,6 +4045,7 @@
               </w:numPr>
             </w:pPr>
             <w:r>
+              <w:lastRenderedPageBreak/>
               <w:t>Users can view the list of Producers</w:t>
             </w:r>
           </w:p>
@@ -3789,7 +4094,6 @@
               </w:numPr>
             </w:pPr>
             <w:r>
-              <w:lastRenderedPageBreak/>
               <w:t>Page meets WCAG 2.1 AA standard</w:t>
             </w:r>
           </w:p>
@@ -3807,11 +4111,11 @@
           <w:p>
             <w:r>
               <w:lastRenderedPageBreak/>
-              <w:t xml:space="preserve">By allowing the customers to view information about the producers, their methods of producing food and benefits of buying locally, Their trust for the company’s products is substantially increased and Customers are then encouraged to make informee decisions when purchasing products and shows that the company takes full responsibility for the products that </w:t>
+              <w:t xml:space="preserve">By allowing the customers to view information about the producers, their methods of producing food and benefits of buying locally, Their trust for the company’s </w:t>
             </w:r>
             <w:r>
               <w:lastRenderedPageBreak/>
-              <w:t xml:space="preserve">are being produced and put in stock. </w:t>
+              <w:t xml:space="preserve">products is substantially increased and Customers are then encouraged to make informee decisions when purchasing products and shows that the company takes full responsibility for the products that are being produced and put in stock. </w:t>
             </w:r>
           </w:p>
         </w:tc>
@@ -4119,6 +4423,7 @@
               </w:numPr>
             </w:pPr>
             <w:r>
+              <w:lastRenderedPageBreak/>
               <w:t>Interact with the order button which redirects the user to the order page</w:t>
             </w:r>
           </w:p>
@@ -4170,11 +4475,7 @@
               </w:numPr>
             </w:pPr>
             <w:r>
-              <w:t xml:space="preserve">View and interact with the finish </w:t>
-            </w:r>
-            <w:r>
-              <w:lastRenderedPageBreak/>
-              <w:t>button to process the order</w:t>
+              <w:t>View and interact with the finish button to process the order</w:t>
             </w:r>
           </w:p>
           <w:p>
@@ -4217,7 +4518,11 @@
               <w:t>customer experience</w:t>
             </w:r>
             <w:r>
-              <w:t>. This also benefits the client as there would be an increase in sales due to customers being able to purchase products without needing to visit the store physically.</w:t>
+              <w:t xml:space="preserve">. This also benefits the client as there would be an increase in sales </w:t>
+            </w:r>
+            <w:r>
+              <w:lastRenderedPageBreak/>
+              <w:t>due to customers being able to purchase products without needing to visit the store physically.</w:t>
             </w:r>
           </w:p>
         </w:tc>
@@ -4445,6 +4750,7 @@
               </w:numPr>
             </w:pPr>
             <w:r>
+              <w:lastRenderedPageBreak/>
               <w:t>Page meets WCAG 2.1 AA standard</w:t>
             </w:r>
           </w:p>
@@ -4461,6 +4767,7 @@
           </w:tcPr>
           <w:p>
             <w:r>
+              <w:lastRenderedPageBreak/>
               <w:t>This feature allows for customer to view their past purchases and reorder products without needing to search for it again. This  improves customer experience. This also improves customer loyalty as customers with accounts linked to the company website are more likely to return and continue buying from the same company</w:t>
             </w:r>
           </w:p>
@@ -4596,7 +4903,6 @@
               </w:numPr>
             </w:pPr>
             <w:r>
-              <w:lastRenderedPageBreak/>
               <w:t xml:space="preserve">Update stock </w:t>
             </w:r>
           </w:p>
@@ -4721,7 +5027,6 @@
           </w:tcPr>
           <w:p>
             <w:r>
-              <w:lastRenderedPageBreak/>
               <w:t>A dashboard would be beneficial to the client as it would allow producers to be ab</w:t>
             </w:r>
             <w:r>
@@ -4737,11 +5042,7 @@
               <w:t xml:space="preserve">tantly monitor </w:t>
             </w:r>
             <w:r>
-              <w:t xml:space="preserve">stock levels real time to prevent running out of popular items and ensuring the company maintains </w:t>
-            </w:r>
-            <w:r>
-              <w:lastRenderedPageBreak/>
-              <w:t xml:space="preserve">correct amount of stock. It also boosts the company’s reliability as customers are always able to see </w:t>
+              <w:t xml:space="preserve">stock levels real time to prevent running out of popular items and ensuring the company maintains correct amount of stock. It also boosts the company’s reliability as customers are always able to see </w:t>
             </w:r>
             <w:r>
               <w:t xml:space="preserve">accurate </w:t>
@@ -4795,7 +5096,11 @@
           </w:p>
           <w:p>
             <w:r>
-              <w:t>As Connor I want to be able to use order management features so that I can keep customers updated on the progress of their order.</w:t>
+              <w:t xml:space="preserve">As Connor I want to be able to use order </w:t>
+            </w:r>
+            <w:r>
+              <w:lastRenderedPageBreak/>
+              <w:t>management features so that I can keep customers updated on the progress of their order.</w:t>
             </w:r>
           </w:p>
         </w:tc>
@@ -4818,6 +5123,7 @@
               </w:numPr>
             </w:pPr>
             <w:r>
+              <w:lastRenderedPageBreak/>
               <w:t>Log in</w:t>
             </w:r>
           </w:p>
@@ -4917,6 +5223,7 @@
               </w:numPr>
             </w:pPr>
             <w:r>
+              <w:lastRenderedPageBreak/>
               <w:t>View estimated delivery date</w:t>
             </w:r>
           </w:p>
@@ -4957,6 +5264,7 @@
           </w:tcPr>
           <w:p>
             <w:r>
+              <w:lastRenderedPageBreak/>
               <w:t xml:space="preserve">These features improves customer satisfaction and efficiency of operations as being able to allow customers to manage, schedule and track their orders reduces the need for customer support whilst also providing transparency throughout the process of delivery.  </w:t>
             </w:r>
           </w:p>
@@ -4994,11 +5302,7 @@
           </w:tcPr>
           <w:p>
             <w:r>
-              <w:t xml:space="preserve">As Clementine I want to be able to get rewards for being a frequent customer, so that I feel appreciated </w:t>
-            </w:r>
-            <w:r>
-              <w:lastRenderedPageBreak/>
-              <w:t xml:space="preserve">and valued </w:t>
+              <w:t xml:space="preserve">As Clementine I want to be able to get rewards for being a frequent customer, so that I feel appreciated and valued </w:t>
             </w:r>
             <w:r>
               <w:t>as a frequent customer as well as save money on my orders</w:t>
@@ -5032,7 +5336,6 @@
               </w:numPr>
             </w:pPr>
             <w:r>
-              <w:lastRenderedPageBreak/>
               <w:t>Log in</w:t>
             </w:r>
           </w:p>
@@ -5069,7 +5372,6 @@
               </w:numPr>
             </w:pPr>
             <w:r>
-              <w:lastRenderedPageBreak/>
               <w:t>View Products on the Products section</w:t>
             </w:r>
           </w:p>
@@ -5233,15 +5535,10 @@
           </w:tcPr>
           <w:p>
             <w:r>
-              <w:lastRenderedPageBreak/>
               <w:t xml:space="preserve">Offering discounts to frequent customers is a strategy proven useful </w:t>
             </w:r>
             <w:r>
-              <w:t xml:space="preserve">increasing customer retention </w:t>
-            </w:r>
-            <w:r>
-              <w:lastRenderedPageBreak/>
-              <w:t>and bringing in new customers to the company. This would ultimately cause the clients company and business to grow.</w:t>
+              <w:t>increasing customer retention and bringing in new customers to the company. This would ultimately cause the clients company and business to grow.</w:t>
             </w:r>
           </w:p>
         </w:tc>
@@ -5373,6 +5670,7 @@
               </w:numPr>
             </w:pPr>
             <w:r>
+              <w:lastRenderedPageBreak/>
               <w:t>Page meets WCAG 2.1 AA standard</w:t>
             </w:r>
           </w:p>
@@ -5389,7 +5687,12 @@
           </w:tcPr>
           <w:p>
             <w:r>
-              <w:t>This feature is beneficial to the client because it allow the company to follow the legal requirements under the Equality Act 2010 and WCAG 2.1 guidelines thus preventing any legal or reputational risk to the company.</w:t>
+              <w:lastRenderedPageBreak/>
+              <w:t xml:space="preserve">This feature is beneficial to the client because it allow the company to follow the legal requirements under the Equality Act 2010 and WCAG 2.1 guidelines thus preventing any legal or </w:t>
+            </w:r>
+            <w:r>
+              <w:lastRenderedPageBreak/>
+              <w:t>reputational risk to the company.</w:t>
             </w:r>
             <w:r>
               <w:t xml:space="preserve"> This feature also allows the website to be used by users with multiple different disabilities like visual or cognitive impairment allowing for a broader customer base</w:t>
@@ -5557,7 +5860,7 @@
           <w:szCs w:val="40"/>
         </w:rPr>
       </w:pPr>
-      <w:bookmarkStart w:id="21" w:name="_Toc224261944"/>
+      <w:bookmarkStart w:id="21" w:name="_Toc224295600"/>
       <w:r>
         <w:rPr>
           <w:sz w:val="40"/>
@@ -5587,7 +5890,7 @@
       </w:pPr>
       <w:bookmarkStart w:id="22" w:name="_Toc217133021"/>
       <w:bookmarkStart w:id="23" w:name="_Toc220378518"/>
-      <w:bookmarkStart w:id="24" w:name="_Toc224261945"/>
+      <w:bookmarkStart w:id="24" w:name="_Toc224295601"/>
       <w:r>
         <w:t>Performance</w:t>
       </w:r>
@@ -5712,6 +6015,7 @@
           <w:p/>
           <w:p>
             <w:r>
+              <w:lastRenderedPageBreak/>
               <w:t xml:space="preserve">Time to first byte must be under 200ms </w:t>
             </w:r>
           </w:p>
@@ -5724,6 +6028,7 @@
           </w:tcPr>
           <w:p>
             <w:r>
+              <w:lastRenderedPageBreak/>
               <w:t>The system must handle a specific number of requests without degradation.</w:t>
             </w:r>
           </w:p>
@@ -5762,7 +6067,6 @@
           <w:p/>
           <w:p>
             <w:r>
-              <w:lastRenderedPageBreak/>
               <w:t>The Error rate in the system</w:t>
             </w:r>
             <w:r>
@@ -5778,7 +6082,6 @@
           </w:tcPr>
           <w:p>
             <w:r>
-              <w:lastRenderedPageBreak/>
               <w:t xml:space="preserve">CPU usage should not exceed a set amount </w:t>
             </w:r>
           </w:p>
@@ -5913,7 +6216,7 @@
       </w:pPr>
       <w:bookmarkStart w:id="25" w:name="_Toc217133022"/>
       <w:bookmarkStart w:id="26" w:name="_Toc220378519"/>
-      <w:bookmarkStart w:id="27" w:name="_Toc224261946"/>
+      <w:bookmarkStart w:id="27" w:name="_Toc224295602"/>
       <w:r>
         <w:t>Security</w:t>
       </w:r>
@@ -6053,6 +6356,7 @@
           </w:tcPr>
           <w:p>
             <w:r>
+              <w:lastRenderedPageBreak/>
               <w:t>All User accounts should have a strong, multi-factor authentication</w:t>
             </w:r>
           </w:p>
@@ -6098,7 +6402,6 @@
           </w:tcPr>
           <w:p>
             <w:r>
-              <w:lastRenderedPageBreak/>
               <w:t xml:space="preserve">Payment data must be handled using PCI-DSS compliant tokenisation. </w:t>
             </w:r>
           </w:p>
@@ -6172,7 +6475,7 @@
         <w:pStyle w:val="Heading2"/>
       </w:pPr>
       <w:bookmarkStart w:id="28" w:name="_Toc220378520"/>
-      <w:bookmarkStart w:id="29" w:name="_Toc224261947"/>
+      <w:bookmarkStart w:id="29" w:name="_Toc224295603"/>
       <w:r>
         <w:t>Capacity</w:t>
       </w:r>
@@ -6407,7 +6710,11 @@
           </w:tcPr>
           <w:p>
             <w:r>
-              <w:t>This will allow the website to handle the storage customers’ details and orders, without cost the constant need to upgrade the storage. Additionally, it will avoid customers getting frustrated if they website cannot store their details or orders.</w:t>
+              <w:t xml:space="preserve">This will allow the website to handle the storage customers’ details and orders, without cost the constant need to upgrade the storage. Additionally, it will avoid </w:t>
+            </w:r>
+            <w:r>
+              <w:lastRenderedPageBreak/>
+              <w:t>customers getting frustrated if they website cannot store their details or orders.</w:t>
             </w:r>
           </w:p>
         </w:tc>
@@ -6417,6 +6724,7 @@
           </w:tcPr>
           <w:p>
             <w:r>
+              <w:lastRenderedPageBreak/>
               <w:t>The website should be able to store up to 100TB of data.</w:t>
             </w:r>
           </w:p>
@@ -6429,6 +6737,7 @@
           <w:p/>
           <w:p>
             <w:r>
+              <w:lastRenderedPageBreak/>
               <w:t>Storage utilisation alerts must be triggered at 80% capacity threshold.</w:t>
             </w:r>
           </w:p>
@@ -6437,6 +6746,7 @@
     </w:tbl>
     <w:p>
       <w:r>
+        <w:lastRenderedPageBreak/>
         <w:t xml:space="preserve"> </w:t>
       </w:r>
     </w:p>
@@ -6448,7 +6758,7 @@
       </w:pPr>
       <w:bookmarkStart w:id="30" w:name="_Toc217133024"/>
       <w:bookmarkStart w:id="31" w:name="_Toc220378521"/>
-      <w:bookmarkStart w:id="32" w:name="_Toc224261948"/>
+      <w:bookmarkStart w:id="32" w:name="_Toc224295604"/>
       <w:r>
         <w:t>Scalability</w:t>
       </w:r>
@@ -6537,7 +6847,6 @@
           </w:tcPr>
           <w:p>
             <w:r>
-              <w:lastRenderedPageBreak/>
               <w:t>The system sh</w:t>
             </w:r>
             <w:r>
@@ -6696,7 +7005,7 @@
       </w:pPr>
       <w:bookmarkStart w:id="33" w:name="_Toc217133025"/>
       <w:bookmarkStart w:id="34" w:name="_Toc220378522"/>
-      <w:bookmarkStart w:id="35" w:name="_Toc224261949"/>
+      <w:bookmarkStart w:id="35" w:name="_Toc224295605"/>
       <w:r>
         <w:t>Usability and Accessibility</w:t>
       </w:r>
@@ -6854,6 +7163,7 @@
           </w:tcPr>
           <w:p>
             <w:r>
+              <w:lastRenderedPageBreak/>
               <w:t>Website should have intuitive and consistent navigation</w:t>
             </w:r>
           </w:p>
@@ -6880,7 +7190,6 @@
           <w:p/>
           <w:p>
             <w:r>
-              <w:lastRenderedPageBreak/>
               <w:t>Frequently used pages should have link on the navigation bar to be clicked on.</w:t>
             </w:r>
           </w:p>
@@ -6908,7 +7217,6 @@
           </w:tcPr>
           <w:p>
             <w:r>
-              <w:lastRenderedPageBreak/>
               <w:t>The system sh</w:t>
             </w:r>
             <w:r>
@@ -7068,7 +7376,7 @@
           <w:szCs w:val="40"/>
         </w:rPr>
       </w:pPr>
-      <w:bookmarkStart w:id="36" w:name="_Toc224261950"/>
+      <w:bookmarkStart w:id="36" w:name="_Toc224295606"/>
       <w:r>
         <w:rPr>
           <w:sz w:val="40"/>
@@ -7118,6 +7426,7 @@
           <w:szCs w:val="40"/>
         </w:rPr>
       </w:pPr>
+      <w:bookmarkStart w:id="37" w:name="_Toc224295607"/>
       <w:r>
         <w:rPr>
           <w:sz w:val="40"/>
@@ -7125,21 +7434,24 @@
         </w:rPr>
         <w:t>Risk Management</w:t>
       </w:r>
+      <w:bookmarkEnd w:id="37"/>
     </w:p>
     <w:p>
       <w:pPr>
         <w:pStyle w:val="Heading2"/>
       </w:pPr>
-      <w:bookmarkStart w:id="37" w:name="_Toc217133028"/>
-      <w:bookmarkStart w:id="38" w:name="_Toc220378525"/>
+      <w:bookmarkStart w:id="38" w:name="_Toc217133028"/>
+      <w:bookmarkStart w:id="39" w:name="_Toc220378525"/>
+      <w:bookmarkStart w:id="40" w:name="_Toc224295608"/>
       <w:r>
         <w:t>General Project Risks</w:t>
       </w:r>
       <w:r>
         <w:t xml:space="preserve"> (GPR)</w:t>
       </w:r>
-      <w:bookmarkEnd w:id="37"/>
       <w:bookmarkEnd w:id="38"/>
+      <w:bookmarkEnd w:id="39"/>
+      <w:bookmarkEnd w:id="40"/>
     </w:p>
     <w:p>
       <w:pPr>
@@ -7201,16 +7513,18 @@
       <w:pPr>
         <w:pStyle w:val="Heading2"/>
       </w:pPr>
-      <w:bookmarkStart w:id="39" w:name="_Toc217133029"/>
-      <w:bookmarkStart w:id="40" w:name="_Toc220378526"/>
+      <w:bookmarkStart w:id="41" w:name="_Toc217133029"/>
+      <w:bookmarkStart w:id="42" w:name="_Toc220378526"/>
+      <w:bookmarkStart w:id="43" w:name="_Toc224295609"/>
       <w:r>
         <w:t>General Technical Risks</w:t>
       </w:r>
       <w:r>
         <w:t xml:space="preserve"> (GTR)</w:t>
       </w:r>
-      <w:bookmarkEnd w:id="39"/>
-      <w:bookmarkEnd w:id="40"/>
+      <w:bookmarkEnd w:id="41"/>
+      <w:bookmarkEnd w:id="42"/>
+      <w:bookmarkEnd w:id="43"/>
     </w:p>
     <w:p>
       <w:pPr>
@@ -7268,16 +7582,18 @@
       <w:pPr>
         <w:pStyle w:val="Heading2"/>
       </w:pPr>
-      <w:bookmarkStart w:id="41" w:name="_Toc217133030"/>
-      <w:bookmarkStart w:id="42" w:name="_Toc220378527"/>
+      <w:bookmarkStart w:id="44" w:name="_Toc217133030"/>
+      <w:bookmarkStart w:id="45" w:name="_Toc220378527"/>
+      <w:bookmarkStart w:id="46" w:name="_Toc224295610"/>
       <w:r>
         <w:t>Project-Based Risks</w:t>
       </w:r>
       <w:r>
         <w:t xml:space="preserve"> (PBR)</w:t>
       </w:r>
-      <w:bookmarkEnd w:id="41"/>
-      <w:bookmarkEnd w:id="42"/>
+      <w:bookmarkEnd w:id="44"/>
+      <w:bookmarkEnd w:id="45"/>
+      <w:bookmarkEnd w:id="46"/>
     </w:p>
     <w:p>
       <w:pPr>
@@ -7344,13 +7660,15 @@
       <w:pPr>
         <w:pStyle w:val="Heading2"/>
       </w:pPr>
-      <w:bookmarkStart w:id="43" w:name="_Toc217133031"/>
-      <w:bookmarkStart w:id="44" w:name="_Toc220378528"/>
+      <w:bookmarkStart w:id="47" w:name="_Toc217133031"/>
+      <w:bookmarkStart w:id="48" w:name="_Toc220378528"/>
+      <w:bookmarkStart w:id="49" w:name="_Toc224295611"/>
       <w:r>
         <w:t>Risk Matrix</w:t>
       </w:r>
-      <w:bookmarkEnd w:id="43"/>
-      <w:bookmarkEnd w:id="44"/>
+      <w:bookmarkEnd w:id="47"/>
+      <w:bookmarkEnd w:id="48"/>
+      <w:bookmarkEnd w:id="49"/>
     </w:p>
     <w:p>
       <w:r>
@@ -7743,11 +8061,13 @@
       <w:pPr>
         <w:pStyle w:val="Heading2"/>
       </w:pPr>
-      <w:bookmarkStart w:id="45" w:name="_Toc217133032"/>
+      <w:bookmarkStart w:id="50" w:name="_Toc217133032"/>
+      <w:bookmarkStart w:id="51" w:name="_Toc224295612"/>
       <w:r>
         <w:t>Risk Mitigation</w:t>
       </w:r>
-      <w:bookmarkEnd w:id="45"/>
+      <w:bookmarkEnd w:id="50"/>
+      <w:bookmarkEnd w:id="51"/>
     </w:p>
     <w:tbl>
       <w:tblPr>
@@ -7880,7 +8200,11 @@
           <w:tcPr>
             <w:tcW w:w="3209" w:type="dxa"/>
           </w:tcPr>
-          <w:p/>
+          <w:p>
+            <w:r>
+              <w:t>Define a clear project scope at the start of the project, while accounting for our technical ability</w:t>
+            </w:r>
+          </w:p>
         </w:tc>
       </w:tr>
       <w:tr>
@@ -7919,7 +8243,14 @@
           <w:tcPr>
             <w:tcW w:w="3209" w:type="dxa"/>
           </w:tcPr>
-          <w:p/>
+          <w:p>
+            <w:r>
+              <w:t xml:space="preserve">Share </w:t>
+            </w:r>
+            <w:r>
+              <w:t>knowledge among team members so if one member is unavailable another member can continue on the task without the project stopping</w:t>
+            </w:r>
+          </w:p>
         </w:tc>
       </w:tr>
       <w:tr>
@@ -7957,7 +8288,11 @@
           <w:tcPr>
             <w:tcW w:w="3209" w:type="dxa"/>
           </w:tcPr>
-          <w:p/>
+          <w:p>
+            <w:r>
+              <w:t>Allocate enough time for testing before the final launch of the website</w:t>
+            </w:r>
+          </w:p>
         </w:tc>
       </w:tr>
       <w:tr>
@@ -7996,7 +8331,11 @@
           <w:tcPr>
             <w:tcW w:w="3209" w:type="dxa"/>
           </w:tcPr>
-          <w:p/>
+          <w:p>
+            <w:r>
+              <w:t>Create a realistic work/project schedule at the start of the project by breaking down projects to check how long it’ll take to complete</w:t>
+            </w:r>
+          </w:p>
         </w:tc>
       </w:tr>
       <w:tr>
@@ -8039,7 +8378,11 @@
           <w:tcPr>
             <w:tcW w:w="3209" w:type="dxa"/>
           </w:tcPr>
-          <w:p/>
+          <w:p>
+            <w:r>
+              <w:t xml:space="preserve">Test the API integration towards the beginning of the project to identify compatibility issues and errors  before the system is fully developed </w:t>
+            </w:r>
+          </w:p>
         </w:tc>
       </w:tr>
       <w:tr>
@@ -8082,7 +8425,18 @@
           <w:tcPr>
             <w:tcW w:w="3209" w:type="dxa"/>
           </w:tcPr>
-          <w:p/>
+          <w:p>
+            <w:r>
+              <w:t xml:space="preserve">Perform basic load </w:t>
+            </w:r>
+            <w:r>
+              <w:t xml:space="preserve">or stress testing to simulate the experience of multiple users accessing the system </w:t>
+            </w:r>
+            <w:r>
+              <w:lastRenderedPageBreak/>
+              <w:t>simultaneously so Performance issues can be identified early.</w:t>
+            </w:r>
+          </w:p>
         </w:tc>
       </w:tr>
       <w:tr>
@@ -8092,6 +8446,7 @@
           </w:tcPr>
           <w:p>
             <w:r>
+              <w:lastRenderedPageBreak/>
               <w:t xml:space="preserve">Inadequate data backup and disaster recovery plans </w:t>
             </w:r>
           </w:p>
@@ -8125,7 +8480,11 @@
           <w:tcPr>
             <w:tcW w:w="3209" w:type="dxa"/>
           </w:tcPr>
-          <w:p/>
+          <w:p>
+            <w:r>
+              <w:t>Use version control tools like Git which enables the racking of project changes and restoration of previous versions of files if files have been deleted or corrupted</w:t>
+            </w:r>
+          </w:p>
         </w:tc>
       </w:tr>
       <w:tr>
@@ -8164,7 +8523,11 @@
           <w:tcPr>
             <w:tcW w:w="3209" w:type="dxa"/>
           </w:tcPr>
-          <w:p/>
+          <w:p>
+            <w:r>
+              <w:t xml:space="preserve">Regularly check and update software dependencies used in the project. </w:t>
+            </w:r>
+          </w:p>
         </w:tc>
       </w:tr>
       <w:tr>
@@ -8174,11 +8537,7 @@
           </w:tcPr>
           <w:p>
             <w:r>
-              <w:t xml:space="preserve">Stock overselling due to lack of real-time inventory sync </w:t>
-            </w:r>
-            <w:r>
-              <w:lastRenderedPageBreak/>
-              <w:t>(impacts stock control &amp;product traceability)</w:t>
+              <w:t>Stock overselling due to lack of real-time inventory sync (impacts stock control &amp;product traceability)</w:t>
             </w:r>
           </w:p>
           <w:p>
@@ -8193,7 +8552,6 @@
           </w:tcPr>
           <w:p>
             <w:r>
-              <w:lastRenderedPageBreak/>
               <w:t>High</w:t>
             </w:r>
           </w:p>
@@ -8212,7 +8570,11 @@
           <w:tcPr>
             <w:tcW w:w="3209" w:type="dxa"/>
           </w:tcPr>
-          <w:p/>
+          <w:p>
+            <w:r>
+              <w:t>Lock the stock when a customer places an order which reserves the item temporarily until the order is confirmed or cancelled. This prevents the event of multiple users buying thew same item at the same time</w:t>
+            </w:r>
+          </w:p>
         </w:tc>
       </w:tr>
       <w:tr>
@@ -8255,7 +8617,11 @@
           <w:tcPr>
             <w:tcW w:w="3209" w:type="dxa"/>
           </w:tcPr>
-          <w:p/>
+          <w:p>
+            <w:r>
+              <w:t>Make sure the tracking system is tested thoroughly by simulating placing, updating and completing orders ensuring the system correctly updates the status at each stage.</w:t>
+            </w:r>
+          </w:p>
         </w:tc>
       </w:tr>
       <w:tr>
@@ -8298,7 +8664,14 @@
           <w:tcPr>
             <w:tcW w:w="3209" w:type="dxa"/>
           </w:tcPr>
-          <w:p/>
+          <w:p>
+            <w:r>
+              <w:t xml:space="preserve">Ensure the dashboard </w:t>
+            </w:r>
+            <w:r>
+              <w:t>data is being updated frequently from the as it keeps stock levels accurate for both the producer and customer</w:t>
+            </w:r>
+          </w:p>
         </w:tc>
       </w:tr>
       <w:tr>
@@ -8341,7 +8714,11 @@
           <w:tcPr>
             <w:tcW w:w="3209" w:type="dxa"/>
           </w:tcPr>
-          <w:p/>
+          <w:p>
+            <w:r>
+              <w:t>Store sensitive data using an encryption as this ensures that the database will not be accessed without permission.</w:t>
+            </w:r>
+          </w:p>
         </w:tc>
       </w:tr>
       <w:tr>
@@ -8380,63 +8757,307 @@
           <w:tcPr>
             <w:tcW w:w="3209" w:type="dxa"/>
           </w:tcPr>
-          <w:p/>
-        </w:tc>
-      </w:tr>
-      <w:tr>
-        <w:tc>
-          <w:tcPr>
-            <w:tcW w:w="2830" w:type="dxa"/>
-          </w:tcPr>
-          <w:p/>
-        </w:tc>
-        <w:tc>
-          <w:tcPr>
-            <w:tcW w:w="1678" w:type="dxa"/>
-          </w:tcPr>
-          <w:p/>
-        </w:tc>
-        <w:tc>
-          <w:tcPr>
-            <w:tcW w:w="1299" w:type="dxa"/>
-          </w:tcPr>
-          <w:p/>
-        </w:tc>
-        <w:tc>
-          <w:tcPr>
-            <w:tcW w:w="3209" w:type="dxa"/>
-          </w:tcPr>
-          <w:p/>
-        </w:tc>
-      </w:tr>
-      <w:tr>
-        <w:tc>
-          <w:tcPr>
-            <w:tcW w:w="2830" w:type="dxa"/>
-          </w:tcPr>
-          <w:p/>
-        </w:tc>
-        <w:tc>
-          <w:tcPr>
-            <w:tcW w:w="1678" w:type="dxa"/>
-          </w:tcPr>
-          <w:p/>
-        </w:tc>
-        <w:tc>
-          <w:tcPr>
-            <w:tcW w:w="1299" w:type="dxa"/>
-          </w:tcPr>
-          <w:p/>
-        </w:tc>
-        <w:tc>
-          <w:tcPr>
-            <w:tcW w:w="3209" w:type="dxa"/>
-          </w:tcPr>
-          <w:p/>
+          <w:p>
+            <w:r>
+              <w:t>Implement error messages and fall back option such as choosing another payment method if the payment fails.</w:t>
+            </w:r>
+          </w:p>
         </w:tc>
       </w:tr>
     </w:tbl>
     <w:p/>
+    <w:p>
+      <w:pPr>
+        <w:pStyle w:val="Heading1"/>
+        <w:rPr>
+          <w:sz w:val="40"/>
+          <w:szCs w:val="40"/>
+        </w:rPr>
+      </w:pPr>
+      <w:r>
+        <w:rPr>
+          <w:sz w:val="40"/>
+          <w:szCs w:val="40"/>
+        </w:rPr>
+        <w:t>Legal Considerations</w:t>
+      </w:r>
+    </w:p>
+    <w:tbl>
+      <w:tblPr>
+        <w:tblStyle w:val="TableGrid"/>
+        <w:tblW w:w="0" w:type="auto"/>
+        <w:tblInd w:w="0" w:type="dxa"/>
+        <w:tblLook w:val="04A0" w:firstRow="1" w:lastRow="0" w:firstColumn="1" w:lastColumn="0" w:noHBand="0" w:noVBand="1"/>
+      </w:tblPr>
+      <w:tblGrid>
+        <w:gridCol w:w="4508"/>
+        <w:gridCol w:w="4508"/>
+      </w:tblGrid>
+      <w:tr>
+        <w:tc>
+          <w:tcPr>
+            <w:tcW w:w="4508" w:type="dxa"/>
+          </w:tcPr>
+          <w:p>
+            <w:pPr>
+              <w:rPr>
+                <w:b/>
+                <w:bCs/>
+              </w:rPr>
+            </w:pPr>
+            <w:r>
+              <w:rPr>
+                <w:b/>
+                <w:bCs/>
+              </w:rPr>
+              <w:t xml:space="preserve">Legal </w:t>
+            </w:r>
+            <w:r>
+              <w:rPr>
+                <w:b/>
+                <w:bCs/>
+              </w:rPr>
+              <w:t>Regulation</w:t>
+            </w:r>
+          </w:p>
+        </w:tc>
+        <w:tc>
+          <w:tcPr>
+            <w:tcW w:w="4508" w:type="dxa"/>
+          </w:tcPr>
+          <w:p>
+            <w:pPr>
+              <w:rPr>
+                <w:b/>
+                <w:bCs/>
+              </w:rPr>
+            </w:pPr>
+            <w:r>
+              <w:rPr>
+                <w:b/>
+                <w:bCs/>
+              </w:rPr>
+              <w:t>Application</w:t>
+            </w:r>
+          </w:p>
+        </w:tc>
+      </w:tr>
+      <w:tr>
+        <w:tc>
+          <w:tcPr>
+            <w:tcW w:w="4508" w:type="dxa"/>
+          </w:tcPr>
+          <w:p>
+            <w:r>
+              <w:t>Data Protection Act(2018) / GDPR</w:t>
+            </w:r>
+          </w:p>
+        </w:tc>
+        <w:tc>
+          <w:tcPr>
+            <w:tcW w:w="4508" w:type="dxa"/>
+          </w:tcPr>
+          <w:p>
+            <w:r>
+              <w:t>Only necessary personal information will be collected such as name and email</w:t>
+            </w:r>
+            <w:r>
+              <w:t>. A privacy policy page will also be included in the website</w:t>
+            </w:r>
+            <w:r>
+              <w:t xml:space="preserve"> to inform customers about how their data is being protected</w:t>
+            </w:r>
+            <w:r>
+              <w:t>.</w:t>
+            </w:r>
+            <w:r>
+              <w:t xml:space="preserve"> Data will be encrypted the </w:t>
+            </w:r>
+            <w:r>
+              <w:lastRenderedPageBreak/>
+              <w:t>moment a data leak occurs to prevent it from being used.</w:t>
+            </w:r>
+            <w:r>
+              <w:t xml:space="preserve">  </w:t>
+            </w:r>
+          </w:p>
+        </w:tc>
+      </w:tr>
+      <w:tr>
+        <w:tc>
+          <w:tcPr>
+            <w:tcW w:w="4508" w:type="dxa"/>
+          </w:tcPr>
+          <w:p>
+            <w:r>
+              <w:lastRenderedPageBreak/>
+              <w:t xml:space="preserve">Consumers Rights Act 2015 </w:t>
+            </w:r>
+          </w:p>
+        </w:tc>
+        <w:tc>
+          <w:tcPr>
+            <w:tcW w:w="4508" w:type="dxa"/>
+          </w:tcPr>
+          <w:p>
+            <w:r>
+              <w:t>The</w:t>
+            </w:r>
+            <w:r>
+              <w:t xml:space="preserve"> product listing </w:t>
+            </w:r>
+            <w:r>
+              <w:t xml:space="preserve">will </w:t>
+            </w:r>
+            <w:r>
+              <w:t xml:space="preserve">detailed and accurate included with clear images, specifications and pricing. </w:t>
+            </w:r>
+            <w:r>
+              <w:t xml:space="preserve">A refund policy in alignment with the law will also be included. Total price will be </w:t>
+            </w:r>
+            <w:r>
+              <w:t xml:space="preserve">fully </w:t>
+            </w:r>
+            <w:r>
+              <w:t xml:space="preserve">transparent </w:t>
+            </w:r>
+            <w:r>
+              <w:t xml:space="preserve">including all fees including taxes without the addition of any hidden fees. </w:t>
+            </w:r>
+          </w:p>
+        </w:tc>
+      </w:tr>
+      <w:tr>
+        <w:tc>
+          <w:tcPr>
+            <w:tcW w:w="4508" w:type="dxa"/>
+          </w:tcPr>
+          <w:p>
+            <w:pPr>
+              <w:tabs>
+                <w:tab w:val="left" w:pos="1575"/>
+              </w:tabs>
+            </w:pPr>
+            <w:r>
+              <w:t>Equality Act 2010</w:t>
+            </w:r>
+          </w:p>
+        </w:tc>
+        <w:tc>
+          <w:tcPr>
+            <w:tcW w:w="4508" w:type="dxa"/>
+          </w:tcPr>
+          <w:p>
+            <w:r>
+              <w:t>The system will follow  WCAG 2.1 AA guidelines ad a standard for the accessibility including features such as Text-to-speech and keyboard only navigation.</w:t>
+            </w:r>
+          </w:p>
+        </w:tc>
+      </w:tr>
+      <w:tr>
+        <w:tc>
+          <w:tcPr>
+            <w:tcW w:w="4508" w:type="dxa"/>
+          </w:tcPr>
+          <w:p>
+            <w:r>
+              <w:t xml:space="preserve">Food </w:t>
+            </w:r>
+            <w:r>
+              <w:t>Safety Act 1990</w:t>
+            </w:r>
+          </w:p>
+        </w:tc>
+        <w:tc>
+          <w:tcPr>
+            <w:tcW w:w="4508" w:type="dxa"/>
+          </w:tcPr>
+          <w:p>
+            <w:r>
+              <w:t xml:space="preserve">It must display accurate info for any food or farm product which includes its origin and, ingredients and storage. Orders would be logged in a database to </w:t>
+            </w:r>
+            <w:r>
+              <w:t>for</w:t>
+            </w:r>
+            <w:r>
+              <w:t xml:space="preserve"> traceability. </w:t>
+            </w:r>
+          </w:p>
+        </w:tc>
+      </w:tr>
+      <w:tr>
+        <w:tc>
+          <w:tcPr>
+            <w:tcW w:w="4508" w:type="dxa"/>
+          </w:tcPr>
+          <w:p>
+            <w:r>
+              <w:t xml:space="preserve">Privacy and Electronic Communications Regulations </w:t>
+            </w:r>
+            <w:r>
+              <w:t xml:space="preserve">2003 </w:t>
+            </w:r>
+            <w:r>
+              <w:t>(PECR)</w:t>
+            </w:r>
+          </w:p>
+        </w:tc>
+        <w:tc>
+          <w:tcPr>
+            <w:tcW w:w="4508" w:type="dxa"/>
+          </w:tcPr>
+          <w:p>
+            <w:r>
+              <w:t>The website must display a cookie banner to prompt users to either accept or reject optional cookies</w:t>
+            </w:r>
+            <w:r>
+              <w:t>. Tracking and marketing features will only be used after consent.</w:t>
+            </w:r>
+          </w:p>
+        </w:tc>
+      </w:tr>
+    </w:tbl>
+    <w:p/>
+    <w:p>
+      <w:pPr>
+        <w:pStyle w:val="Heading1"/>
+        <w:rPr>
+          <w:sz w:val="40"/>
+          <w:szCs w:val="40"/>
+        </w:rPr>
+      </w:pPr>
+      <w:r>
+        <w:rPr>
+          <w:sz w:val="40"/>
+          <w:szCs w:val="40"/>
+        </w:rPr>
+        <w:t>UI</w:t>
+      </w:r>
+      <w:r>
+        <w:rPr>
+          <w:sz w:val="40"/>
+          <w:szCs w:val="40"/>
+        </w:rPr>
+        <w:t xml:space="preserve"> Considerations</w:t>
+      </w:r>
+    </w:p>
+    <w:p>
+      <w:r>
+        <w:t>The layouts will be kept clean without much clutter so Users wont get confused whilst navigating the website. Consistent colours</w:t>
+      </w:r>
+      <w:r>
+        <w:t xml:space="preserve">, fonts and button styles </w:t>
+      </w:r>
+      <w:r>
+        <w:t xml:space="preserve">will also be incorporated </w:t>
+      </w:r>
+      <w:r>
+        <w:t xml:space="preserve">across all pages to keep it industry standard. The user interface will be simple and minimal to cater to users who vary in age as the customers will be both young and old adults. The colour scheme will be simple so the users can focus more on the </w:t>
+      </w:r>
+      <w:r>
+        <w:t>product content instead of being distracted by too many colours. The website will also be accessible on different screen sizes such as laptops, tablets and phones. Images and videos incorporated will be of high quality and will cleanly match the aesthetics of the user interface. Size, colour and spacing will be used to guide users to important elements.</w:t>
+      </w:r>
+    </w:p>
     <w:sectPr>
       <w:pgSz w:w="11906" w:h="16838"/>
       <w:pgMar w:top="1440" w:right="1440" w:bottom="1440" w:left="1440" w:header="708" w:footer="708" w:gutter="0"/>
@@ -8450,7 +9071,7 @@
 </file>
 
 <file path=word/numbering.xml><?xml version="1.0" encoding="utf-8"?>
-<w:numbering xmlns:wpc="http://schemas.microsoft.com/office/word/2010/wordprocessingCanvas" xmlns:cx="http://schemas.microsoft.com/office/drawing/2014/chartex" xmlns:cx1="http://schemas.microsoft.com/office/drawing/2015/9/8/chartex" xmlns:cx2="http://schemas.microsoft.com/office/drawing/2015/10/21/chartex" xmlns:cx3="http://schemas.microsoft.com/office/drawing/2016/5/9/chartex" xmlns:cx4="http://schemas.microsoft.com/office/drawing/2016/5/10/chartex" xmlns:cx5="http://schemas.microsoft.com/office/drawing/2016/5/11/chartex" xmlns:cx6="http://schemas.microsoft.com/office/drawing/2016/5/12/chartex" xmlns:cx7="http://schemas.microsoft.com/office/drawing/2016/5/13/chartex" xmlns:cx8="http://schemas.microsoft.com/office/drawing/2016/5/14/chartex" xmlns:mc="http://schemas.openxmlformats.org/markup-compatibility/2006" xmlns:aink="http://schemas.microsoft.com/office/drawing/2016/ink" xmlns:am3d="http://schemas.microsoft.com/office/drawing/2017/model3d" xmlns:o="urn:schemas-microsoft-com:office:office" xmlns:oel="http://schemas.microsoft.com/office/2019/extlst" xmlns:r="http://schemas.openxmlformats.org/officeDocument/2006/relationships" xmlns:m="http://schemas.openxmlformats.org/officeDocument/2006/math" xmlns:v="urn:schemas-microsoft-com:vml" xmlns:wp14="http://schemas.microsoft.com/office/word/2010/wordprocessingDrawing" xmlns:wp="http://schemas.openxmlformats.org/drawingml/2006/wordprocessingDrawing" xmlns:w10="urn:schemas-microsoft-com:office:word" xmlns:w="http://schemas.openxmlformats.org/wordprocessingml/2006/main" xmlns:w14="http://schemas.microsoft.com/office/word/2010/wordml" xmlns:w15="http://schemas.microsoft.com/office/word/2012/wordml" xmlns:w16cex="http://schemas.microsoft.com/office/word/2018/wordml/cex" xmlns:w16cid="http://schemas.microsoft.com/office/word/2016/wordml/cid" xmlns:w16="http://schemas.microsoft.com/office/word/2018/wordml" xmlns:w16du="http://schemas.microsoft.com/office/word/2023/wordml/word16du" xmlns:w16sdtdh="http://schemas.microsoft.com/office/word/2020/wordml/sdtdatahash" xmlns:w16sdtfl="http://schemas.microsoft.com/office/word/2024/wordml/sdtformatlock" xmlns:w16se="http://schemas.microsoft.com/office/word/2015/wordml/symex" xmlns:wpg="http://schemas.microsoft.com/office/word/2010/wordprocessingGroup" xmlns:wpi="http://schemas.microsoft.com/office/word/2010/wordprocessingInk" xmlns:wne="http://schemas.microsoft.com/office/word/2006/wordml" xmlns:wps="http://schemas.microsoft.com/office/word/2010/wordprocessingShape" mc:Ignorable="w14 w15 w16se w16cid w16 w16cex w16sdtdh w16sdtfl w16du wp14">
+<w:numbering xmlns:wpc="http://schemas.microsoft.com/office/word/2010/wordprocessingCanvas" xmlns:cx="http://schemas.microsoft.com/office/drawing/2014/chartex" xmlns:cx1="http://schemas.microsoft.com/office/drawing/2015/9/8/chartex" xmlns:cx2="http://schemas.microsoft.com/office/drawing/2015/10/21/chartex" xmlns:cx3="http://schemas.microsoft.com/office/drawing/2016/5/9/chartex" xmlns:cx4="http://schemas.microsoft.com/office/drawing/2016/5/10/chartex" xmlns:cx5="http://schemas.microsoft.com/office/drawing/2016/5/11/chartex" xmlns:cx6="http://schemas.microsoft.com/office/drawing/2016/5/12/chartex" xmlns:cx7="http://schemas.microsoft.com/office/drawing/2016/5/13/chartex" xmlns:cx8="http://schemas.microsoft.com/office/drawing/2016/5/14/chartex" xmlns:mc="http://schemas.openxmlformats.org/markup-compatibility/2006" xmlns:aink="http://schemas.microsoft.com/office/drawing/2016/ink" xmlns:am3d="http://schemas.microsoft.com/office/drawing/2017/model3d" xmlns:o="urn:schemas-microsoft-com:office:office" xmlns:r="http://schemas.openxmlformats.org/officeDocument/2006/relationships" xmlns:m="http://schemas.openxmlformats.org/officeDocument/2006/math" xmlns:v="urn:schemas-microsoft-com:vml" xmlns:wp14="http://schemas.microsoft.com/office/word/2010/wordprocessingDrawing" xmlns:wp="http://schemas.openxmlformats.org/drawingml/2006/wordprocessingDrawing" xmlns:w10="urn:schemas-microsoft-com:office:word" xmlns:w="http://schemas.openxmlformats.org/wordprocessingml/2006/main" xmlns:w14="http://schemas.microsoft.com/office/word/2010/wordml" xmlns:w15="http://schemas.microsoft.com/office/word/2012/wordml" xmlns:w16cex="http://schemas.microsoft.com/office/word/2018/wordml/cex" xmlns:w16cid="http://schemas.microsoft.com/office/word/2016/wordml/cid" xmlns:w16="http://schemas.microsoft.com/office/word/2018/wordml" xmlns:w16sdtdh="http://schemas.microsoft.com/office/word/2020/wordml/sdtdatahash" xmlns:w16se="http://schemas.microsoft.com/office/word/2015/wordml/symex" xmlns:wpg="http://schemas.microsoft.com/office/word/2010/wordprocessingGroup" xmlns:wpi="http://schemas.microsoft.com/office/word/2010/wordprocessingInk" xmlns:wne="http://schemas.microsoft.com/office/word/2006/wordml" xmlns:wps="http://schemas.microsoft.com/office/word/2010/wordprocessingShape" mc:Ignorable="w14 w15 w16se w16cid w16 w16cex w16sdtdh wp14">
   <w:abstractNum w:abstractNumId="0" w15:restartNumberingAfterBreak="0">
     <w:nsid w:val="01135592"/>
     <w:multiLevelType w:val="hybridMultilevel"/>
@@ -10747,80 +11368,80 @@
       </w:rPr>
     </w:lvl>
   </w:abstractNum>
-  <w:num w:numId="1" w16cid:durableId="86853756">
+  <w:num w:numId="1">
     <w:abstractNumId w:val="12"/>
   </w:num>
-  <w:num w:numId="2" w16cid:durableId="1944680391">
+  <w:num w:numId="2">
     <w:abstractNumId w:val="22"/>
   </w:num>
-  <w:num w:numId="3" w16cid:durableId="144980286">
+  <w:num w:numId="3">
     <w:abstractNumId w:val="11"/>
   </w:num>
-  <w:num w:numId="4" w16cid:durableId="1295595099">
+  <w:num w:numId="4">
     <w:abstractNumId w:val="3"/>
   </w:num>
-  <w:num w:numId="5" w16cid:durableId="1141118707">
+  <w:num w:numId="5">
     <w:abstractNumId w:val="17"/>
   </w:num>
-  <w:num w:numId="6" w16cid:durableId="958757782">
+  <w:num w:numId="6">
     <w:abstractNumId w:val="21"/>
   </w:num>
-  <w:num w:numId="7" w16cid:durableId="911157002">
+  <w:num w:numId="7">
     <w:abstractNumId w:val="7"/>
   </w:num>
-  <w:num w:numId="8" w16cid:durableId="1299340683">
+  <w:num w:numId="8">
     <w:abstractNumId w:val="13"/>
   </w:num>
-  <w:num w:numId="9" w16cid:durableId="346490637">
+  <w:num w:numId="9">
     <w:abstractNumId w:val="16"/>
   </w:num>
-  <w:num w:numId="10" w16cid:durableId="257757589">
+  <w:num w:numId="10">
     <w:abstractNumId w:val="18"/>
   </w:num>
-  <w:num w:numId="11" w16cid:durableId="1154952292">
+  <w:num w:numId="11">
     <w:abstractNumId w:val="15"/>
   </w:num>
-  <w:num w:numId="12" w16cid:durableId="1623457808">
+  <w:num w:numId="12">
     <w:abstractNumId w:val="8"/>
   </w:num>
-  <w:num w:numId="13" w16cid:durableId="125784872">
+  <w:num w:numId="13">
     <w:abstractNumId w:val="4"/>
   </w:num>
-  <w:num w:numId="14" w16cid:durableId="613831309">
+  <w:num w:numId="14">
     <w:abstractNumId w:val="10"/>
   </w:num>
-  <w:num w:numId="15" w16cid:durableId="962004609">
+  <w:num w:numId="15">
     <w:abstractNumId w:val="14"/>
   </w:num>
-  <w:num w:numId="16" w16cid:durableId="73627669">
+  <w:num w:numId="16">
     <w:abstractNumId w:val="2"/>
   </w:num>
-  <w:num w:numId="17" w16cid:durableId="500435327">
+  <w:num w:numId="17">
     <w:abstractNumId w:val="20"/>
   </w:num>
-  <w:num w:numId="18" w16cid:durableId="466364634">
+  <w:num w:numId="18">
     <w:abstractNumId w:val="0"/>
   </w:num>
-  <w:num w:numId="19" w16cid:durableId="1838186428">
+  <w:num w:numId="19">
     <w:abstractNumId w:val="6"/>
   </w:num>
-  <w:num w:numId="20" w16cid:durableId="112407754">
+  <w:num w:numId="20">
     <w:abstractNumId w:val="19"/>
   </w:num>
-  <w:num w:numId="21" w16cid:durableId="895315163">
+  <w:num w:numId="21">
     <w:abstractNumId w:val="5"/>
   </w:num>
-  <w:num w:numId="22" w16cid:durableId="297952895">
+  <w:num w:numId="22">
     <w:abstractNumId w:val="9"/>
   </w:num>
-  <w:num w:numId="23" w16cid:durableId="1283224347">
+  <w:num w:numId="23">
     <w:abstractNumId w:val="1"/>
   </w:num>
 </w:numbering>
 </file>
 
 <file path=word/styles.xml><?xml version="1.0" encoding="utf-8"?>
-<w:styles xmlns:mc="http://schemas.openxmlformats.org/markup-compatibility/2006" xmlns:r="http://schemas.openxmlformats.org/officeDocument/2006/relationships" xmlns:w="http://schemas.openxmlformats.org/wordprocessingml/2006/main" xmlns:w14="http://schemas.microsoft.com/office/word/2010/wordml" xmlns:w15="http://schemas.microsoft.com/office/word/2012/wordml" xmlns:w16cex="http://schemas.microsoft.com/office/word/2018/wordml/cex" xmlns:w16cid="http://schemas.microsoft.com/office/word/2016/wordml/cid" xmlns:w16="http://schemas.microsoft.com/office/word/2018/wordml" xmlns:w16du="http://schemas.microsoft.com/office/word/2023/wordml/word16du" xmlns:w16sdtdh="http://schemas.microsoft.com/office/word/2020/wordml/sdtdatahash" xmlns:w16sdtfl="http://schemas.microsoft.com/office/word/2024/wordml/sdtformatlock" xmlns:w16se="http://schemas.microsoft.com/office/word/2015/wordml/symex" mc:Ignorable="w14 w15 w16se w16cid w16 w16cex w16sdtdh w16sdtfl w16du">
+<w:styles xmlns:mc="http://schemas.openxmlformats.org/markup-compatibility/2006" xmlns:r="http://schemas.openxmlformats.org/officeDocument/2006/relationships" xmlns:w="http://schemas.openxmlformats.org/wordprocessingml/2006/main" xmlns:w14="http://schemas.microsoft.com/office/word/2010/wordml" xmlns:w15="http://schemas.microsoft.com/office/word/2012/wordml" xmlns:w16cex="http://schemas.microsoft.com/office/word/2018/wordml/cex" xmlns:w16cid="http://schemas.microsoft.com/office/word/2016/wordml/cid" xmlns:w16="http://schemas.microsoft.com/office/word/2018/wordml" xmlns:w16sdtdh="http://schemas.microsoft.com/office/word/2020/wordml/sdtdatahash" xmlns:w16se="http://schemas.microsoft.com/office/word/2015/wordml/symex" mc:Ignorable="w14 w15 w16se w16cid w16 w16cex w16sdtdh">
   <w:docDefaults>
     <w:rPrDefault>
       <w:rPr>
@@ -11285,6 +11906,7 @@
   <w:style w:type="character" w:default="1" w:styleId="DefaultParagraphFont">
     <w:name w:val="Default Paragraph Font"/>
     <w:uiPriority w:val="1"/>
+    <w:semiHidden/>
     <w:unhideWhenUsed/>
   </w:style>
   <w:style w:type="table" w:default="1" w:styleId="TableNormal">
@@ -16792,7 +17414,7 @@
 </file>
 
 <file path=word/glossary/document.xml><?xml version="1.0" encoding="utf-8"?>
-<w:glossaryDocument xmlns:wpc="http://schemas.microsoft.com/office/word/2010/wordprocessingCanvas" xmlns:cx="http://schemas.microsoft.com/office/drawing/2014/chartex" xmlns:cx1="http://schemas.microsoft.com/office/drawing/2015/9/8/chartex" xmlns:cx2="http://schemas.microsoft.com/office/drawing/2015/10/21/chartex" xmlns:cx3="http://schemas.microsoft.com/office/drawing/2016/5/9/chartex" xmlns:cx4="http://schemas.microsoft.com/office/drawing/2016/5/10/chartex" xmlns:cx5="http://schemas.microsoft.com/office/drawing/2016/5/11/chartex" xmlns:cx6="http://schemas.microsoft.com/office/drawing/2016/5/12/chartex" xmlns:cx7="http://schemas.microsoft.com/office/drawing/2016/5/13/chartex" xmlns:cx8="http://schemas.microsoft.com/office/drawing/2016/5/14/chartex" xmlns:mc="http://schemas.openxmlformats.org/markup-compatibility/2006" xmlns:aink="http://schemas.microsoft.com/office/drawing/2016/ink" xmlns:am3d="http://schemas.microsoft.com/office/drawing/2017/model3d" xmlns:o="urn:schemas-microsoft-com:office:office" xmlns:oel="http://schemas.microsoft.com/office/2019/extlst" xmlns:r="http://schemas.openxmlformats.org/officeDocument/2006/relationships" xmlns:m="http://schemas.openxmlformats.org/officeDocument/2006/math" xmlns:v="urn:schemas-microsoft-com:vml" xmlns:wp14="http://schemas.microsoft.com/office/word/2010/wordprocessingDrawing" xmlns:wp="http://schemas.openxmlformats.org/drawingml/2006/wordprocessingDrawing" xmlns:w10="urn:schemas-microsoft-com:office:word" xmlns:w="http://schemas.openxmlformats.org/wordprocessingml/2006/main" xmlns:w14="http://schemas.microsoft.com/office/word/2010/wordml" xmlns:w15="http://schemas.microsoft.com/office/word/2012/wordml" xmlns:w16cex="http://schemas.microsoft.com/office/word/2018/wordml/cex" xmlns:w16cid="http://schemas.microsoft.com/office/word/2016/wordml/cid" xmlns:w16="http://schemas.microsoft.com/office/word/2018/wordml" xmlns:w16du="http://schemas.microsoft.com/office/word/2023/wordml/word16du" xmlns:w16sdtdh="http://schemas.microsoft.com/office/word/2020/wordml/sdtdatahash" xmlns:w16sdtfl="http://schemas.microsoft.com/office/word/2024/wordml/sdtformatlock" xmlns:w16se="http://schemas.microsoft.com/office/word/2015/wordml/symex" xmlns:wpg="http://schemas.microsoft.com/office/word/2010/wordprocessingGroup" xmlns:wpi="http://schemas.microsoft.com/office/word/2010/wordprocessingInk" xmlns:wne="http://schemas.microsoft.com/office/word/2006/wordml" xmlns:wps="http://schemas.microsoft.com/office/word/2010/wordprocessingShape" mc:Ignorable="w14 w15 w16se w16cid w16 w16cex w16sdtdh w16sdtfl w16du wp14">
+<w:glossaryDocument xmlns:wpc="http://schemas.microsoft.com/office/word/2010/wordprocessingCanvas" xmlns:cx="http://schemas.microsoft.com/office/drawing/2014/chartex" xmlns:cx1="http://schemas.microsoft.com/office/drawing/2015/9/8/chartex" xmlns:cx2="http://schemas.microsoft.com/office/drawing/2015/10/21/chartex" xmlns:cx3="http://schemas.microsoft.com/office/drawing/2016/5/9/chartex" xmlns:cx4="http://schemas.microsoft.com/office/drawing/2016/5/10/chartex" xmlns:cx5="http://schemas.microsoft.com/office/drawing/2016/5/11/chartex" xmlns:cx6="http://schemas.microsoft.com/office/drawing/2016/5/12/chartex" xmlns:cx7="http://schemas.microsoft.com/office/drawing/2016/5/13/chartex" xmlns:cx8="http://schemas.microsoft.com/office/drawing/2016/5/14/chartex" xmlns:mc="http://schemas.openxmlformats.org/markup-compatibility/2006" xmlns:aink="http://schemas.microsoft.com/office/drawing/2016/ink" xmlns:am3d="http://schemas.microsoft.com/office/drawing/2017/model3d" xmlns:o="urn:schemas-microsoft-com:office:office" xmlns:r="http://schemas.openxmlformats.org/officeDocument/2006/relationships" xmlns:m="http://schemas.openxmlformats.org/officeDocument/2006/math" xmlns:v="urn:schemas-microsoft-com:vml" xmlns:wp14="http://schemas.microsoft.com/office/word/2010/wordprocessingDrawing" xmlns:wp="http://schemas.openxmlformats.org/drawingml/2006/wordprocessingDrawing" xmlns:w10="urn:schemas-microsoft-com:office:word" xmlns:w="http://schemas.openxmlformats.org/wordprocessingml/2006/main" xmlns:w14="http://schemas.microsoft.com/office/word/2010/wordml" xmlns:w15="http://schemas.microsoft.com/office/word/2012/wordml" xmlns:w16cex="http://schemas.microsoft.com/office/word/2018/wordml/cex" xmlns:w16cid="http://schemas.microsoft.com/office/word/2016/wordml/cid" xmlns:w16="http://schemas.microsoft.com/office/word/2018/wordml" xmlns:w16sdtdh="http://schemas.microsoft.com/office/word/2020/wordml/sdtdatahash" xmlns:w16se="http://schemas.microsoft.com/office/word/2015/wordml/symex" xmlns:wpg="http://schemas.microsoft.com/office/word/2010/wordprocessingGroup" xmlns:wpi="http://schemas.microsoft.com/office/word/2010/wordprocessingInk" xmlns:wne="http://schemas.microsoft.com/office/word/2006/wordml" xmlns:wps="http://schemas.microsoft.com/office/word/2010/wordprocessingShape" mc:Ignorable="w14 w15 w16se w16cid w16 w16cex w16sdtdh wp14">
   <w:docParts>
     <w:docPart>
       <w:docPartPr>
@@ -16818,7 +17440,7 @@
             <w:rPr>
               <w:rFonts w:asciiTheme="majorHAnsi" w:eastAsiaTheme="majorEastAsia" w:hAnsiTheme="majorHAnsi" w:cstheme="majorBidi"/>
               <w:caps/>
-              <w:color w:val="156082" w:themeColor="accent1"/>
+              <w:color w:val="4472C4" w:themeColor="accent1"/>
               <w:sz w:val="80"/>
               <w:szCs w:val="80"/>
             </w:rPr>
@@ -16849,7 +17471,7 @@
           </w:pPr>
           <w:r>
             <w:rPr>
-              <w:color w:val="156082" w:themeColor="accent1"/>
+              <w:color w:val="4472C4" w:themeColor="accent1"/>
               <w:sz w:val="28"/>
               <w:szCs w:val="28"/>
             </w:rPr>
@@ -16863,7 +17485,7 @@
 </file>
 
 <file path=word/glossary/fontTable.xml><?xml version="1.0" encoding="utf-8"?>
-<w:fonts xmlns:mc="http://schemas.openxmlformats.org/markup-compatibility/2006" xmlns:r="http://schemas.openxmlformats.org/officeDocument/2006/relationships" xmlns:w="http://schemas.openxmlformats.org/wordprocessingml/2006/main" xmlns:w14="http://schemas.microsoft.com/office/word/2010/wordml" xmlns:w15="http://schemas.microsoft.com/office/word/2012/wordml" xmlns:w16cex="http://schemas.microsoft.com/office/word/2018/wordml/cex" xmlns:w16cid="http://schemas.microsoft.com/office/word/2016/wordml/cid" xmlns:w16="http://schemas.microsoft.com/office/word/2018/wordml" xmlns:w16du="http://schemas.microsoft.com/office/word/2023/wordml/word16du" xmlns:w16sdtdh="http://schemas.microsoft.com/office/word/2020/wordml/sdtdatahash" xmlns:w16sdtfl="http://schemas.microsoft.com/office/word/2024/wordml/sdtformatlock" xmlns:w16se="http://schemas.microsoft.com/office/word/2015/wordml/symex" mc:Ignorable="w14 w15 w16se w16cid w16 w16cex w16sdtdh w16sdtfl w16du">
+<w:fonts xmlns:mc="http://schemas.openxmlformats.org/markup-compatibility/2006" xmlns:r="http://schemas.openxmlformats.org/officeDocument/2006/relationships" xmlns:w="http://schemas.openxmlformats.org/wordprocessingml/2006/main" xmlns:w14="http://schemas.microsoft.com/office/word/2010/wordml" xmlns:w15="http://schemas.microsoft.com/office/word/2012/wordml" xmlns:w16cex="http://schemas.microsoft.com/office/word/2018/wordml/cex" xmlns:w16cid="http://schemas.microsoft.com/office/word/2016/wordml/cid" xmlns:w16="http://schemas.microsoft.com/office/word/2018/wordml" xmlns:w16sdtdh="http://schemas.microsoft.com/office/word/2020/wordml/sdtdatahash" xmlns:w16se="http://schemas.microsoft.com/office/word/2015/wordml/symex" mc:Ignorable="w14 w15 w16se w16cid w16 w16cex w16sdtdh">
   <w:font w:name="Times New Roman">
     <w:panose1 w:val="02020603050405020304"/>
     <w:charset w:val="00"/>
@@ -16906,23 +17528,11 @@
     <w:pitch w:val="variable"/>
     <w:sig w:usb0="E4002EFF" w:usb1="C200247B" w:usb2="00000009" w:usb3="00000000" w:csb0="000001FF" w:csb1="00000000"/>
   </w:font>
-  <w:font w:name="Aptos">
-    <w:charset w:val="00"/>
-    <w:family w:val="swiss"/>
-    <w:pitch w:val="variable"/>
-    <w:sig w:usb0="20000287" w:usb1="00000003" w:usb2="00000000" w:usb3="00000000" w:csb0="0000019F" w:csb1="00000000"/>
-  </w:font>
-  <w:font w:name="Aptos Display">
-    <w:charset w:val="00"/>
-    <w:family w:val="swiss"/>
-    <w:pitch w:val="variable"/>
-    <w:sig w:usb0="20000287" w:usb1="00000003" w:usb2="00000000" w:usb3="00000000" w:csb0="0000019F" w:csb1="00000000"/>
-  </w:font>
 </w:fonts>
 </file>
 
 <file path=word/glossary/settings.xml><?xml version="1.0" encoding="utf-8"?>
-<w:settings xmlns:mc="http://schemas.openxmlformats.org/markup-compatibility/2006" xmlns:o="urn:schemas-microsoft-com:office:office" xmlns:r="http://schemas.openxmlformats.org/officeDocument/2006/relationships" xmlns:m="http://schemas.openxmlformats.org/officeDocument/2006/math" xmlns:v="urn:schemas-microsoft-com:vml" xmlns:w10="urn:schemas-microsoft-com:office:word" xmlns:w="http://schemas.openxmlformats.org/wordprocessingml/2006/main" xmlns:w14="http://schemas.microsoft.com/office/word/2010/wordml" xmlns:w15="http://schemas.microsoft.com/office/word/2012/wordml" xmlns:w16cex="http://schemas.microsoft.com/office/word/2018/wordml/cex" xmlns:w16cid="http://schemas.microsoft.com/office/word/2016/wordml/cid" xmlns:w16="http://schemas.microsoft.com/office/word/2018/wordml" xmlns:w16du="http://schemas.microsoft.com/office/word/2023/wordml/word16du" xmlns:w16sdtdh="http://schemas.microsoft.com/office/word/2020/wordml/sdtdatahash" xmlns:w16sdtfl="http://schemas.microsoft.com/office/word/2024/wordml/sdtformatlock" xmlns:w16se="http://schemas.microsoft.com/office/word/2015/wordml/symex" xmlns:sl="http://schemas.openxmlformats.org/schemaLibrary/2006/main" mc:Ignorable="w14 w15 w16se w16cid w16 w16cex w16sdtdh w16sdtfl w16du">
+<w:settings xmlns:mc="http://schemas.openxmlformats.org/markup-compatibility/2006" xmlns:o="urn:schemas-microsoft-com:office:office" xmlns:r="http://schemas.openxmlformats.org/officeDocument/2006/relationships" xmlns:m="http://schemas.openxmlformats.org/officeDocument/2006/math" xmlns:v="urn:schemas-microsoft-com:vml" xmlns:w10="urn:schemas-microsoft-com:office:word" xmlns:w="http://schemas.openxmlformats.org/wordprocessingml/2006/main" xmlns:w14="http://schemas.microsoft.com/office/word/2010/wordml" xmlns:w15="http://schemas.microsoft.com/office/word/2012/wordml" xmlns:w16cex="http://schemas.microsoft.com/office/word/2018/wordml/cex" xmlns:w16cid="http://schemas.microsoft.com/office/word/2016/wordml/cid" xmlns:w16="http://schemas.microsoft.com/office/word/2018/wordml" xmlns:w16sdtdh="http://schemas.microsoft.com/office/word/2020/wordml/sdtdatahash" xmlns:w16se="http://schemas.microsoft.com/office/word/2015/wordml/symex" xmlns:sl="http://schemas.openxmlformats.org/schemaLibrary/2006/main" mc:Ignorable="w14 w15 w16se w16cid w16 w16cex w16sdtdh">
   <w:view w:val="normal"/>
   <w:defaultTabStop w:val="720"/>
   <w:characterSpacingControl w:val="doNotCompress"/>
@@ -16942,9 +17552,11 @@
     <w:rsid w:val="004319C1"/>
     <w:rsid w:val="004A16C5"/>
     <w:rsid w:val="00575B8B"/>
+    <w:rsid w:val="007A1548"/>
     <w:rsid w:val="009966EF"/>
     <w:rsid w:val="00A305AF"/>
     <w:rsid w:val="00A77C9B"/>
+    <w:rsid w:val="00EB11BA"/>
     <w:rsid w:val="00F528DC"/>
   </w:rsids>
   <m:mathPr>
@@ -16969,7 +17581,7 @@
 </file>
 
 <file path=word/glossary/styles.xml><?xml version="1.0" encoding="utf-8"?>
-<w:styles xmlns:mc="http://schemas.openxmlformats.org/markup-compatibility/2006" xmlns:r="http://schemas.openxmlformats.org/officeDocument/2006/relationships" xmlns:w="http://schemas.openxmlformats.org/wordprocessingml/2006/main" xmlns:w14="http://schemas.microsoft.com/office/word/2010/wordml" xmlns:w15="http://schemas.microsoft.com/office/word/2012/wordml" xmlns:w16cex="http://schemas.microsoft.com/office/word/2018/wordml/cex" xmlns:w16cid="http://schemas.microsoft.com/office/word/2016/wordml/cid" xmlns:w16="http://schemas.microsoft.com/office/word/2018/wordml" xmlns:w16du="http://schemas.microsoft.com/office/word/2023/wordml/word16du" xmlns:w16sdtdh="http://schemas.microsoft.com/office/word/2020/wordml/sdtdatahash" xmlns:w16sdtfl="http://schemas.microsoft.com/office/word/2024/wordml/sdtformatlock" xmlns:w16se="http://schemas.microsoft.com/office/word/2015/wordml/symex" mc:Ignorable="w14 w15 w16se w16cid w16 w16cex w16sdtdh w16sdtfl w16du">
+<w:styles xmlns:mc="http://schemas.openxmlformats.org/markup-compatibility/2006" xmlns:r="http://schemas.openxmlformats.org/officeDocument/2006/relationships" xmlns:w="http://schemas.openxmlformats.org/wordprocessingml/2006/main" xmlns:w14="http://schemas.microsoft.com/office/word/2010/wordml" xmlns:w15="http://schemas.microsoft.com/office/word/2012/wordml" xmlns:w16cex="http://schemas.microsoft.com/office/word/2018/wordml/cex" xmlns:w16cid="http://schemas.microsoft.com/office/word/2016/wordml/cid" xmlns:w16="http://schemas.microsoft.com/office/word/2018/wordml" xmlns:w16sdtdh="http://schemas.microsoft.com/office/word/2020/wordml/sdtdatahash" xmlns:w16se="http://schemas.microsoft.com/office/word/2015/wordml/symex" mc:Ignorable="w14 w15 w16se w16cid w16 w16cex w16sdtdh">
   <w:docDefaults>
     <w:rPrDefault>
       <w:rPr>
@@ -17406,7 +18018,7 @@
 </file>
 
 <file path=word/glossary/webSettings.xml><?xml version="1.0" encoding="utf-8"?>
-<w:webSettings xmlns:mc="http://schemas.openxmlformats.org/markup-compatibility/2006" xmlns:r="http://schemas.openxmlformats.org/officeDocument/2006/relationships" xmlns:w="http://schemas.openxmlformats.org/wordprocessingml/2006/main" xmlns:w14="http://schemas.microsoft.com/office/word/2010/wordml" xmlns:w15="http://schemas.microsoft.com/office/word/2012/wordml" xmlns:w16cex="http://schemas.microsoft.com/office/word/2018/wordml/cex" xmlns:w16cid="http://schemas.microsoft.com/office/word/2016/wordml/cid" xmlns:w16="http://schemas.microsoft.com/office/word/2018/wordml" xmlns:w16du="http://schemas.microsoft.com/office/word/2023/wordml/word16du" xmlns:w16sdtdh="http://schemas.microsoft.com/office/word/2020/wordml/sdtdatahash" xmlns:w16sdtfl="http://schemas.microsoft.com/office/word/2024/wordml/sdtformatlock" xmlns:w16se="http://schemas.microsoft.com/office/word/2015/wordml/symex" mc:Ignorable="w14 w15 w16se w16cid w16 w16cex w16sdtdh w16sdtfl w16du">
+<w:webSettings xmlns:mc="http://schemas.openxmlformats.org/markup-compatibility/2006" xmlns:r="http://schemas.openxmlformats.org/officeDocument/2006/relationships" xmlns:w="http://schemas.openxmlformats.org/wordprocessingml/2006/main" xmlns:w14="http://schemas.microsoft.com/office/word/2010/wordml" xmlns:w15="http://schemas.microsoft.com/office/word/2012/wordml" xmlns:w16cex="http://schemas.microsoft.com/office/word/2018/wordml/cex" xmlns:w16cid="http://schemas.microsoft.com/office/word/2016/wordml/cid" xmlns:w16="http://schemas.microsoft.com/office/word/2018/wordml" xmlns:w16sdtdh="http://schemas.microsoft.com/office/word/2020/wordml/sdtdatahash" xmlns:w16se="http://schemas.microsoft.com/office/word/2015/wordml/symex" mc:Ignorable="w14 w15 w16se w16cid w16 w16cex w16sdtdh">
   <w:optimizeForBrowser/>
   <w:allowPNG/>
 </w:webSettings>

--- a/Task 1 Proposal.docx
+++ b/Task 1 Proposal.docx
@@ -470,7 +470,7 @@
                 <w:noProof/>
                 <w:webHidden/>
               </w:rPr>
-              <w:t>1</w:t>
+              <w:t>2</w:t>
             </w:r>
             <w:r>
               <w:rPr>
@@ -539,7 +539,7 @@
                 <w:noProof/>
                 <w:webHidden/>
               </w:rPr>
-              <w:t>1</w:t>
+              <w:t>2</w:t>
             </w:r>
             <w:r>
               <w:rPr>
@@ -815,7 +815,7 @@
                 <w:noProof/>
                 <w:webHidden/>
               </w:rPr>
-              <w:t>2</w:t>
+              <w:t>3</w:t>
             </w:r>
             <w:r>
               <w:rPr>
@@ -2367,7 +2367,23 @@
           <w:sz w:val="32"/>
           <w:szCs w:val="32"/>
         </w:rPr>
-        <w:t>Transparency Of Product Pricing And Availability</w:t>
+        <w:t xml:space="preserve">Transparency Of Product Pricing </w:t>
+      </w:r>
+      <w:proofErr w:type="gramStart"/>
+      <w:r>
+        <w:rPr>
+          <w:sz w:val="32"/>
+          <w:szCs w:val="32"/>
+        </w:rPr>
+        <w:t>And</w:t>
+      </w:r>
+      <w:proofErr w:type="gramEnd"/>
+      <w:r>
+        <w:rPr>
+          <w:sz w:val="32"/>
+          <w:szCs w:val="32"/>
+        </w:rPr>
+        <w:t xml:space="preserve"> Availability</w:t>
       </w:r>
       <w:bookmarkEnd w:id="4"/>
     </w:p>
@@ -2384,7 +2400,23 @@
           <w:sz w:val="26"/>
           <w:szCs w:val="26"/>
         </w:rPr>
-        <w:t xml:space="preserve">to develop a digital solution that allows a customers to view products with transparent pricing and availability. This would benefit the client as </w:t>
+        <w:t xml:space="preserve">to develop a digital solution that allows a </w:t>
+      </w:r>
+      <w:proofErr w:type="gramStart"/>
+      <w:r>
+        <w:rPr>
+          <w:sz w:val="26"/>
+          <w:szCs w:val="26"/>
+        </w:rPr>
+        <w:t>customers</w:t>
+      </w:r>
+      <w:proofErr w:type="gramEnd"/>
+      <w:r>
+        <w:rPr>
+          <w:sz w:val="26"/>
+          <w:szCs w:val="26"/>
+        </w:rPr>
+        <w:t xml:space="preserve"> to view products with transparent pricing and availability. This would benefit the client as </w:t>
       </w:r>
       <w:r>
         <w:rPr>
@@ -2412,7 +2444,23 @@
           <w:sz w:val="26"/>
           <w:szCs w:val="26"/>
         </w:rPr>
-        <w:t xml:space="preserve">. By providing information about the pricing and availability from the start saves both the time of the customers and the time of the sales team as interested customers can deduct whether or not the products fits their budget </w:t>
+        <w:t xml:space="preserve">. By providing information about the pricing and availability from the start saves both the time of the customers and the time of the sales team as interested customers can deduct whether or not the products </w:t>
+      </w:r>
+      <w:proofErr w:type="gramStart"/>
+      <w:r>
+        <w:rPr>
+          <w:sz w:val="26"/>
+          <w:szCs w:val="26"/>
+        </w:rPr>
+        <w:t>fits</w:t>
+      </w:r>
+      <w:proofErr w:type="gramEnd"/>
+      <w:r>
+        <w:rPr>
+          <w:sz w:val="26"/>
+          <w:szCs w:val="26"/>
+        </w:rPr>
+        <w:t xml:space="preserve"> their budget </w:t>
       </w:r>
       <w:r>
         <w:rPr>
@@ -2460,7 +2508,23 @@
           <w:sz w:val="32"/>
           <w:szCs w:val="32"/>
         </w:rPr>
-        <w:t>Orders For Collection And Delivery</w:t>
+        <w:t xml:space="preserve">Orders </w:t>
+      </w:r>
+      <w:proofErr w:type="gramStart"/>
+      <w:r>
+        <w:rPr>
+          <w:sz w:val="32"/>
+          <w:szCs w:val="32"/>
+        </w:rPr>
+        <w:t>For</w:t>
+      </w:r>
+      <w:proofErr w:type="gramEnd"/>
+      <w:r>
+        <w:rPr>
+          <w:sz w:val="32"/>
+          <w:szCs w:val="32"/>
+        </w:rPr>
+        <w:t xml:space="preserve"> Collection And Delivery</w:t>
       </w:r>
       <w:bookmarkEnd w:id="5"/>
     </w:p>
@@ -2539,7 +2603,23 @@
           <w:sz w:val="26"/>
           <w:szCs w:val="26"/>
         </w:rPr>
-        <w:t xml:space="preserve"> This also attracts multiple types of customers for the company due to the multiple ways they can receive a product like families and  workers who prefer online shopping.</w:t>
+        <w:t xml:space="preserve"> This also attracts multiple types of customers for the company due to the multiple ways they can receive a product like families </w:t>
+      </w:r>
+      <w:proofErr w:type="gramStart"/>
+      <w:r>
+        <w:rPr>
+          <w:sz w:val="26"/>
+          <w:szCs w:val="26"/>
+        </w:rPr>
+        <w:t>and  workers</w:t>
+      </w:r>
+      <w:proofErr w:type="gramEnd"/>
+      <w:r>
+        <w:rPr>
+          <w:sz w:val="26"/>
+          <w:szCs w:val="26"/>
+        </w:rPr>
+        <w:t xml:space="preserve"> who prefer online shopping.</w:t>
       </w:r>
     </w:p>
     <w:p>
@@ -2556,7 +2636,23 @@
           <w:sz w:val="32"/>
           <w:szCs w:val="32"/>
         </w:rPr>
-        <w:t>Manage Accounts And Order History</w:t>
+        <w:t xml:space="preserve">Manage Accounts </w:t>
+      </w:r>
+      <w:proofErr w:type="gramStart"/>
+      <w:r>
+        <w:rPr>
+          <w:sz w:val="32"/>
+          <w:szCs w:val="32"/>
+        </w:rPr>
+        <w:t>And</w:t>
+      </w:r>
+      <w:proofErr w:type="gramEnd"/>
+      <w:r>
+        <w:rPr>
+          <w:sz w:val="32"/>
+          <w:szCs w:val="32"/>
+        </w:rPr>
+        <w:t xml:space="preserve"> Order History</w:t>
       </w:r>
       <w:bookmarkEnd w:id="6"/>
       <w:r>
@@ -2690,7 +2786,23 @@
           <w:sz w:val="26"/>
           <w:szCs w:val="26"/>
         </w:rPr>
-        <w:t xml:space="preserve"> This would benefit the client as it allows the producers to update  the stock themselves </w:t>
+        <w:t xml:space="preserve"> This would benefit the client as it allows the producers to </w:t>
+      </w:r>
+      <w:proofErr w:type="gramStart"/>
+      <w:r>
+        <w:rPr>
+          <w:sz w:val="26"/>
+          <w:szCs w:val="26"/>
+        </w:rPr>
+        <w:t>update  the</w:t>
+      </w:r>
+      <w:proofErr w:type="gramEnd"/>
+      <w:r>
+        <w:rPr>
+          <w:sz w:val="26"/>
+          <w:szCs w:val="26"/>
+        </w:rPr>
+        <w:t xml:space="preserve"> stock themselves </w:t>
       </w:r>
       <w:r>
         <w:rPr>
@@ -2801,7 +2913,23 @@
           <w:sz w:val="26"/>
           <w:szCs w:val="26"/>
         </w:rPr>
-        <w:t>. This benefits the clients as this improves operational efficiency because orders are w processed automatically instead of manually and Scheduling also ensures that all services are planned properly. This also improves customer satisfaction as customers are able to know the current status of their order.</w:t>
+        <w:t xml:space="preserve">. This benefits the clients as this improves operational efficiency because orders are w processed automatically instead of manually and </w:t>
+      </w:r>
+      <w:proofErr w:type="gramStart"/>
+      <w:r>
+        <w:rPr>
+          <w:sz w:val="26"/>
+          <w:szCs w:val="26"/>
+        </w:rPr>
+        <w:t>Scheduling</w:t>
+      </w:r>
+      <w:proofErr w:type="gramEnd"/>
+      <w:r>
+        <w:rPr>
+          <w:sz w:val="26"/>
+          <w:szCs w:val="26"/>
+        </w:rPr>
+        <w:t xml:space="preserve"> also ensures that all services are planned properly. This also improves customer satisfaction as customers are able to know the current status of their order.</w:t>
       </w:r>
     </w:p>
     <w:p>
@@ -2883,7 +3011,23 @@
           <w:sz w:val="26"/>
           <w:szCs w:val="26"/>
         </w:rPr>
-        <w:t xml:space="preserve">client as this will entice new  customer to become frequent </w:t>
+        <w:t xml:space="preserve">client as this will entice </w:t>
+      </w:r>
+      <w:proofErr w:type="gramStart"/>
+      <w:r>
+        <w:rPr>
+          <w:sz w:val="26"/>
+          <w:szCs w:val="26"/>
+        </w:rPr>
+        <w:t>new  customer</w:t>
+      </w:r>
+      <w:proofErr w:type="gramEnd"/>
+      <w:r>
+        <w:rPr>
+          <w:sz w:val="26"/>
+          <w:szCs w:val="26"/>
+        </w:rPr>
+        <w:t xml:space="preserve"> to become frequent </w:t>
       </w:r>
       <w:r>
         <w:rPr>
@@ -3611,10 +3755,18 @@
               <w:t>website provides</w:t>
             </w:r>
             <w:r>
-              <w:t xml:space="preserve"> tailored specifically for the user </w:t>
-            </w:r>
-            <w:r>
-              <w:t xml:space="preserve"> and also they can securely log in to their account using a username and password which protects</w:t>
+              <w:t xml:space="preserve"> tailored specifically for the </w:t>
+            </w:r>
+            <w:proofErr w:type="gramStart"/>
+            <w:r>
+              <w:t xml:space="preserve">user </w:t>
+            </w:r>
+            <w:r>
+              <w:t xml:space="preserve"> and</w:t>
+            </w:r>
+            <w:proofErr w:type="gramEnd"/>
+            <w:r>
+              <w:t xml:space="preserve"> also they can securely log in to their account using a username and password which protects</w:t>
             </w:r>
             <w:r>
               <w:t xml:space="preserve"> their</w:t>
@@ -3736,7 +3888,15 @@
               </w:numPr>
             </w:pPr>
             <w:r>
-              <w:t>Interact with the  Log in button then be redirected to the home page.</w:t>
+              <w:t xml:space="preserve">Interact with </w:t>
+            </w:r>
+            <w:proofErr w:type="gramStart"/>
+            <w:r>
+              <w:t>the  Log</w:t>
+            </w:r>
+            <w:proofErr w:type="gramEnd"/>
+            <w:r>
+              <w:t xml:space="preserve"> in button then be redirected to the home page.</w:t>
             </w:r>
           </w:p>
           <w:p>
@@ -3934,7 +4094,15 @@
               <w:t>thorised access</w:t>
             </w:r>
             <w:r>
-              <w:t>. This feature also allows for user to recover their accounts if log in details are forgotten</w:t>
+              <w:t xml:space="preserve">. This feature also allows for user to recover their accounts if log in details </w:t>
+            </w:r>
+            <w:proofErr w:type="gramStart"/>
+            <w:r>
+              <w:t>are</w:t>
+            </w:r>
+            <w:proofErr w:type="gramEnd"/>
+            <w:r>
+              <w:t xml:space="preserve"> forgotten</w:t>
             </w:r>
           </w:p>
           <w:p/>
@@ -3977,8 +4145,13 @@
             <w:r>
               <w:t xml:space="preserve"> and </w:t>
             </w:r>
-            <w:r>
-              <w:t>Clementine I want to be able to view information about the producers, their methods and the benefits of buying locally</w:t>
+            <w:proofErr w:type="gramStart"/>
+            <w:r>
+              <w:t>Clementine</w:t>
+            </w:r>
+            <w:proofErr w:type="gramEnd"/>
+            <w:r>
+              <w:t xml:space="preserve"> I want to be able to view information about the producers, their methods and the benefits of buying locally</w:t>
             </w:r>
             <w:r>
               <w:t xml:space="preserve"> so that I can feel </w:t>
@@ -4033,7 +4206,15 @@
               </w:numPr>
             </w:pPr>
             <w:r>
-              <w:t>Users can locate the “Producer details ” option.</w:t>
+              <w:t xml:space="preserve">Users can locate the “Producer </w:t>
+            </w:r>
+            <w:proofErr w:type="gramStart"/>
+            <w:r>
+              <w:t>details ”</w:t>
+            </w:r>
+            <w:proofErr w:type="gramEnd"/>
+            <w:r>
+              <w:t xml:space="preserve"> option.</w:t>
             </w:r>
           </w:p>
           <w:p>
@@ -4111,11 +4292,27 @@
           <w:p>
             <w:r>
               <w:lastRenderedPageBreak/>
-              <w:t xml:space="preserve">By allowing the customers to view information about the producers, their methods of producing food and benefits of buying locally, Their trust for the company’s </w:t>
+              <w:t xml:space="preserve">By allowing the customers to view information about the producers, their methods of producing food and benefits of buying locally, </w:t>
+            </w:r>
+            <w:proofErr w:type="gramStart"/>
+            <w:r>
+              <w:t>Their</w:t>
+            </w:r>
+            <w:proofErr w:type="gramEnd"/>
+            <w:r>
+              <w:t xml:space="preserve"> trust for the company’s </w:t>
             </w:r>
             <w:r>
               <w:lastRenderedPageBreak/>
-              <w:t xml:space="preserve">products is substantially increased and Customers are then encouraged to make informee decisions when purchasing products and shows that the company takes full responsibility for the products that are being produced and put in stock. </w:t>
+              <w:t xml:space="preserve">products is substantially increased and Customers are then encouraged to make </w:t>
+            </w:r>
+            <w:proofErr w:type="spellStart"/>
+            <w:r>
+              <w:t>informee</w:t>
+            </w:r>
+            <w:proofErr w:type="spellEnd"/>
+            <w:r>
+              <w:t xml:space="preserve"> decisions when purchasing products and shows that the company takes full responsibility for the products that are being produced and put in stock. </w:t>
             </w:r>
           </w:p>
         </w:tc>
@@ -4153,10 +4350,26 @@
           </w:tcPr>
           <w:p>
             <w:r>
-              <w:t>As Clementine and Ellie I want to be b</w:t>
-            </w:r>
-            <w:r>
-              <w:t xml:space="preserve">e </w:t>
+              <w:t xml:space="preserve">As Clementine and </w:t>
+            </w:r>
+            <w:proofErr w:type="gramStart"/>
+            <w:r>
+              <w:t>Ellie</w:t>
+            </w:r>
+            <w:proofErr w:type="gramEnd"/>
+            <w:r>
+              <w:t xml:space="preserve"> I want to be </w:t>
+            </w:r>
+            <w:proofErr w:type="spellStart"/>
+            <w:r>
+              <w:t>b</w:t>
+            </w:r>
+            <w:r>
+              <w:t>e</w:t>
+            </w:r>
+            <w:proofErr w:type="spellEnd"/>
+            <w:r>
+              <w:t xml:space="preserve"> </w:t>
             </w:r>
             <w:r>
               <w:t>a</w:t>
@@ -4325,7 +4538,15 @@
           </w:tcPr>
           <w:p>
             <w:r>
-              <w:t xml:space="preserve">As Ellie and Clementine I want to be able to place orders and choose either collection or delivery so that I can </w:t>
+              <w:t xml:space="preserve">As Ellie and </w:t>
+            </w:r>
+            <w:proofErr w:type="gramStart"/>
+            <w:r>
+              <w:t>Clementine</w:t>
+            </w:r>
+            <w:proofErr w:type="gramEnd"/>
+            <w:r>
+              <w:t xml:space="preserve"> I want to be able to place orders and choose either collection or delivery so that I can </w:t>
             </w:r>
             <w:r>
               <w:t>choose how I’d like to receive the product</w:t>
@@ -4509,7 +4730,15 @@
           <w:p>
             <w:r>
               <w:lastRenderedPageBreak/>
-              <w:t xml:space="preserve">Through this customers are able to choose what option suit them which improves the </w:t>
+              <w:t xml:space="preserve">Through </w:t>
+            </w:r>
+            <w:proofErr w:type="gramStart"/>
+            <w:r>
+              <w:t>this customers</w:t>
+            </w:r>
+            <w:proofErr w:type="gramEnd"/>
+            <w:r>
+              <w:t xml:space="preserve"> are able to choose what option suit them which improves the </w:t>
             </w:r>
             <w:r>
               <w:t xml:space="preserve">overall </w:t>
@@ -4543,6 +4772,7 @@
           </w:tcPr>
           <w:p>
             <w:r>
+              <w:lastRenderedPageBreak/>
               <w:t>Allow customers to</w:t>
             </w:r>
             <w:r>
@@ -4562,7 +4792,15 @@
           </w:tcPr>
           <w:p>
             <w:r>
-              <w:t xml:space="preserve">As Clementine and Ellie I want to be able to be able to </w:t>
+              <w:t xml:space="preserve">As Clementine and </w:t>
+            </w:r>
+            <w:proofErr w:type="gramStart"/>
+            <w:r>
+              <w:t>Ellie</w:t>
+            </w:r>
+            <w:proofErr w:type="gramEnd"/>
+            <w:r>
+              <w:t xml:space="preserve"> I want to be able to be able to </w:t>
             </w:r>
             <w:r>
               <w:t xml:space="preserve">manage my account by being able to </w:t>
@@ -4689,8 +4927,13 @@
                 <w:numId w:val="10"/>
               </w:numPr>
             </w:pPr>
-            <w:r>
-              <w:t xml:space="preserve">Users  should be able to make changes to their account such as changing their password </w:t>
+            <w:proofErr w:type="gramStart"/>
+            <w:r>
+              <w:t>Users  should</w:t>
+            </w:r>
+            <w:proofErr w:type="gramEnd"/>
+            <w:r>
+              <w:t xml:space="preserve"> be able to make changes to their account such as changing their password </w:t>
             </w:r>
           </w:p>
           <w:p>
@@ -4768,7 +5011,15 @@
           <w:p>
             <w:r>
               <w:lastRenderedPageBreak/>
-              <w:t>This feature allows for customer to view their past purchases and reorder products without needing to search for it again. This  improves customer experience. This also improves customer loyalty as customers with accounts linked to the company website are more likely to return and continue buying from the same company</w:t>
+              <w:t xml:space="preserve">This feature allows for customer to view their past purchases and reorder products without needing to search for it again. </w:t>
+            </w:r>
+            <w:proofErr w:type="gramStart"/>
+            <w:r>
+              <w:t>This  improves</w:t>
+            </w:r>
+            <w:proofErr w:type="gramEnd"/>
+            <w:r>
+              <w:t xml:space="preserve"> customer experience. This also improves customer loyalty as customers with accounts linked to the company website are more likely to return and continue buying from the same company</w:t>
             </w:r>
           </w:p>
         </w:tc>
@@ -5072,7 +5323,15 @@
           </w:tcPr>
           <w:p>
             <w:r>
-              <w:t xml:space="preserve">Allow customers to be able to manage their orders, schedule their orders and Track their orders </w:t>
+              <w:t xml:space="preserve">Allow customers to be able to manage their orders, schedule their orders and </w:t>
+            </w:r>
+            <w:proofErr w:type="gramStart"/>
+            <w:r>
+              <w:t>Track</w:t>
+            </w:r>
+            <w:proofErr w:type="gramEnd"/>
+            <w:r>
+              <w:t xml:space="preserve"> their orders </w:t>
             </w:r>
           </w:p>
         </w:tc>
@@ -5088,7 +5347,15 @@
           </w:tcPr>
           <w:p>
             <w:r>
-              <w:t>As Ellie and Clementine I want to be able to manage my orders, schedule my orders and track my orders so that I would have accurate information on when my order is going to be delivered to me</w:t>
+              <w:t xml:space="preserve">As Ellie and </w:t>
+            </w:r>
+            <w:proofErr w:type="gramStart"/>
+            <w:r>
+              <w:t>Clementine</w:t>
+            </w:r>
+            <w:proofErr w:type="gramEnd"/>
+            <w:r>
+              <w:t xml:space="preserve"> I want to be able to manage my orders, schedule my orders and track my orders so that I would have accurate information on when my order is going to be delivered to me</w:t>
             </w:r>
             <w:r>
               <w:t>.</w:t>
@@ -5265,7 +5532,15 @@
           <w:p>
             <w:r>
               <w:lastRenderedPageBreak/>
-              <w:t xml:space="preserve">These features improves customer satisfaction and efficiency of operations as being able to allow customers to manage, schedule and track their orders reduces the need for customer support whilst also providing transparency throughout the process of delivery.  </w:t>
+              <w:t xml:space="preserve">These features </w:t>
+            </w:r>
+            <w:proofErr w:type="gramStart"/>
+            <w:r>
+              <w:t>improves</w:t>
+            </w:r>
+            <w:proofErr w:type="gramEnd"/>
+            <w:r>
+              <w:t xml:space="preserve"> customer satisfaction and efficiency of operations as being able to allow customers to manage, schedule and track their orders reduces the need for customer support whilst also providing transparency throughout the process of delivery.  </w:t>
             </w:r>
           </w:p>
         </w:tc>
@@ -5575,7 +5850,15 @@
           </w:tcPr>
           <w:p>
             <w:r>
-              <w:t>As Ellie and Clementine I want to be able to use and access the full features of the website despite any accessibility needs that I could have</w:t>
+              <w:t xml:space="preserve">As Ellie and </w:t>
+            </w:r>
+            <w:proofErr w:type="gramStart"/>
+            <w:r>
+              <w:t>Clementine</w:t>
+            </w:r>
+            <w:proofErr w:type="gramEnd"/>
+            <w:r>
+              <w:t xml:space="preserve"> I want to be able to use and access the full features of the website despite any accessibility needs that I could have</w:t>
             </w:r>
           </w:p>
         </w:tc>
@@ -5688,7 +5971,15 @@
           <w:p>
             <w:r>
               <w:lastRenderedPageBreak/>
-              <w:t xml:space="preserve">This feature is beneficial to the client because it allow the company to follow the legal requirements under the Equality Act 2010 and WCAG 2.1 guidelines thus preventing any legal or </w:t>
+              <w:t xml:space="preserve">This feature is beneficial to the client because it </w:t>
+            </w:r>
+            <w:proofErr w:type="gramStart"/>
+            <w:r>
+              <w:t>allow</w:t>
+            </w:r>
+            <w:proofErr w:type="gramEnd"/>
+            <w:r>
+              <w:t xml:space="preserve"> the company to follow the legal requirements under the Equality Act 2010 and WCAG 2.1 guidelines thus preventing any legal or </w:t>
             </w:r>
             <w:r>
               <w:lastRenderedPageBreak/>
@@ -5736,7 +6027,15 @@
           </w:tcPr>
           <w:p>
             <w:r>
-              <w:t xml:space="preserve">As Clementine, Ellie and Connor I  want to be able to access and view pages that are relevant to me to make sure I don’t do something I’m not </w:t>
+              <w:t xml:space="preserve">As Clementine, Ellie and Connor </w:t>
+            </w:r>
+            <w:proofErr w:type="gramStart"/>
+            <w:r>
+              <w:t>I  want</w:t>
+            </w:r>
+            <w:proofErr w:type="gramEnd"/>
+            <w:r>
+              <w:t xml:space="preserve"> to be able to access and view pages that are relevant to me to make sure I don’t do something I’m not </w:t>
             </w:r>
             <w:r>
               <w:t>permitted to do.</w:t>
@@ -5861,6 +6160,7 @@
         </w:rPr>
       </w:pPr>
       <w:bookmarkStart w:id="21" w:name="_Toc224295600"/>
+      <w:proofErr w:type="gramStart"/>
       <w:r>
         <w:rPr>
           <w:sz w:val="40"/>
@@ -5873,7 +6173,15 @@
           <w:sz w:val="40"/>
           <w:szCs w:val="40"/>
         </w:rPr>
-        <w:t>Functional Requirements</w:t>
+        <w:t>Functional</w:t>
+      </w:r>
+      <w:proofErr w:type="gramEnd"/>
+      <w:r>
+        <w:rPr>
+          <w:sz w:val="40"/>
+          <w:szCs w:val="40"/>
+        </w:rPr>
+        <w:t xml:space="preserve"> Requirements</w:t>
       </w:r>
       <w:bookmarkEnd w:id="21"/>
       <w:r>
@@ -5993,7 +6301,15 @@
               <w:t>This will allow a good user experience and customer retention if webpages are loaded quickly</w:t>
             </w:r>
             <w:r>
-              <w:t xml:space="preserve"> and create a good reputation for the clients website</w:t>
+              <w:t xml:space="preserve"> and create a good reputation for the </w:t>
+            </w:r>
+            <w:proofErr w:type="gramStart"/>
+            <w:r>
+              <w:t>clients</w:t>
+            </w:r>
+            <w:proofErr w:type="gramEnd"/>
+            <w:r>
+              <w:t xml:space="preserve"> website</w:t>
             </w:r>
           </w:p>
         </w:tc>
@@ -6140,7 +6456,15 @@
           </w:tcPr>
           <w:p>
             <w:r>
-              <w:t>This will ensure the website feels responsive which will create a better user experience over other competitors who have les responsive websites.</w:t>
+              <w:t xml:space="preserve">This will ensure the website feels responsive which will create a better user experience over other competitors who have </w:t>
+            </w:r>
+            <w:proofErr w:type="spellStart"/>
+            <w:r>
+              <w:t>les</w:t>
+            </w:r>
+            <w:proofErr w:type="spellEnd"/>
+            <w:r>
+              <w:t xml:space="preserve"> responsive websites.</w:t>
             </w:r>
           </w:p>
         </w:tc>
@@ -6442,8 +6766,13 @@
           </w:p>
           <w:p/>
           <w:p>
-            <w:r>
-              <w:t>Tokenisation  must be validated through annual third party audits</w:t>
+            <w:proofErr w:type="gramStart"/>
+            <w:r>
+              <w:t>Tokenisation  must</w:t>
+            </w:r>
+            <w:proofErr w:type="gramEnd"/>
+            <w:r>
+              <w:t xml:space="preserve"> be validated through annual third party audits</w:t>
             </w:r>
           </w:p>
         </w:tc>
@@ -6592,10 +6921,18 @@
               <w:t>Average response time</w:t>
             </w:r>
             <w:r>
-              <w:t xml:space="preserve"> must be </w:t>
-            </w:r>
-            <w:r>
-              <w:t xml:space="preserve"> ≤ 2 seconds with 10</w:t>
+              <w:t xml:space="preserve"> must </w:t>
+            </w:r>
+            <w:proofErr w:type="gramStart"/>
+            <w:r>
+              <w:t xml:space="preserve">be </w:t>
+            </w:r>
+            <w:r>
+              <w:t xml:space="preserve"> ≤</w:t>
+            </w:r>
+            <w:proofErr w:type="gramEnd"/>
+            <w:r>
+              <w:t xml:space="preserve"> 2 seconds with 10</w:t>
             </w:r>
             <w:r>
               <w:t>000 simultaneous</w:t>
@@ -8380,7 +8717,15 @@
           </w:tcPr>
           <w:p>
             <w:r>
-              <w:t xml:space="preserve">Test the API integration towards the beginning of the project to identify compatibility issues and errors  before the system is fully developed </w:t>
+              <w:t xml:space="preserve">Test the API integration towards the beginning of the project to identify compatibility issues and </w:t>
+            </w:r>
+            <w:proofErr w:type="gramStart"/>
+            <w:r>
+              <w:t>errors  before</w:t>
+            </w:r>
+            <w:proofErr w:type="gramEnd"/>
+            <w:r>
+              <w:t xml:space="preserve"> the system is fully developed </w:t>
             </w:r>
           </w:p>
         </w:tc>
@@ -8759,7 +9104,15 @@
           </w:tcPr>
           <w:p>
             <w:r>
-              <w:t>Implement error messages and fall back option such as choosing another payment method if the payment fails.</w:t>
+              <w:t xml:space="preserve">Implement error messages and </w:t>
+            </w:r>
+            <w:proofErr w:type="gramStart"/>
+            <w:r>
+              <w:t>fall back</w:t>
+            </w:r>
+            <w:proofErr w:type="gramEnd"/>
+            <w:r>
+              <w:t xml:space="preserve"> option such as choosing another payment method if the payment fails.</w:t>
             </w:r>
           </w:p>
         </w:tc>
@@ -8849,7 +9202,15 @@
           </w:tcPr>
           <w:p>
             <w:r>
-              <w:t>Data Protection Act(2018) / GDPR</w:t>
+              <w:t xml:space="preserve">Data Protection </w:t>
+            </w:r>
+            <w:proofErr w:type="gramStart"/>
+            <w:r>
+              <w:t>Act(</w:t>
+            </w:r>
+            <w:proofErr w:type="gramEnd"/>
+            <w:r>
+              <w:t>2018) / GDPR</w:t>
             </w:r>
           </w:p>
         </w:tc>
@@ -8909,8 +9270,13 @@
             <w:r>
               <w:t xml:space="preserve">will </w:t>
             </w:r>
-            <w:r>
-              <w:t xml:space="preserve">detailed and accurate included with clear images, specifications and pricing. </w:t>
+            <w:proofErr w:type="gramStart"/>
+            <w:r>
+              <w:t>detailed</w:t>
+            </w:r>
+            <w:proofErr w:type="gramEnd"/>
+            <w:r>
+              <w:t xml:space="preserve"> and accurate included with clear images, specifications and pricing. </w:t>
             </w:r>
             <w:r>
               <w:t xml:space="preserve">A refund policy in alignment with the law will also be included. Total price will be </w:t>
@@ -8949,7 +9315,15 @@
           </w:tcPr>
           <w:p>
             <w:r>
-              <w:t>The system will follow  WCAG 2.1 AA guidelines ad a standard for the accessibility including features such as Text-to-speech and keyboard only navigation.</w:t>
+              <w:t xml:space="preserve">The system will </w:t>
+            </w:r>
+            <w:proofErr w:type="gramStart"/>
+            <w:r>
+              <w:t>follow  WCAG</w:t>
+            </w:r>
+            <w:proofErr w:type="gramEnd"/>
+            <w:r>
+              <w:t xml:space="preserve"> 2.1 AA guidelines ad a standard for the accessibility including features such as Text-to-speech and keyboard only navigation.</w:t>
             </w:r>
           </w:p>
         </w:tc>
@@ -9031,19 +9405,22 @@
           <w:sz w:val="40"/>
           <w:szCs w:val="40"/>
         </w:rPr>
-        <w:t>UI</w:t>
-      </w:r>
-      <w:r>
-        <w:rPr>
-          <w:sz w:val="40"/>
-          <w:szCs w:val="40"/>
-        </w:rPr>
-        <w:t xml:space="preserve"> Considerations</w:t>
+        <w:t>UI Considerations</w:t>
       </w:r>
     </w:p>
     <w:p>
       <w:r>
-        <w:t>The layouts will be kept clean without much clutter so Users wont get confused whilst navigating the website. Consistent colours</w:t>
+        <w:t xml:space="preserve">The layouts will be kept clean without much clutter so Users </w:t>
+      </w:r>
+      <w:proofErr w:type="spellStart"/>
+      <w:proofErr w:type="gramStart"/>
+      <w:r>
+        <w:t>wont</w:t>
+      </w:r>
+      <w:proofErr w:type="spellEnd"/>
+      <w:proofErr w:type="gramEnd"/>
+      <w:r>
+        <w:t xml:space="preserve"> get confused whilst navigating the website. Consistent colours</w:t>
       </w:r>
       <w:r>
         <w:t xml:space="preserve">, fonts and button styles </w:t>
@@ -17491,7 +17868,7 @@
     <w:charset w:val="00"/>
     <w:family w:val="roman"/>
     <w:pitch w:val="variable"/>
-    <w:sig w:usb0="E0002EFF" w:usb1="C000785B" w:usb2="00000009" w:usb3="00000000" w:csb0="000001FF" w:csb1="00000000"/>
+    <w:sig w:usb0="E0002AFF" w:usb1="C0007843" w:usb2="00000009" w:usb3="00000000" w:csb0="000001FF" w:csb1="00000000"/>
   </w:font>
   <w:font w:name="Symbol">
     <w:panose1 w:val="05050102010706020507"/>
@@ -17519,14 +17896,14 @@
     <w:charset w:val="00"/>
     <w:family w:val="swiss"/>
     <w:pitch w:val="variable"/>
-    <w:sig w:usb0="E4002EFF" w:usb1="C200247B" w:usb2="00000009" w:usb3="00000000" w:csb0="000001FF" w:csb1="00000000"/>
+    <w:sig w:usb0="E0002AFF" w:usb1="4000ACFF" w:usb2="00000001" w:usb3="00000000" w:csb0="000001FF" w:csb1="00000000"/>
   </w:font>
   <w:font w:name="Calibri Light">
     <w:panose1 w:val="020F0302020204030204"/>
     <w:charset w:val="00"/>
     <w:family w:val="swiss"/>
     <w:pitch w:val="variable"/>
-    <w:sig w:usb0="E4002EFF" w:usb1="C200247B" w:usb2="00000009" w:usb3="00000000" w:csb0="000001FF" w:csb1="00000000"/>
+    <w:sig w:usb0="A0002AEF" w:usb1="4000207B" w:usb2="00000000" w:usb3="00000000" w:csb0="000001FF" w:csb1="00000000"/>
   </w:font>
 </w:fonts>
 </file>
@@ -17553,6 +17930,7 @@
     <w:rsid w:val="004A16C5"/>
     <w:rsid w:val="00575B8B"/>
     <w:rsid w:val="007A1548"/>
+    <w:rsid w:val="007C43D7"/>
     <w:rsid w:val="009966EF"/>
     <w:rsid w:val="00A305AF"/>
     <w:rsid w:val="00A77C9B"/>
